--- a/docs/users-guide/Honcho_Users_Guide.docx
+++ b/docs/users-guide/Honcho_Users_Guide.docx
@@ -45,7 +45,7 @@
           <w:sz w:val="20"/>
           <w:szCs w:val="20"/>
         </w:rPr>
-        <w:t xml:space="preserve">Generated 2026-10-07</w:t>
+        <w:t xml:space="preserve">Generated 2026-10-25</w:t>
       </w:r>
     </w:p>
     <w:p>
@@ -470,7 +470,7 @@
                 <w:sz w:val="19"/>
                 <w:szCs w:val="19"/>
               </w:rPr>
-              <w:t xml:space="preserve">Your chapter's members, student members, chapter posts and exports</w:t>
+              <w:t xml:space="preserve">Your chapter's members, student members and exports</w:t>
             </w:r>
           </w:p>
         </w:tc>
@@ -782,7 +782,7 @@
                 <w:sz w:val="19"/>
                 <w:szCs w:val="19"/>
               </w:rPr>
-              <w:t xml:space="preserve">Marquee, jumbotron, bulletins, notices, job posts, activities</w:t>
+              <w:t xml:space="preserve">Home page sections and pictures, Sunshine, Bulletin Board, Marquee, Careers (being rebuilt in 2026)</w:t>
             </w:r>
           </w:p>
         </w:tc>
@@ -836,7 +836,7 @@
                 <w:sz w:val="19"/>
                 <w:szCs w:val="19"/>
               </w:rPr>
-              <w:t xml:space="preserve">Document Library user or admin</w:t>
+              <w:t xml:space="preserve">Event Admin</w:t>
             </w:r>
           </w:p>
         </w:tc>
@@ -861,7 +861,7 @@
                 <w:sz w:val="19"/>
                 <w:szCs w:val="19"/>
               </w:rPr>
-              <w:t xml:space="preserve">Members and staff given library access</w:t>
+              <w:t xml:space="preserve">Members who manage the events calendar</w:t>
             </w:r>
           </w:p>
         </w:tc>
@@ -886,7 +886,7 @@
                 <w:sz w:val="19"/>
                 <w:szCs w:val="19"/>
               </w:rPr>
-              <w:t xml:space="preserve">Find, add, review and approve documents</w:t>
+              <w:t xml:space="preserve">Every event on the calendar (Chapter Admins add their own chapter's events)</w:t>
             </w:r>
           </w:p>
         </w:tc>
@@ -911,7 +911,7 @@
                 <w:sz w:val="19"/>
                 <w:szCs w:val="19"/>
               </w:rPr>
-              <w:t xml:space="preserve">6</w:t>
+              <w:t xml:space="preserve">5</w:t>
             </w:r>
           </w:p>
         </w:tc>
@@ -940,7 +940,7 @@
                 <w:sz w:val="19"/>
                 <w:szCs w:val="19"/>
               </w:rPr>
-              <w:t xml:space="preserve">Projects user or admin</w:t>
+              <w:t xml:space="preserve">Document Library user or admin</w:t>
             </w:r>
           </w:p>
         </w:tc>
@@ -965,7 +965,7 @@
                 <w:sz w:val="19"/>
                 <w:szCs w:val="19"/>
               </w:rPr>
-              <w:t xml:space="preserve">Staff and members on project teams (add-on)</w:t>
+              <w:t xml:space="preserve">Members and staff given library access</w:t>
             </w:r>
           </w:p>
         </w:tc>
@@ -990,7 +990,7 @@
                 <w:sz w:val="19"/>
                 <w:szCs w:val="19"/>
               </w:rPr>
-              <w:t xml:space="preserve">Teams and projects</w:t>
+              <w:t xml:space="preserve">Find, add, review and approve documents</w:t>
             </w:r>
           </w:p>
         </w:tc>
@@ -1015,7 +1015,7 @@
                 <w:sz w:val="19"/>
                 <w:szCs w:val="19"/>
               </w:rPr>
-              <w:t xml:space="preserve">7</w:t>
+              <w:t xml:space="preserve">6</w:t>
             </w:r>
           </w:p>
         </w:tc>
@@ -1044,7 +1044,7 @@
                 <w:sz w:val="19"/>
                 <w:szCs w:val="19"/>
               </w:rPr>
-              <w:t xml:space="preserve">System Admin</w:t>
+              <w:t xml:space="preserve">Projects user or admin</w:t>
             </w:r>
           </w:p>
         </w:tc>
@@ -1069,7 +1069,7 @@
                 <w:sz w:val="19"/>
                 <w:szCs w:val="19"/>
               </w:rPr>
-              <w:t xml:space="preserve">A few trusted people</w:t>
+              <w:t xml:space="preserve">Staff and members on project teams (add-on)</w:t>
             </w:r>
           </w:p>
         </w:tc>
@@ -1094,7 +1094,7 @@
                 <w:sz w:val="19"/>
                 <w:szCs w:val="19"/>
               </w:rPr>
-              <w:t xml:space="preserve">Settings, chapters, audit log, everything above</w:t>
+              <w:t xml:space="preserve">Teams and projects</w:t>
             </w:r>
           </w:p>
         </w:tc>
@@ -1119,7 +1119,7 @@
                 <w:sz w:val="19"/>
                 <w:szCs w:val="19"/>
               </w:rPr>
-              <w:t xml:space="preserve">8</w:t>
+              <w:t xml:space="preserve">7</w:t>
             </w:r>
           </w:p>
         </w:tc>
@@ -1148,7 +1148,7 @@
                 <w:sz w:val="19"/>
                 <w:szCs w:val="19"/>
               </w:rPr>
-              <w:t xml:space="preserve">Staff</w:t>
+              <w:t xml:space="preserve">System Admin</w:t>
             </w:r>
           </w:p>
         </w:tc>
@@ -1173,7 +1173,7 @@
                 <w:sz w:val="19"/>
                 <w:szCs w:val="19"/>
               </w:rPr>
-              <w:t xml:space="preserve">Employees using the separate staff login</w:t>
+              <w:t xml:space="preserve">A few trusted people</w:t>
             </w:r>
           </w:p>
         </w:tc>
@@ -1198,7 +1198,7 @@
                 <w:sz w:val="19"/>
                 <w:szCs w:val="19"/>
               </w:rPr>
-              <w:t xml:space="preserve">The Honcho staff portal</w:t>
+              <w:t xml:space="preserve">Member permissions, chapters, settings and audit log (see Chapter 8), everything above</w:t>
             </w:r>
           </w:p>
         </w:tc>
@@ -1206,6 +1206,110 @@
           <w:tcPr>
             <w:tcW w:type="dxa" w:w="2340"/>
             <w:shd w:fill="FFFFFF" w:val="clear"/>
+            <w:tcMar>
+              <w:top w:type="dxa" w:w="100"/>
+              <w:left w:type="dxa" w:w="120"/>
+              <w:bottom w:type="dxa" w:w="100"/>
+              <w:right w:type="dxa" w:w="120"/>
+            </w:tcMar>
+          </w:tcPr>
+          <w:p>
+            <w:pPr>
+              <w:spacing w:after="0"/>
+            </w:pPr>
+            <w:r>
+              <w:rPr>
+                <w:rFonts w:ascii="Calibri" w:cs="Calibri" w:eastAsia="Calibri" w:hAnsi="Calibri"/>
+                <w:sz w:val="19"/>
+                <w:szCs w:val="19"/>
+              </w:rPr>
+              <w:t xml:space="preserve">8</w:t>
+            </w:r>
+          </w:p>
+        </w:tc>
+      </w:tr>
+      <w:tr>
+        <w:tc>
+          <w:tcPr>
+            <w:tcW w:type="dxa" w:w="2340"/>
+            <w:shd w:fill="F7F9FA" w:val="clear"/>
+            <w:tcMar>
+              <w:top w:type="dxa" w:w="100"/>
+              <w:left w:type="dxa" w:w="120"/>
+              <w:bottom w:type="dxa" w:w="100"/>
+              <w:right w:type="dxa" w:w="120"/>
+            </w:tcMar>
+          </w:tcPr>
+          <w:p>
+            <w:pPr>
+              <w:spacing w:after="0"/>
+            </w:pPr>
+            <w:r>
+              <w:rPr>
+                <w:rFonts w:ascii="Calibri" w:cs="Calibri" w:eastAsia="Calibri" w:hAnsi="Calibri"/>
+                <w:b/>
+                <w:bCs/>
+                <w:sz w:val="19"/>
+                <w:szCs w:val="19"/>
+              </w:rPr>
+              <w:t xml:space="preserve">Staff</w:t>
+            </w:r>
+          </w:p>
+        </w:tc>
+        <w:tc>
+          <w:tcPr>
+            <w:tcW w:type="dxa" w:w="2340"/>
+            <w:shd w:fill="F7F9FA" w:val="clear"/>
+            <w:tcMar>
+              <w:top w:type="dxa" w:w="100"/>
+              <w:left w:type="dxa" w:w="120"/>
+              <w:bottom w:type="dxa" w:w="100"/>
+              <w:right w:type="dxa" w:w="120"/>
+            </w:tcMar>
+          </w:tcPr>
+          <w:p>
+            <w:pPr>
+              <w:spacing w:after="0"/>
+            </w:pPr>
+            <w:r>
+              <w:rPr>
+                <w:rFonts w:ascii="Calibri" w:cs="Calibri" w:eastAsia="Calibri" w:hAnsi="Calibri"/>
+                <w:sz w:val="19"/>
+                <w:szCs w:val="19"/>
+              </w:rPr>
+              <w:t xml:space="preserve">Employees using the separate staff login</w:t>
+            </w:r>
+          </w:p>
+        </w:tc>
+        <w:tc>
+          <w:tcPr>
+            <w:tcW w:type="dxa" w:w="2340"/>
+            <w:shd w:fill="F7F9FA" w:val="clear"/>
+            <w:tcMar>
+              <w:top w:type="dxa" w:w="100"/>
+              <w:left w:type="dxa" w:w="120"/>
+              <w:bottom w:type="dxa" w:w="100"/>
+              <w:right w:type="dxa" w:w="120"/>
+            </w:tcMar>
+          </w:tcPr>
+          <w:p>
+            <w:pPr>
+              <w:spacing w:after="0"/>
+            </w:pPr>
+            <w:r>
+              <w:rPr>
+                <w:rFonts w:ascii="Calibri" w:cs="Calibri" w:eastAsia="Calibri" w:hAnsi="Calibri"/>
+                <w:sz w:val="19"/>
+                <w:szCs w:val="19"/>
+              </w:rPr>
+              <w:t xml:space="preserve">The Honcho staff portal</w:t>
+            </w:r>
+          </w:p>
+        </w:tc>
+        <w:tc>
+          <w:tcPr>
+            <w:tcW w:type="dxa" w:w="2340"/>
+            <w:shd w:fill="F7F9FA" w:val="clear"/>
             <w:tcMar>
               <w:top w:type="dxa" w:w="100"/>
               <w:left w:type="dxa" w:w="120"/>
@@ -1709,35 +1813,7 @@
         <w:rPr>
           <w:rFonts w:ascii="Calibri" w:cs="Calibri" w:eastAsia="Calibri" w:hAnsi="Calibri"/>
         </w:rPr>
-        <w:t xml:space="preserve">After you log in you land on the member home page. Across the top are the </w:t>
-      </w:r>
-      <w:r>
-        <w:rPr>
-          <w:rFonts w:ascii="Calibri" w:cs="Calibri" w:eastAsia="Calibri" w:hAnsi="Calibri"/>
-          <w:b/>
-          <w:bCs/>
-        </w:rPr>
-        <w:t xml:space="preserve">marquee</w:t>
-      </w:r>
-      <w:r>
-        <w:rPr>
-          <w:rFonts w:ascii="Calibri" w:cs="Calibri" w:eastAsia="Calibri" w:hAnsi="Calibri"/>
-        </w:rPr>
-        <w:t xml:space="preserve"> (a scrolling line of announcements) and the </w:t>
-      </w:r>
-      <w:r>
-        <w:rPr>
-          <w:rFonts w:ascii="Calibri" w:cs="Calibri" w:eastAsia="Calibri" w:hAnsi="Calibri"/>
-          <w:b/>
-          <w:bCs/>
-        </w:rPr>
-        <w:t xml:space="preserve">jumbotron</w:t>
-      </w:r>
-      <w:r>
-        <w:rPr>
-          <w:rFonts w:ascii="Calibri" w:cs="Calibri" w:eastAsia="Calibri" w:hAnsi="Calibri"/>
-        </w:rPr>
-        <w:t xml:space="preserve"> (featured items). Below them, your chapter's notices, job posts and activities are listed, and a set of tiles takes you to everything else:</w:t>
+        <w:t xml:space="preserve">After you log in you land on the member home page. Below the tiles, the organization's own page shows what its Content Admins have put there, such as a picture slider, announcements, Sunshine, the Bulletin Board, upcoming events, Careers and contact details; the menu bar above it jumps to each part. The tiles take you to everything else:</w:t>
       </w:r>
     </w:p>
     <w:tbl>
@@ -1895,7 +1971,7 @@
                 <w:sz w:val="19"/>
                 <w:szCs w:val="19"/>
               </w:rPr>
-              <w:t xml:space="preserve">My Bulletins</w:t>
+              <w:t xml:space="preserve">My Chapter Roster</w:t>
             </w:r>
           </w:p>
         </w:tc>
@@ -1920,7 +1996,7 @@
                 <w:sz w:val="19"/>
                 <w:szCs w:val="19"/>
               </w:rPr>
-              <w:t xml:space="preserve">Bulletins you've posted, and a button to post a new one</w:t>
+              <w:t xml:space="preserve">Your chapter's current members</w:t>
             </w:r>
           </w:p>
         </w:tc>
@@ -1949,7 +2025,7 @@
                 <w:sz w:val="19"/>
                 <w:szCs w:val="19"/>
               </w:rPr>
-              <w:t xml:space="preserve">My Chapter Roster</w:t>
+              <w:t xml:space="preserve">National Directory</w:t>
             </w:r>
           </w:p>
         </w:tc>
@@ -1974,7 +2050,7 @@
                 <w:sz w:val="19"/>
                 <w:szCs w:val="19"/>
               </w:rPr>
-              <w:t xml:space="preserve">Your chapter's current members</w:t>
+              <w:t xml:space="preserve">Current members across all chapters</w:t>
             </w:r>
           </w:p>
         </w:tc>
@@ -2003,7 +2079,7 @@
                 <w:sz w:val="19"/>
                 <w:szCs w:val="19"/>
               </w:rPr>
-              <w:t xml:space="preserve">National Directory</w:t>
+              <w:t xml:space="preserve">Chapters</w:t>
             </w:r>
           </w:p>
         </w:tc>
@@ -2028,7 +2104,7 @@
                 <w:sz w:val="19"/>
                 <w:szCs w:val="19"/>
               </w:rPr>
-              <w:t xml:space="preserve">Current members across all chapters</w:t>
+              <w:t xml:space="preserve">BPA's chapters and their details</w:t>
             </w:r>
           </w:p>
         </w:tc>
@@ -2057,7 +2133,7 @@
                 <w:sz w:val="19"/>
                 <w:szCs w:val="19"/>
               </w:rPr>
-              <w:t xml:space="preserve">Chapters</w:t>
+              <w:t xml:space="preserve">Doc Library</w:t>
             </w:r>
           </w:p>
         </w:tc>
@@ -2082,7 +2158,7 @@
                 <w:sz w:val="19"/>
                 <w:szCs w:val="19"/>
               </w:rPr>
-              <w:t xml:space="preserve">BPA's chapters and their details</w:t>
+              <w:t xml:space="preserve">Shared documents you can read and download</w:t>
             </w:r>
           </w:p>
         </w:tc>
@@ -2111,7 +2187,7 @@
                 <w:sz w:val="19"/>
                 <w:szCs w:val="19"/>
               </w:rPr>
-              <w:t xml:space="preserve">Doc Library</w:t>
+              <w:t xml:space="preserve">Register Me</w:t>
             </w:r>
           </w:p>
         </w:tc>
@@ -2136,7 +2212,7 @@
                 <w:sz w:val="19"/>
                 <w:szCs w:val="19"/>
               </w:rPr>
-              <w:t xml:space="preserve">Shared documents you can read and download</w:t>
+              <w:t xml:space="preserve">Registration for the current event, when one is open</w:t>
             </w:r>
           </w:p>
         </w:tc>
@@ -2165,7 +2241,7 @@
                 <w:sz w:val="19"/>
                 <w:szCs w:val="19"/>
               </w:rPr>
-              <w:t xml:space="preserve">ATIS</w:t>
+              <w:t xml:space="preserve">Sponsors</w:t>
             </w:r>
           </w:p>
         </w:tc>
@@ -2190,7 +2266,7 @@
                 <w:sz w:val="19"/>
                 <w:szCs w:val="19"/>
               </w:rPr>
-              <w:t xml:space="preserve">Downloads the current ATIS document from the library</w:t>
+              <w:t xml:space="preserve">BPA's sponsors</w:t>
             </w:r>
           </w:p>
         </w:tc>
@@ -2219,7 +2295,7 @@
                 <w:sz w:val="19"/>
                 <w:szCs w:val="19"/>
               </w:rPr>
-              <w:t xml:space="preserve">Sunshine</w:t>
+              <w:t xml:space="preserve">Admin</w:t>
             </w:r>
           </w:p>
         </w:tc>
@@ -2244,7 +2320,7 @@
                 <w:sz w:val="19"/>
                 <w:szCs w:val="19"/>
               </w:rPr>
-              <w:t xml:space="preserve">Acknowledgements about members, and a form to send one in (your name, email, phone and message)</w:t>
+              <w:t xml:space="preserve">Admin pages, shown only if you have an admin role</w:t>
             </w:r>
           </w:p>
         </w:tc>
@@ -2273,7 +2349,7 @@
                 <w:sz w:val="19"/>
                 <w:szCs w:val="19"/>
               </w:rPr>
-              <w:t xml:space="preserve">Register Me</w:t>
+              <w:t xml:space="preserve">Logout</w:t>
             </w:r>
           </w:p>
         </w:tc>
@@ -2281,168 +2357,6 @@
           <w:tcPr>
             <w:tcW w:type="dxa" w:w="4680"/>
             <w:shd w:fill="FFFFFF" w:val="clear"/>
-            <w:tcMar>
-              <w:top w:type="dxa" w:w="100"/>
-              <w:left w:type="dxa" w:w="120"/>
-              <w:bottom w:type="dxa" w:w="100"/>
-              <w:right w:type="dxa" w:w="120"/>
-            </w:tcMar>
-          </w:tcPr>
-          <w:p>
-            <w:pPr>
-              <w:spacing w:after="0"/>
-            </w:pPr>
-            <w:r>
-              <w:rPr>
-                <w:rFonts w:ascii="Calibri" w:cs="Calibri" w:eastAsia="Calibri" w:hAnsi="Calibri"/>
-                <w:sz w:val="19"/>
-                <w:szCs w:val="19"/>
-              </w:rPr>
-              <w:t xml:space="preserve">Registration for the current event, when one is open</w:t>
-            </w:r>
-          </w:p>
-        </w:tc>
-      </w:tr>
-      <w:tr>
-        <w:tc>
-          <w:tcPr>
-            <w:tcW w:type="dxa" w:w="4680"/>
-            <w:shd w:fill="F7F9FA" w:val="clear"/>
-            <w:tcMar>
-              <w:top w:type="dxa" w:w="100"/>
-              <w:left w:type="dxa" w:w="120"/>
-              <w:bottom w:type="dxa" w:w="100"/>
-              <w:right w:type="dxa" w:w="120"/>
-            </w:tcMar>
-          </w:tcPr>
-          <w:p>
-            <w:pPr>
-              <w:spacing w:after="0"/>
-            </w:pPr>
-            <w:r>
-              <w:rPr>
-                <w:rFonts w:ascii="Calibri" w:cs="Calibri" w:eastAsia="Calibri" w:hAnsi="Calibri"/>
-                <w:b/>
-                <w:bCs/>
-                <w:sz w:val="19"/>
-                <w:szCs w:val="19"/>
-              </w:rPr>
-              <w:t xml:space="preserve">Sponsors</w:t>
-            </w:r>
-          </w:p>
-        </w:tc>
-        <w:tc>
-          <w:tcPr>
-            <w:tcW w:type="dxa" w:w="4680"/>
-            <w:shd w:fill="F7F9FA" w:val="clear"/>
-            <w:tcMar>
-              <w:top w:type="dxa" w:w="100"/>
-              <w:left w:type="dxa" w:w="120"/>
-              <w:bottom w:type="dxa" w:w="100"/>
-              <w:right w:type="dxa" w:w="120"/>
-            </w:tcMar>
-          </w:tcPr>
-          <w:p>
-            <w:pPr>
-              <w:spacing w:after="0"/>
-            </w:pPr>
-            <w:r>
-              <w:rPr>
-                <w:rFonts w:ascii="Calibri" w:cs="Calibri" w:eastAsia="Calibri" w:hAnsi="Calibri"/>
-                <w:sz w:val="19"/>
-                <w:szCs w:val="19"/>
-              </w:rPr>
-              <w:t xml:space="preserve">BPA's sponsors</w:t>
-            </w:r>
-          </w:p>
-        </w:tc>
-      </w:tr>
-      <w:tr>
-        <w:tc>
-          <w:tcPr>
-            <w:tcW w:type="dxa" w:w="4680"/>
-            <w:shd w:fill="FFFFFF" w:val="clear"/>
-            <w:tcMar>
-              <w:top w:type="dxa" w:w="100"/>
-              <w:left w:type="dxa" w:w="120"/>
-              <w:bottom w:type="dxa" w:w="100"/>
-              <w:right w:type="dxa" w:w="120"/>
-            </w:tcMar>
-          </w:tcPr>
-          <w:p>
-            <w:pPr>
-              <w:spacing w:after="0"/>
-            </w:pPr>
-            <w:r>
-              <w:rPr>
-                <w:rFonts w:ascii="Calibri" w:cs="Calibri" w:eastAsia="Calibri" w:hAnsi="Calibri"/>
-                <w:b/>
-                <w:bCs/>
-                <w:sz w:val="19"/>
-                <w:szCs w:val="19"/>
-              </w:rPr>
-              <w:t xml:space="preserve">Admin</w:t>
-            </w:r>
-          </w:p>
-        </w:tc>
-        <w:tc>
-          <w:tcPr>
-            <w:tcW w:type="dxa" w:w="4680"/>
-            <w:shd w:fill="FFFFFF" w:val="clear"/>
-            <w:tcMar>
-              <w:top w:type="dxa" w:w="100"/>
-              <w:left w:type="dxa" w:w="120"/>
-              <w:bottom w:type="dxa" w:w="100"/>
-              <w:right w:type="dxa" w:w="120"/>
-            </w:tcMar>
-          </w:tcPr>
-          <w:p>
-            <w:pPr>
-              <w:spacing w:after="0"/>
-            </w:pPr>
-            <w:r>
-              <w:rPr>
-                <w:rFonts w:ascii="Calibri" w:cs="Calibri" w:eastAsia="Calibri" w:hAnsi="Calibri"/>
-                <w:sz w:val="19"/>
-                <w:szCs w:val="19"/>
-              </w:rPr>
-              <w:t xml:space="preserve">Admin pages, shown only if you have an admin role</w:t>
-            </w:r>
-          </w:p>
-        </w:tc>
-      </w:tr>
-      <w:tr>
-        <w:tc>
-          <w:tcPr>
-            <w:tcW w:type="dxa" w:w="4680"/>
-            <w:shd w:fill="F7F9FA" w:val="clear"/>
-            <w:tcMar>
-              <w:top w:type="dxa" w:w="100"/>
-              <w:left w:type="dxa" w:w="120"/>
-              <w:bottom w:type="dxa" w:w="100"/>
-              <w:right w:type="dxa" w:w="120"/>
-            </w:tcMar>
-          </w:tcPr>
-          <w:p>
-            <w:pPr>
-              <w:spacing w:after="0"/>
-            </w:pPr>
-            <w:r>
-              <w:rPr>
-                <w:rFonts w:ascii="Calibri" w:cs="Calibri" w:eastAsia="Calibri" w:hAnsi="Calibri"/>
-                <w:b/>
-                <w:bCs/>
-                <w:sz w:val="19"/>
-                <w:szCs w:val="19"/>
-              </w:rPr>
-              <w:t xml:space="preserve">Logout</w:t>
-            </w:r>
-          </w:p>
-        </w:tc>
-        <w:tc>
-          <w:tcPr>
-            <w:tcW w:type="dxa" w:w="4680"/>
-            <w:shd w:fill="F7F9FA" w:val="clear"/>
             <w:tcMar>
               <w:top w:type="dxa" w:w="100"/>
               <w:left w:type="dxa" w:w="120"/>
@@ -4593,143 +4507,7 @@
         <w:spacing w:after="240" w:before="500"/>
       </w:pPr>
       <w:r>
-        <w:t xml:space="preserve">Posting a Bulletin</w:t>
-      </w:r>
-    </w:p>
-    <w:p>
-      <w:pPr>
-        <w:spacing w:after="160"/>
-      </w:pPr>
-      <w:r>
-        <w:rPr>
-          <w:rFonts w:ascii="Calibri" w:cs="Calibri" w:eastAsia="Calibri" w:hAnsi="Calibri"/>
-        </w:rPr>
-        <w:t xml:space="preserve">Bulletins are short posts members share with each other, such as an item for sale or a request for help. Click </w:t>
-      </w:r>
-      <w:r>
-        <w:rPr>
-          <w:rFonts w:ascii="Calibri" w:cs="Calibri" w:eastAsia="Calibri" w:hAnsi="Calibri"/>
-          <w:b/>
-          <w:bCs/>
-        </w:rPr>
-        <w:t xml:space="preserve">My Bulletins</w:t>
-      </w:r>
-      <w:r>
-        <w:rPr>
-          <w:rFonts w:ascii="Calibri" w:cs="Calibri" w:eastAsia="Calibri" w:hAnsi="Calibri"/>
-        </w:rPr>
-        <w:t xml:space="preserve"> to see yours and add a new one.</w:t>
-      </w:r>
-    </w:p>
-    <w:p>
-      <w:pPr>
-        <w:pStyle w:val="ListParagraph"/>
-        <w:numPr>
-          <w:ilvl w:val="0"/>
-          <w:numId w:val="2"/>
-        </w:numPr>
-        <w:spacing w:after="100"/>
-      </w:pPr>
-      <w:r>
-        <w:rPr>
-          <w:rFonts w:ascii="Calibri" w:cs="Calibri" w:eastAsia="Calibri" w:hAnsi="Calibri"/>
-        </w:rPr>
-        <w:t xml:space="preserve">Click </w:t>
-      </w:r>
-      <w:r>
-        <w:rPr>
-          <w:rFonts w:ascii="Calibri" w:cs="Calibri" w:eastAsia="Calibri" w:hAnsi="Calibri"/>
-          <w:b/>
-          <w:bCs/>
-        </w:rPr>
-        <w:t xml:space="preserve">My Bulletins</w:t>
-      </w:r>
-      <w:r>
-        <w:rPr>
-          <w:rFonts w:ascii="Calibri" w:cs="Calibri" w:eastAsia="Calibri" w:hAnsi="Calibri"/>
-        </w:rPr>
-        <w:t xml:space="preserve">, then the button to add a bulletin.</w:t>
-      </w:r>
-    </w:p>
-    <w:p>
-      <w:pPr>
-        <w:pStyle w:val="ListParagraph"/>
-        <w:numPr>
-          <w:ilvl w:val="0"/>
-          <w:numId w:val="2"/>
-        </w:numPr>
-        <w:spacing w:after="100"/>
-      </w:pPr>
-      <w:r>
-        <w:rPr>
-          <w:rFonts w:ascii="Calibri" w:cs="Calibri" w:eastAsia="Calibri" w:hAnsi="Calibri"/>
-        </w:rPr>
-        <w:t xml:space="preserve">Enter a title, a short description (shown in lists) and a full description (shown when someone opens it).</w:t>
-      </w:r>
-    </w:p>
-    <w:p>
-      <w:pPr>
-        <w:pStyle w:val="ListParagraph"/>
-        <w:numPr>
-          <w:ilvl w:val="0"/>
-          <w:numId w:val="2"/>
-        </w:numPr>
-        <w:spacing w:after="100"/>
-      </w:pPr>
-      <w:r>
-        <w:rPr>
-          <w:rFonts w:ascii="Calibri" w:cs="Calibri" w:eastAsia="Calibri" w:hAnsi="Calibri"/>
-        </w:rPr>
-        <w:t xml:space="preserve">Add a price or cost if there is one, and your contact details. Tick the alternate-contact option to show only an alternate contact.</w:t>
-      </w:r>
-    </w:p>
-    <w:p>
-      <w:pPr>
-        <w:pStyle w:val="ListParagraph"/>
-        <w:numPr>
-          <w:ilvl w:val="0"/>
-          <w:numId w:val="2"/>
-        </w:numPr>
-        <w:spacing w:after="100"/>
-      </w:pPr>
-      <w:r>
-        <w:rPr>
-          <w:rFonts w:ascii="Calibri" w:cs="Calibri" w:eastAsia="Calibri" w:hAnsi="Calibri"/>
-        </w:rPr>
-        <w:t xml:space="preserve">Add a photo if you like.</w:t>
-      </w:r>
-    </w:p>
-    <w:p>
-      <w:pPr>
-        <w:pStyle w:val="ListParagraph"/>
-        <w:numPr>
-          <w:ilvl w:val="0"/>
-          <w:numId w:val="2"/>
-        </w:numPr>
-        <w:spacing w:after="100"/>
-      </w:pPr>
-      <w:r>
-        <w:rPr>
-          <w:rFonts w:ascii="Calibri" w:cs="Calibri" w:eastAsia="Calibri" w:hAnsi="Calibri"/>
-        </w:rPr>
-        <w:t xml:space="preserve">Choose who can see it (see below) and save.</w:t>
-      </w:r>
-    </w:p>
-    <w:p>
-      <w:pPr>
-        <w:spacing w:after="120"/>
-      </w:pPr>
-    </w:p>
-    <w:p>
-      <w:pPr>
-        <w:pStyle w:val="Heading4"/>
-        <w:spacing w:after="120" w:before="240"/>
-      </w:pPr>
-      <w:r>
-        <w:rPr>
-          <w:rFonts w:ascii="Calibri" w:cs="Calibri" w:eastAsia="Calibri" w:hAnsi="Calibri"/>
-        </w:rPr>
-        <w:t xml:space="preserve">Who Sees Your Post</w:t>
+        <w:t xml:space="preserve">Library, News and Events</w:t>
       </w:r>
     </w:p>
     <w:tbl>
@@ -4776,7 +4554,7 @@
                 <w:sz w:val="20"/>
                 <w:szCs w:val="20"/>
               </w:rPr>
-              <w:t xml:space="preserve">Choice</w:t>
+              <w:t xml:space="preserve">Tile</w:t>
             </w:r>
           </w:p>
         </w:tc>
@@ -4804,7 +4582,7 @@
                 <w:sz w:val="20"/>
                 <w:szCs w:val="20"/>
               </w:rPr>
-              <w:t xml:space="preserve">Who sees it</w:t>
+              <w:t xml:space="preserve">What to do there</w:t>
             </w:r>
           </w:p>
         </w:tc>
@@ -4833,7 +4611,7 @@
                 <w:sz w:val="19"/>
                 <w:szCs w:val="19"/>
               </w:rPr>
-              <w:t xml:space="preserve">Public</w:t>
+              <w:t xml:space="preserve">Doc Library</w:t>
             </w:r>
           </w:p>
         </w:tc>
@@ -4858,7 +4636,7 @@
                 <w:sz w:val="19"/>
                 <w:szCs w:val="19"/>
               </w:rPr>
-              <w:t xml:space="preserve">The general public, where the organization shows posts publicly</w:t>
+              <w:t xml:space="preserve">Browse, preview and download documents shared with members. You'll only see documents you're allowed to see.</w:t>
             </w:r>
           </w:p>
         </w:tc>
@@ -4887,7 +4665,7 @@
                 <w:sz w:val="19"/>
                 <w:szCs w:val="19"/>
               </w:rPr>
-              <w:t xml:space="preserve">All Members</w:t>
+              <w:t xml:space="preserve">Register Me</w:t>
             </w:r>
           </w:p>
         </w:tc>
@@ -4912,7 +4690,7 @@
                 <w:sz w:val="19"/>
                 <w:szCs w:val="19"/>
               </w:rPr>
-              <w:t xml:space="preserve">Members in every chapter</w:t>
+              <w:t xml:space="preserve">Register for the current event when registration is open. If it isn't, the tile does nothing.</w:t>
             </w:r>
           </w:p>
         </w:tc>
@@ -4941,7 +4719,7 @@
                 <w:sz w:val="19"/>
                 <w:szCs w:val="19"/>
               </w:rPr>
-              <w:t xml:space="preserve">Chapter Only</w:t>
+              <w:t xml:space="preserve">Sponsors</w:t>
             </w:r>
           </w:p>
         </w:tc>
@@ -4966,7 +4744,79 @@
                 <w:sz w:val="19"/>
                 <w:szCs w:val="19"/>
               </w:rPr>
-              <w:t xml:space="preserve">Members of your chapter</w:t>
+              <w:t xml:space="preserve">See BPA's sponsors.</w:t>
+            </w:r>
+          </w:p>
+        </w:tc>
+      </w:tr>
+      <w:tr>
+        <w:tc>
+          <w:tcPr>
+            <w:tcW w:type="dxa" w:w="4680"/>
+            <w:shd w:fill="F7F9FA" w:val="clear"/>
+            <w:tcMar>
+              <w:top w:type="dxa" w:w="100"/>
+              <w:left w:type="dxa" w:w="120"/>
+              <w:bottom w:type="dxa" w:w="100"/>
+              <w:right w:type="dxa" w:w="120"/>
+            </w:tcMar>
+          </w:tcPr>
+          <w:p>
+            <w:pPr>
+              <w:spacing w:after="0"/>
+            </w:pPr>
+            <w:r>
+              <w:rPr>
+                <w:rFonts w:ascii="Calibri" w:cs="Calibri" w:eastAsia="Calibri" w:hAnsi="Calibri"/>
+                <w:b/>
+                <w:bCs/>
+                <w:sz w:val="19"/>
+                <w:szCs w:val="19"/>
+              </w:rPr>
+              <w:t xml:space="preserve">My Sticky Notes</w:t>
+            </w:r>
+          </w:p>
+        </w:tc>
+        <w:tc>
+          <w:tcPr>
+            <w:tcW w:type="dxa" w:w="4680"/>
+            <w:shd w:fill="F7F9FA" w:val="clear"/>
+            <w:tcMar>
+              <w:top w:type="dxa" w:w="100"/>
+              <w:left w:type="dxa" w:w="120"/>
+              <w:bottom w:type="dxa" w:w="100"/>
+              <w:right w:type="dxa" w:w="120"/>
+            </w:tcMar>
+          </w:tcPr>
+          <w:p>
+            <w:pPr>
+              <w:spacing w:after="0"/>
+            </w:pPr>
+            <w:r>
+              <w:rPr>
+                <w:rFonts w:ascii="Calibri" w:cs="Calibri" w:eastAsia="Calibri" w:hAnsi="Calibri"/>
+                <w:sz w:val="19"/>
+                <w:szCs w:val="19"/>
+              </w:rPr>
+              <w:t xml:space="preserve">Post a short note on the home page's Bulletin Board, and change or delete the notes you posted. You can also use </w:t>
+            </w:r>
+            <w:r>
+              <w:rPr>
+                <w:rFonts w:ascii="Calibri" w:cs="Calibri" w:eastAsia="Calibri" w:hAnsi="Calibri"/>
+                <w:b/>
+                <w:bCs/>
+                <w:sz w:val="19"/>
+                <w:szCs w:val="19"/>
+              </w:rPr>
+              <w:t xml:space="preserve">Post a Sticky Note</w:t>
+            </w:r>
+            <w:r>
+              <w:rPr>
+                <w:rFonts w:ascii="Calibri" w:cs="Calibri" w:eastAsia="Calibri" w:hAnsi="Calibri"/>
+                <w:sz w:val="19"/>
+                <w:szCs w:val="19"/>
+              </w:rPr>
+              <w:t xml:space="preserve"> under the Bulletin Board.</w:t>
             </w:r>
           </w:p>
         </w:tc>
@@ -4984,22 +4834,68 @@
       <w:r>
         <w:rPr>
           <w:rFonts w:ascii="Calibri" w:cs="Calibri" w:eastAsia="Calibri" w:hAnsi="Calibri"/>
-        </w:rPr>
-        <w:t xml:space="preserve">New bulletins may need an admin's approval before others can see them. You can edit or remove your own bulletins from </w:t>
-      </w:r>
-      <w:r>
-        <w:rPr>
-          <w:rFonts w:ascii="Calibri" w:cs="Calibri" w:eastAsia="Calibri" w:hAnsi="Calibri"/>
-          <w:b/>
-          <w:bCs/>
-        </w:rPr>
-        <w:t xml:space="preserve">My Bulletins</w:t>
-      </w:r>
-      <w:r>
-        <w:rPr>
-          <w:rFonts w:ascii="Calibri" w:cs="Calibri" w:eastAsia="Calibri" w:hAnsi="Calibri"/>
-        </w:rPr>
-        <w:t xml:space="preserve"> at any time.</w:t>
+          <w:b/>
+          <w:bCs/>
+        </w:rPr>
+        <w:t xml:space="preserve">Sticky notes:</w:t>
+      </w:r>
+      <w:r>
+        <w:rPr>
+          <w:rFonts w:ascii="Calibri" w:cs="Calibri" w:eastAsia="Calibri" w:hAnsi="Calibri"/>
+        </w:rPr>
+        <w:t xml:space="preserve"> your note goes up as soon as you save it, for all members or just your chapter (you choose). A Chapter Admin or Content Admin may take a note off the board; your </w:t>
+      </w:r>
+      <w:r>
+        <w:rPr>
+          <w:rFonts w:ascii="Calibri" w:cs="Calibri" w:eastAsia="Calibri" w:hAnsi="Calibri"/>
+          <w:b/>
+          <w:bCs/>
+        </w:rPr>
+        <w:t xml:space="preserve">My Sticky Notes</w:t>
+      </w:r>
+      <w:r>
+        <w:rPr>
+          <w:rFonts w:ascii="Calibri" w:cs="Calibri" w:eastAsia="Calibri" w:hAnsi="Calibri"/>
+        </w:rPr>
+        <w:t xml:space="preserve"> list then says </w:t>
+      </w:r>
+      <w:r>
+        <w:rPr>
+          <w:rFonts w:ascii="Calibri" w:cs="Calibri" w:eastAsia="Calibri" w:hAnsi="Calibri"/>
+          <w:b/>
+          <w:bCs/>
+        </w:rPr>
+        <w:t xml:space="preserve">Waiting for approval</w:t>
+      </w:r>
+      <w:r>
+        <w:rPr>
+          <w:rFonts w:ascii="Calibri" w:cs="Calibri" w:eastAsia="Calibri" w:hAnsi="Calibri"/>
+        </w:rPr>
+        <w:t xml:space="preserve"> or </w:t>
+      </w:r>
+      <w:r>
+        <w:rPr>
+          <w:rFonts w:ascii="Calibri" w:cs="Calibri" w:eastAsia="Calibri" w:hAnsi="Calibri"/>
+          <w:b/>
+          <w:bCs/>
+        </w:rPr>
+        <w:t xml:space="preserve">Disapproved</w:t>
+      </w:r>
+      <w:r>
+        <w:rPr>
+          <w:rFonts w:ascii="Calibri" w:cs="Calibri" w:eastAsia="Calibri" w:hAnsi="Calibri"/>
+        </w:rPr>
+        <w:t xml:space="preserve">. If you change a disapproved note and save it, it goes back to them for approval.</w:t>
+      </w:r>
+    </w:p>
+    <w:p>
+      <w:pPr>
+        <w:pStyle w:val="Heading1"/>
+        <w:pageBreakBefore/>
+        <w:spacing w:after="300" w:before="0"/>
+      </w:pPr>
+      <w:r>
+        <w:t xml:space="preserve">Chapter 3: Chapter Admins</w:t>
       </w:r>
     </w:p>
     <w:p>
@@ -5008,10 +4904,63 @@
         <w:pBdr>
           <w:bottom w:val="single" w:color="2C3E50" w:sz="6" w:space="8"/>
         </w:pBdr>
-        <w:spacing w:after="240" w:before="500"/>
-      </w:pPr>
-      <w:r>
-        <w:t xml:space="preserve">Library, News and Events</w:t>
+        <w:spacing w:after="240" w:before="0"/>
+      </w:pPr>
+      <w:r>
+        <w:t xml:space="preserve">Your Chapter Admin Pages</w:t>
+      </w:r>
+    </w:p>
+    <w:p>
+      <w:pPr>
+        <w:spacing w:after="160"/>
+      </w:pPr>
+      <w:r>
+        <w:rPr>
+          <w:rFonts w:ascii="Calibri" w:cs="Calibri" w:eastAsia="Calibri" w:hAnsi="Calibri"/>
+        </w:rPr>
+        <w:t xml:space="preserve">If you're a Chapter Admin, the side menu has a </w:t>
+      </w:r>
+      <w:r>
+        <w:rPr>
+          <w:rFonts w:ascii="Calibri" w:cs="Calibri" w:eastAsia="Calibri" w:hAnsi="Calibri"/>
+          <w:b/>
+          <w:bCs/>
+        </w:rPr>
+        <w:t xml:space="preserve">Chapter Admin</w:t>
+      </w:r>
+      <w:r>
+        <w:rPr>
+          <w:rFonts w:ascii="Calibri" w:cs="Calibri" w:eastAsia="Calibri" w:hAnsi="Calibri"/>
+        </w:rPr>
+        <w:t xml:space="preserve"> section, and the home page's </w:t>
+      </w:r>
+      <w:r>
+        <w:rPr>
+          <w:rFonts w:ascii="Calibri" w:cs="Calibri" w:eastAsia="Calibri" w:hAnsi="Calibri"/>
+          <w:b/>
+          <w:bCs/>
+        </w:rPr>
+        <w:t xml:space="preserve">Admin</w:t>
+      </w:r>
+      <w:r>
+        <w:rPr>
+          <w:rFonts w:ascii="Calibri" w:cs="Calibri" w:eastAsia="Calibri" w:hAnsi="Calibri"/>
+        </w:rPr>
+        <w:t xml:space="preserve"> tile shows </w:t>
+      </w:r>
+      <w:r>
+        <w:rPr>
+          <w:rFonts w:ascii="Calibri" w:cs="Calibri" w:eastAsia="Calibri" w:hAnsi="Calibri"/>
+          <w:b/>
+          <w:bCs/>
+        </w:rPr>
+        <w:t xml:space="preserve">Chapter Administration</w:t>
+      </w:r>
+      <w:r>
+        <w:rPr>
+          <w:rFonts w:ascii="Calibri" w:cs="Calibri" w:eastAsia="Calibri" w:hAnsi="Calibri"/>
+        </w:rPr>
+        <w:t xml:space="preserve">. Everything here is limited to your own chapter.</w:t>
       </w:r>
     </w:p>
     <w:tbl>
@@ -5058,7 +5007,7 @@
                 <w:sz w:val="20"/>
                 <w:szCs w:val="20"/>
               </w:rPr>
-              <w:t xml:space="preserve">Tile</w:t>
+              <w:t xml:space="preserve">Menu item</w:t>
             </w:r>
           </w:p>
         </w:tc>
@@ -5086,7 +5035,7 @@
                 <w:sz w:val="20"/>
                 <w:szCs w:val="20"/>
               </w:rPr>
-              <w:t xml:space="preserve">What to do there</w:t>
+              <w:t xml:space="preserve">What you do there</w:t>
             </w:r>
           </w:p>
         </w:tc>
@@ -5115,7 +5064,7 @@
                 <w:sz w:val="19"/>
                 <w:szCs w:val="19"/>
               </w:rPr>
-              <w:t xml:space="preserve">Doc Library</w:t>
+              <w:t xml:space="preserve">Chapter Members</w:t>
             </w:r>
           </w:p>
         </w:tc>
@@ -5140,7 +5089,7 @@
                 <w:sz w:val="19"/>
                 <w:szCs w:val="19"/>
               </w:rPr>
-              <w:t xml:space="preserve">Browse, preview and download documents shared with members. You'll only see documents you're allowed to see.</w:t>
+              <w:t xml:space="preserve">See and manage your chapter's members</w:t>
             </w:r>
           </w:p>
         </w:tc>
@@ -5169,7 +5118,7 @@
                 <w:sz w:val="19"/>
                 <w:szCs w:val="19"/>
               </w:rPr>
-              <w:t xml:space="preserve">ATIS</w:t>
+              <w:t xml:space="preserve">Student Members</w:t>
             </w:r>
           </w:p>
         </w:tc>
@@ -5194,7 +5143,7 @@
                 <w:sz w:val="19"/>
                 <w:szCs w:val="19"/>
               </w:rPr>
-              <w:t xml:space="preserve">Click to download the current ATIS document.</w:t>
+              <w:t xml:space="preserve">Your chapter's student members</w:t>
             </w:r>
           </w:p>
         </w:tc>
@@ -5225,6 +5174,42 @@
               </w:rPr>
               <w:t xml:space="preserve">Sunshine</w:t>
             </w:r>
+            <w:r>
+              <w:rPr>
+                <w:rFonts w:ascii="Calibri" w:cs="Calibri" w:eastAsia="Calibri" w:hAnsi="Calibri"/>
+                <w:sz w:val="19"/>
+                <w:szCs w:val="19"/>
+              </w:rPr>
+              <w:t xml:space="preserve">, </w:t>
+            </w:r>
+            <w:r>
+              <w:rPr>
+                <w:rFonts w:ascii="Calibri" w:cs="Calibri" w:eastAsia="Calibri" w:hAnsi="Calibri"/>
+                <w:b/>
+                <w:bCs/>
+                <w:sz w:val="19"/>
+                <w:szCs w:val="19"/>
+              </w:rPr>
+              <w:t xml:space="preserve">Bulletin Board</w:t>
+            </w:r>
+            <w:r>
+              <w:rPr>
+                <w:rFonts w:ascii="Calibri" w:cs="Calibri" w:eastAsia="Calibri" w:hAnsi="Calibri"/>
+                <w:sz w:val="19"/>
+                <w:szCs w:val="19"/>
+              </w:rPr>
+              <w:t xml:space="preserve">, </w:t>
+            </w:r>
+            <w:r>
+              <w:rPr>
+                <w:rFonts w:ascii="Calibri" w:cs="Calibri" w:eastAsia="Calibri" w:hAnsi="Calibri"/>
+                <w:b/>
+                <w:bCs/>
+                <w:sz w:val="19"/>
+                <w:szCs w:val="19"/>
+              </w:rPr>
+              <w:t xml:space="preserve">Careers</w:t>
+            </w:r>
           </w:p>
         </w:tc>
         <w:tc>
@@ -5248,7 +5233,7 @@
                 <w:sz w:val="19"/>
                 <w:szCs w:val="19"/>
               </w:rPr>
-              <w:t xml:space="preserve">Read acknowledgements about members, or send one in with the form (your name, email, phone and message).</w:t>
+              <w:t xml:space="preserve">Post illnesses and passings, sticky notes and job postings for all members or just your chapter, and approve your chapter members' sticky notes (see Chapter Posts)</w:t>
             </w:r>
           </w:p>
         </w:tc>
@@ -5277,7 +5262,7 @@
                 <w:sz w:val="19"/>
                 <w:szCs w:val="19"/>
               </w:rPr>
-              <w:t xml:space="preserve">Register Me</w:t>
+              <w:t xml:space="preserve">Doc Library</w:t>
             </w:r>
           </w:p>
         </w:tc>
@@ -5302,7 +5287,7 @@
                 <w:sz w:val="19"/>
                 <w:szCs w:val="19"/>
               </w:rPr>
-              <w:t xml:space="preserve">Register for the current event when registration is open. If it isn't, the tile does nothing.</w:t>
+              <w:t xml:space="preserve">Your chapter's documents in the Document Library (Chapter 6): add and edit them, move them on the kanban board, approve, hide or delete them, and manage comments. You can only change your own chapter's documents, and anything you add is saved to your chapter.</w:t>
             </w:r>
           </w:p>
         </w:tc>
@@ -5331,7 +5316,7 @@
                 <w:sz w:val="19"/>
                 <w:szCs w:val="19"/>
               </w:rPr>
-              <w:t xml:space="preserve">Sponsors</w:t>
+              <w:t xml:space="preserve">Export Members</w:t>
             </w:r>
           </w:p>
         </w:tc>
@@ -5356,7 +5341,7 @@
                 <w:sz w:val="19"/>
                 <w:szCs w:val="19"/>
               </w:rPr>
-              <w:t xml:space="preserve">See BPA's sponsors.</w:t>
+              <w:t xml:space="preserve">Download your chapter's members as a spreadsheet</w:t>
             </w:r>
           </w:p>
         </w:tc>
@@ -5366,16 +5351,6 @@
       <w:pPr>
         <w:spacing w:after="240"/>
       </w:pPr>
-    </w:p>
-    <w:p>
-      <w:pPr>
-        <w:pStyle w:val="Heading1"/>
-        <w:pageBreakBefore/>
-        <w:spacing w:after="300" w:before="0"/>
-      </w:pPr>
-      <w:r>
-        <w:t xml:space="preserve">Chapter 3: Chapter Admins</w:t>
-      </w:r>
     </w:p>
     <w:p>
       <w:pPr>
@@ -5383,10 +5358,19 @@
         <w:pBdr>
           <w:bottom w:val="single" w:color="2C3E50" w:sz="6" w:space="8"/>
         </w:pBdr>
-        <w:spacing w:after="240" w:before="0"/>
-      </w:pPr>
-      <w:r>
-        <w:t xml:space="preserve">Your Chapter Admin Pages</w:t>
+        <w:spacing w:after="240" w:before="500"/>
+      </w:pPr>
+      <w:r>
+        <w:t xml:space="preserve">Managing Chapter Members</w:t>
+      </w:r>
+    </w:p>
+    <w:p>
+      <w:pPr>
+        <w:pStyle w:val="Heading3"/>
+        <w:spacing w:after="160" w:before="320"/>
+      </w:pPr>
+      <w:r>
+        <w:t xml:space="preserve">Working With the Member List</w:t>
       </w:r>
     </w:p>
     <w:p>
@@ -5397,49 +5381,7 @@
         <w:rPr>
           <w:rFonts w:ascii="Calibri" w:cs="Calibri" w:eastAsia="Calibri" w:hAnsi="Calibri"/>
         </w:rPr>
-        <w:t xml:space="preserve">If you're a Chapter Admin, the side menu has a </w:t>
-      </w:r>
-      <w:r>
-        <w:rPr>
-          <w:rFonts w:ascii="Calibri" w:cs="Calibri" w:eastAsia="Calibri" w:hAnsi="Calibri"/>
-          <w:b/>
-          <w:bCs/>
-        </w:rPr>
-        <w:t xml:space="preserve">Chapter Admin</w:t>
-      </w:r>
-      <w:r>
-        <w:rPr>
-          <w:rFonts w:ascii="Calibri" w:cs="Calibri" w:eastAsia="Calibri" w:hAnsi="Calibri"/>
-        </w:rPr>
-        <w:t xml:space="preserve"> section, and the home page's </w:t>
-      </w:r>
-      <w:r>
-        <w:rPr>
-          <w:rFonts w:ascii="Calibri" w:cs="Calibri" w:eastAsia="Calibri" w:hAnsi="Calibri"/>
-          <w:b/>
-          <w:bCs/>
-        </w:rPr>
-        <w:t xml:space="preserve">Admin</w:t>
-      </w:r>
-      <w:r>
-        <w:rPr>
-          <w:rFonts w:ascii="Calibri" w:cs="Calibri" w:eastAsia="Calibri" w:hAnsi="Calibri"/>
-        </w:rPr>
-        <w:t xml:space="preserve"> tile shows </w:t>
-      </w:r>
-      <w:r>
-        <w:rPr>
-          <w:rFonts w:ascii="Calibri" w:cs="Calibri" w:eastAsia="Calibri" w:hAnsi="Calibri"/>
-          <w:b/>
-          <w:bCs/>
-        </w:rPr>
-        <w:t xml:space="preserve">Chapter Administration</w:t>
-      </w:r>
-      <w:r>
-        <w:rPr>
-          <w:rFonts w:ascii="Calibri" w:cs="Calibri" w:eastAsia="Calibri" w:hAnsi="Calibri"/>
-        </w:rPr>
-        <w:t xml:space="preserve">. Everything here is limited to your own chapter.</w:t>
+        <w:t xml:space="preserve">Every member list works the same way. Each row has buttons at the right:</w:t>
       </w:r>
     </w:p>
     <w:tbl>
@@ -5486,7 +5428,7 @@
                 <w:sz w:val="20"/>
                 <w:szCs w:val="20"/>
               </w:rPr>
-              <w:t xml:space="preserve">Menu item</w:t>
+              <w:t xml:space="preserve">Button</w:t>
             </w:r>
           </w:p>
         </w:tc>
@@ -5514,7 +5456,7 @@
                 <w:sz w:val="20"/>
                 <w:szCs w:val="20"/>
               </w:rPr>
-              <w:t xml:space="preserve">What you do there</w:t>
+              <w:t xml:space="preserve">What it does</w:t>
             </w:r>
           </w:p>
         </w:tc>
@@ -5543,7 +5485,7 @@
                 <w:sz w:val="19"/>
                 <w:szCs w:val="19"/>
               </w:rPr>
-              <w:t xml:space="preserve">Chapter Members</w:t>
+              <w:t xml:space="preserve">View Record</w:t>
             </w:r>
           </w:p>
         </w:tc>
@@ -5568,7 +5510,7 @@
                 <w:sz w:val="19"/>
                 <w:szCs w:val="19"/>
               </w:rPr>
-              <w:t xml:space="preserve">See and manage your chapter's members</w:t>
+              <w:t xml:space="preserve">Opens the member's profile, read-only</w:t>
             </w:r>
           </w:p>
         </w:tc>
@@ -5597,7 +5539,7 @@
                 <w:sz w:val="19"/>
                 <w:szCs w:val="19"/>
               </w:rPr>
-              <w:t xml:space="preserve">Student Members</w:t>
+              <w:t xml:space="preserve">Update Record</w:t>
             </w:r>
           </w:p>
         </w:tc>
@@ -5622,7 +5564,25 @@
                 <w:sz w:val="19"/>
                 <w:szCs w:val="19"/>
               </w:rPr>
-              <w:t xml:space="preserve">Your chapter's student members</w:t>
+              <w:t xml:space="preserve">Opens the member's profile for editing; click </w:t>
+            </w:r>
+            <w:r>
+              <w:rPr>
+                <w:rFonts w:ascii="Calibri" w:cs="Calibri" w:eastAsia="Calibri" w:hAnsi="Calibri"/>
+                <w:b/>
+                <w:bCs/>
+                <w:sz w:val="19"/>
+                <w:szCs w:val="19"/>
+              </w:rPr>
+              <w:t xml:space="preserve">Save Changes</w:t>
+            </w:r>
+            <w:r>
+              <w:rPr>
+                <w:rFonts w:ascii="Calibri" w:cs="Calibri" w:eastAsia="Calibri" w:hAnsi="Calibri"/>
+                <w:sz w:val="19"/>
+                <w:szCs w:val="19"/>
+              </w:rPr>
+              <w:t xml:space="preserve"> when done</w:t>
             </w:r>
           </w:p>
         </w:tc>
@@ -5651,7 +5611,7 @@
                 <w:sz w:val="19"/>
                 <w:szCs w:val="19"/>
               </w:rPr>
-              <w:t xml:space="preserve">Chapter Bulletins</w:t>
+              <w:t xml:space="preserve">Delete Record</w:t>
             </w:r>
           </w:p>
         </w:tc>
@@ -5676,7 +5636,7 @@
                 <w:sz w:val="19"/>
                 <w:szCs w:val="19"/>
               </w:rPr>
-              <w:t xml:space="preserve">Approve, edit or remove bulletins posted in your chapter</w:t>
+              <w:t xml:space="preserve">Removes the member from the active lists. This can be undone</w:t>
             </w:r>
           </w:p>
         </w:tc>
@@ -5705,7 +5665,7 @@
                 <w:sz w:val="19"/>
                 <w:szCs w:val="19"/>
               </w:rPr>
-              <w:t xml:space="preserve">Chapter Notices</w:t>
+              <w:t xml:space="preserve">Undelete Record</w:t>
             </w:r>
           </w:p>
         </w:tc>
@@ -5730,7 +5690,7 @@
                 <w:sz w:val="19"/>
                 <w:szCs w:val="19"/>
               </w:rPr>
-              <w:t xml:space="preserve">Post and manage notices for your chapter</w:t>
+              <w:t xml:space="preserve">Shown on deleted members: brings the member back</w:t>
             </w:r>
           </w:p>
         </w:tc>
@@ -5759,7 +5719,7 @@
                 <w:sz w:val="19"/>
                 <w:szCs w:val="19"/>
               </w:rPr>
-              <w:t xml:space="preserve">Job Posts</w:t>
+              <w:t xml:space="preserve">Permanently Delete</w:t>
             </w:r>
           </w:p>
         </w:tc>
@@ -5784,169 +5744,7 @@
                 <w:sz w:val="19"/>
                 <w:szCs w:val="19"/>
               </w:rPr>
-              <w:t xml:space="preserve">Post and manage job openings</w:t>
-            </w:r>
-          </w:p>
-        </w:tc>
-      </w:tr>
-      <w:tr>
-        <w:tc>
-          <w:tcPr>
-            <w:tcW w:type="dxa" w:w="4680"/>
-            <w:shd w:fill="F7F9FA" w:val="clear"/>
-            <w:tcMar>
-              <w:top w:type="dxa" w:w="100"/>
-              <w:left w:type="dxa" w:w="120"/>
-              <w:bottom w:type="dxa" w:w="100"/>
-              <w:right w:type="dxa" w:w="120"/>
-            </w:tcMar>
-          </w:tcPr>
-          <w:p>
-            <w:pPr>
-              <w:spacing w:after="0"/>
-            </w:pPr>
-            <w:r>
-              <w:rPr>
-                <w:rFonts w:ascii="Calibri" w:cs="Calibri" w:eastAsia="Calibri" w:hAnsi="Calibri"/>
-                <w:b/>
-                <w:bCs/>
-                <w:sz w:val="19"/>
-                <w:szCs w:val="19"/>
-              </w:rPr>
-              <w:t xml:space="preserve">Chapter Activities</w:t>
-            </w:r>
-          </w:p>
-        </w:tc>
-        <w:tc>
-          <w:tcPr>
-            <w:tcW w:type="dxa" w:w="4680"/>
-            <w:shd w:fill="F7F9FA" w:val="clear"/>
-            <w:tcMar>
-              <w:top w:type="dxa" w:w="100"/>
-              <w:left w:type="dxa" w:w="120"/>
-              <w:bottom w:type="dxa" w:w="100"/>
-              <w:right w:type="dxa" w:w="120"/>
-            </w:tcMar>
-          </w:tcPr>
-          <w:p>
-            <w:pPr>
-              <w:spacing w:after="0"/>
-            </w:pPr>
-            <w:r>
-              <w:rPr>
-                <w:rFonts w:ascii="Calibri" w:cs="Calibri" w:eastAsia="Calibri" w:hAnsi="Calibri"/>
-                <w:sz w:val="19"/>
-                <w:szCs w:val="19"/>
-              </w:rPr>
-              <w:t xml:space="preserve">Post and manage events and activities</w:t>
-            </w:r>
-          </w:p>
-        </w:tc>
-      </w:tr>
-      <w:tr>
-        <w:tc>
-          <w:tcPr>
-            <w:tcW w:type="dxa" w:w="4680"/>
-            <w:shd w:fill="FFFFFF" w:val="clear"/>
-            <w:tcMar>
-              <w:top w:type="dxa" w:w="100"/>
-              <w:left w:type="dxa" w:w="120"/>
-              <w:bottom w:type="dxa" w:w="100"/>
-              <w:right w:type="dxa" w:w="120"/>
-            </w:tcMar>
-          </w:tcPr>
-          <w:p>
-            <w:pPr>
-              <w:spacing w:after="0"/>
-            </w:pPr>
-            <w:r>
-              <w:rPr>
-                <w:rFonts w:ascii="Calibri" w:cs="Calibri" w:eastAsia="Calibri" w:hAnsi="Calibri"/>
-                <w:b/>
-                <w:bCs/>
-                <w:sz w:val="19"/>
-                <w:szCs w:val="19"/>
-              </w:rPr>
-              <w:t xml:space="preserve">Doc Library</w:t>
-            </w:r>
-          </w:p>
-        </w:tc>
-        <w:tc>
-          <w:tcPr>
-            <w:tcW w:type="dxa" w:w="4680"/>
-            <w:shd w:fill="FFFFFF" w:val="clear"/>
-            <w:tcMar>
-              <w:top w:type="dxa" w:w="100"/>
-              <w:left w:type="dxa" w:w="120"/>
-              <w:bottom w:type="dxa" w:w="100"/>
-              <w:right w:type="dxa" w:w="120"/>
-            </w:tcMar>
-          </w:tcPr>
-          <w:p>
-            <w:pPr>
-              <w:spacing w:after="0"/>
-            </w:pPr>
-            <w:r>
-              <w:rPr>
-                <w:rFonts w:ascii="Calibri" w:cs="Calibri" w:eastAsia="Calibri" w:hAnsi="Calibri"/>
-                <w:sz w:val="19"/>
-                <w:szCs w:val="19"/>
-              </w:rPr>
-              <w:t xml:space="preserve">The Document Library (Chapter 6)</w:t>
-            </w:r>
-          </w:p>
-        </w:tc>
-      </w:tr>
-      <w:tr>
-        <w:tc>
-          <w:tcPr>
-            <w:tcW w:type="dxa" w:w="4680"/>
-            <w:shd w:fill="F7F9FA" w:val="clear"/>
-            <w:tcMar>
-              <w:top w:type="dxa" w:w="100"/>
-              <w:left w:type="dxa" w:w="120"/>
-              <w:bottom w:type="dxa" w:w="100"/>
-              <w:right w:type="dxa" w:w="120"/>
-            </w:tcMar>
-          </w:tcPr>
-          <w:p>
-            <w:pPr>
-              <w:spacing w:after="0"/>
-            </w:pPr>
-            <w:r>
-              <w:rPr>
-                <w:rFonts w:ascii="Calibri" w:cs="Calibri" w:eastAsia="Calibri" w:hAnsi="Calibri"/>
-                <w:b/>
-                <w:bCs/>
-                <w:sz w:val="19"/>
-                <w:szCs w:val="19"/>
-              </w:rPr>
-              <w:t xml:space="preserve">Export Members</w:t>
-            </w:r>
-          </w:p>
-        </w:tc>
-        <w:tc>
-          <w:tcPr>
-            <w:tcW w:type="dxa" w:w="4680"/>
-            <w:shd w:fill="F7F9FA" w:val="clear"/>
-            <w:tcMar>
-              <w:top w:type="dxa" w:w="100"/>
-              <w:left w:type="dxa" w:w="120"/>
-              <w:bottom w:type="dxa" w:w="100"/>
-              <w:right w:type="dxa" w:w="120"/>
-            </w:tcMar>
-          </w:tcPr>
-          <w:p>
-            <w:pPr>
-              <w:spacing w:after="0"/>
-            </w:pPr>
-            <w:r>
-              <w:rPr>
-                <w:rFonts w:ascii="Calibri" w:cs="Calibri" w:eastAsia="Calibri" w:hAnsi="Calibri"/>
-                <w:sz w:val="19"/>
-                <w:szCs w:val="19"/>
-              </w:rPr>
-              <w:t xml:space="preserve">Download your chapter's members as a spreadsheet</w:t>
+              <w:t xml:space="preserve">Shown on deleted members: removes the member and all their records for good. This cannot be undone</w:t>
             </w:r>
           </w:p>
         </w:tc>
@@ -5959,34 +5757,78 @@
     </w:p>
     <w:p>
       <w:pPr>
-        <w:pStyle w:val="Heading2"/>
-        <w:pBdr>
-          <w:bottom w:val="single" w:color="2C3E50" w:sz="6" w:space="8"/>
-        </w:pBdr>
-        <w:spacing w:after="240" w:before="500"/>
-      </w:pPr>
-      <w:r>
-        <w:t xml:space="preserve">Managing Chapter Members</w:t>
-      </w:r>
-    </w:p>
-    <w:p>
-      <w:pPr>
-        <w:pStyle w:val="Heading3"/>
-        <w:spacing w:after="160" w:before="320"/>
-      </w:pPr>
-      <w:r>
-        <w:t xml:space="preserve">Working With the Member List</w:t>
-      </w:r>
-    </w:p>
-    <w:p>
-      <w:pPr>
         <w:spacing w:after="160"/>
       </w:pPr>
       <w:r>
         <w:rPr>
           <w:rFonts w:ascii="Calibri" w:cs="Calibri" w:eastAsia="Calibri" w:hAnsi="Calibri"/>
         </w:rPr>
-        <w:t xml:space="preserve">Every member list works the same way. Each row has buttons at the right:</w:t>
+        <w:t xml:space="preserve">Use the search box above the list to find a member, and click a column heading to sort.</w:t>
+      </w:r>
+    </w:p>
+    <w:p>
+      <w:pPr>
+        <w:pStyle w:val="Heading4"/>
+        <w:spacing w:after="120" w:before="240"/>
+      </w:pPr>
+      <w:r>
+        <w:rPr>
+          <w:rFonts w:ascii="Calibri" w:cs="Calibri" w:eastAsia="Calibri" w:hAnsi="Calibri"/>
+        </w:rPr>
+        <w:t xml:space="preserve">Bulk Actions</w:t>
+      </w:r>
+    </w:p>
+    <w:p>
+      <w:pPr>
+        <w:spacing w:after="160"/>
+      </w:pPr>
+      <w:r>
+        <w:rPr>
+          <w:rFonts w:ascii="Calibri" w:cs="Calibri" w:eastAsia="Calibri" w:hAnsi="Calibri"/>
+        </w:rPr>
+        <w:t xml:space="preserve">To change many members at once, tick the box on each row (or </w:t>
+      </w:r>
+      <w:r>
+        <w:rPr>
+          <w:rFonts w:ascii="Calibri" w:cs="Calibri" w:eastAsia="Calibri" w:hAnsi="Calibri"/>
+          <w:b/>
+          <w:bCs/>
+        </w:rPr>
+        <w:t xml:space="preserve">Select</w:t>
+      </w:r>
+      <w:r>
+        <w:rPr>
+          <w:rFonts w:ascii="Calibri" w:cs="Calibri" w:eastAsia="Calibri" w:hAnsi="Calibri"/>
+        </w:rPr>
+        <w:t xml:space="preserve"> at the top to tick them all), choose an action from the </w:t>
+      </w:r>
+      <w:r>
+        <w:rPr>
+          <w:rFonts w:ascii="Calibri" w:cs="Calibri" w:eastAsia="Calibri" w:hAnsi="Calibri"/>
+          <w:b/>
+          <w:bCs/>
+        </w:rPr>
+        <w:t xml:space="preserve">Bulk Actions</w:t>
+      </w:r>
+      <w:r>
+        <w:rPr>
+          <w:rFonts w:ascii="Calibri" w:cs="Calibri" w:eastAsia="Calibri" w:hAnsi="Calibri"/>
+        </w:rPr>
+        <w:t xml:space="preserve"> list below the table and click </w:t>
+      </w:r>
+      <w:r>
+        <w:rPr>
+          <w:rFonts w:ascii="Calibri" w:cs="Calibri" w:eastAsia="Calibri" w:hAnsi="Calibri"/>
+          <w:b/>
+          <w:bCs/>
+        </w:rPr>
+        <w:t xml:space="preserve">Submit</w:t>
+      </w:r>
+      <w:r>
+        <w:rPr>
+          <w:rFonts w:ascii="Calibri" w:cs="Calibri" w:eastAsia="Calibri" w:hAnsi="Calibri"/>
+        </w:rPr>
+        <w:t xml:space="preserve">.</w:t>
       </w:r>
     </w:p>
     <w:tbl>
@@ -6033,7 +5875,7 @@
                 <w:sz w:val="20"/>
                 <w:szCs w:val="20"/>
               </w:rPr>
-              <w:t xml:space="preserve">Button</w:t>
+              <w:t xml:space="preserve">Action</w:t>
             </w:r>
           </w:p>
         </w:tc>
@@ -6090,7 +5932,7 @@
                 <w:sz w:val="19"/>
                 <w:szCs w:val="19"/>
               </w:rPr>
-              <w:t xml:space="preserve">View Record</w:t>
+              <w:t xml:space="preserve">Current Year</w:t>
             </w:r>
           </w:p>
         </w:tc>
@@ -6115,7 +5957,7 @@
                 <w:sz w:val="19"/>
                 <w:szCs w:val="19"/>
               </w:rPr>
-              <w:t xml:space="preserve">Opens the member's profile, read-only</w:t>
+              <w:t xml:space="preserve">Marks the ticked members as members for the current year</w:t>
             </w:r>
           </w:p>
         </w:tc>
@@ -6144,7 +5986,7 @@
                 <w:sz w:val="19"/>
                 <w:szCs w:val="19"/>
               </w:rPr>
-              <w:t xml:space="preserve">Update Record</w:t>
+              <w:t xml:space="preserve">User Acct</w:t>
             </w:r>
           </w:p>
         </w:tc>
@@ -6169,25 +6011,7 @@
                 <w:sz w:val="19"/>
                 <w:szCs w:val="19"/>
               </w:rPr>
-              <w:t xml:space="preserve">Opens the member's profile for editing; click </w:t>
-            </w:r>
-            <w:r>
-              <w:rPr>
-                <w:rFonts w:ascii="Calibri" w:cs="Calibri" w:eastAsia="Calibri" w:hAnsi="Calibri"/>
-                <w:b/>
-                <w:bCs/>
-                <w:sz w:val="19"/>
-                <w:szCs w:val="19"/>
-              </w:rPr>
-              <w:t xml:space="preserve">Save Changes</w:t>
-            </w:r>
-            <w:r>
-              <w:rPr>
-                <w:rFonts w:ascii="Calibri" w:cs="Calibri" w:eastAsia="Calibri" w:hAnsi="Calibri"/>
-                <w:sz w:val="19"/>
-                <w:szCs w:val="19"/>
-              </w:rPr>
-              <w:t xml:space="preserve"> when done</w:t>
+              <w:t xml:space="preserve">Creates a login account for each ticked member who doesn't have one</w:t>
             </w:r>
           </w:p>
         </w:tc>
@@ -6216,7 +6040,7 @@
                 <w:sz w:val="19"/>
                 <w:szCs w:val="19"/>
               </w:rPr>
-              <w:t xml:space="preserve">Delete Record</w:t>
+              <w:t xml:space="preserve">Delete</w:t>
             </w:r>
           </w:p>
         </w:tc>
@@ -6241,115 +6065,7 @@
                 <w:sz w:val="19"/>
                 <w:szCs w:val="19"/>
               </w:rPr>
-              <w:t xml:space="preserve">Removes the member from the active lists. This can be undone</w:t>
-            </w:r>
-          </w:p>
-        </w:tc>
-      </w:tr>
-      <w:tr>
-        <w:tc>
-          <w:tcPr>
-            <w:tcW w:type="dxa" w:w="4680"/>
-            <w:shd w:fill="F7F9FA" w:val="clear"/>
-            <w:tcMar>
-              <w:top w:type="dxa" w:w="100"/>
-              <w:left w:type="dxa" w:w="120"/>
-              <w:bottom w:type="dxa" w:w="100"/>
-              <w:right w:type="dxa" w:w="120"/>
-            </w:tcMar>
-          </w:tcPr>
-          <w:p>
-            <w:pPr>
-              <w:spacing w:after="0"/>
-            </w:pPr>
-            <w:r>
-              <w:rPr>
-                <w:rFonts w:ascii="Calibri" w:cs="Calibri" w:eastAsia="Calibri" w:hAnsi="Calibri"/>
-                <w:b/>
-                <w:bCs/>
-                <w:sz w:val="19"/>
-                <w:szCs w:val="19"/>
-              </w:rPr>
-              <w:t xml:space="preserve">Undelete Record</w:t>
-            </w:r>
-          </w:p>
-        </w:tc>
-        <w:tc>
-          <w:tcPr>
-            <w:tcW w:type="dxa" w:w="4680"/>
-            <w:shd w:fill="F7F9FA" w:val="clear"/>
-            <w:tcMar>
-              <w:top w:type="dxa" w:w="100"/>
-              <w:left w:type="dxa" w:w="120"/>
-              <w:bottom w:type="dxa" w:w="100"/>
-              <w:right w:type="dxa" w:w="120"/>
-            </w:tcMar>
-          </w:tcPr>
-          <w:p>
-            <w:pPr>
-              <w:spacing w:after="0"/>
-            </w:pPr>
-            <w:r>
-              <w:rPr>
-                <w:rFonts w:ascii="Calibri" w:cs="Calibri" w:eastAsia="Calibri" w:hAnsi="Calibri"/>
-                <w:sz w:val="19"/>
-                <w:szCs w:val="19"/>
-              </w:rPr>
-              <w:t xml:space="preserve">Shown on deleted members: brings the member back</w:t>
-            </w:r>
-          </w:p>
-        </w:tc>
-      </w:tr>
-      <w:tr>
-        <w:tc>
-          <w:tcPr>
-            <w:tcW w:type="dxa" w:w="4680"/>
-            <w:shd w:fill="FFFFFF" w:val="clear"/>
-            <w:tcMar>
-              <w:top w:type="dxa" w:w="100"/>
-              <w:left w:type="dxa" w:w="120"/>
-              <w:bottom w:type="dxa" w:w="100"/>
-              <w:right w:type="dxa" w:w="120"/>
-            </w:tcMar>
-          </w:tcPr>
-          <w:p>
-            <w:pPr>
-              <w:spacing w:after="0"/>
-            </w:pPr>
-            <w:r>
-              <w:rPr>
-                <w:rFonts w:ascii="Calibri" w:cs="Calibri" w:eastAsia="Calibri" w:hAnsi="Calibri"/>
-                <w:b/>
-                <w:bCs/>
-                <w:sz w:val="19"/>
-                <w:szCs w:val="19"/>
-              </w:rPr>
-              <w:t xml:space="preserve">Permanently Delete</w:t>
-            </w:r>
-          </w:p>
-        </w:tc>
-        <w:tc>
-          <w:tcPr>
-            <w:tcW w:type="dxa" w:w="4680"/>
-            <w:shd w:fill="FFFFFF" w:val="clear"/>
-            <w:tcMar>
-              <w:top w:type="dxa" w:w="100"/>
-              <w:left w:type="dxa" w:w="120"/>
-              <w:bottom w:type="dxa" w:w="100"/>
-              <w:right w:type="dxa" w:w="120"/>
-            </w:tcMar>
-          </w:tcPr>
-          <w:p>
-            <w:pPr>
-              <w:spacing w:after="0"/>
-            </w:pPr>
-            <w:r>
-              <w:rPr>
-                <w:rFonts w:ascii="Calibri" w:cs="Calibri" w:eastAsia="Calibri" w:hAnsi="Calibri"/>
-                <w:sz w:val="19"/>
-                <w:szCs w:val="19"/>
-              </w:rPr>
-              <w:t xml:space="preserve">Shown on deleted members: removes the member and all their records for good. This cannot be undone</w:t>
+              <w:t xml:space="preserve">Deletes the ticked members (can be undone one at a time with Undelete Record)</w:t>
             </w:r>
           </w:p>
         </w:tc>
@@ -6367,8 +6083,72 @@
       <w:r>
         <w:rPr>
           <w:rFonts w:ascii="Calibri" w:cs="Calibri" w:eastAsia="Calibri" w:hAnsi="Calibri"/>
-        </w:rPr>
-        <w:t xml:space="preserve">Use the search box above the list to find a member, and click a column heading to sort.</w:t>
+          <w:b/>
+          <w:bCs/>
+        </w:rPr>
+        <w:t xml:space="preserve">Lock</w:t>
+      </w:r>
+      <w:r>
+        <w:rPr>
+          <w:rFonts w:ascii="Calibri" w:cs="Calibri" w:eastAsia="Calibri" w:hAnsi="Calibri"/>
+        </w:rPr>
+        <w:t xml:space="preserve">, </w:t>
+      </w:r>
+      <w:r>
+        <w:rPr>
+          <w:rFonts w:ascii="Calibri" w:cs="Calibri" w:eastAsia="Calibri" w:hAnsi="Calibri"/>
+          <w:b/>
+          <w:bCs/>
+        </w:rPr>
+        <w:t xml:space="preserve">Unlock</w:t>
+      </w:r>
+      <w:r>
+        <w:rPr>
+          <w:rFonts w:ascii="Calibri" w:cs="Calibri" w:eastAsia="Calibri" w:hAnsi="Calibri"/>
+        </w:rPr>
+        <w:t xml:space="preserve">, </w:t>
+      </w:r>
+      <w:r>
+        <w:rPr>
+          <w:rFonts w:ascii="Calibri" w:cs="Calibri" w:eastAsia="Calibri" w:hAnsi="Calibri"/>
+          <w:b/>
+          <w:bCs/>
+        </w:rPr>
+        <w:t xml:space="preserve">Approve User Acct</w:t>
+      </w:r>
+      <w:r>
+        <w:rPr>
+          <w:rFonts w:ascii="Calibri" w:cs="Calibri" w:eastAsia="Calibri" w:hAnsi="Calibri"/>
+        </w:rPr>
+        <w:t xml:space="preserve">, </w:t>
+      </w:r>
+      <w:r>
+        <w:rPr>
+          <w:rFonts w:ascii="Calibri" w:cs="Calibri" w:eastAsia="Calibri" w:hAnsi="Calibri"/>
+          <w:b/>
+          <w:bCs/>
+        </w:rPr>
+        <w:t xml:space="preserve">Approve CCMPS</w:t>
+      </w:r>
+      <w:r>
+        <w:rPr>
+          <w:rFonts w:ascii="Calibri" w:cs="Calibri" w:eastAsia="Calibri" w:hAnsi="Calibri"/>
+        </w:rPr>
+        <w:t xml:space="preserve"> and </w:t>
+      </w:r>
+      <w:r>
+        <w:rPr>
+          <w:rFonts w:ascii="Calibri" w:cs="Calibri" w:eastAsia="Calibri" w:hAnsi="Calibri"/>
+          <w:b/>
+          <w:bCs/>
+        </w:rPr>
+        <w:t xml:space="preserve">Archive</w:t>
+      </w:r>
+      <w:r>
+        <w:rPr>
+          <w:rFonts w:ascii="Calibri" w:cs="Calibri" w:eastAsia="Calibri" w:hAnsi="Calibri"/>
+        </w:rPr>
+        <w:t xml:space="preserve"> also appear in the list but don't do anything yet.</w:t>
       </w:r>
     </w:p>
     <w:p>
@@ -6380,7 +6160,7 @@
         <w:rPr>
           <w:rFonts w:ascii="Calibri" w:cs="Calibri" w:eastAsia="Calibri" w:hAnsi="Calibri"/>
         </w:rPr>
-        <w:t xml:space="preserve">Bulk Actions</w:t>
+        <w:t xml:space="preserve">Locking a Member</w:t>
       </w:r>
     </w:p>
     <w:p>
@@ -6391,49 +6171,681 @@
         <w:rPr>
           <w:rFonts w:ascii="Calibri" w:cs="Calibri" w:eastAsia="Calibri" w:hAnsi="Calibri"/>
         </w:rPr>
-        <w:t xml:space="preserve">To change many members at once, tick the box on each row (or </w:t>
-      </w:r>
-      <w:r>
-        <w:rPr>
-          <w:rFonts w:ascii="Calibri" w:cs="Calibri" w:eastAsia="Calibri" w:hAnsi="Calibri"/>
-          <w:b/>
-          <w:bCs/>
-        </w:rPr>
-        <w:t xml:space="preserve">Select</w:t>
-      </w:r>
-      <w:r>
-        <w:rPr>
-          <w:rFonts w:ascii="Calibri" w:cs="Calibri" w:eastAsia="Calibri" w:hAnsi="Calibri"/>
-        </w:rPr>
-        <w:t xml:space="preserve"> at the top to tick them all), choose an action from the </w:t>
-      </w:r>
-      <w:r>
-        <w:rPr>
-          <w:rFonts w:ascii="Calibri" w:cs="Calibri" w:eastAsia="Calibri" w:hAnsi="Calibri"/>
-          <w:b/>
-          <w:bCs/>
-        </w:rPr>
-        <w:t xml:space="preserve">Bulk Actions</w:t>
-      </w:r>
-      <w:r>
-        <w:rPr>
-          <w:rFonts w:ascii="Calibri" w:cs="Calibri" w:eastAsia="Calibri" w:hAnsi="Calibri"/>
-        </w:rPr>
-        <w:t xml:space="preserve"> list below the table and click </w:t>
-      </w:r>
-      <w:r>
-        <w:rPr>
-          <w:rFonts w:ascii="Calibri" w:cs="Calibri" w:eastAsia="Calibri" w:hAnsi="Calibri"/>
-          <w:b/>
-          <w:bCs/>
-        </w:rPr>
-        <w:t xml:space="preserve">Submit</w:t>
-      </w:r>
-      <w:r>
-        <w:rPr>
-          <w:rFonts w:ascii="Calibri" w:cs="Calibri" w:eastAsia="Calibri" w:hAnsi="Calibri"/>
-        </w:rPr>
-        <w:t xml:space="preserve">.</w:t>
+        <w:t xml:space="preserve">To stop a member logging in without deleting them, open them with </w:t>
+      </w:r>
+      <w:r>
+        <w:rPr>
+          <w:rFonts w:ascii="Calibri" w:cs="Calibri" w:eastAsia="Calibri" w:hAnsi="Calibri"/>
+          <w:b/>
+          <w:bCs/>
+        </w:rPr>
+        <w:t xml:space="preserve">Update Record</w:t>
+      </w:r>
+      <w:r>
+        <w:rPr>
+          <w:rFonts w:ascii="Calibri" w:cs="Calibri" w:eastAsia="Calibri" w:hAnsi="Calibri"/>
+        </w:rPr>
+        <w:t xml:space="preserve">, tick </w:t>
+      </w:r>
+      <w:r>
+        <w:rPr>
+          <w:rFonts w:ascii="Calibri" w:cs="Calibri" w:eastAsia="Calibri" w:hAnsi="Calibri"/>
+          <w:b/>
+          <w:bCs/>
+        </w:rPr>
+        <w:t xml:space="preserve">Locked</w:t>
+      </w:r>
+      <w:r>
+        <w:rPr>
+          <w:rFonts w:ascii="Calibri" w:cs="Calibri" w:eastAsia="Calibri" w:hAnsi="Calibri"/>
+        </w:rPr>
+        <w:t xml:space="preserve"> in </w:t>
+      </w:r>
+      <w:r>
+        <w:rPr>
+          <w:rFonts w:ascii="Calibri" w:cs="Calibri" w:eastAsia="Calibri" w:hAnsi="Calibri"/>
+          <w:b/>
+          <w:bCs/>
+        </w:rPr>
+        <w:t xml:space="preserve">Roles &amp; Permissions</w:t>
+      </w:r>
+      <w:r>
+        <w:rPr>
+          <w:rFonts w:ascii="Calibri" w:cs="Calibri" w:eastAsia="Calibri" w:hAnsi="Calibri"/>
+        </w:rPr>
+        <w:t xml:space="preserve"> and save (System Admins only). When they try to log in they see "Your account has been locked. Please contact your Chapter Administrator." Untick </w:t>
+      </w:r>
+      <w:r>
+        <w:rPr>
+          <w:rFonts w:ascii="Calibri" w:cs="Calibri" w:eastAsia="Calibri" w:hAnsi="Calibri"/>
+          <w:b/>
+          <w:bCs/>
+        </w:rPr>
+        <w:t xml:space="preserve">Locked</w:t>
+      </w:r>
+      <w:r>
+        <w:rPr>
+          <w:rFonts w:ascii="Calibri" w:cs="Calibri" w:eastAsia="Calibri" w:hAnsi="Calibri"/>
+        </w:rPr>
+        <w:t xml:space="preserve"> to let them back in.</w:t>
+      </w:r>
+    </w:p>
+    <w:p>
+      <w:pPr>
+        <w:pStyle w:val="Heading4"/>
+        <w:spacing w:after="120" w:before="240"/>
+      </w:pPr>
+      <w:r>
+        <w:rPr>
+          <w:rFonts w:ascii="Calibri" w:cs="Calibri" w:eastAsia="Calibri" w:hAnsi="Calibri"/>
+        </w:rPr>
+        <w:t xml:space="preserve">Marking a Member Deceased</w:t>
+      </w:r>
+    </w:p>
+    <w:p>
+      <w:pPr>
+        <w:spacing w:after="160"/>
+      </w:pPr>
+      <w:r>
+        <w:rPr>
+          <w:rFonts w:ascii="Calibri" w:cs="Calibri" w:eastAsia="Calibri" w:hAnsi="Calibri"/>
+        </w:rPr>
+        <w:t xml:space="preserve">Open the member with </w:t>
+      </w:r>
+      <w:r>
+        <w:rPr>
+          <w:rFonts w:ascii="Calibri" w:cs="Calibri" w:eastAsia="Calibri" w:hAnsi="Calibri"/>
+          <w:b/>
+          <w:bCs/>
+        </w:rPr>
+        <w:t xml:space="preserve">Update Record</w:t>
+      </w:r>
+      <w:r>
+        <w:rPr>
+          <w:rFonts w:ascii="Calibri" w:cs="Calibri" w:eastAsia="Calibri" w:hAnsi="Calibri"/>
+        </w:rPr>
+        <w:t xml:space="preserve">, go to </w:t>
+      </w:r>
+      <w:r>
+        <w:rPr>
+          <w:rFonts w:ascii="Calibri" w:cs="Calibri" w:eastAsia="Calibri" w:hAnsi="Calibri"/>
+          <w:b/>
+          <w:bCs/>
+        </w:rPr>
+        <w:t xml:space="preserve">Admin Notes</w:t>
+      </w:r>
+      <w:r>
+        <w:rPr>
+          <w:rFonts w:ascii="Calibri" w:cs="Calibri" w:eastAsia="Calibri" w:hAnsi="Calibri"/>
+        </w:rPr>
+        <w:t xml:space="preserve">, tick </w:t>
+      </w:r>
+      <w:r>
+        <w:rPr>
+          <w:rFonts w:ascii="Calibri" w:cs="Calibri" w:eastAsia="Calibri" w:hAnsi="Calibri"/>
+          <w:b/>
+          <w:bCs/>
+        </w:rPr>
+        <w:t xml:space="preserve">Deceased</w:t>
+      </w:r>
+      <w:r>
+        <w:rPr>
+          <w:rFonts w:ascii="Calibri" w:cs="Calibri" w:eastAsia="Calibri" w:hAnsi="Calibri"/>
+        </w:rPr>
+        <w:t xml:space="preserve"> and click </w:t>
+      </w:r>
+      <w:r>
+        <w:rPr>
+          <w:rFonts w:ascii="Calibri" w:cs="Calibri" w:eastAsia="Calibri" w:hAnsi="Calibri"/>
+          <w:b/>
+          <w:bCs/>
+        </w:rPr>
+        <w:t xml:space="preserve">Save Changes</w:t>
+      </w:r>
+      <w:r>
+        <w:rPr>
+          <w:rFonts w:ascii="Calibri" w:cs="Calibri" w:eastAsia="Calibri" w:hAnsi="Calibri"/>
+        </w:rPr>
+        <w:t xml:space="preserve">. When you save:</w:t>
+      </w:r>
+    </w:p>
+    <w:p>
+      <w:pPr>
+        <w:pStyle w:val="ListParagraph"/>
+        <w:numPr>
+          <w:ilvl w:val="0"/>
+          <w:numId w:val="3"/>
+        </w:numPr>
+        <w:spacing w:after="100"/>
+      </w:pPr>
+      <w:r>
+        <w:rPr>
+          <w:rFonts w:ascii="Calibri" w:cs="Calibri" w:eastAsia="Calibri" w:hAnsi="Calibri"/>
+        </w:rPr>
+        <w:t xml:space="preserve">They can no longer log in, on the website or the phone app.</w:t>
+      </w:r>
+    </w:p>
+    <w:p>
+      <w:pPr>
+        <w:pStyle w:val="ListParagraph"/>
+        <w:numPr>
+          <w:ilvl w:val="0"/>
+          <w:numId w:val="3"/>
+        </w:numPr>
+        <w:spacing w:after="100"/>
+      </w:pPr>
+      <w:r>
+        <w:rPr>
+          <w:rFonts w:ascii="Calibri" w:cs="Calibri" w:eastAsia="Calibri" w:hAnsi="Calibri"/>
+        </w:rPr>
+        <w:t xml:space="preserve">Every admin role the member had (System, Member, Chapter, Student, Content or Event Admin) is taken away, and they're removed from all Security Groups, including access to the Document Library.</w:t>
+      </w:r>
+    </w:p>
+    <w:p>
+      <w:pPr>
+        <w:pStyle w:val="ListParagraph"/>
+        <w:numPr>
+          <w:ilvl w:val="0"/>
+          <w:numId w:val="3"/>
+        </w:numPr>
+        <w:spacing w:after="100"/>
+      </w:pPr>
+      <w:r>
+        <w:rPr>
+          <w:rFonts w:ascii="Calibri" w:cs="Calibri" w:eastAsia="Calibri" w:hAnsi="Calibri"/>
+        </w:rPr>
+        <w:t xml:space="preserve">They no longer appear on the chapter roster, the national directory, the treasurer's spreadsheet or the member counts.</w:t>
+      </w:r>
+    </w:p>
+    <w:p>
+      <w:pPr>
+        <w:pStyle w:val="ListParagraph"/>
+        <w:numPr>
+          <w:ilvl w:val="0"/>
+          <w:numId w:val="3"/>
+        </w:numPr>
+        <w:spacing w:after="100"/>
+      </w:pPr>
+      <w:r>
+        <w:rPr>
+          <w:rFonts w:ascii="Calibri" w:cs="Calibri" w:eastAsia="Calibri" w:hAnsi="Calibri"/>
+        </w:rPr>
+        <w:t xml:space="preserve">Their record isn't deleted. You can still find it in the member list.</w:t>
+      </w:r>
+    </w:p>
+    <w:p>
+      <w:pPr>
+        <w:pStyle w:val="ListParagraph"/>
+        <w:numPr>
+          <w:ilvl w:val="0"/>
+          <w:numId w:val="3"/>
+        </w:numPr>
+        <w:spacing w:after="100"/>
+      </w:pPr>
+      <w:r>
+        <w:rPr>
+          <w:rFonts w:ascii="Calibri" w:cs="Calibri" w:eastAsia="Calibri" w:hAnsi="Calibri"/>
+        </w:rPr>
+        <w:t xml:space="preserve">An email address isn't needed to save the record.</w:t>
+      </w:r>
+    </w:p>
+    <w:p>
+      <w:pPr>
+        <w:spacing w:after="120"/>
+      </w:pPr>
+    </w:p>
+    <w:tbl>
+      <w:tblPr>
+        <w:tblW w:type="pct" w:w="5000"/>
+        <w:tblBorders>
+          <w:top w:val="single" w:color="5BC0DE" w:sz="4"/>
+          <w:left w:val="single" w:color="5BC0DE" w:sz="4"/>
+          <w:bottom w:val="single" w:color="5BC0DE" w:sz="4"/>
+          <w:right w:val="single" w:color="5BC0DE" w:sz="4"/>
+          <w:insideH w:val="single" w:color="auto" w:sz="4"/>
+          <w:insideV w:val="single" w:color="auto" w:sz="4"/>
+        </w:tblBorders>
+      </w:tblPr>
+      <w:tblGrid>
+        <w:gridCol w:w="9360"/>
+      </w:tblGrid>
+      <w:tr>
+        <w:tc>
+          <w:tcPr>
+            <w:tcW w:type="pct" w:w="5000"/>
+            <w:shd w:fill="D9EDF7" w:val="clear"/>
+            <w:tcMar>
+              <w:top w:type="dxa" w:w="160"/>
+              <w:left w:type="dxa" w:w="200"/>
+              <w:bottom w:type="dxa" w:w="160"/>
+              <w:right w:type="dxa" w:w="200"/>
+            </w:tcMar>
+          </w:tcPr>
+          <w:p>
+            <w:pPr>
+              <w:spacing w:after="0"/>
+            </w:pPr>
+            <w:r>
+              <w:rPr>
+                <w:rFonts w:ascii="Calibri" w:cs="Calibri" w:eastAsia="Calibri" w:hAnsi="Calibri"/>
+              </w:rPr>
+              <w:t xml:space="preserve">Unticking Deceased lets the member log in again, but doesn't give their roles back. If it was a mistake, give the member their roles again.</w:t>
+            </w:r>
+          </w:p>
+        </w:tc>
+      </w:tr>
+    </w:tbl>
+    <w:p>
+      <w:pPr>
+        <w:spacing w:after="200"/>
+      </w:pPr>
+    </w:p>
+    <w:p>
+      <w:pPr>
+        <w:pStyle w:val="Heading3"/>
+        <w:spacing w:after="160" w:before="320"/>
+      </w:pPr>
+      <w:r>
+        <w:t xml:space="preserve">Adding a Member</w:t>
+      </w:r>
+    </w:p>
+    <w:p>
+      <w:pPr>
+        <w:spacing w:after="160"/>
+      </w:pPr>
+      <w:r>
+        <w:rPr>
+          <w:rFonts w:ascii="Calibri" w:cs="Calibri" w:eastAsia="Calibri" w:hAnsi="Calibri"/>
+        </w:rPr>
+        <w:t xml:space="preserve">Click the button to add a member above the list, fill in their details and save. To let them log in, either tick them and use the </w:t>
+      </w:r>
+      <w:r>
+        <w:rPr>
+          <w:rFonts w:ascii="Calibri" w:cs="Calibri" w:eastAsia="Calibri" w:hAnsi="Calibri"/>
+          <w:b/>
+          <w:bCs/>
+        </w:rPr>
+        <w:t xml:space="preserve">User Acct</w:t>
+      </w:r>
+      <w:r>
+        <w:rPr>
+          <w:rFonts w:ascii="Calibri" w:cs="Calibri" w:eastAsia="Calibri" w:hAnsi="Calibri"/>
+        </w:rPr>
+        <w:t xml:space="preserve"> bulk action, or create the account from their record. They'll be asked to choose a new password the first time they log in.</w:t>
+      </w:r>
+    </w:p>
+    <w:p>
+      <w:pPr>
+        <w:pStyle w:val="Heading2"/>
+        <w:pBdr>
+          <w:bottom w:val="single" w:color="2C3E50" w:sz="6" w:space="8"/>
+        </w:pBdr>
+        <w:spacing w:after="240" w:before="500"/>
+      </w:pPr>
+      <w:r>
+        <w:t xml:space="preserve">Chapter Posts</w:t>
+      </w:r>
+    </w:p>
+    <w:p>
+      <w:pPr>
+        <w:spacing w:after="160"/>
+      </w:pPr>
+      <w:r>
+        <w:rPr>
+          <w:rFonts w:ascii="Calibri" w:cs="Calibri" w:eastAsia="Calibri" w:hAnsi="Calibri"/>
+        </w:rPr>
+        <w:t xml:space="preserve">Open </w:t>
+      </w:r>
+      <w:r>
+        <w:rPr>
+          <w:rFonts w:ascii="Calibri" w:cs="Calibri" w:eastAsia="Calibri" w:hAnsi="Calibri"/>
+          <w:b/>
+          <w:bCs/>
+        </w:rPr>
+        <w:t xml:space="preserve">Sunshine</w:t>
+      </w:r>
+      <w:r>
+        <w:rPr>
+          <w:rFonts w:ascii="Calibri" w:cs="Calibri" w:eastAsia="Calibri" w:hAnsi="Calibri"/>
+        </w:rPr>
+        <w:t xml:space="preserve">, </w:t>
+      </w:r>
+      <w:r>
+        <w:rPr>
+          <w:rFonts w:ascii="Calibri" w:cs="Calibri" w:eastAsia="Calibri" w:hAnsi="Calibri"/>
+          <w:b/>
+          <w:bCs/>
+        </w:rPr>
+        <w:t xml:space="preserve">Bulletin Board</w:t>
+      </w:r>
+      <w:r>
+        <w:rPr>
+          <w:rFonts w:ascii="Calibri" w:cs="Calibri" w:eastAsia="Calibri" w:hAnsi="Calibri"/>
+        </w:rPr>
+        <w:t xml:space="preserve"> or </w:t>
+      </w:r>
+      <w:r>
+        <w:rPr>
+          <w:rFonts w:ascii="Calibri" w:cs="Calibri" w:eastAsia="Calibri" w:hAnsi="Calibri"/>
+          <w:b/>
+          <w:bCs/>
+        </w:rPr>
+        <w:t xml:space="preserve">Careers</w:t>
+      </w:r>
+      <w:r>
+        <w:rPr>
+          <w:rFonts w:ascii="Calibri" w:cs="Calibri" w:eastAsia="Calibri" w:hAnsi="Calibri"/>
+        </w:rPr>
+        <w:t xml:space="preserve"> from the Chapter Admin menu. Each list shows the posts for your chapter, the posts you made for all members, and the posts your chapter's members made, with who posted each one. Use </w:t>
+      </w:r>
+      <w:r>
+        <w:rPr>
+          <w:rFonts w:ascii="Calibri" w:cs="Calibri" w:eastAsia="Calibri" w:hAnsi="Calibri"/>
+          <w:b/>
+          <w:bCs/>
+        </w:rPr>
+        <w:t xml:space="preserve">Add</w:t>
+      </w:r>
+      <w:r>
+        <w:rPr>
+          <w:rFonts w:ascii="Calibri" w:cs="Calibri" w:eastAsia="Calibri" w:hAnsi="Calibri"/>
+        </w:rPr>
+        <w:t xml:space="preserve"> to post; the form works like the Content Admins' one (Chapter 5).</w:t>
+      </w:r>
+    </w:p>
+    <w:p>
+      <w:pPr>
+        <w:pStyle w:val="ListParagraph"/>
+        <w:numPr>
+          <w:ilvl w:val="0"/>
+          <w:numId w:val="3"/>
+        </w:numPr>
+        <w:spacing w:after="100"/>
+      </w:pPr>
+      <w:r>
+        <w:rPr>
+          <w:rFonts w:ascii="Calibri" w:cs="Calibri" w:eastAsia="Calibri" w:hAnsi="Calibri"/>
+          <w:b/>
+          <w:bCs/>
+        </w:rPr>
+        <w:t xml:space="preserve">Chapter:</w:t>
+      </w:r>
+      <w:r>
+        <w:rPr>
+          <w:rFonts w:ascii="Calibri" w:cs="Calibri" w:eastAsia="Calibri" w:hAnsi="Calibri"/>
+        </w:rPr>
+        <w:t xml:space="preserve"> posts start on </w:t>
+      </w:r>
+      <w:r>
+        <w:rPr>
+          <w:rFonts w:ascii="Calibri" w:cs="Calibri" w:eastAsia="Calibri" w:hAnsi="Calibri"/>
+          <w:b/>
+          <w:bCs/>
+        </w:rPr>
+        <w:t xml:space="preserve">All Members</w:t>
+      </w:r>
+      <w:r>
+        <w:rPr>
+          <w:rFonts w:ascii="Calibri" w:cs="Calibri" w:eastAsia="Calibri" w:hAnsi="Calibri"/>
+        </w:rPr>
+        <w:t xml:space="preserve">, so everyone sees them. Choose your chapter to show a post to your chapter's members only.</w:t>
+      </w:r>
+    </w:p>
+    <w:p>
+      <w:pPr>
+        <w:pStyle w:val="ListParagraph"/>
+        <w:numPr>
+          <w:ilvl w:val="0"/>
+          <w:numId w:val="3"/>
+        </w:numPr>
+        <w:spacing w:after="100"/>
+      </w:pPr>
+      <w:r>
+        <w:rPr>
+          <w:rFonts w:ascii="Calibri" w:cs="Calibri" w:eastAsia="Calibri" w:hAnsi="Calibri"/>
+          <w:b/>
+          <w:bCs/>
+        </w:rPr>
+        <w:t xml:space="preserve">Public website:</w:t>
+      </w:r>
+      <w:r>
+        <w:rPr>
+          <w:rFonts w:ascii="Calibri" w:cs="Calibri" w:eastAsia="Calibri" w:hAnsi="Calibri"/>
+        </w:rPr>
+        <w:t xml:space="preserve"> only Content Admins and System Admins can put a post on the public website. Ask one of them if a post should go there.</w:t>
+      </w:r>
+    </w:p>
+    <w:p>
+      <w:pPr>
+        <w:pStyle w:val="ListParagraph"/>
+        <w:numPr>
+          <w:ilvl w:val="0"/>
+          <w:numId w:val="3"/>
+        </w:numPr>
+        <w:spacing w:after="100"/>
+      </w:pPr>
+      <w:r>
+        <w:rPr>
+          <w:rFonts w:ascii="Calibri" w:cs="Calibri" w:eastAsia="Calibri" w:hAnsi="Calibri"/>
+          <w:b/>
+          <w:bCs/>
+        </w:rPr>
+        <w:t xml:space="preserve">Approving sticky notes:</w:t>
+      </w:r>
+      <w:r>
+        <w:rPr>
+          <w:rFonts w:ascii="Calibri" w:cs="Calibri" w:eastAsia="Calibri" w:hAnsi="Calibri"/>
+        </w:rPr>
+        <w:t xml:space="preserve"> any member can post a sticky note on the Bulletin Board, and it goes up straight away. If one shouldn't be there, change its </w:t>
+      </w:r>
+      <w:r>
+        <w:rPr>
+          <w:rFonts w:ascii="Calibri" w:cs="Calibri" w:eastAsia="Calibri" w:hAnsi="Calibri"/>
+          <w:b/>
+          <w:bCs/>
+        </w:rPr>
+        <w:t xml:space="preserve">Approval</w:t>
+      </w:r>
+      <w:r>
+        <w:rPr>
+          <w:rFonts w:ascii="Calibri" w:cs="Calibri" w:eastAsia="Calibri" w:hAnsi="Calibri"/>
+        </w:rPr>
+        <w:t xml:space="preserve"> on the list (or in the form) to </w:t>
+      </w:r>
+      <w:r>
+        <w:rPr>
+          <w:rFonts w:ascii="Calibri" w:cs="Calibri" w:eastAsia="Calibri" w:hAnsi="Calibri"/>
+          <w:b/>
+          <w:bCs/>
+        </w:rPr>
+        <w:t xml:space="preserve">Pending</w:t>
+      </w:r>
+      <w:r>
+        <w:rPr>
+          <w:rFonts w:ascii="Calibri" w:cs="Calibri" w:eastAsia="Calibri" w:hAnsi="Calibri"/>
+        </w:rPr>
+        <w:t xml:space="preserve"> or </w:t>
+      </w:r>
+      <w:r>
+        <w:rPr>
+          <w:rFonts w:ascii="Calibri" w:cs="Calibri" w:eastAsia="Calibri" w:hAnsi="Calibri"/>
+          <w:b/>
+          <w:bCs/>
+        </w:rPr>
+        <w:t xml:space="preserve">Disapproved</w:t>
+      </w:r>
+      <w:r>
+        <w:rPr>
+          <w:rFonts w:ascii="Calibri" w:cs="Calibri" w:eastAsia="Calibri" w:hAnsi="Calibri"/>
+        </w:rPr>
+        <w:t xml:space="preserve"> and it comes off the board. Set it back to </w:t>
+      </w:r>
+      <w:r>
+        <w:rPr>
+          <w:rFonts w:ascii="Calibri" w:cs="Calibri" w:eastAsia="Calibri" w:hAnsi="Calibri"/>
+          <w:b/>
+          <w:bCs/>
+        </w:rPr>
+        <w:t xml:space="preserve">Approved</w:t>
+      </w:r>
+      <w:r>
+        <w:rPr>
+          <w:rFonts w:ascii="Calibri" w:cs="Calibri" w:eastAsia="Calibri" w:hAnsi="Calibri"/>
+        </w:rPr>
+        <w:t xml:space="preserve"> to show it again. If the member changes a disapproved note, it comes back to you as Pending.</w:t>
+      </w:r>
+    </w:p>
+    <w:p>
+      <w:pPr>
+        <w:pStyle w:val="ListParagraph"/>
+        <w:numPr>
+          <w:ilvl w:val="0"/>
+          <w:numId w:val="3"/>
+        </w:numPr>
+        <w:spacing w:after="100"/>
+      </w:pPr>
+      <w:r>
+        <w:rPr>
+          <w:rFonts w:ascii="Calibri" w:cs="Calibri" w:eastAsia="Calibri" w:hAnsi="Calibri"/>
+          <w:b/>
+          <w:bCs/>
+        </w:rPr>
+        <w:t xml:space="preserve">Pictures:</w:t>
+      </w:r>
+      <w:r>
+        <w:rPr>
+          <w:rFonts w:ascii="Calibri" w:cs="Calibri" w:eastAsia="Calibri" w:hAnsi="Calibri"/>
+        </w:rPr>
+        <w:t xml:space="preserve"> you can choose a photo from the picture library for Sunshine and Careers posts. Content Admins add pictures to the library.</w:t>
+      </w:r>
+    </w:p>
+    <w:p>
+      <w:pPr>
+        <w:pStyle w:val="ListParagraph"/>
+        <w:numPr>
+          <w:ilvl w:val="0"/>
+          <w:numId w:val="3"/>
+        </w:numPr>
+        <w:spacing w:after="100"/>
+      </w:pPr>
+      <w:r>
+        <w:rPr>
+          <w:rFonts w:ascii="Calibri" w:cs="Calibri" w:eastAsia="Calibri" w:hAnsi="Calibri"/>
+        </w:rPr>
+        <w:t xml:space="preserve">The Marquee is managed by the Content Admins.</w:t>
+      </w:r>
+    </w:p>
+    <w:p>
+      <w:pPr>
+        <w:spacing w:after="120"/>
+      </w:pPr>
+    </w:p>
+    <w:p>
+      <w:pPr>
+        <w:spacing w:after="160"/>
+      </w:pPr>
+      <w:r>
+        <w:rPr>
+          <w:rFonts w:ascii="Calibri" w:cs="Calibri" w:eastAsia="Calibri" w:hAnsi="Calibri"/>
+          <w:b/>
+          <w:bCs/>
+        </w:rPr>
+        <w:t xml:space="preserve">Chapter Events:</w:t>
+      </w:r>
+      <w:r>
+        <w:rPr>
+          <w:rFonts w:ascii="Calibri" w:cs="Calibri" w:eastAsia="Calibri" w:hAnsi="Calibri"/>
+        </w:rPr>
+        <w:t xml:space="preserve"> add and change your chapter's events on the events calendar from </w:t>
+      </w:r>
+      <w:r>
+        <w:rPr>
+          <w:rFonts w:ascii="Calibri" w:cs="Calibri" w:eastAsia="Calibri" w:hAnsi="Calibri"/>
+          <w:b/>
+          <w:bCs/>
+        </w:rPr>
+        <w:t xml:space="preserve">Chapter Events</w:t>
+      </w:r>
+      <w:r>
+        <w:rPr>
+          <w:rFonts w:ascii="Calibri" w:cs="Calibri" w:eastAsia="Calibri" w:hAnsi="Calibri"/>
+        </w:rPr>
+        <w:t xml:space="preserve"> in the Chapter Admin menu (or the Events tile on the Admin page). Every member sees them on the calendar, marked with your chapter's name; tick </w:t>
+      </w:r>
+      <w:r>
+        <w:rPr>
+          <w:rFonts w:ascii="Calibri" w:cs="Calibri" w:eastAsia="Calibri" w:hAnsi="Calibri"/>
+          <w:b/>
+          <w:bCs/>
+        </w:rPr>
+        <w:t xml:space="preserve">Public</w:t>
+      </w:r>
+      <w:r>
+        <w:rPr>
+          <w:rFonts w:ascii="Calibri" w:cs="Calibri" w:eastAsia="Calibri" w:hAnsi="Calibri"/>
+        </w:rPr>
+        <w:t xml:space="preserve"> to also show one on the public website. See Chapter 5, Events Calendar.</w:t>
+      </w:r>
+    </w:p>
+    <w:p>
+      <w:pPr>
+        <w:pStyle w:val="Heading1"/>
+        <w:pageBreakBefore/>
+        <w:spacing w:after="300" w:before="0"/>
+      </w:pPr>
+      <w:r>
+        <w:t xml:space="preserve">Chapter 4: Member Admins</w:t>
+      </w:r>
+    </w:p>
+    <w:p>
+      <w:pPr>
+        <w:pStyle w:val="Heading2"/>
+        <w:pBdr>
+          <w:bottom w:val="single" w:color="2C3E50" w:sz="6" w:space="8"/>
+        </w:pBdr>
+        <w:spacing w:after="240" w:before="0"/>
+      </w:pPr>
+      <w:r>
+        <w:t xml:space="preserve">Your Member Admin Pages</w:t>
+      </w:r>
+    </w:p>
+    <w:p>
+      <w:pPr>
+        <w:spacing w:after="160"/>
+      </w:pPr>
+      <w:r>
+        <w:rPr>
+          <w:rFonts w:ascii="Calibri" w:cs="Calibri" w:eastAsia="Calibri" w:hAnsi="Calibri"/>
+        </w:rPr>
+        <w:t xml:space="preserve">Member Admins manage membership across every chapter. The side menu has a </w:t>
+      </w:r>
+      <w:r>
+        <w:rPr>
+          <w:rFonts w:ascii="Calibri" w:cs="Calibri" w:eastAsia="Calibri" w:hAnsi="Calibri"/>
+          <w:b/>
+          <w:bCs/>
+        </w:rPr>
+        <w:t xml:space="preserve">Member Admin</w:t>
+      </w:r>
+      <w:r>
+        <w:rPr>
+          <w:rFonts w:ascii="Calibri" w:cs="Calibri" w:eastAsia="Calibri" w:hAnsi="Calibri"/>
+        </w:rPr>
+        <w:t xml:space="preserve"> section, and the </w:t>
+      </w:r>
+      <w:r>
+        <w:rPr>
+          <w:rFonts w:ascii="Calibri" w:cs="Calibri" w:eastAsia="Calibri" w:hAnsi="Calibri"/>
+          <w:b/>
+          <w:bCs/>
+        </w:rPr>
+        <w:t xml:space="preserve">Reports</w:t>
+      </w:r>
+      <w:r>
+        <w:rPr>
+          <w:rFonts w:ascii="Calibri" w:cs="Calibri" w:eastAsia="Calibri" w:hAnsi="Calibri"/>
+        </w:rPr>
+        <w:t xml:space="preserve"> section has the national roster and the master spreadsheet.</w:t>
       </w:r>
     </w:p>
     <w:tbl>
@@ -6480,7 +6892,7 @@
                 <w:sz w:val="20"/>
                 <w:szCs w:val="20"/>
               </w:rPr>
-              <w:t xml:space="preserve">Action</w:t>
+              <w:t xml:space="preserve">Menu item</w:t>
             </w:r>
           </w:p>
         </w:tc>
@@ -6508,7 +6920,7 @@
                 <w:sz w:val="20"/>
                 <w:szCs w:val="20"/>
               </w:rPr>
-              <w:t xml:space="preserve">What it does</w:t>
+              <w:t xml:space="preserve">What you do there</w:t>
             </w:r>
           </w:p>
         </w:tc>
@@ -6537,7 +6949,7 @@
                 <w:sz w:val="19"/>
                 <w:szCs w:val="19"/>
               </w:rPr>
-              <w:t xml:space="preserve">Current Year</w:t>
+              <w:t xml:space="preserve">All Members</w:t>
             </w:r>
           </w:p>
         </w:tc>
@@ -6562,7 +6974,7 @@
                 <w:sz w:val="19"/>
                 <w:szCs w:val="19"/>
               </w:rPr>
-              <w:t xml:space="preserve">Marks the ticked members as members for the current year</w:t>
+              <w:t xml:space="preserve">Every member in every chapter. The number shows how many</w:t>
             </w:r>
           </w:p>
         </w:tc>
@@ -6591,7 +7003,7 @@
                 <w:sz w:val="19"/>
                 <w:szCs w:val="19"/>
               </w:rPr>
-              <w:t xml:space="preserve">User Acct</w:t>
+              <w:t xml:space="preserve">Student Members</w:t>
             </w:r>
           </w:p>
         </w:tc>
@@ -6616,7 +7028,7 @@
                 <w:sz w:val="19"/>
                 <w:szCs w:val="19"/>
               </w:rPr>
-              <w:t xml:space="preserve">Creates a login account for each ticked member who doesn't have one</w:t>
+              <w:t xml:space="preserve">Every student member</w:t>
             </w:r>
           </w:p>
         </w:tc>
@@ -6645,7 +7057,7 @@
                 <w:sz w:val="19"/>
                 <w:szCs w:val="19"/>
               </w:rPr>
-              <w:t xml:space="preserve">Delete</w:t>
+              <w:t xml:space="preserve">National Roster</w:t>
             </w:r>
           </w:p>
         </w:tc>
@@ -6670,7 +7082,61 @@
                 <w:sz w:val="19"/>
                 <w:szCs w:val="19"/>
               </w:rPr>
-              <w:t xml:space="preserve">Deletes the ticked members (can be undone one at a time with Undelete Record)</w:t>
+              <w:t xml:space="preserve">The treasurer's roster of current members</w:t>
+            </w:r>
+          </w:p>
+        </w:tc>
+      </w:tr>
+      <w:tr>
+        <w:tc>
+          <w:tcPr>
+            <w:tcW w:type="dxa" w:w="4680"/>
+            <w:shd w:fill="F7F9FA" w:val="clear"/>
+            <w:tcMar>
+              <w:top w:type="dxa" w:w="100"/>
+              <w:left w:type="dxa" w:w="120"/>
+              <w:bottom w:type="dxa" w:w="100"/>
+              <w:right w:type="dxa" w:w="120"/>
+            </w:tcMar>
+          </w:tcPr>
+          <w:p>
+            <w:pPr>
+              <w:spacing w:after="0"/>
+            </w:pPr>
+            <w:r>
+              <w:rPr>
+                <w:rFonts w:ascii="Calibri" w:cs="Calibri" w:eastAsia="Calibri" w:hAnsi="Calibri"/>
+                <w:b/>
+                <w:bCs/>
+                <w:sz w:val="19"/>
+                <w:szCs w:val="19"/>
+              </w:rPr>
+              <w:t xml:space="preserve">Master Spreadsheet</w:t>
+            </w:r>
+          </w:p>
+        </w:tc>
+        <w:tc>
+          <w:tcPr>
+            <w:tcW w:type="dxa" w:w="4680"/>
+            <w:shd w:fill="F7F9FA" w:val="clear"/>
+            <w:tcMar>
+              <w:top w:type="dxa" w:w="100"/>
+              <w:left w:type="dxa" w:w="120"/>
+              <w:bottom w:type="dxa" w:w="100"/>
+              <w:right w:type="dxa" w:w="120"/>
+            </w:tcMar>
+          </w:tcPr>
+          <w:p>
+            <w:pPr>
+              <w:spacing w:after="0"/>
+            </w:pPr>
+            <w:r>
+              <w:rPr>
+                <w:rFonts w:ascii="Calibri" w:cs="Calibri" w:eastAsia="Calibri" w:hAnsi="Calibri"/>
+                <w:sz w:val="19"/>
+                <w:szCs w:val="19"/>
+              </w:rPr>
+              <w:t xml:space="preserve">Download all members as a spreadsheet</w:t>
             </w:r>
           </w:p>
         </w:tc>
@@ -6688,10 +7154,16 @@
       <w:r>
         <w:rPr>
           <w:rFonts w:ascii="Calibri" w:cs="Calibri" w:eastAsia="Calibri" w:hAnsi="Calibri"/>
-          <w:b/>
-          <w:bCs/>
-        </w:rPr>
-        <w:t xml:space="preserve">Lock</w:t>
+        </w:rPr>
+        <w:t xml:space="preserve">On the home page, the Admin tile also shows member counts by status: </w:t>
+      </w:r>
+      <w:r>
+        <w:rPr>
+          <w:rFonts w:ascii="Calibri" w:cs="Calibri" w:eastAsia="Calibri" w:hAnsi="Calibri"/>
+          <w:b/>
+          <w:bCs/>
+        </w:rPr>
+        <w:t xml:space="preserve">Current</w:t>
       </w:r>
       <w:r>
         <w:rPr>
@@ -6705,35 +7177,7 @@
           <w:b/>
           <w:bCs/>
         </w:rPr>
-        <w:t xml:space="preserve">Unlock</w:t>
-      </w:r>
-      <w:r>
-        <w:rPr>
-          <w:rFonts w:ascii="Calibri" w:cs="Calibri" w:eastAsia="Calibri" w:hAnsi="Calibri"/>
-        </w:rPr>
-        <w:t xml:space="preserve">, </w:t>
-      </w:r>
-      <w:r>
-        <w:rPr>
-          <w:rFonts w:ascii="Calibri" w:cs="Calibri" w:eastAsia="Calibri" w:hAnsi="Calibri"/>
-          <w:b/>
-          <w:bCs/>
-        </w:rPr>
-        <w:t xml:space="preserve">Approve User Acct</w:t>
-      </w:r>
-      <w:r>
-        <w:rPr>
-          <w:rFonts w:ascii="Calibri" w:cs="Calibri" w:eastAsia="Calibri" w:hAnsi="Calibri"/>
-        </w:rPr>
-        <w:t xml:space="preserve">, </w:t>
-      </w:r>
-      <w:r>
-        <w:rPr>
-          <w:rFonts w:ascii="Calibri" w:cs="Calibri" w:eastAsia="Calibri" w:hAnsi="Calibri"/>
-          <w:b/>
-          <w:bCs/>
-        </w:rPr>
-        <w:t xml:space="preserve">Approve CCMPS</w:t>
+        <w:t xml:space="preserve">Past Due</w:t>
       </w:r>
       <w:r>
         <w:rPr>
@@ -6747,47 +7191,13 @@
           <w:b/>
           <w:bCs/>
         </w:rPr>
-        <w:t xml:space="preserve">Archive</w:t>
-      </w:r>
-      <w:r>
-        <w:rPr>
-          <w:rFonts w:ascii="Calibri" w:cs="Calibri" w:eastAsia="Calibri" w:hAnsi="Calibri"/>
-        </w:rPr>
-        <w:t xml:space="preserve"> also appear in the list but don't do anything yet.</w:t>
-      </w:r>
-    </w:p>
-    <w:p>
-      <w:pPr>
-        <w:pStyle w:val="Heading3"/>
-        <w:spacing w:after="160" w:before="320"/>
-      </w:pPr>
-      <w:r>
-        <w:t xml:space="preserve">Adding a Member</w:t>
-      </w:r>
-    </w:p>
-    <w:p>
-      <w:pPr>
-        <w:spacing w:after="160"/>
-      </w:pPr>
-      <w:r>
-        <w:rPr>
-          <w:rFonts w:ascii="Calibri" w:cs="Calibri" w:eastAsia="Calibri" w:hAnsi="Calibri"/>
-        </w:rPr>
-        <w:t xml:space="preserve">Click the button to add a member above the list, fill in their details and save. To let them log in, either tick them and use the </w:t>
-      </w:r>
-      <w:r>
-        <w:rPr>
-          <w:rFonts w:ascii="Calibri" w:cs="Calibri" w:eastAsia="Calibri" w:hAnsi="Calibri"/>
-          <w:b/>
-          <w:bCs/>
-        </w:rPr>
-        <w:t xml:space="preserve">User Acct</w:t>
-      </w:r>
-      <w:r>
-        <w:rPr>
-          <w:rFonts w:ascii="Calibri" w:cs="Calibri" w:eastAsia="Calibri" w:hAnsi="Calibri"/>
-        </w:rPr>
-        <w:t xml:space="preserve"> bulk action, or create the account from their record. They'll be asked to choose a new password the first time they log in.</w:t>
+        <w:t xml:space="preserve">Current Student</w:t>
+      </w:r>
+      <w:r>
+        <w:rPr>
+          <w:rFonts w:ascii="Calibri" w:cs="Calibri" w:eastAsia="Calibri" w:hAnsi="Calibri"/>
+        </w:rPr>
+        <w:t xml:space="preserve">.</w:t>
       </w:r>
     </w:p>
     <w:p>
@@ -6799,7 +7209,16 @@
         <w:spacing w:after="240" w:before="500"/>
       </w:pPr>
       <w:r>
-        <w:t xml:space="preserve">Chapter Posts</w:t>
+        <w:t xml:space="preserve">Managing All Members</w:t>
+      </w:r>
+    </w:p>
+    <w:p>
+      <w:pPr>
+        <w:pStyle w:val="Heading3"/>
+        <w:spacing w:after="160" w:before="320"/>
+      </w:pPr>
+      <w:r>
+        <w:t xml:space="preserve">Working With the Member List</w:t>
       </w:r>
     </w:p>
     <w:p>
@@ -6810,93 +7229,7 @@
         <w:rPr>
           <w:rFonts w:ascii="Calibri" w:cs="Calibri" w:eastAsia="Calibri" w:hAnsi="Calibri"/>
         </w:rPr>
-        <w:t xml:space="preserve">Notices, job posts, activities and bulletins for your chapter are managed the same way as the home-page content in Chapter 5. As a Chapter Admin you see your chapter's posts only.</w:t>
-      </w:r>
-    </w:p>
-    <w:p>
-      <w:pPr>
-        <w:spacing w:after="160"/>
-      </w:pPr>
-      <w:r>
-        <w:rPr>
-          <w:rFonts w:ascii="Calibri" w:cs="Calibri" w:eastAsia="Calibri" w:hAnsi="Calibri"/>
-        </w:rPr>
-        <w:t xml:space="preserve">Members' bulletins can wait for approval. Open </w:t>
-      </w:r>
-      <w:r>
-        <w:rPr>
-          <w:rFonts w:ascii="Calibri" w:cs="Calibri" w:eastAsia="Calibri" w:hAnsi="Calibri"/>
-          <w:b/>
-          <w:bCs/>
-        </w:rPr>
-        <w:t xml:space="preserve">Chapter Bulletins</w:t>
-      </w:r>
-      <w:r>
-        <w:rPr>
-          <w:rFonts w:ascii="Calibri" w:cs="Calibri" w:eastAsia="Calibri" w:hAnsi="Calibri"/>
-        </w:rPr>
-        <w:t xml:space="preserve"> to approve them so other members can see them.</w:t>
-      </w:r>
-    </w:p>
-    <w:p>
-      <w:pPr>
-        <w:pStyle w:val="Heading1"/>
-        <w:pageBreakBefore/>
-        <w:spacing w:after="300" w:before="0"/>
-      </w:pPr>
-      <w:r>
-        <w:t xml:space="preserve">Chapter 4: Member Admins</w:t>
-      </w:r>
-    </w:p>
-    <w:p>
-      <w:pPr>
-        <w:pStyle w:val="Heading2"/>
-        <w:pBdr>
-          <w:bottom w:val="single" w:color="2C3E50" w:sz="6" w:space="8"/>
-        </w:pBdr>
-        <w:spacing w:after="240" w:before="0"/>
-      </w:pPr>
-      <w:r>
-        <w:t xml:space="preserve">Your Member Admin Pages</w:t>
-      </w:r>
-    </w:p>
-    <w:p>
-      <w:pPr>
-        <w:spacing w:after="160"/>
-      </w:pPr>
-      <w:r>
-        <w:rPr>
-          <w:rFonts w:ascii="Calibri" w:cs="Calibri" w:eastAsia="Calibri" w:hAnsi="Calibri"/>
-        </w:rPr>
-        <w:t xml:space="preserve">Member Admins manage membership across every chapter. The side menu has a </w:t>
-      </w:r>
-      <w:r>
-        <w:rPr>
-          <w:rFonts w:ascii="Calibri" w:cs="Calibri" w:eastAsia="Calibri" w:hAnsi="Calibri"/>
-          <w:b/>
-          <w:bCs/>
-        </w:rPr>
-        <w:t xml:space="preserve">Member Admin</w:t>
-      </w:r>
-      <w:r>
-        <w:rPr>
-          <w:rFonts w:ascii="Calibri" w:cs="Calibri" w:eastAsia="Calibri" w:hAnsi="Calibri"/>
-        </w:rPr>
-        <w:t xml:space="preserve"> section, and the </w:t>
-      </w:r>
-      <w:r>
-        <w:rPr>
-          <w:rFonts w:ascii="Calibri" w:cs="Calibri" w:eastAsia="Calibri" w:hAnsi="Calibri"/>
-          <w:b/>
-          <w:bCs/>
-        </w:rPr>
-        <w:t xml:space="preserve">Reports</w:t>
-      </w:r>
-      <w:r>
-        <w:rPr>
-          <w:rFonts w:ascii="Calibri" w:cs="Calibri" w:eastAsia="Calibri" w:hAnsi="Calibri"/>
-        </w:rPr>
-        <w:t xml:space="preserve"> section has the national roster and the master spreadsheet.</w:t>
+        <w:t xml:space="preserve">Every member list works the same way. Each row has buttons at the right:</w:t>
       </w:r>
     </w:p>
     <w:tbl>
@@ -6943,7 +7276,7 @@
                 <w:sz w:val="20"/>
                 <w:szCs w:val="20"/>
               </w:rPr>
-              <w:t xml:space="preserve">Menu item</w:t>
+              <w:t xml:space="preserve">Button</w:t>
             </w:r>
           </w:p>
         </w:tc>
@@ -6971,7 +7304,7 @@
                 <w:sz w:val="20"/>
                 <w:szCs w:val="20"/>
               </w:rPr>
-              <w:t xml:space="preserve">What you do there</w:t>
+              <w:t xml:space="preserve">What it does</w:t>
             </w:r>
           </w:p>
         </w:tc>
@@ -7000,7 +7333,7 @@
                 <w:sz w:val="19"/>
                 <w:szCs w:val="19"/>
               </w:rPr>
-              <w:t xml:space="preserve">All Members</w:t>
+              <w:t xml:space="preserve">View Record</w:t>
             </w:r>
           </w:p>
         </w:tc>
@@ -7025,7 +7358,7 @@
                 <w:sz w:val="19"/>
                 <w:szCs w:val="19"/>
               </w:rPr>
-              <w:t xml:space="preserve">Every member in every chapter. The number shows how many</w:t>
+              <w:t xml:space="preserve">Opens the member's profile, read-only</w:t>
             </w:r>
           </w:p>
         </w:tc>
@@ -7054,7 +7387,7 @@
                 <w:sz w:val="19"/>
                 <w:szCs w:val="19"/>
               </w:rPr>
-              <w:t xml:space="preserve">Student Members</w:t>
+              <w:t xml:space="preserve">Update Record</w:t>
             </w:r>
           </w:p>
         </w:tc>
@@ -7079,7 +7412,25 @@
                 <w:sz w:val="19"/>
                 <w:szCs w:val="19"/>
               </w:rPr>
-              <w:t xml:space="preserve">Every student member</w:t>
+              <w:t xml:space="preserve">Opens the member's profile for editing; click </w:t>
+            </w:r>
+            <w:r>
+              <w:rPr>
+                <w:rFonts w:ascii="Calibri" w:cs="Calibri" w:eastAsia="Calibri" w:hAnsi="Calibri"/>
+                <w:b/>
+                <w:bCs/>
+                <w:sz w:val="19"/>
+                <w:szCs w:val="19"/>
+              </w:rPr>
+              <w:t xml:space="preserve">Save Changes</w:t>
+            </w:r>
+            <w:r>
+              <w:rPr>
+                <w:rFonts w:ascii="Calibri" w:cs="Calibri" w:eastAsia="Calibri" w:hAnsi="Calibri"/>
+                <w:sz w:val="19"/>
+                <w:szCs w:val="19"/>
+              </w:rPr>
+              <w:t xml:space="preserve"> when done</w:t>
             </w:r>
           </w:p>
         </w:tc>
@@ -7108,7 +7459,7 @@
                 <w:sz w:val="19"/>
                 <w:szCs w:val="19"/>
               </w:rPr>
-              <w:t xml:space="preserve">National Roster</w:t>
+              <w:t xml:space="preserve">Delete Record</w:t>
             </w:r>
           </w:p>
         </w:tc>
@@ -7133,7 +7484,7 @@
                 <w:sz w:val="19"/>
                 <w:szCs w:val="19"/>
               </w:rPr>
-              <w:t xml:space="preserve">The treasurer's roster of current members</w:t>
+              <w:t xml:space="preserve">Removes the member from the active lists. This can be undone</w:t>
             </w:r>
           </w:p>
         </w:tc>
@@ -7162,7 +7513,7 @@
                 <w:sz w:val="19"/>
                 <w:szCs w:val="19"/>
               </w:rPr>
-              <w:t xml:space="preserve">Master Spreadsheet</w:t>
+              <w:t xml:space="preserve">Undelete Record</w:t>
             </w:r>
           </w:p>
         </w:tc>
@@ -7187,7 +7538,61 @@
                 <w:sz w:val="19"/>
                 <w:szCs w:val="19"/>
               </w:rPr>
-              <w:t xml:space="preserve">Download all members as a spreadsheet</w:t>
+              <w:t xml:space="preserve">Shown on deleted members: brings the member back</w:t>
+            </w:r>
+          </w:p>
+        </w:tc>
+      </w:tr>
+      <w:tr>
+        <w:tc>
+          <w:tcPr>
+            <w:tcW w:type="dxa" w:w="4680"/>
+            <w:shd w:fill="FFFFFF" w:val="clear"/>
+            <w:tcMar>
+              <w:top w:type="dxa" w:w="100"/>
+              <w:left w:type="dxa" w:w="120"/>
+              <w:bottom w:type="dxa" w:w="100"/>
+              <w:right w:type="dxa" w:w="120"/>
+            </w:tcMar>
+          </w:tcPr>
+          <w:p>
+            <w:pPr>
+              <w:spacing w:after="0"/>
+            </w:pPr>
+            <w:r>
+              <w:rPr>
+                <w:rFonts w:ascii="Calibri" w:cs="Calibri" w:eastAsia="Calibri" w:hAnsi="Calibri"/>
+                <w:b/>
+                <w:bCs/>
+                <w:sz w:val="19"/>
+                <w:szCs w:val="19"/>
+              </w:rPr>
+              <w:t xml:space="preserve">Permanently Delete</w:t>
+            </w:r>
+          </w:p>
+        </w:tc>
+        <w:tc>
+          <w:tcPr>
+            <w:tcW w:type="dxa" w:w="4680"/>
+            <w:shd w:fill="FFFFFF" w:val="clear"/>
+            <w:tcMar>
+              <w:top w:type="dxa" w:w="100"/>
+              <w:left w:type="dxa" w:w="120"/>
+              <w:bottom w:type="dxa" w:w="100"/>
+              <w:right w:type="dxa" w:w="120"/>
+            </w:tcMar>
+          </w:tcPr>
+          <w:p>
+            <w:pPr>
+              <w:spacing w:after="0"/>
+            </w:pPr>
+            <w:r>
+              <w:rPr>
+                <w:rFonts w:ascii="Calibri" w:cs="Calibri" w:eastAsia="Calibri" w:hAnsi="Calibri"/>
+                <w:sz w:val="19"/>
+                <w:szCs w:val="19"/>
+              </w:rPr>
+              <w:t xml:space="preserve">Shown on deleted members: removes the member and all their records for good. This cannot be undone</w:t>
             </w:r>
           </w:p>
         </w:tc>
@@ -7206,81 +7611,72 @@
         <w:rPr>
           <w:rFonts w:ascii="Calibri" w:cs="Calibri" w:eastAsia="Calibri" w:hAnsi="Calibri"/>
         </w:rPr>
-        <w:t xml:space="preserve">On the home page, the Admin tile also shows member counts by status: </w:t>
-      </w:r>
-      <w:r>
-        <w:rPr>
-          <w:rFonts w:ascii="Calibri" w:cs="Calibri" w:eastAsia="Calibri" w:hAnsi="Calibri"/>
-          <w:b/>
-          <w:bCs/>
-        </w:rPr>
-        <w:t xml:space="preserve">Current</w:t>
-      </w:r>
-      <w:r>
-        <w:rPr>
-          <w:rFonts w:ascii="Calibri" w:cs="Calibri" w:eastAsia="Calibri" w:hAnsi="Calibri"/>
-        </w:rPr>
-        <w:t xml:space="preserve">, </w:t>
-      </w:r>
-      <w:r>
-        <w:rPr>
-          <w:rFonts w:ascii="Calibri" w:cs="Calibri" w:eastAsia="Calibri" w:hAnsi="Calibri"/>
-          <w:b/>
-          <w:bCs/>
-        </w:rPr>
-        <w:t xml:space="preserve">Past Due</w:t>
-      </w:r>
-      <w:r>
-        <w:rPr>
-          <w:rFonts w:ascii="Calibri" w:cs="Calibri" w:eastAsia="Calibri" w:hAnsi="Calibri"/>
-        </w:rPr>
-        <w:t xml:space="preserve"> and </w:t>
-      </w:r>
-      <w:r>
-        <w:rPr>
-          <w:rFonts w:ascii="Calibri" w:cs="Calibri" w:eastAsia="Calibri" w:hAnsi="Calibri"/>
-          <w:b/>
-          <w:bCs/>
-        </w:rPr>
-        <w:t xml:space="preserve">Current Student</w:t>
+        <w:t xml:space="preserve">Use the search box above the list to find a member, and click a column heading to sort.</w:t>
+      </w:r>
+    </w:p>
+    <w:p>
+      <w:pPr>
+        <w:pStyle w:val="Heading4"/>
+        <w:spacing w:after="120" w:before="240"/>
+      </w:pPr>
+      <w:r>
+        <w:rPr>
+          <w:rFonts w:ascii="Calibri" w:cs="Calibri" w:eastAsia="Calibri" w:hAnsi="Calibri"/>
+        </w:rPr>
+        <w:t xml:space="preserve">Bulk Actions</w:t>
+      </w:r>
+    </w:p>
+    <w:p>
+      <w:pPr>
+        <w:spacing w:after="160"/>
+      </w:pPr>
+      <w:r>
+        <w:rPr>
+          <w:rFonts w:ascii="Calibri" w:cs="Calibri" w:eastAsia="Calibri" w:hAnsi="Calibri"/>
+        </w:rPr>
+        <w:t xml:space="preserve">To change many members at once, tick the box on each row (or </w:t>
+      </w:r>
+      <w:r>
+        <w:rPr>
+          <w:rFonts w:ascii="Calibri" w:cs="Calibri" w:eastAsia="Calibri" w:hAnsi="Calibri"/>
+          <w:b/>
+          <w:bCs/>
+        </w:rPr>
+        <w:t xml:space="preserve">Select</w:t>
+      </w:r>
+      <w:r>
+        <w:rPr>
+          <w:rFonts w:ascii="Calibri" w:cs="Calibri" w:eastAsia="Calibri" w:hAnsi="Calibri"/>
+        </w:rPr>
+        <w:t xml:space="preserve"> at the top to tick them all), choose an action from the </w:t>
+      </w:r>
+      <w:r>
+        <w:rPr>
+          <w:rFonts w:ascii="Calibri" w:cs="Calibri" w:eastAsia="Calibri" w:hAnsi="Calibri"/>
+          <w:b/>
+          <w:bCs/>
+        </w:rPr>
+        <w:t xml:space="preserve">Bulk Actions</w:t>
+      </w:r>
+      <w:r>
+        <w:rPr>
+          <w:rFonts w:ascii="Calibri" w:cs="Calibri" w:eastAsia="Calibri" w:hAnsi="Calibri"/>
+        </w:rPr>
+        <w:t xml:space="preserve"> list below the table and click </w:t>
+      </w:r>
+      <w:r>
+        <w:rPr>
+          <w:rFonts w:ascii="Calibri" w:cs="Calibri" w:eastAsia="Calibri" w:hAnsi="Calibri"/>
+          <w:b/>
+          <w:bCs/>
+        </w:rPr>
+        <w:t xml:space="preserve">Submit</w:t>
       </w:r>
       <w:r>
         <w:rPr>
           <w:rFonts w:ascii="Calibri" w:cs="Calibri" w:eastAsia="Calibri" w:hAnsi="Calibri"/>
         </w:rPr>
         <w:t xml:space="preserve">.</w:t>
-      </w:r>
-    </w:p>
-    <w:p>
-      <w:pPr>
-        <w:pStyle w:val="Heading2"/>
-        <w:pBdr>
-          <w:bottom w:val="single" w:color="2C3E50" w:sz="6" w:space="8"/>
-        </w:pBdr>
-        <w:spacing w:after="240" w:before="500"/>
-      </w:pPr>
-      <w:r>
-        <w:t xml:space="preserve">Managing All Members</w:t>
-      </w:r>
-    </w:p>
-    <w:p>
-      <w:pPr>
-        <w:pStyle w:val="Heading3"/>
-        <w:spacing w:after="160" w:before="320"/>
-      </w:pPr>
-      <w:r>
-        <w:t xml:space="preserve">Working With the Member List</w:t>
-      </w:r>
-    </w:p>
-    <w:p>
-      <w:pPr>
-        <w:spacing w:after="160"/>
-      </w:pPr>
-      <w:r>
-        <w:rPr>
-          <w:rFonts w:ascii="Calibri" w:cs="Calibri" w:eastAsia="Calibri" w:hAnsi="Calibri"/>
-        </w:rPr>
-        <w:t xml:space="preserve">Every member list works the same way. Each row has buttons at the right:</w:t>
       </w:r>
     </w:p>
     <w:tbl>
@@ -7327,7 +7723,7 @@
                 <w:sz w:val="20"/>
                 <w:szCs w:val="20"/>
               </w:rPr>
-              <w:t xml:space="preserve">Button</w:t>
+              <w:t xml:space="preserve">Action</w:t>
             </w:r>
           </w:p>
         </w:tc>
@@ -7384,7 +7780,7 @@
                 <w:sz w:val="19"/>
                 <w:szCs w:val="19"/>
               </w:rPr>
-              <w:t xml:space="preserve">View Record</w:t>
+              <w:t xml:space="preserve">Current Year</w:t>
             </w:r>
           </w:p>
         </w:tc>
@@ -7409,7 +7805,7 @@
                 <w:sz w:val="19"/>
                 <w:szCs w:val="19"/>
               </w:rPr>
-              <w:t xml:space="preserve">Opens the member's profile, read-only</w:t>
+              <w:t xml:space="preserve">Marks the ticked members as members for the current year</w:t>
             </w:r>
           </w:p>
         </w:tc>
@@ -7438,7 +7834,7 @@
                 <w:sz w:val="19"/>
                 <w:szCs w:val="19"/>
               </w:rPr>
-              <w:t xml:space="preserve">Update Record</w:t>
+              <w:t xml:space="preserve">User Acct</w:t>
             </w:r>
           </w:p>
         </w:tc>
@@ -7463,25 +7859,7 @@
                 <w:sz w:val="19"/>
                 <w:szCs w:val="19"/>
               </w:rPr>
-              <w:t xml:space="preserve">Opens the member's profile for editing; click </w:t>
-            </w:r>
-            <w:r>
-              <w:rPr>
-                <w:rFonts w:ascii="Calibri" w:cs="Calibri" w:eastAsia="Calibri" w:hAnsi="Calibri"/>
-                <w:b/>
-                <w:bCs/>
-                <w:sz w:val="19"/>
-                <w:szCs w:val="19"/>
-              </w:rPr>
-              <w:t xml:space="preserve">Save Changes</w:t>
-            </w:r>
-            <w:r>
-              <w:rPr>
-                <w:rFonts w:ascii="Calibri" w:cs="Calibri" w:eastAsia="Calibri" w:hAnsi="Calibri"/>
-                <w:sz w:val="19"/>
-                <w:szCs w:val="19"/>
-              </w:rPr>
-              <w:t xml:space="preserve"> when done</w:t>
+              <w:t xml:space="preserve">Creates a login account for each ticked member who doesn't have one</w:t>
             </w:r>
           </w:p>
         </w:tc>
@@ -7510,7 +7888,7 @@
                 <w:sz w:val="19"/>
                 <w:szCs w:val="19"/>
               </w:rPr>
-              <w:t xml:space="preserve">Delete Record</w:t>
+              <w:t xml:space="preserve">Delete</w:t>
             </w:r>
           </w:p>
         </w:tc>
@@ -7535,115 +7913,7 @@
                 <w:sz w:val="19"/>
                 <w:szCs w:val="19"/>
               </w:rPr>
-              <w:t xml:space="preserve">Removes the member from the active lists. This can be undone</w:t>
-            </w:r>
-          </w:p>
-        </w:tc>
-      </w:tr>
-      <w:tr>
-        <w:tc>
-          <w:tcPr>
-            <w:tcW w:type="dxa" w:w="4680"/>
-            <w:shd w:fill="F7F9FA" w:val="clear"/>
-            <w:tcMar>
-              <w:top w:type="dxa" w:w="100"/>
-              <w:left w:type="dxa" w:w="120"/>
-              <w:bottom w:type="dxa" w:w="100"/>
-              <w:right w:type="dxa" w:w="120"/>
-            </w:tcMar>
-          </w:tcPr>
-          <w:p>
-            <w:pPr>
-              <w:spacing w:after="0"/>
-            </w:pPr>
-            <w:r>
-              <w:rPr>
-                <w:rFonts w:ascii="Calibri" w:cs="Calibri" w:eastAsia="Calibri" w:hAnsi="Calibri"/>
-                <w:b/>
-                <w:bCs/>
-                <w:sz w:val="19"/>
-                <w:szCs w:val="19"/>
-              </w:rPr>
-              <w:t xml:space="preserve">Undelete Record</w:t>
-            </w:r>
-          </w:p>
-        </w:tc>
-        <w:tc>
-          <w:tcPr>
-            <w:tcW w:type="dxa" w:w="4680"/>
-            <w:shd w:fill="F7F9FA" w:val="clear"/>
-            <w:tcMar>
-              <w:top w:type="dxa" w:w="100"/>
-              <w:left w:type="dxa" w:w="120"/>
-              <w:bottom w:type="dxa" w:w="100"/>
-              <w:right w:type="dxa" w:w="120"/>
-            </w:tcMar>
-          </w:tcPr>
-          <w:p>
-            <w:pPr>
-              <w:spacing w:after="0"/>
-            </w:pPr>
-            <w:r>
-              <w:rPr>
-                <w:rFonts w:ascii="Calibri" w:cs="Calibri" w:eastAsia="Calibri" w:hAnsi="Calibri"/>
-                <w:sz w:val="19"/>
-                <w:szCs w:val="19"/>
-              </w:rPr>
-              <w:t xml:space="preserve">Shown on deleted members: brings the member back</w:t>
-            </w:r>
-          </w:p>
-        </w:tc>
-      </w:tr>
-      <w:tr>
-        <w:tc>
-          <w:tcPr>
-            <w:tcW w:type="dxa" w:w="4680"/>
-            <w:shd w:fill="FFFFFF" w:val="clear"/>
-            <w:tcMar>
-              <w:top w:type="dxa" w:w="100"/>
-              <w:left w:type="dxa" w:w="120"/>
-              <w:bottom w:type="dxa" w:w="100"/>
-              <w:right w:type="dxa" w:w="120"/>
-            </w:tcMar>
-          </w:tcPr>
-          <w:p>
-            <w:pPr>
-              <w:spacing w:after="0"/>
-            </w:pPr>
-            <w:r>
-              <w:rPr>
-                <w:rFonts w:ascii="Calibri" w:cs="Calibri" w:eastAsia="Calibri" w:hAnsi="Calibri"/>
-                <w:b/>
-                <w:bCs/>
-                <w:sz w:val="19"/>
-                <w:szCs w:val="19"/>
-              </w:rPr>
-              <w:t xml:space="preserve">Permanently Delete</w:t>
-            </w:r>
-          </w:p>
-        </w:tc>
-        <w:tc>
-          <w:tcPr>
-            <w:tcW w:type="dxa" w:w="4680"/>
-            <w:shd w:fill="FFFFFF" w:val="clear"/>
-            <w:tcMar>
-              <w:top w:type="dxa" w:w="100"/>
-              <w:left w:type="dxa" w:w="120"/>
-              <w:bottom w:type="dxa" w:w="100"/>
-              <w:right w:type="dxa" w:w="120"/>
-            </w:tcMar>
-          </w:tcPr>
-          <w:p>
-            <w:pPr>
-              <w:spacing w:after="0"/>
-            </w:pPr>
-            <w:r>
-              <w:rPr>
-                <w:rFonts w:ascii="Calibri" w:cs="Calibri" w:eastAsia="Calibri" w:hAnsi="Calibri"/>
-                <w:sz w:val="19"/>
-                <w:szCs w:val="19"/>
-              </w:rPr>
-              <w:t xml:space="preserve">Shown on deleted members: removes the member and all their records for good. This cannot be undone</w:t>
+              <w:t xml:space="preserve">Deletes the ticked members (can be undone one at a time with Undelete Record)</w:t>
             </w:r>
           </w:p>
         </w:tc>
@@ -7661,8 +7931,72 @@
       <w:r>
         <w:rPr>
           <w:rFonts w:ascii="Calibri" w:cs="Calibri" w:eastAsia="Calibri" w:hAnsi="Calibri"/>
-        </w:rPr>
-        <w:t xml:space="preserve">Use the search box above the list to find a member, and click a column heading to sort.</w:t>
+          <w:b/>
+          <w:bCs/>
+        </w:rPr>
+        <w:t xml:space="preserve">Lock</w:t>
+      </w:r>
+      <w:r>
+        <w:rPr>
+          <w:rFonts w:ascii="Calibri" w:cs="Calibri" w:eastAsia="Calibri" w:hAnsi="Calibri"/>
+        </w:rPr>
+        <w:t xml:space="preserve">, </w:t>
+      </w:r>
+      <w:r>
+        <w:rPr>
+          <w:rFonts w:ascii="Calibri" w:cs="Calibri" w:eastAsia="Calibri" w:hAnsi="Calibri"/>
+          <w:b/>
+          <w:bCs/>
+        </w:rPr>
+        <w:t xml:space="preserve">Unlock</w:t>
+      </w:r>
+      <w:r>
+        <w:rPr>
+          <w:rFonts w:ascii="Calibri" w:cs="Calibri" w:eastAsia="Calibri" w:hAnsi="Calibri"/>
+        </w:rPr>
+        <w:t xml:space="preserve">, </w:t>
+      </w:r>
+      <w:r>
+        <w:rPr>
+          <w:rFonts w:ascii="Calibri" w:cs="Calibri" w:eastAsia="Calibri" w:hAnsi="Calibri"/>
+          <w:b/>
+          <w:bCs/>
+        </w:rPr>
+        <w:t xml:space="preserve">Approve User Acct</w:t>
+      </w:r>
+      <w:r>
+        <w:rPr>
+          <w:rFonts w:ascii="Calibri" w:cs="Calibri" w:eastAsia="Calibri" w:hAnsi="Calibri"/>
+        </w:rPr>
+        <w:t xml:space="preserve">, </w:t>
+      </w:r>
+      <w:r>
+        <w:rPr>
+          <w:rFonts w:ascii="Calibri" w:cs="Calibri" w:eastAsia="Calibri" w:hAnsi="Calibri"/>
+          <w:b/>
+          <w:bCs/>
+        </w:rPr>
+        <w:t xml:space="preserve">Approve CCMPS</w:t>
+      </w:r>
+      <w:r>
+        <w:rPr>
+          <w:rFonts w:ascii="Calibri" w:cs="Calibri" w:eastAsia="Calibri" w:hAnsi="Calibri"/>
+        </w:rPr>
+        <w:t xml:space="preserve"> and </w:t>
+      </w:r>
+      <w:r>
+        <w:rPr>
+          <w:rFonts w:ascii="Calibri" w:cs="Calibri" w:eastAsia="Calibri" w:hAnsi="Calibri"/>
+          <w:b/>
+          <w:bCs/>
+        </w:rPr>
+        <w:t xml:space="preserve">Archive</w:t>
+      </w:r>
+      <w:r>
+        <w:rPr>
+          <w:rFonts w:ascii="Calibri" w:cs="Calibri" w:eastAsia="Calibri" w:hAnsi="Calibri"/>
+        </w:rPr>
+        <w:t xml:space="preserve"> also appear in the list but don't do anything yet.</w:t>
       </w:r>
     </w:p>
     <w:p>
@@ -7674,7 +8008,7 @@
         <w:rPr>
           <w:rFonts w:ascii="Calibri" w:cs="Calibri" w:eastAsia="Calibri" w:hAnsi="Calibri"/>
         </w:rPr>
-        <w:t xml:space="preserve">Bulk Actions</w:t>
+        <w:t xml:space="preserve">Locking a Member</w:t>
       </w:r>
     </w:p>
     <w:p>
@@ -7685,49 +8019,476 @@
         <w:rPr>
           <w:rFonts w:ascii="Calibri" w:cs="Calibri" w:eastAsia="Calibri" w:hAnsi="Calibri"/>
         </w:rPr>
-        <w:t xml:space="preserve">To change many members at once, tick the box on each row (or </w:t>
-      </w:r>
-      <w:r>
-        <w:rPr>
-          <w:rFonts w:ascii="Calibri" w:cs="Calibri" w:eastAsia="Calibri" w:hAnsi="Calibri"/>
-          <w:b/>
-          <w:bCs/>
-        </w:rPr>
-        <w:t xml:space="preserve">Select</w:t>
-      </w:r>
-      <w:r>
-        <w:rPr>
-          <w:rFonts w:ascii="Calibri" w:cs="Calibri" w:eastAsia="Calibri" w:hAnsi="Calibri"/>
-        </w:rPr>
-        <w:t xml:space="preserve"> at the top to tick them all), choose an action from the </w:t>
-      </w:r>
-      <w:r>
-        <w:rPr>
-          <w:rFonts w:ascii="Calibri" w:cs="Calibri" w:eastAsia="Calibri" w:hAnsi="Calibri"/>
-          <w:b/>
-          <w:bCs/>
-        </w:rPr>
-        <w:t xml:space="preserve">Bulk Actions</w:t>
-      </w:r>
-      <w:r>
-        <w:rPr>
-          <w:rFonts w:ascii="Calibri" w:cs="Calibri" w:eastAsia="Calibri" w:hAnsi="Calibri"/>
-        </w:rPr>
-        <w:t xml:space="preserve"> list below the table and click </w:t>
-      </w:r>
-      <w:r>
-        <w:rPr>
-          <w:rFonts w:ascii="Calibri" w:cs="Calibri" w:eastAsia="Calibri" w:hAnsi="Calibri"/>
-          <w:b/>
-          <w:bCs/>
-        </w:rPr>
-        <w:t xml:space="preserve">Submit</w:t>
-      </w:r>
-      <w:r>
-        <w:rPr>
-          <w:rFonts w:ascii="Calibri" w:cs="Calibri" w:eastAsia="Calibri" w:hAnsi="Calibri"/>
-        </w:rPr>
-        <w:t xml:space="preserve">.</w:t>
+        <w:t xml:space="preserve">To stop a member logging in without deleting them, open them with </w:t>
+      </w:r>
+      <w:r>
+        <w:rPr>
+          <w:rFonts w:ascii="Calibri" w:cs="Calibri" w:eastAsia="Calibri" w:hAnsi="Calibri"/>
+          <w:b/>
+          <w:bCs/>
+        </w:rPr>
+        <w:t xml:space="preserve">Update Record</w:t>
+      </w:r>
+      <w:r>
+        <w:rPr>
+          <w:rFonts w:ascii="Calibri" w:cs="Calibri" w:eastAsia="Calibri" w:hAnsi="Calibri"/>
+        </w:rPr>
+        <w:t xml:space="preserve">, tick </w:t>
+      </w:r>
+      <w:r>
+        <w:rPr>
+          <w:rFonts w:ascii="Calibri" w:cs="Calibri" w:eastAsia="Calibri" w:hAnsi="Calibri"/>
+          <w:b/>
+          <w:bCs/>
+        </w:rPr>
+        <w:t xml:space="preserve">Locked</w:t>
+      </w:r>
+      <w:r>
+        <w:rPr>
+          <w:rFonts w:ascii="Calibri" w:cs="Calibri" w:eastAsia="Calibri" w:hAnsi="Calibri"/>
+        </w:rPr>
+        <w:t xml:space="preserve"> in </w:t>
+      </w:r>
+      <w:r>
+        <w:rPr>
+          <w:rFonts w:ascii="Calibri" w:cs="Calibri" w:eastAsia="Calibri" w:hAnsi="Calibri"/>
+          <w:b/>
+          <w:bCs/>
+        </w:rPr>
+        <w:t xml:space="preserve">Roles &amp; Permissions</w:t>
+      </w:r>
+      <w:r>
+        <w:rPr>
+          <w:rFonts w:ascii="Calibri" w:cs="Calibri" w:eastAsia="Calibri" w:hAnsi="Calibri"/>
+        </w:rPr>
+        <w:t xml:space="preserve"> and save (System Admins only). When they try to log in they see "Your account has been locked. Please contact your Chapter Administrator." Untick </w:t>
+      </w:r>
+      <w:r>
+        <w:rPr>
+          <w:rFonts w:ascii="Calibri" w:cs="Calibri" w:eastAsia="Calibri" w:hAnsi="Calibri"/>
+          <w:b/>
+          <w:bCs/>
+        </w:rPr>
+        <w:t xml:space="preserve">Locked</w:t>
+      </w:r>
+      <w:r>
+        <w:rPr>
+          <w:rFonts w:ascii="Calibri" w:cs="Calibri" w:eastAsia="Calibri" w:hAnsi="Calibri"/>
+        </w:rPr>
+        <w:t xml:space="preserve"> to let them back in.</w:t>
+      </w:r>
+    </w:p>
+    <w:p>
+      <w:pPr>
+        <w:pStyle w:val="Heading4"/>
+        <w:spacing w:after="120" w:before="240"/>
+      </w:pPr>
+      <w:r>
+        <w:rPr>
+          <w:rFonts w:ascii="Calibri" w:cs="Calibri" w:eastAsia="Calibri" w:hAnsi="Calibri"/>
+        </w:rPr>
+        <w:t xml:space="preserve">Marking a Member Deceased</w:t>
+      </w:r>
+    </w:p>
+    <w:p>
+      <w:pPr>
+        <w:spacing w:after="160"/>
+      </w:pPr>
+      <w:r>
+        <w:rPr>
+          <w:rFonts w:ascii="Calibri" w:cs="Calibri" w:eastAsia="Calibri" w:hAnsi="Calibri"/>
+        </w:rPr>
+        <w:t xml:space="preserve">Open the member with </w:t>
+      </w:r>
+      <w:r>
+        <w:rPr>
+          <w:rFonts w:ascii="Calibri" w:cs="Calibri" w:eastAsia="Calibri" w:hAnsi="Calibri"/>
+          <w:b/>
+          <w:bCs/>
+        </w:rPr>
+        <w:t xml:space="preserve">Update Record</w:t>
+      </w:r>
+      <w:r>
+        <w:rPr>
+          <w:rFonts w:ascii="Calibri" w:cs="Calibri" w:eastAsia="Calibri" w:hAnsi="Calibri"/>
+        </w:rPr>
+        <w:t xml:space="preserve">, go to </w:t>
+      </w:r>
+      <w:r>
+        <w:rPr>
+          <w:rFonts w:ascii="Calibri" w:cs="Calibri" w:eastAsia="Calibri" w:hAnsi="Calibri"/>
+          <w:b/>
+          <w:bCs/>
+        </w:rPr>
+        <w:t xml:space="preserve">Admin Notes</w:t>
+      </w:r>
+      <w:r>
+        <w:rPr>
+          <w:rFonts w:ascii="Calibri" w:cs="Calibri" w:eastAsia="Calibri" w:hAnsi="Calibri"/>
+        </w:rPr>
+        <w:t xml:space="preserve">, tick </w:t>
+      </w:r>
+      <w:r>
+        <w:rPr>
+          <w:rFonts w:ascii="Calibri" w:cs="Calibri" w:eastAsia="Calibri" w:hAnsi="Calibri"/>
+          <w:b/>
+          <w:bCs/>
+        </w:rPr>
+        <w:t xml:space="preserve">Deceased</w:t>
+      </w:r>
+      <w:r>
+        <w:rPr>
+          <w:rFonts w:ascii="Calibri" w:cs="Calibri" w:eastAsia="Calibri" w:hAnsi="Calibri"/>
+        </w:rPr>
+        <w:t xml:space="preserve"> and click </w:t>
+      </w:r>
+      <w:r>
+        <w:rPr>
+          <w:rFonts w:ascii="Calibri" w:cs="Calibri" w:eastAsia="Calibri" w:hAnsi="Calibri"/>
+          <w:b/>
+          <w:bCs/>
+        </w:rPr>
+        <w:t xml:space="preserve">Save Changes</w:t>
+      </w:r>
+      <w:r>
+        <w:rPr>
+          <w:rFonts w:ascii="Calibri" w:cs="Calibri" w:eastAsia="Calibri" w:hAnsi="Calibri"/>
+        </w:rPr>
+        <w:t xml:space="preserve">. When you save:</w:t>
+      </w:r>
+    </w:p>
+    <w:p>
+      <w:pPr>
+        <w:pStyle w:val="ListParagraph"/>
+        <w:numPr>
+          <w:ilvl w:val="0"/>
+          <w:numId w:val="3"/>
+        </w:numPr>
+        <w:spacing w:after="100"/>
+      </w:pPr>
+      <w:r>
+        <w:rPr>
+          <w:rFonts w:ascii="Calibri" w:cs="Calibri" w:eastAsia="Calibri" w:hAnsi="Calibri"/>
+        </w:rPr>
+        <w:t xml:space="preserve">They can no longer log in, on the website or the phone app.</w:t>
+      </w:r>
+    </w:p>
+    <w:p>
+      <w:pPr>
+        <w:pStyle w:val="ListParagraph"/>
+        <w:numPr>
+          <w:ilvl w:val="0"/>
+          <w:numId w:val="3"/>
+        </w:numPr>
+        <w:spacing w:after="100"/>
+      </w:pPr>
+      <w:r>
+        <w:rPr>
+          <w:rFonts w:ascii="Calibri" w:cs="Calibri" w:eastAsia="Calibri" w:hAnsi="Calibri"/>
+        </w:rPr>
+        <w:t xml:space="preserve">Every admin role the member had (System, Member, Chapter, Student, Content or Event Admin) is taken away, and they're removed from all Security Groups, including access to the Document Library.</w:t>
+      </w:r>
+    </w:p>
+    <w:p>
+      <w:pPr>
+        <w:pStyle w:val="ListParagraph"/>
+        <w:numPr>
+          <w:ilvl w:val="0"/>
+          <w:numId w:val="3"/>
+        </w:numPr>
+        <w:spacing w:after="100"/>
+      </w:pPr>
+      <w:r>
+        <w:rPr>
+          <w:rFonts w:ascii="Calibri" w:cs="Calibri" w:eastAsia="Calibri" w:hAnsi="Calibri"/>
+        </w:rPr>
+        <w:t xml:space="preserve">They no longer appear on the chapter roster, the national directory, the treasurer's spreadsheet or the member counts.</w:t>
+      </w:r>
+    </w:p>
+    <w:p>
+      <w:pPr>
+        <w:pStyle w:val="ListParagraph"/>
+        <w:numPr>
+          <w:ilvl w:val="0"/>
+          <w:numId w:val="3"/>
+        </w:numPr>
+        <w:spacing w:after="100"/>
+      </w:pPr>
+      <w:r>
+        <w:rPr>
+          <w:rFonts w:ascii="Calibri" w:cs="Calibri" w:eastAsia="Calibri" w:hAnsi="Calibri"/>
+        </w:rPr>
+        <w:t xml:space="preserve">Their record isn't deleted. You can still find it in the member list.</w:t>
+      </w:r>
+    </w:p>
+    <w:p>
+      <w:pPr>
+        <w:pStyle w:val="ListParagraph"/>
+        <w:numPr>
+          <w:ilvl w:val="0"/>
+          <w:numId w:val="3"/>
+        </w:numPr>
+        <w:spacing w:after="100"/>
+      </w:pPr>
+      <w:r>
+        <w:rPr>
+          <w:rFonts w:ascii="Calibri" w:cs="Calibri" w:eastAsia="Calibri" w:hAnsi="Calibri"/>
+        </w:rPr>
+        <w:t xml:space="preserve">An email address isn't needed to save the record.</w:t>
+      </w:r>
+    </w:p>
+    <w:p>
+      <w:pPr>
+        <w:spacing w:after="120"/>
+      </w:pPr>
+    </w:p>
+    <w:tbl>
+      <w:tblPr>
+        <w:tblW w:type="pct" w:w="5000"/>
+        <w:tblBorders>
+          <w:top w:val="single" w:color="5BC0DE" w:sz="4"/>
+          <w:left w:val="single" w:color="5BC0DE" w:sz="4"/>
+          <w:bottom w:val="single" w:color="5BC0DE" w:sz="4"/>
+          <w:right w:val="single" w:color="5BC0DE" w:sz="4"/>
+          <w:insideH w:val="single" w:color="auto" w:sz="4"/>
+          <w:insideV w:val="single" w:color="auto" w:sz="4"/>
+        </w:tblBorders>
+      </w:tblPr>
+      <w:tblGrid>
+        <w:gridCol w:w="9360"/>
+      </w:tblGrid>
+      <w:tr>
+        <w:tc>
+          <w:tcPr>
+            <w:tcW w:type="pct" w:w="5000"/>
+            <w:shd w:fill="D9EDF7" w:val="clear"/>
+            <w:tcMar>
+              <w:top w:type="dxa" w:w="160"/>
+              <w:left w:type="dxa" w:w="200"/>
+              <w:bottom w:type="dxa" w:w="160"/>
+              <w:right w:type="dxa" w:w="200"/>
+            </w:tcMar>
+          </w:tcPr>
+          <w:p>
+            <w:pPr>
+              <w:spacing w:after="0"/>
+            </w:pPr>
+            <w:r>
+              <w:rPr>
+                <w:rFonts w:ascii="Calibri" w:cs="Calibri" w:eastAsia="Calibri" w:hAnsi="Calibri"/>
+              </w:rPr>
+              <w:t xml:space="preserve">Unticking Deceased lets the member log in again, but doesn't give their roles back. If it was a mistake, give the member their roles again.</w:t>
+            </w:r>
+          </w:p>
+        </w:tc>
+      </w:tr>
+    </w:tbl>
+    <w:p>
+      <w:pPr>
+        <w:spacing w:after="200"/>
+      </w:pPr>
+    </w:p>
+    <w:p>
+      <w:pPr>
+        <w:pStyle w:val="Heading3"/>
+        <w:spacing w:after="160" w:before="320"/>
+      </w:pPr>
+      <w:r>
+        <w:t xml:space="preserve">Statuses and the Current Year</w:t>
+      </w:r>
+    </w:p>
+    <w:p>
+      <w:pPr>
+        <w:spacing w:after="160"/>
+      </w:pPr>
+      <w:r>
+        <w:rPr>
+          <w:rFonts w:ascii="Calibri" w:cs="Calibri" w:eastAsia="Calibri" w:hAnsi="Calibri"/>
+        </w:rPr>
+        <w:t xml:space="preserve">A member's status (Current, Past Due, Pending, Expired) depends on their dues and the current membership year. At the start of a new year, use the </w:t>
+      </w:r>
+      <w:r>
+        <w:rPr>
+          <w:rFonts w:ascii="Calibri" w:cs="Calibri" w:eastAsia="Calibri" w:hAnsi="Calibri"/>
+          <w:b/>
+          <w:bCs/>
+        </w:rPr>
+        <w:t xml:space="preserve">Current Year</w:t>
+      </w:r>
+      <w:r>
+        <w:rPr>
+          <w:rFonts w:ascii="Calibri" w:cs="Calibri" w:eastAsia="Calibri" w:hAnsi="Calibri"/>
+        </w:rPr>
+        <w:t xml:space="preserve"> bulk action on members who have paid.</w:t>
+      </w:r>
+    </w:p>
+    <w:p>
+      <w:pPr>
+        <w:pStyle w:val="Heading3"/>
+        <w:spacing w:after="160" w:before="320"/>
+      </w:pPr>
+      <w:r>
+        <w:t xml:space="preserve">Giving Someone an Admin Role</w:t>
+      </w:r>
+    </w:p>
+    <w:p>
+      <w:pPr>
+        <w:spacing w:after="160"/>
+      </w:pPr>
+      <w:r>
+        <w:rPr>
+          <w:rFonts w:ascii="Calibri" w:cs="Calibri" w:eastAsia="Calibri" w:hAnsi="Calibri"/>
+        </w:rPr>
+        <w:t xml:space="preserve">Open the member with </w:t>
+      </w:r>
+      <w:r>
+        <w:rPr>
+          <w:rFonts w:ascii="Calibri" w:cs="Calibri" w:eastAsia="Calibri" w:hAnsi="Calibri"/>
+          <w:b/>
+          <w:bCs/>
+        </w:rPr>
+        <w:t xml:space="preserve">Update Record</w:t>
+      </w:r>
+      <w:r>
+        <w:rPr>
+          <w:rFonts w:ascii="Calibri" w:cs="Calibri" w:eastAsia="Calibri" w:hAnsi="Calibri"/>
+        </w:rPr>
+        <w:t xml:space="preserve">, go to </w:t>
+      </w:r>
+      <w:r>
+        <w:rPr>
+          <w:rFonts w:ascii="Calibri" w:cs="Calibri" w:eastAsia="Calibri" w:hAnsi="Calibri"/>
+          <w:b/>
+          <w:bCs/>
+        </w:rPr>
+        <w:t xml:space="preserve">Roles &amp; Permissions</w:t>
+      </w:r>
+      <w:r>
+        <w:rPr>
+          <w:rFonts w:ascii="Calibri" w:cs="Calibri" w:eastAsia="Calibri" w:hAnsi="Calibri"/>
+        </w:rPr>
+        <w:t xml:space="preserve">, tick the roles they should have (for example Chapter Admin or Content Admin) and save. They see the new menus the next time they log in. System, Member, Chapter and Student Admin are kept in Security Groups, so the change also shows there. System Admins can also set everyone's roles from one list: </w:t>
+      </w:r>
+      <w:r>
+        <w:rPr>
+          <w:rFonts w:ascii="Calibri" w:cs="Calibri" w:eastAsia="Calibri" w:hAnsi="Calibri"/>
+          <w:b/>
+          <w:bCs/>
+        </w:rPr>
+        <w:t xml:space="preserve">System Admin &gt; Member Permissions</w:t>
+      </w:r>
+      <w:r>
+        <w:rPr>
+          <w:rFonts w:ascii="Calibri" w:cs="Calibri" w:eastAsia="Calibri" w:hAnsi="Calibri"/>
+        </w:rPr>
+        <w:t xml:space="preserve"> (Chapter 8).</w:t>
+      </w:r>
+    </w:p>
+    <w:tbl>
+      <w:tblPr>
+        <w:tblW w:type="pct" w:w="5000"/>
+        <w:tblBorders>
+          <w:top w:val="single" w:color="E8A33D" w:sz="4"/>
+          <w:left w:val="single" w:color="E8A33D" w:sz="4"/>
+          <w:bottom w:val="single" w:color="E8A33D" w:sz="4"/>
+          <w:right w:val="single" w:color="E8A33D" w:sz="4"/>
+          <w:insideH w:val="single" w:color="auto" w:sz="4"/>
+          <w:insideV w:val="single" w:color="auto" w:sz="4"/>
+        </w:tblBorders>
+      </w:tblPr>
+      <w:tblGrid>
+        <w:gridCol w:w="9360"/>
+      </w:tblGrid>
+      <w:tr>
+        <w:tc>
+          <w:tcPr>
+            <w:tcW w:type="pct" w:w="5000"/>
+            <w:shd w:fill="FCF1DC" w:val="clear"/>
+            <w:tcMar>
+              <w:top w:type="dxa" w:w="160"/>
+              <w:left w:type="dxa" w:w="200"/>
+              <w:bottom w:type="dxa" w:w="160"/>
+              <w:right w:type="dxa" w:w="200"/>
+            </w:tcMar>
+          </w:tcPr>
+          <w:p>
+            <w:pPr>
+              <w:spacing w:after="0"/>
+            </w:pPr>
+            <w:r>
+              <w:rPr>
+                <w:rFonts w:ascii="Calibri" w:cs="Calibri" w:eastAsia="Calibri" w:hAnsi="Calibri"/>
+              </w:rPr>
+              <w:t xml:space="preserve">Only give admin roles to people who need them. A Member Admin can see and change every member's details.</w:t>
+            </w:r>
+          </w:p>
+        </w:tc>
+      </w:tr>
+    </w:tbl>
+    <w:p>
+      <w:pPr>
+        <w:spacing w:after="200"/>
+      </w:pPr>
+    </w:p>
+    <w:p>
+      <w:pPr>
+        <w:pStyle w:val="Heading1"/>
+        <w:pageBreakBefore/>
+        <w:spacing w:after="300" w:before="0"/>
+      </w:pPr>
+      <w:r>
+        <w:t xml:space="preserve">Chapter 5: Website (Home Page Content)</w:t>
+      </w:r>
+    </w:p>
+    <w:p>
+      <w:pPr>
+        <w:pStyle w:val="Heading2"/>
+        <w:pBdr>
+          <w:bottom w:val="single" w:color="2C3E50" w:sz="6" w:space="8"/>
+        </w:pBdr>
+        <w:spacing w:after="240" w:before="0"/>
+      </w:pPr>
+      <w:r>
+        <w:t xml:space="preserve">What You Manage</w:t>
+      </w:r>
+    </w:p>
+    <w:p>
+      <w:pPr>
+        <w:spacing w:after="160"/>
+      </w:pPr>
+      <w:r>
+        <w:rPr>
+          <w:rFonts w:ascii="Calibri" w:cs="Calibri" w:eastAsia="Calibri" w:hAnsi="Calibri"/>
+        </w:rPr>
+        <w:t xml:space="preserve">Content Admins (and System Admins) decide what the member home page and the public website show. Open </w:t>
+      </w:r>
+      <w:r>
+        <w:rPr>
+          <w:rFonts w:ascii="Calibri" w:cs="Calibri" w:eastAsia="Calibri" w:hAnsi="Calibri"/>
+          <w:b/>
+          <w:bCs/>
+        </w:rPr>
+        <w:t xml:space="preserve">Website</w:t>
+      </w:r>
+      <w:r>
+        <w:rPr>
+          <w:rFonts w:ascii="Calibri" w:cs="Calibri" w:eastAsia="Calibri" w:hAnsi="Calibri"/>
+        </w:rPr>
+        <w:t xml:space="preserve"> in the side menu, or the Website tiles on the Admin page. Staff with the Content Admins Security Group see </w:t>
+      </w:r>
+      <w:r>
+        <w:rPr>
+          <w:rFonts w:ascii="Calibri" w:cs="Calibri" w:eastAsia="Calibri" w:hAnsi="Calibri"/>
+          <w:b/>
+          <w:bCs/>
+        </w:rPr>
+        <w:t xml:space="preserve">Website</w:t>
+      </w:r>
+      <w:r>
+        <w:rPr>
+          <w:rFonts w:ascii="Calibri" w:cs="Calibri" w:eastAsia="Calibri" w:hAnsi="Calibri"/>
+        </w:rPr>
+        <w:t xml:space="preserve"> in the staff menu and use the same pages.</w:t>
       </w:r>
     </w:p>
     <w:tbl>
@@ -7774,7 +8535,7 @@
                 <w:sz w:val="20"/>
                 <w:szCs w:val="20"/>
               </w:rPr>
-              <w:t xml:space="preserve">Action</w:t>
+              <w:t xml:space="preserve">Page</w:t>
             </w:r>
           </w:p>
         </w:tc>
@@ -7831,7 +8592,7 @@
                 <w:sz w:val="19"/>
                 <w:szCs w:val="19"/>
               </w:rPr>
-              <w:t xml:space="preserve">Current Year</w:t>
+              <w:t xml:space="preserve">Page Sections</w:t>
             </w:r>
           </w:p>
         </w:tc>
@@ -7856,7 +8617,7 @@
                 <w:sz w:val="19"/>
                 <w:szCs w:val="19"/>
               </w:rPr>
-              <w:t xml:space="preserve">Marks the ticked members as members for the current year</w:t>
+              <w:t xml:space="preserve">Every section of the page, top to bottom: the picture slider, feature boxes, team, timeline, quotes, prices, contact details, and the Sunshine, Bulletin Board, Calendar, Marquee, Careers and member-numbers sections. Show or hide each one on the member home and on the public website, drag sections into a new order, and change headings</w:t>
             </w:r>
           </w:p>
         </w:tc>
@@ -7885,7 +8646,7 @@
                 <w:sz w:val="19"/>
                 <w:szCs w:val="19"/>
               </w:rPr>
-              <w:t xml:space="preserve">User Acct</w:t>
+              <w:t xml:space="preserve">Items</w:t>
             </w:r>
           </w:p>
         </w:tc>
@@ -7910,7 +8671,7 @@
                 <w:sz w:val="19"/>
                 <w:szCs w:val="19"/>
               </w:rPr>
-              <w:t xml:space="preserve">Creates a login account for each ticked member who doesn't have one</w:t>
+              <w:t xml:space="preserve">The pieces inside a section, such as the slides in the slider or the people in Team</w:t>
             </w:r>
           </w:p>
         </w:tc>
@@ -7939,7 +8700,7 @@
                 <w:sz w:val="19"/>
                 <w:szCs w:val="19"/>
               </w:rPr>
-              <w:t xml:space="preserve">Delete</w:t>
+              <w:t xml:space="preserve">Pictures</w:t>
             </w:r>
           </w:p>
         </w:tc>
@@ -7964,7 +8725,295 @@
                 <w:sz w:val="19"/>
                 <w:szCs w:val="19"/>
               </w:rPr>
-              <w:t xml:space="preserve">Deletes the ticked members (can be undone one at a time with Undelete Record)</w:t>
+              <w:t xml:space="preserve">Upload pictures once, then choose them for any slide or item</w:t>
+            </w:r>
+          </w:p>
+        </w:tc>
+      </w:tr>
+      <w:tr>
+        <w:tc>
+          <w:tcPr>
+            <w:tcW w:type="dxa" w:w="4680"/>
+            <w:shd w:fill="F7F9FA" w:val="clear"/>
+            <w:tcMar>
+              <w:top w:type="dxa" w:w="100"/>
+              <w:left w:type="dxa" w:w="120"/>
+              <w:bottom w:type="dxa" w:w="100"/>
+              <w:right w:type="dxa" w:w="120"/>
+            </w:tcMar>
+          </w:tcPr>
+          <w:p>
+            <w:pPr>
+              <w:spacing w:after="0"/>
+            </w:pPr>
+            <w:r>
+              <w:rPr>
+                <w:rFonts w:ascii="Calibri" w:cs="Calibri" w:eastAsia="Calibri" w:hAnsi="Calibri"/>
+                <w:b/>
+                <w:bCs/>
+                <w:sz w:val="19"/>
+                <w:szCs w:val="19"/>
+              </w:rPr>
+              <w:t xml:space="preserve">Sunshine</w:t>
+            </w:r>
+          </w:p>
+        </w:tc>
+        <w:tc>
+          <w:tcPr>
+            <w:tcW w:type="dxa" w:w="4680"/>
+            <w:shd w:fill="F7F9FA" w:val="clear"/>
+            <w:tcMar>
+              <w:top w:type="dxa" w:w="100"/>
+              <w:left w:type="dxa" w:w="120"/>
+              <w:bottom w:type="dxa" w:w="100"/>
+              <w:right w:type="dxa" w:w="120"/>
+            </w:tcMar>
+          </w:tcPr>
+          <w:p>
+            <w:pPr>
+              <w:spacing w:after="0"/>
+            </w:pPr>
+            <w:r>
+              <w:rPr>
+                <w:rFonts w:ascii="Calibri" w:cs="Calibri" w:eastAsia="Calibri" w:hAnsi="Calibri"/>
+                <w:sz w:val="19"/>
+                <w:szCs w:val="19"/>
+              </w:rPr>
+              <w:t xml:space="preserve">Illnesses, recoveries and passings: a name, the news, more details, a photo</w:t>
+            </w:r>
+          </w:p>
+        </w:tc>
+      </w:tr>
+      <w:tr>
+        <w:tc>
+          <w:tcPr>
+            <w:tcW w:type="dxa" w:w="4680"/>
+            <w:shd w:fill="FFFFFF" w:val="clear"/>
+            <w:tcMar>
+              <w:top w:type="dxa" w:w="100"/>
+              <w:left w:type="dxa" w:w="120"/>
+              <w:bottom w:type="dxa" w:w="100"/>
+              <w:right w:type="dxa" w:w="120"/>
+            </w:tcMar>
+          </w:tcPr>
+          <w:p>
+            <w:pPr>
+              <w:spacing w:after="0"/>
+            </w:pPr>
+            <w:r>
+              <w:rPr>
+                <w:rFonts w:ascii="Calibri" w:cs="Calibri" w:eastAsia="Calibri" w:hAnsi="Calibri"/>
+                <w:b/>
+                <w:bCs/>
+                <w:sz w:val="19"/>
+                <w:szCs w:val="19"/>
+              </w:rPr>
+              <w:t xml:space="preserve">Bulletin Board</w:t>
+            </w:r>
+          </w:p>
+        </w:tc>
+        <w:tc>
+          <w:tcPr>
+            <w:tcW w:type="dxa" w:w="4680"/>
+            <w:shd w:fill="FFFFFF" w:val="clear"/>
+            <w:tcMar>
+              <w:top w:type="dxa" w:w="100"/>
+              <w:left w:type="dxa" w:w="120"/>
+              <w:bottom w:type="dxa" w:w="100"/>
+              <w:right w:type="dxa" w:w="120"/>
+            </w:tcMar>
+          </w:tcPr>
+          <w:p>
+            <w:pPr>
+              <w:spacing w:after="0"/>
+            </w:pPr>
+            <w:r>
+              <w:rPr>
+                <w:rFonts w:ascii="Calibri" w:cs="Calibri" w:eastAsia="Calibri" w:hAnsi="Calibri"/>
+                <w:sz w:val="19"/>
+                <w:szCs w:val="19"/>
+              </w:rPr>
+              <w:t xml:space="preserve">Short notes shown as coloured sticky notes</w:t>
+            </w:r>
+          </w:p>
+        </w:tc>
+      </w:tr>
+      <w:tr>
+        <w:tc>
+          <w:tcPr>
+            <w:tcW w:type="dxa" w:w="4680"/>
+            <w:shd w:fill="F7F9FA" w:val="clear"/>
+            <w:tcMar>
+              <w:top w:type="dxa" w:w="100"/>
+              <w:left w:type="dxa" w:w="120"/>
+              <w:bottom w:type="dxa" w:w="100"/>
+              <w:right w:type="dxa" w:w="120"/>
+            </w:tcMar>
+          </w:tcPr>
+          <w:p>
+            <w:pPr>
+              <w:spacing w:after="0"/>
+            </w:pPr>
+            <w:r>
+              <w:rPr>
+                <w:rFonts w:ascii="Calibri" w:cs="Calibri" w:eastAsia="Calibri" w:hAnsi="Calibri"/>
+                <w:b/>
+                <w:bCs/>
+                <w:sz w:val="19"/>
+                <w:szCs w:val="19"/>
+              </w:rPr>
+              <w:t xml:space="preserve">Marquee</w:t>
+            </w:r>
+          </w:p>
+        </w:tc>
+        <w:tc>
+          <w:tcPr>
+            <w:tcW w:type="dxa" w:w="4680"/>
+            <w:shd w:fill="F7F9FA" w:val="clear"/>
+            <w:tcMar>
+              <w:top w:type="dxa" w:w="100"/>
+              <w:left w:type="dxa" w:w="120"/>
+              <w:bottom w:type="dxa" w:w="100"/>
+              <w:right w:type="dxa" w:w="120"/>
+            </w:tcMar>
+          </w:tcPr>
+          <w:p>
+            <w:pPr>
+              <w:spacing w:after="0"/>
+            </w:pPr>
+            <w:r>
+              <w:rPr>
+                <w:rFonts w:ascii="Calibri" w:cs="Calibri" w:eastAsia="Calibri" w:hAnsi="Calibri"/>
+                <w:sz w:val="19"/>
+                <w:szCs w:val="19"/>
+              </w:rPr>
+              <w:t xml:space="preserve">One-line announcements that scroll across the page</w:t>
+            </w:r>
+          </w:p>
+        </w:tc>
+      </w:tr>
+      <w:tr>
+        <w:tc>
+          <w:tcPr>
+            <w:tcW w:type="dxa" w:w="4680"/>
+            <w:shd w:fill="FFFFFF" w:val="clear"/>
+            <w:tcMar>
+              <w:top w:type="dxa" w:w="100"/>
+              <w:left w:type="dxa" w:w="120"/>
+              <w:bottom w:type="dxa" w:w="100"/>
+              <w:right w:type="dxa" w:w="120"/>
+            </w:tcMar>
+          </w:tcPr>
+          <w:p>
+            <w:pPr>
+              <w:spacing w:after="0"/>
+            </w:pPr>
+            <w:r>
+              <w:rPr>
+                <w:rFonts w:ascii="Calibri" w:cs="Calibri" w:eastAsia="Calibri" w:hAnsi="Calibri"/>
+                <w:b/>
+                <w:bCs/>
+                <w:sz w:val="19"/>
+                <w:szCs w:val="19"/>
+              </w:rPr>
+              <w:t xml:space="preserve">Careers</w:t>
+            </w:r>
+          </w:p>
+        </w:tc>
+        <w:tc>
+          <w:tcPr>
+            <w:tcW w:type="dxa" w:w="4680"/>
+            <w:shd w:fill="FFFFFF" w:val="clear"/>
+            <w:tcMar>
+              <w:top w:type="dxa" w:w="100"/>
+              <w:left w:type="dxa" w:w="120"/>
+              <w:bottom w:type="dxa" w:w="100"/>
+              <w:right w:type="dxa" w:w="120"/>
+            </w:tcMar>
+          </w:tcPr>
+          <w:p>
+            <w:pPr>
+              <w:spacing w:after="0"/>
+            </w:pPr>
+            <w:r>
+              <w:rPr>
+                <w:rFonts w:ascii="Calibri" w:cs="Calibri" w:eastAsia="Calibri" w:hAnsi="Calibri"/>
+                <w:sz w:val="19"/>
+                <w:szCs w:val="19"/>
+              </w:rPr>
+              <w:t xml:space="preserve">Job postings. Each has its own page with the full description and an Apply button</w:t>
+            </w:r>
+          </w:p>
+        </w:tc>
+      </w:tr>
+      <w:tr>
+        <w:tc>
+          <w:tcPr>
+            <w:tcW w:type="dxa" w:w="4680"/>
+            <w:shd w:fill="F7F9FA" w:val="clear"/>
+            <w:tcMar>
+              <w:top w:type="dxa" w:w="100"/>
+              <w:left w:type="dxa" w:w="120"/>
+              <w:bottom w:type="dxa" w:w="100"/>
+              <w:right w:type="dxa" w:w="120"/>
+            </w:tcMar>
+          </w:tcPr>
+          <w:p>
+            <w:pPr>
+              <w:spacing w:after="0"/>
+            </w:pPr>
+            <w:r>
+              <w:rPr>
+                <w:rFonts w:ascii="Calibri" w:cs="Calibri" w:eastAsia="Calibri" w:hAnsi="Calibri"/>
+                <w:b/>
+                <w:bCs/>
+                <w:sz w:val="19"/>
+                <w:szCs w:val="19"/>
+              </w:rPr>
+              <w:t xml:space="preserve">Events</w:t>
+            </w:r>
+          </w:p>
+        </w:tc>
+        <w:tc>
+          <w:tcPr>
+            <w:tcW w:type="dxa" w:w="4680"/>
+            <w:shd w:fill="F7F9FA" w:val="clear"/>
+            <w:tcMar>
+              <w:top w:type="dxa" w:w="100"/>
+              <w:left w:type="dxa" w:w="120"/>
+              <w:bottom w:type="dxa" w:w="100"/>
+              <w:right w:type="dxa" w:w="120"/>
+            </w:tcMar>
+          </w:tcPr>
+          <w:p>
+            <w:pPr>
+              <w:spacing w:after="0"/>
+            </w:pPr>
+            <w:r>
+              <w:rPr>
+                <w:rFonts w:ascii="Calibri" w:cs="Calibri" w:eastAsia="Calibri" w:hAnsi="Calibri"/>
+                <w:sz w:val="19"/>
+                <w:szCs w:val="19"/>
+              </w:rPr>
+              <w:t xml:space="preserve">The events calendar (Event Admins and System Admins: every event; Chapter Admins: their own chapter's events, under </w:t>
+            </w:r>
+            <w:r>
+              <w:rPr>
+                <w:rFonts w:ascii="Calibri" w:cs="Calibri" w:eastAsia="Calibri" w:hAnsi="Calibri"/>
+                <w:b/>
+                <w:bCs/>
+                <w:sz w:val="19"/>
+                <w:szCs w:val="19"/>
+              </w:rPr>
+              <w:t xml:space="preserve">Chapter Events</w:t>
+            </w:r>
+            <w:r>
+              <w:rPr>
+                <w:rFonts w:ascii="Calibri" w:cs="Calibri" w:eastAsia="Calibri" w:hAnsi="Calibri"/>
+                <w:sz w:val="19"/>
+                <w:szCs w:val="19"/>
+              </w:rPr>
+              <w:t xml:space="preserve"> in the Chapter Admin menu)</w:t>
             </w:r>
           </w:p>
         </w:tc>
@@ -7982,81 +9031,8 @@
       <w:r>
         <w:rPr>
           <w:rFonts w:ascii="Calibri" w:cs="Calibri" w:eastAsia="Calibri" w:hAnsi="Calibri"/>
-          <w:b/>
-          <w:bCs/>
-        </w:rPr>
-        <w:t xml:space="preserve">Lock</w:t>
-      </w:r>
-      <w:r>
-        <w:rPr>
-          <w:rFonts w:ascii="Calibri" w:cs="Calibri" w:eastAsia="Calibri" w:hAnsi="Calibri"/>
-        </w:rPr>
-        <w:t xml:space="preserve">, </w:t>
-      </w:r>
-      <w:r>
-        <w:rPr>
-          <w:rFonts w:ascii="Calibri" w:cs="Calibri" w:eastAsia="Calibri" w:hAnsi="Calibri"/>
-          <w:b/>
-          <w:bCs/>
-        </w:rPr>
-        <w:t xml:space="preserve">Unlock</w:t>
-      </w:r>
-      <w:r>
-        <w:rPr>
-          <w:rFonts w:ascii="Calibri" w:cs="Calibri" w:eastAsia="Calibri" w:hAnsi="Calibri"/>
-        </w:rPr>
-        <w:t xml:space="preserve">, </w:t>
-      </w:r>
-      <w:r>
-        <w:rPr>
-          <w:rFonts w:ascii="Calibri" w:cs="Calibri" w:eastAsia="Calibri" w:hAnsi="Calibri"/>
-          <w:b/>
-          <w:bCs/>
-        </w:rPr>
-        <w:t xml:space="preserve">Approve User Acct</w:t>
-      </w:r>
-      <w:r>
-        <w:rPr>
-          <w:rFonts w:ascii="Calibri" w:cs="Calibri" w:eastAsia="Calibri" w:hAnsi="Calibri"/>
-        </w:rPr>
-        <w:t xml:space="preserve">, </w:t>
-      </w:r>
-      <w:r>
-        <w:rPr>
-          <w:rFonts w:ascii="Calibri" w:cs="Calibri" w:eastAsia="Calibri" w:hAnsi="Calibri"/>
-          <w:b/>
-          <w:bCs/>
-        </w:rPr>
-        <w:t xml:space="preserve">Approve CCMPS</w:t>
-      </w:r>
-      <w:r>
-        <w:rPr>
-          <w:rFonts w:ascii="Calibri" w:cs="Calibri" w:eastAsia="Calibri" w:hAnsi="Calibri"/>
-        </w:rPr>
-        <w:t xml:space="preserve"> and </w:t>
-      </w:r>
-      <w:r>
-        <w:rPr>
-          <w:rFonts w:ascii="Calibri" w:cs="Calibri" w:eastAsia="Calibri" w:hAnsi="Calibri"/>
-          <w:b/>
-          <w:bCs/>
-        </w:rPr>
-        <w:t xml:space="preserve">Archive</w:t>
-      </w:r>
-      <w:r>
-        <w:rPr>
-          <w:rFonts w:ascii="Calibri" w:cs="Calibri" w:eastAsia="Calibri" w:hAnsi="Calibri"/>
-        </w:rPr>
-        <w:t xml:space="preserve"> also appear in the list but don't do anything yet.</w:t>
-      </w:r>
-    </w:p>
-    <w:p>
-      <w:pPr>
-        <w:pStyle w:val="Heading3"/>
-        <w:spacing w:after="160" w:before="320"/>
-      </w:pPr>
-      <w:r>
-        <w:t xml:space="preserve">Statuses and the Current Year</w:t>
+        </w:rPr>
+        <w:t xml:space="preserve">What you enter shows on the lower part of the member home page, below the member tiles, in the order of the Page Sections list. A menu bar across the top of that part has a link for each section that has a menu label; clicking one scrolls down to it. A section that is switched off, or has nothing in it yet, doesn't show at all.</w:t>
       </w:r>
     </w:p>
     <w:p>
@@ -8066,80 +9042,97 @@
       <w:r>
         <w:rPr>
           <w:rFonts w:ascii="Calibri" w:cs="Calibri" w:eastAsia="Calibri" w:hAnsi="Calibri"/>
-        </w:rPr>
-        <w:t xml:space="preserve">A member's status (Current, Past Due, Pending, Expired) depends on their dues and the current membership year. At the start of a new year, use the </w:t>
-      </w:r>
-      <w:r>
-        <w:rPr>
-          <w:rFonts w:ascii="Calibri" w:cs="Calibri" w:eastAsia="Calibri" w:hAnsi="Calibri"/>
-          <w:b/>
-          <w:bCs/>
-        </w:rPr>
-        <w:t xml:space="preserve">Current Year</w:t>
-      </w:r>
-      <w:r>
-        <w:rPr>
-          <w:rFonts w:ascii="Calibri" w:cs="Calibri" w:eastAsia="Calibri" w:hAnsi="Calibri"/>
-        </w:rPr>
-        <w:t xml:space="preserve"> bulk action on members who have paid.</w:t>
-      </w:r>
-    </w:p>
-    <w:p>
-      <w:pPr>
-        <w:pStyle w:val="Heading3"/>
-        <w:spacing w:after="160" w:before="320"/>
-      </w:pPr>
-      <w:r>
-        <w:t xml:space="preserve">Giving Someone an Admin Role</w:t>
-      </w:r>
-    </w:p>
-    <w:p>
-      <w:pPr>
-        <w:spacing w:after="160"/>
-      </w:pPr>
-      <w:r>
-        <w:rPr>
-          <w:rFonts w:ascii="Calibri" w:cs="Calibri" w:eastAsia="Calibri" w:hAnsi="Calibri"/>
-        </w:rPr>
-        <w:t xml:space="preserve">Open the member with </w:t>
-      </w:r>
-      <w:r>
-        <w:rPr>
-          <w:rFonts w:ascii="Calibri" w:cs="Calibri" w:eastAsia="Calibri" w:hAnsi="Calibri"/>
-          <w:b/>
-          <w:bCs/>
-        </w:rPr>
-        <w:t xml:space="preserve">Update Record</w:t>
-      </w:r>
-      <w:r>
-        <w:rPr>
-          <w:rFonts w:ascii="Calibri" w:cs="Calibri" w:eastAsia="Calibri" w:hAnsi="Calibri"/>
-        </w:rPr>
-        <w:t xml:space="preserve">, go to </w:t>
-      </w:r>
-      <w:r>
-        <w:rPr>
-          <w:rFonts w:ascii="Calibri" w:cs="Calibri" w:eastAsia="Calibri" w:hAnsi="Calibri"/>
-          <w:b/>
-          <w:bCs/>
-        </w:rPr>
-        <w:t xml:space="preserve">Roles &amp; Permissions</w:t>
-      </w:r>
-      <w:r>
-        <w:rPr>
-          <w:rFonts w:ascii="Calibri" w:cs="Calibri" w:eastAsia="Calibri" w:hAnsi="Calibri"/>
-        </w:rPr>
-        <w:t xml:space="preserve">, tick the roles they should have (for example Chapter Admin or Content Admin) and save. They see the new menus the next time they log in.</w:t>
+          <w:b/>
+          <w:bCs/>
+        </w:rPr>
+        <w:t xml:space="preserve">The public website</w:t>
+      </w:r>
+      <w:r>
+        <w:rPr>
+          <w:rFonts w:ascii="Calibri" w:cs="Calibri" w:eastAsia="Calibri" w:hAnsi="Calibri"/>
+        </w:rPr>
+        <w:t xml:space="preserve"> uses the same sections, for anyone, without logging in. It shows only the sections whose </w:t>
+      </w:r>
+      <w:r>
+        <w:rPr>
+          <w:rFonts w:ascii="Calibri" w:cs="Calibri" w:eastAsia="Calibri" w:hAnsi="Calibri"/>
+          <w:b/>
+          <w:bCs/>
+        </w:rPr>
+        <w:t xml:space="preserve">Public website</w:t>
+      </w:r>
+      <w:r>
+        <w:rPr>
+          <w:rFonts w:ascii="Calibri" w:cs="Calibri" w:eastAsia="Calibri" w:hAnsi="Calibri"/>
+        </w:rPr>
+        <w:t xml:space="preserve"> box is ticked, the Sunshine, Bulletin Board, Marquee and Careers posts ticked </w:t>
+      </w:r>
+      <w:r>
+        <w:rPr>
+          <w:rFonts w:ascii="Calibri" w:cs="Calibri" w:eastAsia="Calibri" w:hAnsi="Calibri"/>
+          <w:b/>
+          <w:bCs/>
+        </w:rPr>
+        <w:t xml:space="preserve">Also on the public website</w:t>
+      </w:r>
+      <w:r>
+        <w:rPr>
+          <w:rFonts w:ascii="Calibri" w:cs="Calibri" w:eastAsia="Calibri" w:hAnsi="Calibri"/>
+        </w:rPr>
+        <w:t xml:space="preserve">, and the events ticked </w:t>
+      </w:r>
+      <w:r>
+        <w:rPr>
+          <w:rFonts w:ascii="Calibri" w:cs="Calibri" w:eastAsia="Calibri" w:hAnsi="Calibri"/>
+          <w:b/>
+          <w:bCs/>
+        </w:rPr>
+        <w:t xml:space="preserve">Public</w:t>
+      </w:r>
+      <w:r>
+        <w:rPr>
+          <w:rFonts w:ascii="Calibri" w:cs="Calibri" w:eastAsia="Calibri" w:hAnsi="Calibri"/>
+        </w:rPr>
+        <w:t xml:space="preserve">. Member numbers never show there. Its menu has a </w:t>
+      </w:r>
+      <w:r>
+        <w:rPr>
+          <w:rFonts w:ascii="Calibri" w:cs="Calibri" w:eastAsia="Calibri" w:hAnsi="Calibri"/>
+          <w:b/>
+          <w:bCs/>
+        </w:rPr>
+        <w:t xml:space="preserve">Member Login</w:t>
+      </w:r>
+      <w:r>
+        <w:rPr>
+          <w:rFonts w:ascii="Calibri" w:cs="Calibri" w:eastAsia="Calibri" w:hAnsi="Calibri"/>
+        </w:rPr>
+        <w:t xml:space="preserve"> button. Your system administrator decides whether the website is the site's front page; until then it can be viewed at the address ending in </w:t>
+      </w:r>
+      <w:r>
+        <w:rPr>
+          <w:rFonts w:ascii="Consolas" w:cs="Consolas" w:eastAsia="Consolas" w:hAnsi="Consolas"/>
+          <w:color w:val="B02020"/>
+          <w:sz w:val="20"/>
+          <w:szCs w:val="20"/>
+        </w:rPr>
+        <w:t xml:space="preserve">welcome/website</w:t>
+      </w:r>
+      <w:r>
+        <w:rPr>
+          <w:rFonts w:ascii="Calibri" w:cs="Calibri" w:eastAsia="Calibri" w:hAnsi="Calibri"/>
+        </w:rPr>
+        <w:t xml:space="preserve">.</w:t>
       </w:r>
     </w:p>
     <w:tbl>
       <w:tblPr>
         <w:tblW w:type="pct" w:w="5000"/>
         <w:tblBorders>
-          <w:top w:val="single" w:color="E8A33D" w:sz="4"/>
-          <w:left w:val="single" w:color="E8A33D" w:sz="4"/>
-          <w:bottom w:val="single" w:color="E8A33D" w:sz="4"/>
-          <w:right w:val="single" w:color="E8A33D" w:sz="4"/>
+          <w:top w:val="single" w:color="5BC0DE" w:sz="4"/>
+          <w:left w:val="single" w:color="5BC0DE" w:sz="4"/>
+          <w:bottom w:val="single" w:color="5BC0DE" w:sz="4"/>
+          <w:right w:val="single" w:color="5BC0DE" w:sz="4"/>
           <w:insideH w:val="single" w:color="auto" w:sz="4"/>
           <w:insideV w:val="single" w:color="auto" w:sz="4"/>
         </w:tblBorders>
@@ -8151,7 +9144,7 @@
         <w:tc>
           <w:tcPr>
             <w:tcW w:type="pct" w:w="5000"/>
-            <w:shd w:fill="FCF1DC" w:val="clear"/>
+            <w:shd w:fill="D9EDF7" w:val="clear"/>
             <w:tcMar>
               <w:top w:type="dxa" w:w="160"/>
               <w:left w:type="dxa" w:w="200"/>
@@ -8167,7 +9160,7 @@
               <w:rPr>
                 <w:rFonts w:ascii="Calibri" w:cs="Calibri" w:eastAsia="Calibri" w:hAnsi="Calibri"/>
               </w:rPr>
-              <w:t xml:space="preserve">Only give admin roles to people who need them. A Member Admin can see and change every member's details.</w:t>
+              <w:t xml:space="preserve">The old Notices and Activities pages are gone: put announcements in the Marquee or on the Bulletin Board, and activities on the events calendar.</w:t>
             </w:r>
           </w:p>
         </w:tc>
@@ -8176,6 +9169,1264 @@
     <w:p>
       <w:pPr>
         <w:spacing w:after="200"/>
+      </w:pPr>
+    </w:p>
+    <w:p>
+      <w:pPr>
+        <w:pStyle w:val="Heading2"/>
+        <w:pBdr>
+          <w:bottom w:val="single" w:color="2C3E50" w:sz="6" w:space="8"/>
+        </w:pBdr>
+        <w:spacing w:after="240" w:before="500"/>
+      </w:pPr>
+      <w:r>
+        <w:t xml:space="preserve">Events Calendar</w:t>
+      </w:r>
+    </w:p>
+    <w:p>
+      <w:pPr>
+        <w:spacing w:after="160"/>
+      </w:pPr>
+      <w:r>
+        <w:rPr>
+          <w:rFonts w:ascii="Calibri" w:cs="Calibri" w:eastAsia="Calibri" w:hAnsi="Calibri"/>
+        </w:rPr>
+        <w:t xml:space="preserve">The Calendar section of the member home shows every chapter's events: national events in green, your own chapter's in blue and other chapters' in grey. Members can switch between </w:t>
+      </w:r>
+      <w:r>
+        <w:rPr>
+          <w:rFonts w:ascii="Calibri" w:cs="Calibri" w:eastAsia="Calibri" w:hAnsi="Calibri"/>
+          <w:b/>
+          <w:bCs/>
+        </w:rPr>
+        <w:t xml:space="preserve">Month</w:t>
+      </w:r>
+      <w:r>
+        <w:rPr>
+          <w:rFonts w:ascii="Calibri" w:cs="Calibri" w:eastAsia="Calibri" w:hAnsi="Calibri"/>
+        </w:rPr>
+        <w:t xml:space="preserve">, </w:t>
+      </w:r>
+      <w:r>
+        <w:rPr>
+          <w:rFonts w:ascii="Calibri" w:cs="Calibri" w:eastAsia="Calibri" w:hAnsi="Calibri"/>
+          <w:b/>
+          <w:bCs/>
+        </w:rPr>
+        <w:t xml:space="preserve">Week</w:t>
+      </w:r>
+      <w:r>
+        <w:rPr>
+          <w:rFonts w:ascii="Calibri" w:cs="Calibri" w:eastAsia="Calibri" w:hAnsi="Calibri"/>
+        </w:rPr>
+        <w:t xml:space="preserve"> and </w:t>
+      </w:r>
+      <w:r>
+        <w:rPr>
+          <w:rFonts w:ascii="Calibri" w:cs="Calibri" w:eastAsia="Calibri" w:hAnsi="Calibri"/>
+          <w:b/>
+          <w:bCs/>
+        </w:rPr>
+        <w:t xml:space="preserve">List</w:t>
+      </w:r>
+      <w:r>
+        <w:rPr>
+          <w:rFonts w:ascii="Calibri" w:cs="Calibri" w:eastAsia="Calibri" w:hAnsi="Calibri"/>
+        </w:rPr>
+        <w:t xml:space="preserve">, and click an event to see its details and its button (for example </w:t>
+      </w:r>
+      <w:r>
+        <w:rPr>
+          <w:rFonts w:ascii="Calibri" w:cs="Calibri" w:eastAsia="Calibri" w:hAnsi="Calibri"/>
+          <w:b/>
+          <w:bCs/>
+        </w:rPr>
+        <w:t xml:space="preserve">Register</w:t>
+      </w:r>
+      <w:r>
+        <w:rPr>
+          <w:rFonts w:ascii="Calibri" w:cs="Calibri" w:eastAsia="Calibri" w:hAnsi="Calibri"/>
+        </w:rPr>
+        <w:t xml:space="preserve">). On a phone the calendar opens as a list.</w:t>
+      </w:r>
+    </w:p>
+    <w:p>
+      <w:pPr>
+        <w:pStyle w:val="ListParagraph"/>
+        <w:numPr>
+          <w:ilvl w:val="0"/>
+          <w:numId w:val="3"/>
+        </w:numPr>
+        <w:spacing w:after="100"/>
+      </w:pPr>
+      <w:r>
+        <w:rPr>
+          <w:rFonts w:ascii="Calibri" w:cs="Calibri" w:eastAsia="Calibri" w:hAnsi="Calibri"/>
+          <w:b/>
+          <w:bCs/>
+        </w:rPr>
+        <w:t xml:space="preserve">Who adds events:</w:t>
+      </w:r>
+      <w:r>
+        <w:rPr>
+          <w:rFonts w:ascii="Calibri" w:cs="Calibri" w:eastAsia="Calibri" w:hAnsi="Calibri"/>
+        </w:rPr>
+        <w:t xml:space="preserve"> Event Admins and System Admins add and change any event, national or for any chapter (</w:t>
+      </w:r>
+      <w:r>
+        <w:rPr>
+          <w:rFonts w:ascii="Calibri" w:cs="Calibri" w:eastAsia="Calibri" w:hAnsi="Calibri"/>
+          <w:b/>
+          <w:bCs/>
+        </w:rPr>
+        <w:t xml:space="preserve">Website → Events</w:t>
+      </w:r>
+      <w:r>
+        <w:rPr>
+          <w:rFonts w:ascii="Calibri" w:cs="Calibri" w:eastAsia="Calibri" w:hAnsi="Calibri"/>
+        </w:rPr>
+        <w:t xml:space="preserve">). Chapter Admins add and change their own chapter's events (</w:t>
+      </w:r>
+      <w:r>
+        <w:rPr>
+          <w:rFonts w:ascii="Calibri" w:cs="Calibri" w:eastAsia="Calibri" w:hAnsi="Calibri"/>
+          <w:b/>
+          <w:bCs/>
+        </w:rPr>
+        <w:t xml:space="preserve">Chapter Admin → Chapter Events</w:t>
+      </w:r>
+      <w:r>
+        <w:rPr>
+          <w:rFonts w:ascii="Calibri" w:cs="Calibri" w:eastAsia="Calibri" w:hAnsi="Calibri"/>
+        </w:rPr>
+        <w:t xml:space="preserve">, or the Events tile on the Admin page); their events are always saved to their chapter.</w:t>
+      </w:r>
+    </w:p>
+    <w:p>
+      <w:pPr>
+        <w:pStyle w:val="ListParagraph"/>
+        <w:numPr>
+          <w:ilvl w:val="0"/>
+          <w:numId w:val="3"/>
+        </w:numPr>
+        <w:spacing w:after="100"/>
+      </w:pPr>
+      <w:r>
+        <w:rPr>
+          <w:rFonts w:ascii="Calibri" w:cs="Calibri" w:eastAsia="Calibri" w:hAnsi="Calibri"/>
+          <w:b/>
+          <w:bCs/>
+        </w:rPr>
+        <w:t xml:space="preserve">Adding one:</w:t>
+      </w:r>
+      <w:r>
+        <w:rPr>
+          <w:rFonts w:ascii="Calibri" w:cs="Calibri" w:eastAsia="Calibri" w:hAnsi="Calibri"/>
+        </w:rPr>
+        <w:t xml:space="preserve"> click </w:t>
+      </w:r>
+      <w:r>
+        <w:rPr>
+          <w:rFonts w:ascii="Calibri" w:cs="Calibri" w:eastAsia="Calibri" w:hAnsi="Calibri"/>
+          <w:b/>
+          <w:bCs/>
+        </w:rPr>
+        <w:t xml:space="preserve">Add an Event</w:t>
+      </w:r>
+      <w:r>
+        <w:rPr>
+          <w:rFonts w:ascii="Calibri" w:cs="Calibri" w:eastAsia="Calibri" w:hAnsi="Calibri"/>
+        </w:rPr>
+        <w:t xml:space="preserve">. Give it a title and a start date; the start time, end date and end time are optional. Tick </w:t>
+      </w:r>
+      <w:r>
+        <w:rPr>
+          <w:rFonts w:ascii="Calibri" w:cs="Calibri" w:eastAsia="Calibri" w:hAnsi="Calibri"/>
+          <w:b/>
+          <w:bCs/>
+        </w:rPr>
+        <w:t xml:space="preserve">All day</w:t>
+      </w:r>
+      <w:r>
+        <w:rPr>
+          <w:rFonts w:ascii="Calibri" w:cs="Calibri" w:eastAsia="Calibri" w:hAnsi="Calibri"/>
+        </w:rPr>
+        <w:t xml:space="preserve"> for an event without times. Add a location, a short description (shown in the details), a full description, a picture and a link with a button label if you like.</w:t>
+      </w:r>
+    </w:p>
+    <w:p>
+      <w:pPr>
+        <w:pStyle w:val="ListParagraph"/>
+        <w:numPr>
+          <w:ilvl w:val="0"/>
+          <w:numId w:val="3"/>
+        </w:numPr>
+        <w:spacing w:after="100"/>
+      </w:pPr>
+      <w:r>
+        <w:rPr>
+          <w:rFonts w:ascii="Calibri" w:cs="Calibri" w:eastAsia="Calibri" w:hAnsi="Calibri"/>
+          <w:b/>
+          <w:bCs/>
+        </w:rPr>
+        <w:t xml:space="preserve">Public:</w:t>
+      </w:r>
+      <w:r>
+        <w:rPr>
+          <w:rFonts w:ascii="Calibri" w:cs="Calibri" w:eastAsia="Calibri" w:hAnsi="Calibri"/>
+        </w:rPr>
+        <w:t xml:space="preserve"> tick it to also show the event on the public website's calendar, once the public site is built.</w:t>
+      </w:r>
+    </w:p>
+    <w:p>
+      <w:pPr>
+        <w:pStyle w:val="ListParagraph"/>
+        <w:numPr>
+          <w:ilvl w:val="0"/>
+          <w:numId w:val="3"/>
+        </w:numPr>
+        <w:spacing w:after="100"/>
+      </w:pPr>
+      <w:r>
+        <w:rPr>
+          <w:rFonts w:ascii="Calibri" w:cs="Calibri" w:eastAsia="Calibri" w:hAnsi="Calibri"/>
+        </w:rPr>
+        <w:t xml:space="preserve">The list shows upcoming events; </w:t>
+      </w:r>
+      <w:r>
+        <w:rPr>
+          <w:rFonts w:ascii="Calibri" w:cs="Calibri" w:eastAsia="Calibri" w:hAnsi="Calibri"/>
+          <w:b/>
+          <w:bCs/>
+        </w:rPr>
+        <w:t xml:space="preserve">Show past events</w:t>
+      </w:r>
+      <w:r>
+        <w:rPr>
+          <w:rFonts w:ascii="Calibri" w:cs="Calibri" w:eastAsia="Calibri" w:hAnsi="Calibri"/>
+        </w:rPr>
+        <w:t xml:space="preserve"> lists the ones that are over. </w:t>
+      </w:r>
+      <w:r>
+        <w:rPr>
+          <w:rFonts w:ascii="Calibri" w:cs="Calibri" w:eastAsia="Calibri" w:hAnsi="Calibri"/>
+          <w:b/>
+          <w:bCs/>
+        </w:rPr>
+        <w:t xml:space="preserve">Delete</w:t>
+      </w:r>
+      <w:r>
+        <w:rPr>
+          <w:rFonts w:ascii="Calibri" w:cs="Calibri" w:eastAsia="Calibri" w:hAnsi="Calibri"/>
+        </w:rPr>
+        <w:t xml:space="preserve"> asks first and can't be undone.</w:t>
+      </w:r>
+    </w:p>
+    <w:p>
+      <w:pPr>
+        <w:spacing w:after="120"/>
+      </w:pPr>
+    </w:p>
+    <w:p>
+      <w:pPr>
+        <w:pStyle w:val="Heading2"/>
+        <w:pBdr>
+          <w:bottom w:val="single" w:color="2C3E50" w:sz="6" w:space="8"/>
+        </w:pBdr>
+        <w:spacing w:after="240" w:before="500"/>
+      </w:pPr>
+      <w:r>
+        <w:t xml:space="preserve">Page Sections</w:t>
+      </w:r>
+    </w:p>
+    <w:p>
+      <w:pPr>
+        <w:pStyle w:val="ListParagraph"/>
+        <w:numPr>
+          <w:ilvl w:val="0"/>
+          <w:numId w:val="3"/>
+        </w:numPr>
+        <w:spacing w:after="100"/>
+      </w:pPr>
+      <w:r>
+        <w:rPr>
+          <w:rFonts w:ascii="Calibri" w:cs="Calibri" w:eastAsia="Calibri" w:hAnsi="Calibri"/>
+          <w:b/>
+          <w:bCs/>
+        </w:rPr>
+        <w:t xml:space="preserve">Show or hide:</w:t>
+      </w:r>
+      <w:r>
+        <w:rPr>
+          <w:rFonts w:ascii="Calibri" w:cs="Calibri" w:eastAsia="Calibri" w:hAnsi="Calibri"/>
+        </w:rPr>
+        <w:t xml:space="preserve"> tick or untick a section's </w:t>
+      </w:r>
+      <w:r>
+        <w:rPr>
+          <w:rFonts w:ascii="Calibri" w:cs="Calibri" w:eastAsia="Calibri" w:hAnsi="Calibri"/>
+          <w:b/>
+          <w:bCs/>
+        </w:rPr>
+        <w:t xml:space="preserve">Member home</w:t>
+      </w:r>
+      <w:r>
+        <w:rPr>
+          <w:rFonts w:ascii="Calibri" w:cs="Calibri" w:eastAsia="Calibri" w:hAnsi="Calibri"/>
+        </w:rPr>
+        <w:t xml:space="preserve"> or </w:t>
+      </w:r>
+      <w:r>
+        <w:rPr>
+          <w:rFonts w:ascii="Calibri" w:cs="Calibri" w:eastAsia="Calibri" w:hAnsi="Calibri"/>
+          <w:b/>
+          <w:bCs/>
+        </w:rPr>
+        <w:t xml:space="preserve">Public website</w:t>
+      </w:r>
+      <w:r>
+        <w:rPr>
+          <w:rFonts w:ascii="Calibri" w:cs="Calibri" w:eastAsia="Calibri" w:hAnsi="Calibri"/>
+        </w:rPr>
+        <w:t xml:space="preserve"> box. It saves straight away and a message at the top confirms it. Some sections, such as the member numbers, are for the member home only.</w:t>
+      </w:r>
+    </w:p>
+    <w:p>
+      <w:pPr>
+        <w:pStyle w:val="ListParagraph"/>
+        <w:numPr>
+          <w:ilvl w:val="0"/>
+          <w:numId w:val="3"/>
+        </w:numPr>
+        <w:spacing w:after="100"/>
+      </w:pPr>
+      <w:r>
+        <w:rPr>
+          <w:rFonts w:ascii="Calibri" w:cs="Calibri" w:eastAsia="Calibri" w:hAnsi="Calibri"/>
+          <w:b/>
+          <w:bCs/>
+        </w:rPr>
+        <w:t xml:space="preserve">Order:</w:t>
+      </w:r>
+      <w:r>
+        <w:rPr>
+          <w:rFonts w:ascii="Calibri" w:cs="Calibri" w:eastAsia="Calibri" w:hAnsi="Calibri"/>
+        </w:rPr>
+        <w:t xml:space="preserve"> drag a row by its handle (the three lines on the left) to a new place. The new order saves when you let go.</w:t>
+      </w:r>
+    </w:p>
+    <w:p>
+      <w:pPr>
+        <w:pStyle w:val="ListParagraph"/>
+        <w:numPr>
+          <w:ilvl w:val="0"/>
+          <w:numId w:val="3"/>
+        </w:numPr>
+        <w:spacing w:after="100"/>
+      </w:pPr>
+      <w:r>
+        <w:rPr>
+          <w:rFonts w:ascii="Calibri" w:cs="Calibri" w:eastAsia="Calibri" w:hAnsi="Calibri"/>
+          <w:b/>
+          <w:bCs/>
+        </w:rPr>
+        <w:t xml:space="preserve">Edit:</w:t>
+      </w:r>
+      <w:r>
+        <w:rPr>
+          <w:rFonts w:ascii="Calibri" w:cs="Calibri" w:eastAsia="Calibri" w:hAnsi="Calibri"/>
+        </w:rPr>
+        <w:t xml:space="preserve"> change the section's </w:t>
+      </w:r>
+      <w:r>
+        <w:rPr>
+          <w:rFonts w:ascii="Calibri" w:cs="Calibri" w:eastAsia="Calibri" w:hAnsi="Calibri"/>
+          <w:b/>
+          <w:bCs/>
+        </w:rPr>
+        <w:t xml:space="preserve">heading</w:t>
+      </w:r>
+      <w:r>
+        <w:rPr>
+          <w:rFonts w:ascii="Calibri" w:cs="Calibri" w:eastAsia="Calibri" w:hAnsi="Calibri"/>
+        </w:rPr>
+        <w:t xml:space="preserve">, an optional </w:t>
+      </w:r>
+      <w:r>
+        <w:rPr>
+          <w:rFonts w:ascii="Calibri" w:cs="Calibri" w:eastAsia="Calibri" w:hAnsi="Calibri"/>
+          <w:b/>
+          <w:bCs/>
+        </w:rPr>
+        <w:t xml:space="preserve">subtitle</w:t>
+      </w:r>
+      <w:r>
+        <w:rPr>
+          <w:rFonts w:ascii="Calibri" w:cs="Calibri" w:eastAsia="Calibri" w:hAnsi="Calibri"/>
+        </w:rPr>
+        <w:t xml:space="preserve">, and its </w:t>
+      </w:r>
+      <w:r>
+        <w:rPr>
+          <w:rFonts w:ascii="Calibri" w:cs="Calibri" w:eastAsia="Calibri" w:hAnsi="Calibri"/>
+          <w:b/>
+          <w:bCs/>
+        </w:rPr>
+        <w:t xml:space="preserve">menu label</w:t>
+      </w:r>
+      <w:r>
+        <w:rPr>
+          <w:rFonts w:ascii="Calibri" w:cs="Calibri" w:eastAsia="Calibri" w:hAnsi="Calibri"/>
+        </w:rPr>
+        <w:t xml:space="preserve">: the link in the page's top menu that scrolls down to the section. Leave the label blank for no link.</w:t>
+      </w:r>
+    </w:p>
+    <w:p>
+      <w:pPr>
+        <w:pStyle w:val="ListParagraph"/>
+        <w:numPr>
+          <w:ilvl w:val="0"/>
+          <w:numId w:val="3"/>
+        </w:numPr>
+        <w:spacing w:after="100"/>
+      </w:pPr>
+      <w:r>
+        <w:rPr>
+          <w:rFonts w:ascii="Calibri" w:cs="Calibri" w:eastAsia="Calibri" w:hAnsi="Calibri"/>
+          <w:b/>
+          <w:bCs/>
+        </w:rPr>
+        <w:t xml:space="preserve">Items:</w:t>
+      </w:r>
+      <w:r>
+        <w:rPr>
+          <w:rFonts w:ascii="Calibri" w:cs="Calibri" w:eastAsia="Calibri" w:hAnsi="Calibri"/>
+        </w:rPr>
+        <w:t xml:space="preserve"> sections you fill yourself have an </w:t>
+      </w:r>
+      <w:r>
+        <w:rPr>
+          <w:rFonts w:ascii="Calibri" w:cs="Calibri" w:eastAsia="Calibri" w:hAnsi="Calibri"/>
+          <w:b/>
+          <w:bCs/>
+        </w:rPr>
+        <w:t xml:space="preserve">Items</w:t>
+      </w:r>
+      <w:r>
+        <w:rPr>
+          <w:rFonts w:ascii="Calibri" w:cs="Calibri" w:eastAsia="Calibri" w:hAnsi="Calibri"/>
+        </w:rPr>
+        <w:t xml:space="preserve"> button. Sections such as Sunshine or Careers get their content from their own pages instead.</w:t>
+      </w:r>
+    </w:p>
+    <w:p>
+      <w:pPr>
+        <w:spacing w:after="120"/>
+      </w:pPr>
+    </w:p>
+    <w:p>
+      <w:pPr>
+        <w:pStyle w:val="Heading2"/>
+        <w:pBdr>
+          <w:bottom w:val="single" w:color="2C3E50" w:sz="6" w:space="8"/>
+        </w:pBdr>
+        <w:spacing w:after="240" w:before="500"/>
+      </w:pPr>
+      <w:r>
+        <w:t xml:space="preserve">Items</w:t>
+      </w:r>
+    </w:p>
+    <w:p>
+      <w:pPr>
+        <w:spacing w:after="160"/>
+      </w:pPr>
+      <w:r>
+        <w:rPr>
+          <w:rFonts w:ascii="Calibri" w:cs="Calibri" w:eastAsia="Calibri" w:hAnsi="Calibri"/>
+        </w:rPr>
+        <w:t xml:space="preserve">The item form only shows the boxes that section uses, with labels that say what each is for (for example </w:t>
+      </w:r>
+      <w:r>
+        <w:rPr>
+          <w:rFonts w:ascii="Calibri" w:cs="Calibri" w:eastAsia="Calibri" w:hAnsi="Calibri"/>
+          <w:b/>
+          <w:bCs/>
+        </w:rPr>
+        <w:t xml:space="preserve">Headline</w:t>
+      </w:r>
+      <w:r>
+        <w:rPr>
+          <w:rFonts w:ascii="Calibri" w:cs="Calibri" w:eastAsia="Calibri" w:hAnsi="Calibri"/>
+        </w:rPr>
+        <w:t xml:space="preserve"> and </w:t>
+      </w:r>
+      <w:r>
+        <w:rPr>
+          <w:rFonts w:ascii="Calibri" w:cs="Calibri" w:eastAsia="Calibri" w:hAnsi="Calibri"/>
+          <w:b/>
+          <w:bCs/>
+        </w:rPr>
+        <w:t xml:space="preserve">Button link</w:t>
+      </w:r>
+      <w:r>
+        <w:rPr>
+          <w:rFonts w:ascii="Calibri" w:cs="Calibri" w:eastAsia="Calibri" w:hAnsi="Calibri"/>
+        </w:rPr>
+        <w:t xml:space="preserve"> for a slide, or </w:t>
+      </w:r>
+      <w:r>
+        <w:rPr>
+          <w:rFonts w:ascii="Calibri" w:cs="Calibri" w:eastAsia="Calibri" w:hAnsi="Calibri"/>
+          <w:b/>
+          <w:bCs/>
+        </w:rPr>
+        <w:t xml:space="preserve">Name</w:t>
+      </w:r>
+      <w:r>
+        <w:rPr>
+          <w:rFonts w:ascii="Calibri" w:cs="Calibri" w:eastAsia="Calibri" w:hAnsi="Calibri"/>
+        </w:rPr>
+        <w:t xml:space="preserve">, </w:t>
+      </w:r>
+      <w:r>
+        <w:rPr>
+          <w:rFonts w:ascii="Calibri" w:cs="Calibri" w:eastAsia="Calibri" w:hAnsi="Calibri"/>
+          <w:b/>
+          <w:bCs/>
+        </w:rPr>
+        <w:t xml:space="preserve">Role</w:t>
+      </w:r>
+      <w:r>
+        <w:rPr>
+          <w:rFonts w:ascii="Calibri" w:cs="Calibri" w:eastAsia="Calibri" w:hAnsi="Calibri"/>
+        </w:rPr>
+        <w:t xml:space="preserve"> and </w:t>
+      </w:r>
+      <w:r>
+        <w:rPr>
+          <w:rFonts w:ascii="Calibri" w:cs="Calibri" w:eastAsia="Calibri" w:hAnsi="Calibri"/>
+          <w:b/>
+          <w:bCs/>
+        </w:rPr>
+        <w:t xml:space="preserve">Photo</w:t>
+      </w:r>
+      <w:r>
+        <w:rPr>
+          <w:rFonts w:ascii="Calibri" w:cs="Calibri" w:eastAsia="Calibri" w:hAnsi="Calibri"/>
+        </w:rPr>
+        <w:t xml:space="preserve"> for a team member).</w:t>
+      </w:r>
+    </w:p>
+    <w:p>
+      <w:pPr>
+        <w:pStyle w:val="ListParagraph"/>
+        <w:numPr>
+          <w:ilvl w:val="0"/>
+          <w:numId w:val="3"/>
+        </w:numPr>
+        <w:spacing w:after="100"/>
+      </w:pPr>
+      <w:r>
+        <w:rPr>
+          <w:rFonts w:ascii="Calibri" w:cs="Calibri" w:eastAsia="Calibri" w:hAnsi="Calibri"/>
+          <w:b/>
+          <w:bCs/>
+        </w:rPr>
+        <w:t xml:space="preserve">Picture:</w:t>
+      </w:r>
+      <w:r>
+        <w:rPr>
+          <w:rFonts w:ascii="Calibri" w:cs="Calibri" w:eastAsia="Calibri" w:hAnsi="Calibri"/>
+        </w:rPr>
+        <w:t xml:space="preserve"> click </w:t>
+      </w:r>
+      <w:r>
+        <w:rPr>
+          <w:rFonts w:ascii="Calibri" w:cs="Calibri" w:eastAsia="Calibri" w:hAnsi="Calibri"/>
+          <w:b/>
+          <w:bCs/>
+        </w:rPr>
+        <w:t xml:space="preserve">Choose a Picture</w:t>
+      </w:r>
+      <w:r>
+        <w:rPr>
+          <w:rFonts w:ascii="Calibri" w:cs="Calibri" w:eastAsia="Calibri" w:hAnsi="Calibri"/>
+        </w:rPr>
+        <w:t xml:space="preserve"> and pick one from the library. Upload new pictures on the Pictures page first. </w:t>
+      </w:r>
+      <w:r>
+        <w:rPr>
+          <w:rFonts w:ascii="Calibri" w:cs="Calibri" w:eastAsia="Calibri" w:hAnsi="Calibri"/>
+          <w:b/>
+          <w:bCs/>
+        </w:rPr>
+        <w:t xml:space="preserve">No Picture</w:t>
+      </w:r>
+      <w:r>
+        <w:rPr>
+          <w:rFonts w:ascii="Calibri" w:cs="Calibri" w:eastAsia="Calibri" w:hAnsi="Calibri"/>
+        </w:rPr>
+        <w:t xml:space="preserve"> removes it.</w:t>
+      </w:r>
+    </w:p>
+    <w:p>
+      <w:pPr>
+        <w:pStyle w:val="ListParagraph"/>
+        <w:numPr>
+          <w:ilvl w:val="0"/>
+          <w:numId w:val="3"/>
+        </w:numPr>
+        <w:spacing w:after="100"/>
+      </w:pPr>
+      <w:r>
+        <w:rPr>
+          <w:rFonts w:ascii="Calibri" w:cs="Calibri" w:eastAsia="Calibri" w:hAnsi="Calibri"/>
+          <w:b/>
+          <w:bCs/>
+        </w:rPr>
+        <w:t xml:space="preserve">Icon:</w:t>
+      </w:r>
+      <w:r>
+        <w:rPr>
+          <w:rFonts w:ascii="Calibri" w:cs="Calibri" w:eastAsia="Calibri" w:hAnsi="Calibri"/>
+        </w:rPr>
+        <w:t xml:space="preserve"> a Font Awesome name such as </w:t>
+      </w:r>
+      <w:r>
+        <w:rPr>
+          <w:rFonts w:ascii="Consolas" w:cs="Consolas" w:eastAsia="Consolas" w:hAnsi="Consolas"/>
+          <w:color w:val="B02020"/>
+          <w:sz w:val="20"/>
+          <w:szCs w:val="20"/>
+        </w:rPr>
+        <w:t xml:space="preserve">fa-plane</w:t>
+      </w:r>
+      <w:r>
+        <w:rPr>
+          <w:rFonts w:ascii="Calibri" w:cs="Calibri" w:eastAsia="Calibri" w:hAnsi="Calibri"/>
+        </w:rPr>
+        <w:t xml:space="preserve">; a preview shows next to the box.</w:t>
+      </w:r>
+    </w:p>
+    <w:p>
+      <w:pPr>
+        <w:pStyle w:val="ListParagraph"/>
+        <w:numPr>
+          <w:ilvl w:val="0"/>
+          <w:numId w:val="3"/>
+        </w:numPr>
+        <w:spacing w:after="100"/>
+      </w:pPr>
+      <w:r>
+        <w:rPr>
+          <w:rFonts w:ascii="Calibri" w:cs="Calibri" w:eastAsia="Calibri" w:hAnsi="Calibri"/>
+          <w:b/>
+          <w:bCs/>
+        </w:rPr>
+        <w:t xml:space="preserve">Links</w:t>
+      </w:r>
+      <w:r>
+        <w:rPr>
+          <w:rFonts w:ascii="Calibri" w:cs="Calibri" w:eastAsia="Calibri" w:hAnsi="Calibri"/>
+        </w:rPr>
+        <w:t xml:space="preserve"> start with </w:t>
+      </w:r>
+      <w:r>
+        <w:rPr>
+          <w:rFonts w:ascii="Consolas" w:cs="Consolas" w:eastAsia="Consolas" w:hAnsi="Consolas"/>
+          <w:color w:val="B02020"/>
+          <w:sz w:val="20"/>
+          <w:szCs w:val="20"/>
+        </w:rPr>
+        <w:t xml:space="preserve">https://</w:t>
+      </w:r>
+      <w:r>
+        <w:rPr>
+          <w:rFonts w:ascii="Calibri" w:cs="Calibri" w:eastAsia="Calibri" w:hAnsi="Calibri"/>
+        </w:rPr>
+        <w:t xml:space="preserve">, </w:t>
+      </w:r>
+      <w:r>
+        <w:rPr>
+          <w:rFonts w:ascii="Consolas" w:cs="Consolas" w:eastAsia="Consolas" w:hAnsi="Consolas"/>
+          <w:color w:val="B02020"/>
+          <w:sz w:val="20"/>
+          <w:szCs w:val="20"/>
+        </w:rPr>
+        <w:t xml:space="preserve">mailto:</w:t>
+      </w:r>
+      <w:r>
+        <w:rPr>
+          <w:rFonts w:ascii="Calibri" w:cs="Calibri" w:eastAsia="Calibri" w:hAnsi="Calibri"/>
+        </w:rPr>
+        <w:t xml:space="preserve"> or </w:t>
+      </w:r>
+      <w:r>
+        <w:rPr>
+          <w:rFonts w:ascii="Consolas" w:cs="Consolas" w:eastAsia="Consolas" w:hAnsi="Consolas"/>
+          <w:color w:val="B02020"/>
+          <w:sz w:val="20"/>
+          <w:szCs w:val="20"/>
+        </w:rPr>
+        <w:t xml:space="preserve">tel:</w:t>
+      </w:r>
+      <w:r>
+        <w:rPr>
+          <w:rFonts w:ascii="Calibri" w:cs="Calibri" w:eastAsia="Calibri" w:hAnsi="Calibri"/>
+        </w:rPr>
+        <w:t xml:space="preserve">, or </w:t>
+      </w:r>
+      <w:r>
+        <w:rPr>
+          <w:rFonts w:ascii="Consolas" w:cs="Consolas" w:eastAsia="Consolas" w:hAnsi="Consolas"/>
+          <w:color w:val="B02020"/>
+          <w:sz w:val="20"/>
+          <w:szCs w:val="20"/>
+        </w:rPr>
+        <w:t xml:space="preserve">/</w:t>
+      </w:r>
+      <w:r>
+        <w:rPr>
+          <w:rFonts w:ascii="Calibri" w:cs="Calibri" w:eastAsia="Calibri" w:hAnsi="Calibri"/>
+        </w:rPr>
+        <w:t xml:space="preserve"> for a page on this site, or </w:t>
+      </w:r>
+      <w:r>
+        <w:rPr>
+          <w:rFonts w:ascii="Consolas" w:cs="Consolas" w:eastAsia="Consolas" w:hAnsi="Consolas"/>
+          <w:color w:val="B02020"/>
+          <w:sz w:val="20"/>
+          <w:szCs w:val="20"/>
+        </w:rPr>
+        <w:t xml:space="preserve">#</w:t>
+      </w:r>
+      <w:r>
+        <w:rPr>
+          <w:rFonts w:ascii="Calibri" w:cs="Calibri" w:eastAsia="Calibri" w:hAnsi="Calibri"/>
+        </w:rPr>
+        <w:t xml:space="preserve"> for a section of the page.</w:t>
+      </w:r>
+    </w:p>
+    <w:p>
+      <w:pPr>
+        <w:pStyle w:val="ListParagraph"/>
+        <w:numPr>
+          <w:ilvl w:val="0"/>
+          <w:numId w:val="3"/>
+        </w:numPr>
+        <w:spacing w:after="100"/>
+      </w:pPr>
+      <w:r>
+        <w:rPr>
+          <w:rFonts w:ascii="Calibri" w:cs="Calibri" w:eastAsia="Calibri" w:hAnsi="Calibri"/>
+          <w:b/>
+          <w:bCs/>
+        </w:rPr>
+        <w:t xml:space="preserve">Shown:</w:t>
+      </w:r>
+      <w:r>
+        <w:rPr>
+          <w:rFonts w:ascii="Calibri" w:cs="Calibri" w:eastAsia="Calibri" w:hAnsi="Calibri"/>
+        </w:rPr>
+        <w:t xml:space="preserve"> untick to hide an item without deleting it. You can also tick or untick it on the Items list.</w:t>
+      </w:r>
+    </w:p>
+    <w:p>
+      <w:pPr>
+        <w:pStyle w:val="ListParagraph"/>
+        <w:numPr>
+          <w:ilvl w:val="0"/>
+          <w:numId w:val="3"/>
+        </w:numPr>
+        <w:spacing w:after="100"/>
+      </w:pPr>
+      <w:r>
+        <w:rPr>
+          <w:rFonts w:ascii="Calibri" w:cs="Calibri" w:eastAsia="Calibri" w:hAnsi="Calibri"/>
+        </w:rPr>
+        <w:t xml:space="preserve">Drag items on the list to change their order. </w:t>
+      </w:r>
+      <w:r>
+        <w:rPr>
+          <w:rFonts w:ascii="Calibri" w:cs="Calibri" w:eastAsia="Calibri" w:hAnsi="Calibri"/>
+          <w:b/>
+          <w:bCs/>
+        </w:rPr>
+        <w:t xml:space="preserve">Delete</w:t>
+      </w:r>
+      <w:r>
+        <w:rPr>
+          <w:rFonts w:ascii="Calibri" w:cs="Calibri" w:eastAsia="Calibri" w:hAnsi="Calibri"/>
+        </w:rPr>
+        <w:t xml:space="preserve"> asks first and can't be undone.</w:t>
+      </w:r>
+    </w:p>
+    <w:p>
+      <w:pPr>
+        <w:spacing w:after="120"/>
+      </w:pPr>
+    </w:p>
+    <w:p>
+      <w:pPr>
+        <w:pStyle w:val="Heading2"/>
+        <w:pBdr>
+          <w:bottom w:val="single" w:color="2C3E50" w:sz="6" w:space="8"/>
+        </w:pBdr>
+        <w:spacing w:after="240" w:before="500"/>
+      </w:pPr>
+      <w:r>
+        <w:t xml:space="preserve">Sunshine, Bulletin Board, Marquee, Careers</w:t>
+      </w:r>
+    </w:p>
+    <w:p>
+      <w:pPr>
+        <w:spacing w:after="160"/>
+      </w:pPr>
+      <w:r>
+        <w:rPr>
+          <w:rFonts w:ascii="Calibri" w:cs="Calibri" w:eastAsia="Calibri" w:hAnsi="Calibri"/>
+        </w:rPr>
+        <w:t xml:space="preserve">Each has a list (open it from the </w:t>
+      </w:r>
+      <w:r>
+        <w:rPr>
+          <w:rFonts w:ascii="Calibri" w:cs="Calibri" w:eastAsia="Calibri" w:hAnsi="Calibri"/>
+          <w:b/>
+          <w:bCs/>
+        </w:rPr>
+        <w:t xml:space="preserve">Website</w:t>
+      </w:r>
+      <w:r>
+        <w:rPr>
+          <w:rFonts w:ascii="Calibri" w:cs="Calibri" w:eastAsia="Calibri" w:hAnsi="Calibri"/>
+        </w:rPr>
+        <w:t xml:space="preserve"> menu, or </w:t>
+      </w:r>
+      <w:r>
+        <w:rPr>
+          <w:rFonts w:ascii="Calibri" w:cs="Calibri" w:eastAsia="Calibri" w:hAnsi="Calibri"/>
+          <w:b/>
+          <w:bCs/>
+        </w:rPr>
+        <w:t xml:space="preserve">Posts</w:t>
+      </w:r>
+      <w:r>
+        <w:rPr>
+          <w:rFonts w:ascii="Calibri" w:cs="Calibri" w:eastAsia="Calibri" w:hAnsi="Calibri"/>
+        </w:rPr>
+        <w:t xml:space="preserve"> on the Page Sections list) and an </w:t>
+      </w:r>
+      <w:r>
+        <w:rPr>
+          <w:rFonts w:ascii="Calibri" w:cs="Calibri" w:eastAsia="Calibri" w:hAnsi="Calibri"/>
+          <w:b/>
+          <w:bCs/>
+        </w:rPr>
+        <w:t xml:space="preserve">Add</w:t>
+      </w:r>
+      <w:r>
+        <w:rPr>
+          <w:rFonts w:ascii="Calibri" w:cs="Calibri" w:eastAsia="Calibri" w:hAnsi="Calibri"/>
+        </w:rPr>
+        <w:t xml:space="preserve"> button. The form only asks for what that kind of post uses.</w:t>
+      </w:r>
+    </w:p>
+    <w:p>
+      <w:pPr>
+        <w:pStyle w:val="ListParagraph"/>
+        <w:numPr>
+          <w:ilvl w:val="0"/>
+          <w:numId w:val="3"/>
+        </w:numPr>
+        <w:spacing w:after="100"/>
+      </w:pPr>
+      <w:r>
+        <w:rPr>
+          <w:rFonts w:ascii="Calibri" w:cs="Calibri" w:eastAsia="Calibri" w:hAnsi="Calibri"/>
+          <w:b/>
+          <w:bCs/>
+        </w:rPr>
+        <w:t xml:space="preserve">Chapter:</w:t>
+      </w:r>
+      <w:r>
+        <w:rPr>
+          <w:rFonts w:ascii="Calibri" w:cs="Calibri" w:eastAsia="Calibri" w:hAnsi="Calibri"/>
+        </w:rPr>
+        <w:t xml:space="preserve"> leave it on </w:t>
+      </w:r>
+      <w:r>
+        <w:rPr>
+          <w:rFonts w:ascii="Calibri" w:cs="Calibri" w:eastAsia="Calibri" w:hAnsi="Calibri"/>
+          <w:b/>
+          <w:bCs/>
+        </w:rPr>
+        <w:t xml:space="preserve">All Members</w:t>
+      </w:r>
+      <w:r>
+        <w:rPr>
+          <w:rFonts w:ascii="Calibri" w:cs="Calibri" w:eastAsia="Calibri" w:hAnsi="Calibri"/>
+        </w:rPr>
+        <w:t xml:space="preserve">, or choose a chapter to show the post to that chapter's members only.</w:t>
+      </w:r>
+    </w:p>
+    <w:p>
+      <w:pPr>
+        <w:pStyle w:val="ListParagraph"/>
+        <w:numPr>
+          <w:ilvl w:val="0"/>
+          <w:numId w:val="3"/>
+        </w:numPr>
+        <w:spacing w:after="100"/>
+      </w:pPr>
+      <w:r>
+        <w:rPr>
+          <w:rFonts w:ascii="Calibri" w:cs="Calibri" w:eastAsia="Calibri" w:hAnsi="Calibri"/>
+          <w:b/>
+          <w:bCs/>
+        </w:rPr>
+        <w:t xml:space="preserve">Who else posts:</w:t>
+      </w:r>
+      <w:r>
+        <w:rPr>
+          <w:rFonts w:ascii="Calibri" w:cs="Calibri" w:eastAsia="Calibri" w:hAnsi="Calibri"/>
+        </w:rPr>
+        <w:t xml:space="preserve"> Chapter Admins post Sunshine, Bulletin Board and Careers items for all members or their own chapter (not the public website), and any member can post sticky notes on the Bulletin Board. The list's </w:t>
+      </w:r>
+      <w:r>
+        <w:rPr>
+          <w:rFonts w:ascii="Calibri" w:cs="Calibri" w:eastAsia="Calibri" w:hAnsi="Calibri"/>
+          <w:b/>
+          <w:bCs/>
+        </w:rPr>
+        <w:t xml:space="preserve">Posted by</w:t>
+      </w:r>
+      <w:r>
+        <w:rPr>
+          <w:rFonts w:ascii="Calibri" w:cs="Calibri" w:eastAsia="Calibri" w:hAnsi="Calibri"/>
+        </w:rPr>
+        <w:t xml:space="preserve"> column shows who posted each one.</w:t>
+      </w:r>
+    </w:p>
+    <w:p>
+      <w:pPr>
+        <w:pStyle w:val="ListParagraph"/>
+        <w:numPr>
+          <w:ilvl w:val="0"/>
+          <w:numId w:val="3"/>
+        </w:numPr>
+        <w:spacing w:after="100"/>
+      </w:pPr>
+      <w:r>
+        <w:rPr>
+          <w:rFonts w:ascii="Calibri" w:cs="Calibri" w:eastAsia="Calibri" w:hAnsi="Calibri"/>
+          <w:b/>
+          <w:bCs/>
+        </w:rPr>
+        <w:t xml:space="preserve">Approval (Bulletin Board):</w:t>
+      </w:r>
+      <w:r>
+        <w:rPr>
+          <w:rFonts w:ascii="Calibri" w:cs="Calibri" w:eastAsia="Calibri" w:hAnsi="Calibri"/>
+        </w:rPr>
+        <w:t xml:space="preserve"> members' sticky notes go up straight away. Change a note's </w:t>
+      </w:r>
+      <w:r>
+        <w:rPr>
+          <w:rFonts w:ascii="Calibri" w:cs="Calibri" w:eastAsia="Calibri" w:hAnsi="Calibri"/>
+          <w:b/>
+          <w:bCs/>
+        </w:rPr>
+        <w:t xml:space="preserve">Approval</w:t>
+      </w:r>
+      <w:r>
+        <w:rPr>
+          <w:rFonts w:ascii="Calibri" w:cs="Calibri" w:eastAsia="Calibri" w:hAnsi="Calibri"/>
+        </w:rPr>
+        <w:t xml:space="preserve"> to </w:t>
+      </w:r>
+      <w:r>
+        <w:rPr>
+          <w:rFonts w:ascii="Calibri" w:cs="Calibri" w:eastAsia="Calibri" w:hAnsi="Calibri"/>
+          <w:b/>
+          <w:bCs/>
+        </w:rPr>
+        <w:t xml:space="preserve">Pending</w:t>
+      </w:r>
+      <w:r>
+        <w:rPr>
+          <w:rFonts w:ascii="Calibri" w:cs="Calibri" w:eastAsia="Calibri" w:hAnsi="Calibri"/>
+        </w:rPr>
+        <w:t xml:space="preserve"> or </w:t>
+      </w:r>
+      <w:r>
+        <w:rPr>
+          <w:rFonts w:ascii="Calibri" w:cs="Calibri" w:eastAsia="Calibri" w:hAnsi="Calibri"/>
+          <w:b/>
+          <w:bCs/>
+        </w:rPr>
+        <w:t xml:space="preserve">Disapproved</w:t>
+      </w:r>
+      <w:r>
+        <w:rPr>
+          <w:rFonts w:ascii="Calibri" w:cs="Calibri" w:eastAsia="Calibri" w:hAnsi="Calibri"/>
+        </w:rPr>
+        <w:t xml:space="preserve"> to take it off the board, or back to </w:t>
+      </w:r>
+      <w:r>
+        <w:rPr>
+          <w:rFonts w:ascii="Calibri" w:cs="Calibri" w:eastAsia="Calibri" w:hAnsi="Calibri"/>
+          <w:b/>
+          <w:bCs/>
+        </w:rPr>
+        <w:t xml:space="preserve">Approved</w:t>
+      </w:r>
+      <w:r>
+        <w:rPr>
+          <w:rFonts w:ascii="Calibri" w:cs="Calibri" w:eastAsia="Calibri" w:hAnsi="Calibri"/>
+        </w:rPr>
+        <w:t xml:space="preserve"> to show it again. A member's Chapter Admin can do the same.</w:t>
+      </w:r>
+    </w:p>
+    <w:p>
+      <w:pPr>
+        <w:pStyle w:val="ListParagraph"/>
+        <w:numPr>
+          <w:ilvl w:val="0"/>
+          <w:numId w:val="3"/>
+        </w:numPr>
+        <w:spacing w:after="100"/>
+      </w:pPr>
+      <w:r>
+        <w:rPr>
+          <w:rFonts w:ascii="Calibri" w:cs="Calibri" w:eastAsia="Calibri" w:hAnsi="Calibri"/>
+          <w:b/>
+          <w:bCs/>
+        </w:rPr>
+        <w:t xml:space="preserve">Show from / until:</w:t>
+      </w:r>
+      <w:r>
+        <w:rPr>
+          <w:rFonts w:ascii="Calibri" w:cs="Calibri" w:eastAsia="Calibri" w:hAnsi="Calibri"/>
+        </w:rPr>
+        <w:t xml:space="preserve"> both optional. A post appears on its start date and disappears after its end date by itself; blank means now and no end. The list's </w:t>
+      </w:r>
+      <w:r>
+        <w:rPr>
+          <w:rFonts w:ascii="Calibri" w:cs="Calibri" w:eastAsia="Calibri" w:hAnsi="Calibri"/>
+          <w:b/>
+          <w:bCs/>
+        </w:rPr>
+        <w:t xml:space="preserve">Today</w:t>
+      </w:r>
+      <w:r>
+        <w:rPr>
+          <w:rFonts w:ascii="Calibri" w:cs="Calibri" w:eastAsia="Calibri" w:hAnsi="Calibri"/>
+        </w:rPr>
+        <w:t xml:space="preserve"> column says whether each post is showing, waiting to start, or ended.</w:t>
+      </w:r>
+    </w:p>
+    <w:p>
+      <w:pPr>
+        <w:pStyle w:val="ListParagraph"/>
+        <w:numPr>
+          <w:ilvl w:val="0"/>
+          <w:numId w:val="3"/>
+        </w:numPr>
+        <w:spacing w:after="100"/>
+      </w:pPr>
+      <w:r>
+        <w:rPr>
+          <w:rFonts w:ascii="Calibri" w:cs="Calibri" w:eastAsia="Calibri" w:hAnsi="Calibri"/>
+          <w:b/>
+          <w:bCs/>
+        </w:rPr>
+        <w:t xml:space="preserve">Shown:</w:t>
+      </w:r>
+      <w:r>
+        <w:rPr>
+          <w:rFonts w:ascii="Calibri" w:cs="Calibri" w:eastAsia="Calibri" w:hAnsi="Calibri"/>
+        </w:rPr>
+        <w:t xml:space="preserve"> untick to take a post down at once without deleting it. </w:t>
+      </w:r>
+      <w:r>
+        <w:rPr>
+          <w:rFonts w:ascii="Calibri" w:cs="Calibri" w:eastAsia="Calibri" w:hAnsi="Calibri"/>
+          <w:b/>
+          <w:bCs/>
+        </w:rPr>
+        <w:t xml:space="preserve">Also on the public website</w:t>
+      </w:r>
+      <w:r>
+        <w:rPr>
+          <w:rFonts w:ascii="Calibri" w:cs="Calibri" w:eastAsia="Calibri" w:hAnsi="Calibri"/>
+        </w:rPr>
+        <w:t xml:space="preserve"> lets it appear there once the public site is built and its section is switched on for it.</w:t>
+      </w:r>
+    </w:p>
+    <w:p>
+      <w:pPr>
+        <w:pStyle w:val="ListParagraph"/>
+        <w:numPr>
+          <w:ilvl w:val="0"/>
+          <w:numId w:val="3"/>
+        </w:numPr>
+        <w:spacing w:after="100"/>
+      </w:pPr>
+      <w:r>
+        <w:rPr>
+          <w:rFonts w:ascii="Calibri" w:cs="Calibri" w:eastAsia="Calibri" w:hAnsi="Calibri"/>
+        </w:rPr>
+        <w:t xml:space="preserve">New posts go to the top of the list; drag rows to change the order.</w:t>
+      </w:r>
+    </w:p>
+    <w:p>
+      <w:pPr>
+        <w:pStyle w:val="ListParagraph"/>
+        <w:numPr>
+          <w:ilvl w:val="0"/>
+          <w:numId w:val="3"/>
+        </w:numPr>
+        <w:spacing w:after="100"/>
+      </w:pPr>
+      <w:r>
+        <w:rPr>
+          <w:rFonts w:ascii="Calibri" w:cs="Calibri" w:eastAsia="Calibri" w:hAnsi="Calibri"/>
+          <w:b/>
+          <w:bCs/>
+        </w:rPr>
+        <w:t xml:space="preserve">Careers:</w:t>
+      </w:r>
+      <w:r>
+        <w:rPr>
+          <w:rFonts w:ascii="Calibri" w:cs="Calibri" w:eastAsia="Calibri" w:hAnsi="Calibri"/>
+        </w:rPr>
+        <w:t xml:space="preserve"> the short description shows in the list; the full description, employer and location, picture, closing date and </w:t>
+      </w:r>
+      <w:r>
+        <w:rPr>
+          <w:rFonts w:ascii="Calibri" w:cs="Calibri" w:eastAsia="Calibri" w:hAnsi="Calibri"/>
+          <w:b/>
+          <w:bCs/>
+        </w:rPr>
+        <w:t xml:space="preserve">Apply</w:t>
+      </w:r>
+      <w:r>
+        <w:rPr>
+          <w:rFonts w:ascii="Calibri" w:cs="Calibri" w:eastAsia="Calibri" w:hAnsi="Calibri"/>
+        </w:rPr>
+        <w:t xml:space="preserve"> button show on the job's own page.</w:t>
+      </w:r>
+    </w:p>
+    <w:p>
+      <w:pPr>
+        <w:spacing w:after="120"/>
+      </w:pPr>
+    </w:p>
+    <w:p>
+      <w:pPr>
+        <w:pStyle w:val="Heading2"/>
+        <w:pBdr>
+          <w:bottom w:val="single" w:color="2C3E50" w:sz="6" w:space="8"/>
+        </w:pBdr>
+        <w:spacing w:after="240" w:before="500"/>
+      </w:pPr>
+      <w:r>
+        <w:t xml:space="preserve">Pictures</w:t>
+      </w:r>
+    </w:p>
+    <w:p>
+      <w:pPr>
+        <w:pStyle w:val="ListParagraph"/>
+        <w:numPr>
+          <w:ilvl w:val="0"/>
+          <w:numId w:val="3"/>
+        </w:numPr>
+        <w:spacing w:after="100"/>
+      </w:pPr>
+      <w:r>
+        <w:rPr>
+          <w:rFonts w:ascii="Calibri" w:cs="Calibri" w:eastAsia="Calibri" w:hAnsi="Calibri"/>
+        </w:rPr>
+        <w:t xml:space="preserve">Click </w:t>
+      </w:r>
+      <w:r>
+        <w:rPr>
+          <w:rFonts w:ascii="Calibri" w:cs="Calibri" w:eastAsia="Calibri" w:hAnsi="Calibri"/>
+          <w:b/>
+          <w:bCs/>
+        </w:rPr>
+        <w:t xml:space="preserve">Choose Files</w:t>
+      </w:r>
+      <w:r>
+        <w:rPr>
+          <w:rFonts w:ascii="Calibri" w:cs="Calibri" w:eastAsia="Calibri" w:hAnsi="Calibri"/>
+        </w:rPr>
+        <w:t xml:space="preserve">, pick one or more JPEG, PNG, GIF or WebP pictures (up to 10 MB each), then </w:t>
+      </w:r>
+      <w:r>
+        <w:rPr>
+          <w:rFonts w:ascii="Calibri" w:cs="Calibri" w:eastAsia="Calibri" w:hAnsi="Calibri"/>
+          <w:b/>
+          <w:bCs/>
+        </w:rPr>
+        <w:t xml:space="preserve">Upload</w:t>
+      </w:r>
+      <w:r>
+        <w:rPr>
+          <w:rFonts w:ascii="Calibri" w:cs="Calibri" w:eastAsia="Calibri" w:hAnsi="Calibri"/>
+        </w:rPr>
+        <w:t xml:space="preserve">. Very wide pictures are made smaller automatically so the page loads quickly.</w:t>
+      </w:r>
+    </w:p>
+    <w:p>
+      <w:pPr>
+        <w:pStyle w:val="ListParagraph"/>
+        <w:numPr>
+          <w:ilvl w:val="0"/>
+          <w:numId w:val="3"/>
+        </w:numPr>
+        <w:spacing w:after="100"/>
+      </w:pPr>
+      <w:r>
+        <w:rPr>
+          <w:rFonts w:ascii="Calibri" w:cs="Calibri" w:eastAsia="Calibri" w:hAnsi="Calibri"/>
+        </w:rPr>
+        <w:t xml:space="preserve">Give each picture a short </w:t>
+      </w:r>
+      <w:r>
+        <w:rPr>
+          <w:rFonts w:ascii="Calibri" w:cs="Calibri" w:eastAsia="Calibri" w:hAnsi="Calibri"/>
+          <w:b/>
+          <w:bCs/>
+        </w:rPr>
+        <w:t xml:space="preserve">description</w:t>
+      </w:r>
+      <w:r>
+        <w:rPr>
+          <w:rFonts w:ascii="Calibri" w:cs="Calibri" w:eastAsia="Calibri" w:hAnsi="Calibri"/>
+        </w:rPr>
+        <w:t xml:space="preserve"> of what it shows. Screen readers read it aloud to people who can't see the picture. It saves when you click out of the box.</w:t>
+      </w:r>
+    </w:p>
+    <w:p>
+      <w:pPr>
+        <w:pStyle w:val="ListParagraph"/>
+        <w:numPr>
+          <w:ilvl w:val="0"/>
+          <w:numId w:val="3"/>
+        </w:numPr>
+        <w:spacing w:after="100"/>
+      </w:pPr>
+      <w:r>
+        <w:rPr>
+          <w:rFonts w:ascii="Calibri" w:cs="Calibri" w:eastAsia="Calibri" w:hAnsi="Calibri"/>
+        </w:rPr>
+        <w:t xml:space="preserve">Each picture shows how many times it's used. A picture can only be deleted when nothing uses it.</w:t>
+      </w:r>
+    </w:p>
+    <w:p>
+      <w:pPr>
+        <w:spacing w:after="120"/>
       </w:pPr>
     </w:p>
     <w:p>
@@ -8185,7 +10436,7 @@
         <w:spacing w:after="300" w:before="0"/>
       </w:pPr>
       <w:r>
-        <w:t xml:space="preserve">Chapter 5: Home Page Content</w:t>
+        <w:t xml:space="preserve">Chapter 6: Document Library</w:t>
       </w:r>
     </w:p>
     <w:p>
@@ -8197,7 +10448,7 @@
         <w:spacing w:after="240" w:before="0"/>
       </w:pPr>
       <w:r>
-        <w:t xml:space="preserve">What You Manage</w:t>
+        <w:t xml:space="preserve">Finding Documents</w:t>
       </w:r>
     </w:p>
     <w:p>
@@ -8208,494 +10459,21 @@
         <w:rPr>
           <w:rFonts w:ascii="Calibri" w:cs="Calibri" w:eastAsia="Calibri" w:hAnsi="Calibri"/>
         </w:rPr>
-        <w:t xml:space="preserve">Content Admins decide what members see on the home page. Each item below has its own page under </w:t>
-      </w:r>
-      <w:r>
-        <w:rPr>
-          <w:rFonts w:ascii="Calibri" w:cs="Calibri" w:eastAsia="Calibri" w:hAnsi="Calibri"/>
-          <w:b/>
-          <w:bCs/>
-        </w:rPr>
-        <w:t xml:space="preserve">Content Admin</w:t>
-      </w:r>
-      <w:r>
-        <w:rPr>
-          <w:rFonts w:ascii="Calibri" w:cs="Calibri" w:eastAsia="Calibri" w:hAnsi="Calibri"/>
-        </w:rPr>
-        <w:t xml:space="preserve"> in the side menu, with a list of posts and a button to add one.</w:t>
-      </w:r>
-    </w:p>
-    <w:tbl>
-      <w:tblPr>
-        <w:tblW w:type="dxa" w:w="9360"/>
-        <w:tblBorders>
-          <w:top w:val="single" w:color="auto" w:sz="4"/>
-          <w:left w:val="single" w:color="auto" w:sz="4"/>
-          <w:bottom w:val="single" w:color="auto" w:sz="4"/>
-          <w:right w:val="single" w:color="auto" w:sz="4"/>
-          <w:insideH w:val="single" w:color="auto" w:sz="4"/>
-          <w:insideV w:val="single" w:color="auto" w:sz="4"/>
-        </w:tblBorders>
-      </w:tblPr>
-      <w:tblGrid>
-        <w:gridCol w:w="4680"/>
-        <w:gridCol w:w="4680"/>
-      </w:tblGrid>
-      <w:tr>
-        <w:trPr>
-          <w:tblHeader/>
-        </w:trPr>
-        <w:tc>
-          <w:tcPr>
-            <w:tcW w:type="dxa" w:w="4680"/>
-            <w:shd w:fill="2C3E50" w:val="clear"/>
-            <w:tcMar>
-              <w:top w:type="dxa" w:w="100"/>
-              <w:left w:type="dxa" w:w="120"/>
-              <w:bottom w:type="dxa" w:w="100"/>
-              <w:right w:type="dxa" w:w="120"/>
-            </w:tcMar>
-          </w:tcPr>
-          <w:p>
-            <w:pPr>
-              <w:spacing w:after="0"/>
-            </w:pPr>
-            <w:r>
-              <w:rPr>
-                <w:rFonts w:ascii="Calibri" w:cs="Calibri" w:eastAsia="Calibri" w:hAnsi="Calibri"/>
-                <w:b/>
-                <w:bCs/>
-                <w:color w:val="FFFFFF"/>
-                <w:sz w:val="20"/>
-                <w:szCs w:val="20"/>
-              </w:rPr>
-              <w:t xml:space="preserve">Menu item</w:t>
-            </w:r>
-          </w:p>
-        </w:tc>
-        <w:tc>
-          <w:tcPr>
-            <w:tcW w:type="dxa" w:w="4680"/>
-            <w:shd w:fill="2C3E50" w:val="clear"/>
-            <w:tcMar>
-              <w:top w:type="dxa" w:w="100"/>
-              <w:left w:type="dxa" w:w="120"/>
-              <w:bottom w:type="dxa" w:w="100"/>
-              <w:right w:type="dxa" w:w="120"/>
-            </w:tcMar>
-          </w:tcPr>
-          <w:p>
-            <w:pPr>
-              <w:spacing w:after="0"/>
-            </w:pPr>
-            <w:r>
-              <w:rPr>
-                <w:rFonts w:ascii="Calibri" w:cs="Calibri" w:eastAsia="Calibri" w:hAnsi="Calibri"/>
-                <w:b/>
-                <w:bCs/>
-                <w:color w:val="FFFFFF"/>
-                <w:sz w:val="20"/>
-                <w:szCs w:val="20"/>
-              </w:rPr>
-              <w:t xml:space="preserve">Where it shows on the home page</w:t>
-            </w:r>
-          </w:p>
-        </w:tc>
-      </w:tr>
-      <w:tr>
-        <w:tc>
-          <w:tcPr>
-            <w:tcW w:type="dxa" w:w="4680"/>
-            <w:shd w:fill="FFFFFF" w:val="clear"/>
-            <w:tcMar>
-              <w:top w:type="dxa" w:w="100"/>
-              <w:left w:type="dxa" w:w="120"/>
-              <w:bottom w:type="dxa" w:w="100"/>
-              <w:right w:type="dxa" w:w="120"/>
-            </w:tcMar>
-          </w:tcPr>
-          <w:p>
-            <w:pPr>
-              <w:spacing w:after="0"/>
-            </w:pPr>
-            <w:r>
-              <w:rPr>
-                <w:rFonts w:ascii="Calibri" w:cs="Calibri" w:eastAsia="Calibri" w:hAnsi="Calibri"/>
-                <w:b/>
-                <w:bCs/>
-                <w:sz w:val="19"/>
-                <w:szCs w:val="19"/>
-              </w:rPr>
-              <w:t xml:space="preserve">Marquee</w:t>
-            </w:r>
-          </w:p>
-        </w:tc>
-        <w:tc>
-          <w:tcPr>
-            <w:tcW w:type="dxa" w:w="4680"/>
-            <w:shd w:fill="FFFFFF" w:val="clear"/>
-            <w:tcMar>
-              <w:top w:type="dxa" w:w="100"/>
-              <w:left w:type="dxa" w:w="120"/>
-              <w:bottom w:type="dxa" w:w="100"/>
-              <w:right w:type="dxa" w:w="120"/>
-            </w:tcMar>
-          </w:tcPr>
-          <w:p>
-            <w:pPr>
-              <w:spacing w:after="0"/>
-            </w:pPr>
-            <w:r>
-              <w:rPr>
-                <w:rFonts w:ascii="Calibri" w:cs="Calibri" w:eastAsia="Calibri" w:hAnsi="Calibri"/>
-                <w:sz w:val="19"/>
-                <w:szCs w:val="19"/>
-              </w:rPr>
-              <w:t xml:space="preserve">The scrolling line of short announcements across the top</w:t>
-            </w:r>
-          </w:p>
-        </w:tc>
-      </w:tr>
-      <w:tr>
-        <w:tc>
-          <w:tcPr>
-            <w:tcW w:type="dxa" w:w="4680"/>
-            <w:shd w:fill="F7F9FA" w:val="clear"/>
-            <w:tcMar>
-              <w:top w:type="dxa" w:w="100"/>
-              <w:left w:type="dxa" w:w="120"/>
-              <w:bottom w:type="dxa" w:w="100"/>
-              <w:right w:type="dxa" w:w="120"/>
-            </w:tcMar>
-          </w:tcPr>
-          <w:p>
-            <w:pPr>
-              <w:spacing w:after="0"/>
-            </w:pPr>
-            <w:r>
-              <w:rPr>
-                <w:rFonts w:ascii="Calibri" w:cs="Calibri" w:eastAsia="Calibri" w:hAnsi="Calibri"/>
-                <w:b/>
-                <w:bCs/>
-                <w:sz w:val="19"/>
-                <w:szCs w:val="19"/>
-              </w:rPr>
-              <w:t xml:space="preserve">Jumbotron</w:t>
-            </w:r>
-          </w:p>
-        </w:tc>
-        <w:tc>
-          <w:tcPr>
-            <w:tcW w:type="dxa" w:w="4680"/>
-            <w:shd w:fill="F7F9FA" w:val="clear"/>
-            <w:tcMar>
-              <w:top w:type="dxa" w:w="100"/>
-              <w:left w:type="dxa" w:w="120"/>
-              <w:bottom w:type="dxa" w:w="100"/>
-              <w:right w:type="dxa" w:w="120"/>
-            </w:tcMar>
-          </w:tcPr>
-          <w:p>
-            <w:pPr>
-              <w:spacing w:after="0"/>
-            </w:pPr>
-            <w:r>
-              <w:rPr>
-                <w:rFonts w:ascii="Calibri" w:cs="Calibri" w:eastAsia="Calibri" w:hAnsi="Calibri"/>
-                <w:sz w:val="19"/>
-                <w:szCs w:val="19"/>
-              </w:rPr>
-              <w:t xml:space="preserve">The large featured area near the top, with a picture and a link</w:t>
-            </w:r>
-          </w:p>
-        </w:tc>
-      </w:tr>
-      <w:tr>
-        <w:tc>
-          <w:tcPr>
-            <w:tcW w:type="dxa" w:w="4680"/>
-            <w:shd w:fill="FFFFFF" w:val="clear"/>
-            <w:tcMar>
-              <w:top w:type="dxa" w:w="100"/>
-              <w:left w:type="dxa" w:w="120"/>
-              <w:bottom w:type="dxa" w:w="100"/>
-              <w:right w:type="dxa" w:w="120"/>
-            </w:tcMar>
-          </w:tcPr>
-          <w:p>
-            <w:pPr>
-              <w:spacing w:after="0"/>
-            </w:pPr>
-            <w:r>
-              <w:rPr>
-                <w:rFonts w:ascii="Calibri" w:cs="Calibri" w:eastAsia="Calibri" w:hAnsi="Calibri"/>
-                <w:b/>
-                <w:bCs/>
-                <w:sz w:val="19"/>
-                <w:szCs w:val="19"/>
-              </w:rPr>
-              <w:t xml:space="preserve">Bulletins</w:t>
-            </w:r>
-          </w:p>
-        </w:tc>
-        <w:tc>
-          <w:tcPr>
-            <w:tcW w:type="dxa" w:w="4680"/>
-            <w:shd w:fill="FFFFFF" w:val="clear"/>
-            <w:tcMar>
-              <w:top w:type="dxa" w:w="100"/>
-              <w:left w:type="dxa" w:w="120"/>
-              <w:bottom w:type="dxa" w:w="100"/>
-              <w:right w:type="dxa" w:w="120"/>
-            </w:tcMar>
-          </w:tcPr>
-          <w:p>
-            <w:pPr>
-              <w:spacing w:after="0"/>
-            </w:pPr>
-            <w:r>
-              <w:rPr>
-                <w:rFonts w:ascii="Calibri" w:cs="Calibri" w:eastAsia="Calibri" w:hAnsi="Calibri"/>
-                <w:sz w:val="19"/>
-                <w:szCs w:val="19"/>
-              </w:rPr>
-              <w:t xml:space="preserve">Members' bulletins (buy, sell, help wanted). You can approve, edit or remove any of them</w:t>
-            </w:r>
-          </w:p>
-        </w:tc>
-      </w:tr>
-      <w:tr>
-        <w:tc>
-          <w:tcPr>
-            <w:tcW w:type="dxa" w:w="4680"/>
-            <w:shd w:fill="F7F9FA" w:val="clear"/>
-            <w:tcMar>
-              <w:top w:type="dxa" w:w="100"/>
-              <w:left w:type="dxa" w:w="120"/>
-              <w:bottom w:type="dxa" w:w="100"/>
-              <w:right w:type="dxa" w:w="120"/>
-            </w:tcMar>
-          </w:tcPr>
-          <w:p>
-            <w:pPr>
-              <w:spacing w:after="0"/>
-            </w:pPr>
-            <w:r>
-              <w:rPr>
-                <w:rFonts w:ascii="Calibri" w:cs="Calibri" w:eastAsia="Calibri" w:hAnsi="Calibri"/>
-                <w:b/>
-                <w:bCs/>
-                <w:sz w:val="19"/>
-                <w:szCs w:val="19"/>
-              </w:rPr>
-              <w:t xml:space="preserve">Notices</w:t>
-            </w:r>
-          </w:p>
-        </w:tc>
-        <w:tc>
-          <w:tcPr>
-            <w:tcW w:type="dxa" w:w="4680"/>
-            <w:shd w:fill="F7F9FA" w:val="clear"/>
-            <w:tcMar>
-              <w:top w:type="dxa" w:w="100"/>
-              <w:left w:type="dxa" w:w="120"/>
-              <w:bottom w:type="dxa" w:w="100"/>
-              <w:right w:type="dxa" w:w="120"/>
-            </w:tcMar>
-          </w:tcPr>
-          <w:p>
-            <w:pPr>
-              <w:spacing w:after="0"/>
-            </w:pPr>
-            <w:r>
-              <w:rPr>
-                <w:rFonts w:ascii="Calibri" w:cs="Calibri" w:eastAsia="Calibri" w:hAnsi="Calibri"/>
-                <w:sz w:val="19"/>
-                <w:szCs w:val="19"/>
-              </w:rPr>
-              <w:t xml:space="preserve">Announcements from the organization or a chapter</w:t>
-            </w:r>
-          </w:p>
-        </w:tc>
-      </w:tr>
-      <w:tr>
-        <w:tc>
-          <w:tcPr>
-            <w:tcW w:type="dxa" w:w="4680"/>
-            <w:shd w:fill="FFFFFF" w:val="clear"/>
-            <w:tcMar>
-              <w:top w:type="dxa" w:w="100"/>
-              <w:left w:type="dxa" w:w="120"/>
-              <w:bottom w:type="dxa" w:w="100"/>
-              <w:right w:type="dxa" w:w="120"/>
-            </w:tcMar>
-          </w:tcPr>
-          <w:p>
-            <w:pPr>
-              <w:spacing w:after="0"/>
-            </w:pPr>
-            <w:r>
-              <w:rPr>
-                <w:rFonts w:ascii="Calibri" w:cs="Calibri" w:eastAsia="Calibri" w:hAnsi="Calibri"/>
-                <w:b/>
-                <w:bCs/>
-                <w:sz w:val="19"/>
-                <w:szCs w:val="19"/>
-              </w:rPr>
-              <w:t xml:space="preserve">Job Posts</w:t>
-            </w:r>
-          </w:p>
-        </w:tc>
-        <w:tc>
-          <w:tcPr>
-            <w:tcW w:type="dxa" w:w="4680"/>
-            <w:shd w:fill="FFFFFF" w:val="clear"/>
-            <w:tcMar>
-              <w:top w:type="dxa" w:w="100"/>
-              <w:left w:type="dxa" w:w="120"/>
-              <w:bottom w:type="dxa" w:w="100"/>
-              <w:right w:type="dxa" w:w="120"/>
-            </w:tcMar>
-          </w:tcPr>
-          <w:p>
-            <w:pPr>
-              <w:spacing w:after="0"/>
-            </w:pPr>
-            <w:r>
-              <w:rPr>
-                <w:rFonts w:ascii="Calibri" w:cs="Calibri" w:eastAsia="Calibri" w:hAnsi="Calibri"/>
-                <w:sz w:val="19"/>
-                <w:szCs w:val="19"/>
-              </w:rPr>
-              <w:t xml:space="preserve">Job openings, with a location</w:t>
-            </w:r>
-          </w:p>
-        </w:tc>
-      </w:tr>
-      <w:tr>
-        <w:tc>
-          <w:tcPr>
-            <w:tcW w:type="dxa" w:w="4680"/>
-            <w:shd w:fill="F7F9FA" w:val="clear"/>
-            <w:tcMar>
-              <w:top w:type="dxa" w:w="100"/>
-              <w:left w:type="dxa" w:w="120"/>
-              <w:bottom w:type="dxa" w:w="100"/>
-              <w:right w:type="dxa" w:w="120"/>
-            </w:tcMar>
-          </w:tcPr>
-          <w:p>
-            <w:pPr>
-              <w:spacing w:after="0"/>
-            </w:pPr>
-            <w:r>
-              <w:rPr>
-                <w:rFonts w:ascii="Calibri" w:cs="Calibri" w:eastAsia="Calibri" w:hAnsi="Calibri"/>
-                <w:b/>
-                <w:bCs/>
-                <w:sz w:val="19"/>
-                <w:szCs w:val="19"/>
-              </w:rPr>
-              <w:t xml:space="preserve">Activities</w:t>
-            </w:r>
-          </w:p>
-        </w:tc>
-        <w:tc>
-          <w:tcPr>
-            <w:tcW w:type="dxa" w:w="4680"/>
-            <w:shd w:fill="F7F9FA" w:val="clear"/>
-            <w:tcMar>
-              <w:top w:type="dxa" w:w="100"/>
-              <w:left w:type="dxa" w:w="120"/>
-              <w:bottom w:type="dxa" w:w="100"/>
-              <w:right w:type="dxa" w:w="120"/>
-            </w:tcMar>
-          </w:tcPr>
-          <w:p>
-            <w:pPr>
-              <w:spacing w:after="0"/>
-            </w:pPr>
-            <w:r>
-              <w:rPr>
-                <w:rFonts w:ascii="Calibri" w:cs="Calibri" w:eastAsia="Calibri" w:hAnsi="Calibri"/>
-                <w:sz w:val="19"/>
-                <w:szCs w:val="19"/>
-              </w:rPr>
-              <w:t xml:space="preserve">Events, with start and end dates and times and a location</w:t>
-            </w:r>
-          </w:p>
-        </w:tc>
-      </w:tr>
-      <w:tr>
-        <w:tc>
-          <w:tcPr>
-            <w:tcW w:type="dxa" w:w="4680"/>
-            <w:shd w:fill="FFFFFF" w:val="clear"/>
-            <w:tcMar>
-              <w:top w:type="dxa" w:w="100"/>
-              <w:left w:type="dxa" w:w="120"/>
-              <w:bottom w:type="dxa" w:w="100"/>
-              <w:right w:type="dxa" w:w="120"/>
-            </w:tcMar>
-          </w:tcPr>
-          <w:p>
-            <w:pPr>
-              <w:spacing w:after="0"/>
-            </w:pPr>
-            <w:r>
-              <w:rPr>
-                <w:rFonts w:ascii="Calibri" w:cs="Calibri" w:eastAsia="Calibri" w:hAnsi="Calibri"/>
-                <w:b/>
-                <w:bCs/>
-                <w:sz w:val="19"/>
-                <w:szCs w:val="19"/>
-              </w:rPr>
-              <w:t xml:space="preserve">Chapters</w:t>
-            </w:r>
-          </w:p>
-        </w:tc>
-        <w:tc>
-          <w:tcPr>
-            <w:tcW w:type="dxa" w:w="4680"/>
-            <w:shd w:fill="FFFFFF" w:val="clear"/>
-            <w:tcMar>
-              <w:top w:type="dxa" w:w="100"/>
-              <w:left w:type="dxa" w:w="120"/>
-              <w:bottom w:type="dxa" w:w="100"/>
-              <w:right w:type="dxa" w:w="120"/>
-            </w:tcMar>
-          </w:tcPr>
-          <w:p>
-            <w:pPr>
-              <w:spacing w:after="0"/>
-            </w:pPr>
-            <w:r>
-              <w:rPr>
-                <w:rFonts w:ascii="Calibri" w:cs="Calibri" w:eastAsia="Calibri" w:hAnsi="Calibri"/>
-                <w:sz w:val="19"/>
-                <w:szCs w:val="19"/>
-              </w:rPr>
-              <w:t xml:space="preserve">Each chapter's entry on the Chapters page</w:t>
-            </w:r>
-          </w:p>
-        </w:tc>
-      </w:tr>
-    </w:tbl>
-    <w:p>
-      <w:pPr>
-        <w:spacing w:after="240"/>
-      </w:pPr>
-    </w:p>
-    <w:p>
-      <w:pPr>
-        <w:pStyle w:val="Heading2"/>
-        <w:pBdr>
-          <w:bottom w:val="single" w:color="2C3E50" w:sz="6" w:space="8"/>
-        </w:pBdr>
-        <w:spacing w:after="240" w:before="500"/>
-      </w:pPr>
-      <w:r>
-        <w:t xml:space="preserve">Adding or Changing a Post</w:t>
+        <w:t xml:space="preserve">The Document Library stores BPA's documents: policies, minutes, forms and more. Open it from the </w:t>
+      </w:r>
+      <w:r>
+        <w:rPr>
+          <w:rFonts w:ascii="Calibri" w:cs="Calibri" w:eastAsia="Calibri" w:hAnsi="Calibri"/>
+          <w:b/>
+          <w:bCs/>
+        </w:rPr>
+        <w:t xml:space="preserve">Doc Library</w:t>
+      </w:r>
+      <w:r>
+        <w:rPr>
+          <w:rFonts w:ascii="Calibri" w:cs="Calibri" w:eastAsia="Calibri" w:hAnsi="Calibri"/>
+        </w:rPr>
+        <w:t xml:space="preserve"> tile or menu item.</w:t>
       </w:r>
     </w:p>
     <w:p>
@@ -8706,784 +10484,6 @@
         <w:rPr>
           <w:rFonts w:ascii="Calibri" w:cs="Calibri" w:eastAsia="Calibri" w:hAnsi="Calibri"/>
         </w:rPr>
-        <w:t xml:space="preserve">Every kind of post uses a similar form:</w:t>
-      </w:r>
-    </w:p>
-    <w:tbl>
-      <w:tblPr>
-        <w:tblW w:type="dxa" w:w="9360"/>
-        <w:tblBorders>
-          <w:top w:val="single" w:color="auto" w:sz="4"/>
-          <w:left w:val="single" w:color="auto" w:sz="4"/>
-          <w:bottom w:val="single" w:color="auto" w:sz="4"/>
-          <w:right w:val="single" w:color="auto" w:sz="4"/>
-          <w:insideH w:val="single" w:color="auto" w:sz="4"/>
-          <w:insideV w:val="single" w:color="auto" w:sz="4"/>
-        </w:tblBorders>
-      </w:tblPr>
-      <w:tblGrid>
-        <w:gridCol w:w="4680"/>
-        <w:gridCol w:w="4680"/>
-      </w:tblGrid>
-      <w:tr>
-        <w:trPr>
-          <w:tblHeader/>
-        </w:trPr>
-        <w:tc>
-          <w:tcPr>
-            <w:tcW w:type="dxa" w:w="4680"/>
-            <w:shd w:fill="2C3E50" w:val="clear"/>
-            <w:tcMar>
-              <w:top w:type="dxa" w:w="100"/>
-              <w:left w:type="dxa" w:w="120"/>
-              <w:bottom w:type="dxa" w:w="100"/>
-              <w:right w:type="dxa" w:w="120"/>
-            </w:tcMar>
-          </w:tcPr>
-          <w:p>
-            <w:pPr>
-              <w:spacing w:after="0"/>
-            </w:pPr>
-            <w:r>
-              <w:rPr>
-                <w:rFonts w:ascii="Calibri" w:cs="Calibri" w:eastAsia="Calibri" w:hAnsi="Calibri"/>
-                <w:b/>
-                <w:bCs/>
-                <w:color w:val="FFFFFF"/>
-                <w:sz w:val="20"/>
-                <w:szCs w:val="20"/>
-              </w:rPr>
-              <w:t xml:space="preserve">Field</w:t>
-            </w:r>
-          </w:p>
-        </w:tc>
-        <w:tc>
-          <w:tcPr>
-            <w:tcW w:type="dxa" w:w="4680"/>
-            <w:shd w:fill="2C3E50" w:val="clear"/>
-            <w:tcMar>
-              <w:top w:type="dxa" w:w="100"/>
-              <w:left w:type="dxa" w:w="120"/>
-              <w:bottom w:type="dxa" w:w="100"/>
-              <w:right w:type="dxa" w:w="120"/>
-            </w:tcMar>
-          </w:tcPr>
-          <w:p>
-            <w:pPr>
-              <w:spacing w:after="0"/>
-            </w:pPr>
-            <w:r>
-              <w:rPr>
-                <w:rFonts w:ascii="Calibri" w:cs="Calibri" w:eastAsia="Calibri" w:hAnsi="Calibri"/>
-                <w:b/>
-                <w:bCs/>
-                <w:color w:val="FFFFFF"/>
-                <w:sz w:val="20"/>
-                <w:szCs w:val="20"/>
-              </w:rPr>
-              <w:t xml:space="preserve">Notes</w:t>
-            </w:r>
-          </w:p>
-        </w:tc>
-      </w:tr>
-      <w:tr>
-        <w:tc>
-          <w:tcPr>
-            <w:tcW w:type="dxa" w:w="4680"/>
-            <w:shd w:fill="FFFFFF" w:val="clear"/>
-            <w:tcMar>
-              <w:top w:type="dxa" w:w="100"/>
-              <w:left w:type="dxa" w:w="120"/>
-              <w:bottom w:type="dxa" w:w="100"/>
-              <w:right w:type="dxa" w:w="120"/>
-            </w:tcMar>
-          </w:tcPr>
-          <w:p>
-            <w:pPr>
-              <w:spacing w:after="0"/>
-            </w:pPr>
-            <w:r>
-              <w:rPr>
-                <w:rFonts w:ascii="Calibri" w:cs="Calibri" w:eastAsia="Calibri" w:hAnsi="Calibri"/>
-                <w:b/>
-                <w:bCs/>
-                <w:sz w:val="19"/>
-                <w:szCs w:val="19"/>
-              </w:rPr>
-              <w:t xml:space="preserve">Title</w:t>
-            </w:r>
-          </w:p>
-        </w:tc>
-        <w:tc>
-          <w:tcPr>
-            <w:tcW w:type="dxa" w:w="4680"/>
-            <w:shd w:fill="FFFFFF" w:val="clear"/>
-            <w:tcMar>
-              <w:top w:type="dxa" w:w="100"/>
-              <w:left w:type="dxa" w:w="120"/>
-              <w:bottom w:type="dxa" w:w="100"/>
-              <w:right w:type="dxa" w:w="120"/>
-            </w:tcMar>
-          </w:tcPr>
-          <w:p>
-            <w:pPr>
-              <w:spacing w:after="0"/>
-            </w:pPr>
-            <w:r>
-              <w:rPr>
-                <w:rFonts w:ascii="Calibri" w:cs="Calibri" w:eastAsia="Calibri" w:hAnsi="Calibri"/>
-                <w:sz w:val="19"/>
-                <w:szCs w:val="19"/>
-              </w:rPr>
-              <w:t xml:space="preserve">Keep it short; it shows in lists</w:t>
-            </w:r>
-          </w:p>
-        </w:tc>
-      </w:tr>
-      <w:tr>
-        <w:tc>
-          <w:tcPr>
-            <w:tcW w:type="dxa" w:w="4680"/>
-            <w:shd w:fill="F7F9FA" w:val="clear"/>
-            <w:tcMar>
-              <w:top w:type="dxa" w:w="100"/>
-              <w:left w:type="dxa" w:w="120"/>
-              <w:bottom w:type="dxa" w:w="100"/>
-              <w:right w:type="dxa" w:w="120"/>
-            </w:tcMar>
-          </w:tcPr>
-          <w:p>
-            <w:pPr>
-              <w:spacing w:after="0"/>
-            </w:pPr>
-            <w:r>
-              <w:rPr>
-                <w:rFonts w:ascii="Calibri" w:cs="Calibri" w:eastAsia="Calibri" w:hAnsi="Calibri"/>
-                <w:b/>
-                <w:bCs/>
-                <w:sz w:val="19"/>
-                <w:szCs w:val="19"/>
-              </w:rPr>
-              <w:t xml:space="preserve">Short description</w:t>
-            </w:r>
-          </w:p>
-        </w:tc>
-        <w:tc>
-          <w:tcPr>
-            <w:tcW w:type="dxa" w:w="4680"/>
-            <w:shd w:fill="F7F9FA" w:val="clear"/>
-            <w:tcMar>
-              <w:top w:type="dxa" w:w="100"/>
-              <w:left w:type="dxa" w:w="120"/>
-              <w:bottom w:type="dxa" w:w="100"/>
-              <w:right w:type="dxa" w:w="120"/>
-            </w:tcMar>
-          </w:tcPr>
-          <w:p>
-            <w:pPr>
-              <w:spacing w:after="0"/>
-            </w:pPr>
-            <w:r>
-              <w:rPr>
-                <w:rFonts w:ascii="Calibri" w:cs="Calibri" w:eastAsia="Calibri" w:hAnsi="Calibri"/>
-                <w:sz w:val="19"/>
-                <w:szCs w:val="19"/>
-              </w:rPr>
-              <w:t xml:space="preserve">One or two lines shown in lists and on the home page</w:t>
-            </w:r>
-          </w:p>
-        </w:tc>
-      </w:tr>
-      <w:tr>
-        <w:tc>
-          <w:tcPr>
-            <w:tcW w:type="dxa" w:w="4680"/>
-            <w:shd w:fill="FFFFFF" w:val="clear"/>
-            <w:tcMar>
-              <w:top w:type="dxa" w:w="100"/>
-              <w:left w:type="dxa" w:w="120"/>
-              <w:bottom w:type="dxa" w:w="100"/>
-              <w:right w:type="dxa" w:w="120"/>
-            </w:tcMar>
-          </w:tcPr>
-          <w:p>
-            <w:pPr>
-              <w:spacing w:after="0"/>
-            </w:pPr>
-            <w:r>
-              <w:rPr>
-                <w:rFonts w:ascii="Calibri" w:cs="Calibri" w:eastAsia="Calibri" w:hAnsi="Calibri"/>
-                <w:b/>
-                <w:bCs/>
-                <w:sz w:val="19"/>
-                <w:szCs w:val="19"/>
-              </w:rPr>
-              <w:t xml:space="preserve">Full description</w:t>
-            </w:r>
-          </w:p>
-        </w:tc>
-        <w:tc>
-          <w:tcPr>
-            <w:tcW w:type="dxa" w:w="4680"/>
-            <w:shd w:fill="FFFFFF" w:val="clear"/>
-            <w:tcMar>
-              <w:top w:type="dxa" w:w="100"/>
-              <w:left w:type="dxa" w:w="120"/>
-              <w:bottom w:type="dxa" w:w="100"/>
-              <w:right w:type="dxa" w:w="120"/>
-            </w:tcMar>
-          </w:tcPr>
-          <w:p>
-            <w:pPr>
-              <w:spacing w:after="0"/>
-            </w:pPr>
-            <w:r>
-              <w:rPr>
-                <w:rFonts w:ascii="Calibri" w:cs="Calibri" w:eastAsia="Calibri" w:hAnsi="Calibri"/>
-                <w:sz w:val="19"/>
-                <w:szCs w:val="19"/>
-              </w:rPr>
-              <w:t xml:space="preserve">Shown when someone opens the post</w:t>
-            </w:r>
-          </w:p>
-        </w:tc>
-      </w:tr>
-      <w:tr>
-        <w:tc>
-          <w:tcPr>
-            <w:tcW w:type="dxa" w:w="4680"/>
-            <w:shd w:fill="F7F9FA" w:val="clear"/>
-            <w:tcMar>
-              <w:top w:type="dxa" w:w="100"/>
-              <w:left w:type="dxa" w:w="120"/>
-              <w:bottom w:type="dxa" w:w="100"/>
-              <w:right w:type="dxa" w:w="120"/>
-            </w:tcMar>
-          </w:tcPr>
-          <w:p>
-            <w:pPr>
-              <w:spacing w:after="0"/>
-            </w:pPr>
-            <w:r>
-              <w:rPr>
-                <w:rFonts w:ascii="Calibri" w:cs="Calibri" w:eastAsia="Calibri" w:hAnsi="Calibri"/>
-                <w:b/>
-                <w:bCs/>
-                <w:sz w:val="19"/>
-                <w:szCs w:val="19"/>
-              </w:rPr>
-              <w:t xml:space="preserve">Photo</w:t>
-            </w:r>
-          </w:p>
-        </w:tc>
-        <w:tc>
-          <w:tcPr>
-            <w:tcW w:type="dxa" w:w="4680"/>
-            <w:shd w:fill="F7F9FA" w:val="clear"/>
-            <w:tcMar>
-              <w:top w:type="dxa" w:w="100"/>
-              <w:left w:type="dxa" w:w="120"/>
-              <w:bottom w:type="dxa" w:w="100"/>
-              <w:right w:type="dxa" w:w="120"/>
-            </w:tcMar>
-          </w:tcPr>
-          <w:p>
-            <w:pPr>
-              <w:spacing w:after="0"/>
-            </w:pPr>
-            <w:r>
-              <w:rPr>
-                <w:rFonts w:ascii="Calibri" w:cs="Calibri" w:eastAsia="Calibri" w:hAnsi="Calibri"/>
-                <w:sz w:val="19"/>
-                <w:szCs w:val="19"/>
-              </w:rPr>
-              <w:t xml:space="preserve">Optional picture</w:t>
-            </w:r>
-          </w:p>
-        </w:tc>
-      </w:tr>
-      <w:tr>
-        <w:tc>
-          <w:tcPr>
-            <w:tcW w:type="dxa" w:w="4680"/>
-            <w:shd w:fill="FFFFFF" w:val="clear"/>
-            <w:tcMar>
-              <w:top w:type="dxa" w:w="100"/>
-              <w:left w:type="dxa" w:w="120"/>
-              <w:bottom w:type="dxa" w:w="100"/>
-              <w:right w:type="dxa" w:w="120"/>
-            </w:tcMar>
-          </w:tcPr>
-          <w:p>
-            <w:pPr>
-              <w:spacing w:after="0"/>
-            </w:pPr>
-            <w:r>
-              <w:rPr>
-                <w:rFonts w:ascii="Calibri" w:cs="Calibri" w:eastAsia="Calibri" w:hAnsi="Calibri"/>
-                <w:b/>
-                <w:bCs/>
-                <w:sz w:val="19"/>
-                <w:szCs w:val="19"/>
-              </w:rPr>
-              <w:t xml:space="preserve">Contact information</w:t>
-            </w:r>
-          </w:p>
-        </w:tc>
-        <w:tc>
-          <w:tcPr>
-            <w:tcW w:type="dxa" w:w="4680"/>
-            <w:shd w:fill="FFFFFF" w:val="clear"/>
-            <w:tcMar>
-              <w:top w:type="dxa" w:w="100"/>
-              <w:left w:type="dxa" w:w="120"/>
-              <w:bottom w:type="dxa" w:w="100"/>
-              <w:right w:type="dxa" w:w="120"/>
-            </w:tcMar>
-          </w:tcPr>
-          <w:p>
-            <w:pPr>
-              <w:spacing w:after="0"/>
-            </w:pPr>
-            <w:r>
-              <w:rPr>
-                <w:rFonts w:ascii="Calibri" w:cs="Calibri" w:eastAsia="Calibri" w:hAnsi="Calibri"/>
-                <w:sz w:val="19"/>
-                <w:szCs w:val="19"/>
-              </w:rPr>
-              <w:t xml:space="preserve">Who to contact; you can show an alternate contact only</w:t>
-            </w:r>
-          </w:p>
-        </w:tc>
-      </w:tr>
-      <w:tr>
-        <w:tc>
-          <w:tcPr>
-            <w:tcW w:type="dxa" w:w="4680"/>
-            <w:shd w:fill="F7F9FA" w:val="clear"/>
-            <w:tcMar>
-              <w:top w:type="dxa" w:w="100"/>
-              <w:left w:type="dxa" w:w="120"/>
-              <w:bottom w:type="dxa" w:w="100"/>
-              <w:right w:type="dxa" w:w="120"/>
-            </w:tcMar>
-          </w:tcPr>
-          <w:p>
-            <w:pPr>
-              <w:spacing w:after="0"/>
-            </w:pPr>
-            <w:r>
-              <w:rPr>
-                <w:rFonts w:ascii="Calibri" w:cs="Calibri" w:eastAsia="Calibri" w:hAnsi="Calibri"/>
-                <w:b/>
-                <w:bCs/>
-                <w:sz w:val="19"/>
-                <w:szCs w:val="19"/>
-              </w:rPr>
-              <w:t xml:space="preserve">Who can see it</w:t>
-            </w:r>
-          </w:p>
-        </w:tc>
-        <w:tc>
-          <w:tcPr>
-            <w:tcW w:type="dxa" w:w="4680"/>
-            <w:shd w:fill="F7F9FA" w:val="clear"/>
-            <w:tcMar>
-              <w:top w:type="dxa" w:w="100"/>
-              <w:left w:type="dxa" w:w="120"/>
-              <w:bottom w:type="dxa" w:w="100"/>
-              <w:right w:type="dxa" w:w="120"/>
-            </w:tcMar>
-          </w:tcPr>
-          <w:p>
-            <w:pPr>
-              <w:spacing w:after="0"/>
-            </w:pPr>
-            <w:r>
-              <w:rPr>
-                <w:rFonts w:ascii="Calibri" w:cs="Calibri" w:eastAsia="Calibri" w:hAnsi="Calibri"/>
-                <w:b/>
-                <w:bCs/>
-                <w:sz w:val="19"/>
-                <w:szCs w:val="19"/>
-              </w:rPr>
-              <w:t xml:space="preserve">Public</w:t>
-            </w:r>
-            <w:r>
-              <w:rPr>
-                <w:rFonts w:ascii="Calibri" w:cs="Calibri" w:eastAsia="Calibri" w:hAnsi="Calibri"/>
-                <w:sz w:val="19"/>
-                <w:szCs w:val="19"/>
-              </w:rPr>
-              <w:t xml:space="preserve">, </w:t>
-            </w:r>
-            <w:r>
-              <w:rPr>
-                <w:rFonts w:ascii="Calibri" w:cs="Calibri" w:eastAsia="Calibri" w:hAnsi="Calibri"/>
-                <w:b/>
-                <w:bCs/>
-                <w:sz w:val="19"/>
-                <w:szCs w:val="19"/>
-              </w:rPr>
-              <w:t xml:space="preserve">All Members</w:t>
-            </w:r>
-            <w:r>
-              <w:rPr>
-                <w:rFonts w:ascii="Calibri" w:cs="Calibri" w:eastAsia="Calibri" w:hAnsi="Calibri"/>
-                <w:sz w:val="19"/>
-                <w:szCs w:val="19"/>
-              </w:rPr>
-              <w:t xml:space="preserve"> or </w:t>
-            </w:r>
-            <w:r>
-              <w:rPr>
-                <w:rFonts w:ascii="Calibri" w:cs="Calibri" w:eastAsia="Calibri" w:hAnsi="Calibri"/>
-                <w:b/>
-                <w:bCs/>
-                <w:sz w:val="19"/>
-                <w:szCs w:val="19"/>
-              </w:rPr>
-              <w:t xml:space="preserve">Chapter Only</w:t>
-            </w:r>
-          </w:p>
-        </w:tc>
-      </w:tr>
-      <w:tr>
-        <w:tc>
-          <w:tcPr>
-            <w:tcW w:type="dxa" w:w="4680"/>
-            <w:shd w:fill="FFFFFF" w:val="clear"/>
-            <w:tcMar>
-              <w:top w:type="dxa" w:w="100"/>
-              <w:left w:type="dxa" w:w="120"/>
-              <w:bottom w:type="dxa" w:w="100"/>
-              <w:right w:type="dxa" w:w="120"/>
-            </w:tcMar>
-          </w:tcPr>
-          <w:p>
-            <w:pPr>
-              <w:spacing w:after="0"/>
-            </w:pPr>
-            <w:r>
-              <w:rPr>
-                <w:rFonts w:ascii="Calibri" w:cs="Calibri" w:eastAsia="Calibri" w:hAnsi="Calibri"/>
-                <w:b/>
-                <w:bCs/>
-                <w:sz w:val="19"/>
-                <w:szCs w:val="19"/>
-              </w:rPr>
-              <w:t xml:space="preserve">Dates</w:t>
-            </w:r>
-          </w:p>
-        </w:tc>
-        <w:tc>
-          <w:tcPr>
-            <w:tcW w:type="dxa" w:w="4680"/>
-            <w:shd w:fill="FFFFFF" w:val="clear"/>
-            <w:tcMar>
-              <w:top w:type="dxa" w:w="100"/>
-              <w:left w:type="dxa" w:w="120"/>
-              <w:bottom w:type="dxa" w:w="100"/>
-              <w:right w:type="dxa" w:w="120"/>
-            </w:tcMar>
-          </w:tcPr>
-          <w:p>
-            <w:pPr>
-              <w:spacing w:after="0"/>
-            </w:pPr>
-            <w:r>
-              <w:rPr>
-                <w:rFonts w:ascii="Calibri" w:cs="Calibri" w:eastAsia="Calibri" w:hAnsi="Calibri"/>
-                <w:sz w:val="19"/>
-                <w:szCs w:val="19"/>
-              </w:rPr>
-              <w:t xml:space="preserve">Start and end dates for marquee items and activities</w:t>
-            </w:r>
-          </w:p>
-        </w:tc>
-      </w:tr>
-      <w:tr>
-        <w:tc>
-          <w:tcPr>
-            <w:tcW w:type="dxa" w:w="4680"/>
-            <w:shd w:fill="F7F9FA" w:val="clear"/>
-            <w:tcMar>
-              <w:top w:type="dxa" w:w="100"/>
-              <w:left w:type="dxa" w:w="120"/>
-              <w:bottom w:type="dxa" w:w="100"/>
-              <w:right w:type="dxa" w:w="120"/>
-            </w:tcMar>
-          </w:tcPr>
-          <w:p>
-            <w:pPr>
-              <w:spacing w:after="0"/>
-            </w:pPr>
-            <w:r>
-              <w:rPr>
-                <w:rFonts w:ascii="Calibri" w:cs="Calibri" w:eastAsia="Calibri" w:hAnsi="Calibri"/>
-                <w:b/>
-                <w:bCs/>
-                <w:sz w:val="19"/>
-                <w:szCs w:val="19"/>
-              </w:rPr>
-              <w:t xml:space="preserve">Active</w:t>
-            </w:r>
-          </w:p>
-        </w:tc>
-        <w:tc>
-          <w:tcPr>
-            <w:tcW w:type="dxa" w:w="4680"/>
-            <w:shd w:fill="F7F9FA" w:val="clear"/>
-            <w:tcMar>
-              <w:top w:type="dxa" w:w="100"/>
-              <w:left w:type="dxa" w:w="120"/>
-              <w:bottom w:type="dxa" w:w="100"/>
-              <w:right w:type="dxa" w:w="120"/>
-            </w:tcMar>
-          </w:tcPr>
-          <w:p>
-            <w:pPr>
-              <w:spacing w:after="0"/>
-            </w:pPr>
-            <w:r>
-              <w:rPr>
-                <w:rFonts w:ascii="Calibri" w:cs="Calibri" w:eastAsia="Calibri" w:hAnsi="Calibri"/>
-                <w:sz w:val="19"/>
-                <w:szCs w:val="19"/>
-              </w:rPr>
-              <w:t xml:space="preserve">Untick to take a post down without deleting it</w:t>
-            </w:r>
-          </w:p>
-        </w:tc>
-      </w:tr>
-      <w:tr>
-        <w:tc>
-          <w:tcPr>
-            <w:tcW w:type="dxa" w:w="4680"/>
-            <w:shd w:fill="FFFFFF" w:val="clear"/>
-            <w:tcMar>
-              <w:top w:type="dxa" w:w="100"/>
-              <w:left w:type="dxa" w:w="120"/>
-              <w:bottom w:type="dxa" w:w="100"/>
-              <w:right w:type="dxa" w:w="120"/>
-            </w:tcMar>
-          </w:tcPr>
-          <w:p>
-            <w:pPr>
-              <w:spacing w:after="0"/>
-            </w:pPr>
-            <w:r>
-              <w:rPr>
-                <w:rFonts w:ascii="Calibri" w:cs="Calibri" w:eastAsia="Calibri" w:hAnsi="Calibri"/>
-                <w:b/>
-                <w:bCs/>
-                <w:sz w:val="19"/>
-                <w:szCs w:val="19"/>
-              </w:rPr>
-              <w:t xml:space="preserve">Approved</w:t>
-            </w:r>
-          </w:p>
-        </w:tc>
-        <w:tc>
-          <w:tcPr>
-            <w:tcW w:type="dxa" w:w="4680"/>
-            <w:shd w:fill="FFFFFF" w:val="clear"/>
-            <w:tcMar>
-              <w:top w:type="dxa" w:w="100"/>
-              <w:left w:type="dxa" w:w="120"/>
-              <w:bottom w:type="dxa" w:w="100"/>
-              <w:right w:type="dxa" w:w="120"/>
-            </w:tcMar>
-          </w:tcPr>
-          <w:p>
-            <w:pPr>
-              <w:spacing w:after="0"/>
-            </w:pPr>
-            <w:r>
-              <w:rPr>
-                <w:rFonts w:ascii="Calibri" w:cs="Calibri" w:eastAsia="Calibri" w:hAnsi="Calibri"/>
-                <w:sz w:val="19"/>
-                <w:szCs w:val="19"/>
-              </w:rPr>
-              <w:t xml:space="preserve">Posts from members stay hidden until this is set to Yes</w:t>
-            </w:r>
-          </w:p>
-        </w:tc>
-      </w:tr>
-    </w:tbl>
-    <w:p>
-      <w:pPr>
-        <w:spacing w:after="240"/>
-      </w:pPr>
-    </w:p>
-    <w:p>
-      <w:pPr>
-        <w:spacing w:after="160"/>
-      </w:pPr>
-      <w:r>
-        <w:rPr>
-          <w:rFonts w:ascii="Calibri" w:cs="Calibri" w:eastAsia="Calibri" w:hAnsi="Calibri"/>
-        </w:rPr>
-        <w:t xml:space="preserve">Click </w:t>
-      </w:r>
-      <w:r>
-        <w:rPr>
-          <w:rFonts w:ascii="Calibri" w:cs="Calibri" w:eastAsia="Calibri" w:hAnsi="Calibri"/>
-          <w:b/>
-          <w:bCs/>
-        </w:rPr>
-        <w:t xml:space="preserve">Submit</w:t>
-      </w:r>
-      <w:r>
-        <w:rPr>
-          <w:rFonts w:ascii="Calibri" w:cs="Calibri" w:eastAsia="Calibri" w:hAnsi="Calibri"/>
-        </w:rPr>
-        <w:t xml:space="preserve"> to save. Only posts that are both </w:t>
-      </w:r>
-      <w:r>
-        <w:rPr>
-          <w:rFonts w:ascii="Calibri" w:cs="Calibri" w:eastAsia="Calibri" w:hAnsi="Calibri"/>
-          <w:b/>
-          <w:bCs/>
-        </w:rPr>
-        <w:t xml:space="preserve">Active</w:t>
-      </w:r>
-      <w:r>
-        <w:rPr>
-          <w:rFonts w:ascii="Calibri" w:cs="Calibri" w:eastAsia="Calibri" w:hAnsi="Calibri"/>
-        </w:rPr>
-        <w:t xml:space="preserve"> and </w:t>
-      </w:r>
-      <w:r>
-        <w:rPr>
-          <w:rFonts w:ascii="Calibri" w:cs="Calibri" w:eastAsia="Calibri" w:hAnsi="Calibri"/>
-          <w:b/>
-          <w:bCs/>
-        </w:rPr>
-        <w:t xml:space="preserve">Approved</w:t>
-      </w:r>
-      <w:r>
-        <w:rPr>
-          <w:rFonts w:ascii="Calibri" w:cs="Calibri" w:eastAsia="Calibri" w:hAnsi="Calibri"/>
-        </w:rPr>
-        <w:t xml:space="preserve"> appear on the home page.</w:t>
-      </w:r>
-    </w:p>
-    <w:tbl>
-      <w:tblPr>
-        <w:tblW w:type="pct" w:w="5000"/>
-        <w:tblBorders>
-          <w:top w:val="single" w:color="E8A33D" w:sz="4"/>
-          <w:left w:val="single" w:color="E8A33D" w:sz="4"/>
-          <w:bottom w:val="single" w:color="E8A33D" w:sz="4"/>
-          <w:right w:val="single" w:color="E8A33D" w:sz="4"/>
-          <w:insideH w:val="single" w:color="auto" w:sz="4"/>
-          <w:insideV w:val="single" w:color="auto" w:sz="4"/>
-        </w:tblBorders>
-      </w:tblPr>
-      <w:tblGrid>
-        <w:gridCol w:w="9360"/>
-      </w:tblGrid>
-      <w:tr>
-        <w:tc>
-          <w:tcPr>
-            <w:tcW w:type="pct" w:w="5000"/>
-            <w:shd w:fill="FCF1DC" w:val="clear"/>
-            <w:tcMar>
-              <w:top w:type="dxa" w:w="160"/>
-              <w:left w:type="dxa" w:w="200"/>
-              <w:bottom w:type="dxa" w:w="160"/>
-              <w:right w:type="dxa" w:w="200"/>
-            </w:tcMar>
-          </w:tcPr>
-          <w:p>
-            <w:pPr>
-              <w:spacing w:after="0"/>
-            </w:pPr>
-            <w:r>
-              <w:rPr>
-                <w:rFonts w:ascii="Calibri" w:cs="Calibri" w:eastAsia="Calibri" w:hAnsi="Calibri"/>
-              </w:rPr>
-              <w:t xml:space="preserve">Deleting a post from a list can't be undone. To hide a post for now, untick </w:t>
-            </w:r>
-            <w:r>
-              <w:rPr>
-                <w:rFonts w:ascii="Calibri" w:cs="Calibri" w:eastAsia="Calibri" w:hAnsi="Calibri"/>
-                <w:b/>
-                <w:bCs/>
-              </w:rPr>
-              <w:t xml:space="preserve">Active</w:t>
-            </w:r>
-            <w:r>
-              <w:rPr>
-                <w:rFonts w:ascii="Calibri" w:cs="Calibri" w:eastAsia="Calibri" w:hAnsi="Calibri"/>
-              </w:rPr>
-              <w:t xml:space="preserve"> instead.</w:t>
-            </w:r>
-          </w:p>
-        </w:tc>
-      </w:tr>
-    </w:tbl>
-    <w:p>
-      <w:pPr>
-        <w:spacing w:after="200"/>
-      </w:pPr>
-    </w:p>
-    <w:p>
-      <w:pPr>
-        <w:pStyle w:val="Heading1"/>
-        <w:pageBreakBefore/>
-        <w:spacing w:after="300" w:before="0"/>
-      </w:pPr>
-      <w:r>
-        <w:t xml:space="preserve">Chapter 6: Document Library</w:t>
-      </w:r>
-    </w:p>
-    <w:p>
-      <w:pPr>
-        <w:pStyle w:val="Heading2"/>
-        <w:pBdr>
-          <w:bottom w:val="single" w:color="2C3E50" w:sz="6" w:space="8"/>
-        </w:pBdr>
-        <w:spacing w:after="240" w:before="0"/>
-      </w:pPr>
-      <w:r>
-        <w:t xml:space="preserve">Finding Documents</w:t>
-      </w:r>
-    </w:p>
-    <w:p>
-      <w:pPr>
-        <w:spacing w:after="160"/>
-      </w:pPr>
-      <w:r>
-        <w:rPr>
-          <w:rFonts w:ascii="Calibri" w:cs="Calibri" w:eastAsia="Calibri" w:hAnsi="Calibri"/>
-        </w:rPr>
-        <w:t xml:space="preserve">The Document Library stores BPA's documents: policies, minutes, forms and more. Open it from the </w:t>
-      </w:r>
-      <w:r>
-        <w:rPr>
-          <w:rFonts w:ascii="Calibri" w:cs="Calibri" w:eastAsia="Calibri" w:hAnsi="Calibri"/>
-          <w:b/>
-          <w:bCs/>
-        </w:rPr>
-        <w:t xml:space="preserve">Doc Library</w:t>
-      </w:r>
-      <w:r>
-        <w:rPr>
-          <w:rFonts w:ascii="Calibri" w:cs="Calibri" w:eastAsia="Calibri" w:hAnsi="Calibri"/>
-        </w:rPr>
-        <w:t xml:space="preserve"> tile or menu item.</w:t>
-      </w:r>
-    </w:p>
-    <w:p>
-      <w:pPr>
-        <w:spacing w:after="160"/>
-      </w:pPr>
-      <w:r>
-        <w:rPr>
-          <w:rFonts w:ascii="Calibri" w:cs="Calibri" w:eastAsia="Calibri" w:hAnsi="Calibri"/>
-        </w:rPr>
         <w:t xml:space="preserve">The list shows the documents you're allowed to see. Members see approved documents at or below their access level, from </w:t>
       </w:r>
       <w:r>
@@ -9498,7 +10498,21 @@
         <w:rPr>
           <w:rFonts w:ascii="Calibri" w:cs="Calibri" w:eastAsia="Calibri" w:hAnsi="Calibri"/>
         </w:rPr>
-        <w:t xml:space="preserve"> up through levels such as Leaders, Staff, Board and CEO.</w:t>
+        <w:t xml:space="preserve"> up through levels such as Leaders, Staff, Board and CEO, and can open and download them. Chapter Admins also see all of their own chapter's documents and can manage them; Member System Admins and staff document admins see and manage everything. Who can do what is set on the </w:t>
+      </w:r>
+      <w:r>
+        <w:rPr>
+          <w:rFonts w:ascii="Calibri" w:cs="Calibri" w:eastAsia="Calibri" w:hAnsi="Calibri"/>
+          <w:b/>
+          <w:bCs/>
+        </w:rPr>
+        <w:t xml:space="preserve">Security Groups</w:t>
+      </w:r>
+      <w:r>
+        <w:rPr>
+          <w:rFonts w:ascii="Calibri" w:cs="Calibri" w:eastAsia="Calibri" w:hAnsi="Calibri"/>
+        </w:rPr>
+        <w:t xml:space="preserve"> page.</w:t>
       </w:r>
     </w:p>
     <w:p>
@@ -11680,7 +12694,7 @@
                 <w:sz w:val="19"/>
                 <w:szCs w:val="19"/>
               </w:rPr>
-              <w:t xml:space="preserve">System Settings</w:t>
+              <w:t xml:space="preserve">Member Permissions</w:t>
             </w:r>
           </w:p>
         </w:tc>
@@ -11705,7 +12719,7 @@
                 <w:sz w:val="19"/>
                 <w:szCs w:val="19"/>
               </w:rPr>
-              <w:t xml:space="preserve">Values that change how the system behaves, such as the current membership year, whether the Document Library shows its first and last kanban columns, and whether Projects is turned on</w:t>
+              <w:t xml:space="preserve">Every member's admin roles in one list (System, Member, Chapter, Student, Content and Event Admin). Click a box to give or remove a role</w:t>
             </w:r>
           </w:p>
         </w:tc>
@@ -11734,7 +12748,7 @@
                 <w:sz w:val="19"/>
                 <w:szCs w:val="19"/>
               </w:rPr>
-              <w:t xml:space="preserve">Font/Color Settings</w:t>
+              <w:t xml:space="preserve">System Settings</w:t>
             </w:r>
           </w:p>
         </w:tc>
@@ -11759,7 +12773,7 @@
                 <w:sz w:val="19"/>
                 <w:szCs w:val="19"/>
               </w:rPr>
-              <w:t xml:space="preserve">The sizes and colors offered in everyone's Display Size choices</w:t>
+              <w:t xml:space="preserve">Values that change how the system behaves, such as the current membership year, whether the Document Library shows its first and last kanban columns, and the colors and labels used across the site. Only on installs without the staff portal (see below)</w:t>
             </w:r>
           </w:p>
         </w:tc>
@@ -11788,7 +12802,7 @@
                 <w:sz w:val="19"/>
                 <w:szCs w:val="19"/>
               </w:rPr>
-              <w:t xml:space="preserve">Chapters</w:t>
+              <w:t xml:space="preserve">Font/Color Settings</w:t>
             </w:r>
           </w:p>
         </w:tc>
@@ -11813,7 +12827,7 @@
                 <w:sz w:val="19"/>
                 <w:szCs w:val="19"/>
               </w:rPr>
-              <w:t xml:space="preserve">Add and edit chapters</w:t>
+              <w:t xml:space="preserve">The sizes and colors offered in everyone's Display Size choices</w:t>
             </w:r>
           </w:p>
         </w:tc>
@@ -11842,7 +12856,7 @@
                 <w:sz w:val="19"/>
                 <w:szCs w:val="19"/>
               </w:rPr>
-              <w:t xml:space="preserve">Auditlog</w:t>
+              <w:t xml:space="preserve">Chapters</w:t>
             </w:r>
           </w:p>
         </w:tc>
@@ -11867,7 +12881,7 @@
                 <w:sz w:val="19"/>
                 <w:szCs w:val="19"/>
               </w:rPr>
-              <w:t xml:space="preserve">A record of who did what and when: logins, changes, approvals and deletions</w:t>
+              <w:t xml:space="preserve">Add and edit chapters</w:t>
             </w:r>
           </w:p>
         </w:tc>
@@ -11896,7 +12910,7 @@
                 <w:sz w:val="19"/>
                 <w:szCs w:val="19"/>
               </w:rPr>
-              <w:t xml:space="preserve">CCMPS Scopes</w:t>
+              <w:t xml:space="preserve">Auditlog</w:t>
             </w:r>
           </w:p>
         </w:tc>
@@ -11921,7 +12935,7 @@
                 <w:sz w:val="19"/>
                 <w:szCs w:val="19"/>
               </w:rPr>
-              <w:t xml:space="preserve">The "who can see it" choices for posts</w:t>
+              <w:t xml:space="preserve">A record of who did what and when: logins, changes, approvals and deletions. Only on installs without the staff portal (see below)</w:t>
             </w:r>
           </w:p>
         </w:tc>
@@ -11950,7 +12964,7 @@
                 <w:sz w:val="19"/>
                 <w:szCs w:val="19"/>
               </w:rPr>
-              <w:t xml:space="preserve">Developer Guide</w:t>
+              <w:t xml:space="preserve">Security Groups</w:t>
             </w:r>
           </w:p>
         </w:tc>
@@ -11975,7 +12989,7 @@
                 <w:sz w:val="19"/>
                 <w:szCs w:val="19"/>
               </w:rPr>
-              <w:t xml:space="preserve">Technical documentation for whoever maintains Honcho</w:t>
+              <w:t xml:space="preserve">Groups of people and the functions each group may use. Only on installs without the staff portal (see below)</w:t>
             </w:r>
           </w:p>
         </w:tc>
@@ -12004,7 +13018,7 @@
                 <w:sz w:val="19"/>
                 <w:szCs w:val="19"/>
               </w:rPr>
-              <w:t xml:space="preserve">Master Spreadsheet</w:t>
+              <w:t xml:space="preserve">CCMPS Scopes</w:t>
             </w:r>
           </w:p>
         </w:tc>
@@ -12029,7 +13043,7 @@
                 <w:sz w:val="19"/>
                 <w:szCs w:val="19"/>
               </w:rPr>
-              <w:t xml:space="preserve">Download every member as a spreadsheet</w:t>
+              <w:t xml:space="preserve">The "who can see it" choices for posts</w:t>
             </w:r>
           </w:p>
         </w:tc>
@@ -12058,7 +13072,7 @@
                 <w:sz w:val="19"/>
                 <w:szCs w:val="19"/>
               </w:rPr>
-              <w:t xml:space="preserve">Projects</w:t>
+              <w:t xml:space="preserve">Developer Guide</w:t>
             </w:r>
           </w:p>
         </w:tc>
@@ -12083,7 +13097,61 @@
                 <w:sz w:val="19"/>
                 <w:szCs w:val="19"/>
               </w:rPr>
-              <w:t xml:space="preserve">The Projects add-on, when it is turned on</w:t>
+              <w:t xml:space="preserve">Technical documentation for whoever maintains Honcho</w:t>
+            </w:r>
+          </w:p>
+        </w:tc>
+      </w:tr>
+      <w:tr>
+        <w:tc>
+          <w:tcPr>
+            <w:tcW w:type="dxa" w:w="4680"/>
+            <w:shd w:fill="FFFFFF" w:val="clear"/>
+            <w:tcMar>
+              <w:top w:type="dxa" w:w="100"/>
+              <w:left w:type="dxa" w:w="120"/>
+              <w:bottom w:type="dxa" w:w="100"/>
+              <w:right w:type="dxa" w:w="120"/>
+            </w:tcMar>
+          </w:tcPr>
+          <w:p>
+            <w:pPr>
+              <w:spacing w:after="0"/>
+            </w:pPr>
+            <w:r>
+              <w:rPr>
+                <w:rFonts w:ascii="Calibri" w:cs="Calibri" w:eastAsia="Calibri" w:hAnsi="Calibri"/>
+                <w:b/>
+                <w:bCs/>
+                <w:sz w:val="19"/>
+                <w:szCs w:val="19"/>
+              </w:rPr>
+              <w:t xml:space="preserve">Master Spreadsheet</w:t>
+            </w:r>
+          </w:p>
+        </w:tc>
+        <w:tc>
+          <w:tcPr>
+            <w:tcW w:type="dxa" w:w="4680"/>
+            <w:shd w:fill="FFFFFF" w:val="clear"/>
+            <w:tcMar>
+              <w:top w:type="dxa" w:w="100"/>
+              <w:left w:type="dxa" w:w="120"/>
+              <w:bottom w:type="dxa" w:w="100"/>
+              <w:right w:type="dxa" w:w="120"/>
+            </w:tcMar>
+          </w:tcPr>
+          <w:p>
+            <w:pPr>
+              <w:spacing w:after="0"/>
+            </w:pPr>
+            <w:r>
+              <w:rPr>
+                <w:rFonts w:ascii="Calibri" w:cs="Calibri" w:eastAsia="Calibri" w:hAnsi="Calibri"/>
+                <w:sz w:val="19"/>
+                <w:szCs w:val="19"/>
+              </w:rPr>
+              <w:t xml:space="preserve">Download every member as a spreadsheet</w:t>
             </w:r>
           </w:p>
         </w:tc>
@@ -12093,6 +13161,133 @@
       <w:pPr>
         <w:spacing w:after="240"/>
       </w:pPr>
+    </w:p>
+    <w:tbl>
+      <w:tblPr>
+        <w:tblW w:type="pct" w:w="5000"/>
+        <w:tblBorders>
+          <w:top w:val="single" w:color="5BC0DE" w:sz="4"/>
+          <w:left w:val="single" w:color="5BC0DE" w:sz="4"/>
+          <w:bottom w:val="single" w:color="5BC0DE" w:sz="4"/>
+          <w:right w:val="single" w:color="5BC0DE" w:sz="4"/>
+          <w:insideH w:val="single" w:color="auto" w:sz="4"/>
+          <w:insideV w:val="single" w:color="auto" w:sz="4"/>
+        </w:tblBorders>
+      </w:tblPr>
+      <w:tblGrid>
+        <w:gridCol w:w="9360"/>
+      </w:tblGrid>
+      <w:tr>
+        <w:tc>
+          <w:tcPr>
+            <w:tcW w:type="pct" w:w="5000"/>
+            <w:shd w:fill="D9EDF7" w:val="clear"/>
+            <w:tcMar>
+              <w:top w:type="dxa" w:w="160"/>
+              <w:left w:type="dxa" w:w="200"/>
+              <w:bottom w:type="dxa" w:w="160"/>
+              <w:right w:type="dxa" w:w="200"/>
+            </w:tcMar>
+          </w:tcPr>
+          <w:p>
+            <w:pPr>
+              <w:spacing w:after="0"/>
+            </w:pPr>
+            <w:r>
+              <w:rPr>
+                <w:rFonts w:ascii="Calibri" w:cs="Calibri" w:eastAsia="Calibri" w:hAnsi="Calibri"/>
+                <w:b/>
+                <w:bCs/>
+              </w:rPr>
+              <w:t xml:space="preserve">Where System Settings, the Auditlog and Security Groups live.</w:t>
+            </w:r>
+            <w:r>
+              <w:rPr>
+                <w:rFonts w:ascii="Calibri" w:cs="Calibri" w:eastAsia="Calibri" w:hAnsi="Calibri"/>
+              </w:rPr>
+              <w:t xml:space="preserve"> When the Honcho staff portal is installed (as it is for BPA), these three pages are in the staff portal's </w:t>
+            </w:r>
+            <w:r>
+              <w:rPr>
+                <w:rFonts w:ascii="Calibri" w:cs="Calibri" w:eastAsia="Calibri" w:hAnsi="Calibri"/>
+                <w:b/>
+                <w:bCs/>
+              </w:rPr>
+              <w:t xml:space="preserve">System Admin</w:t>
+            </w:r>
+            <w:r>
+              <w:rPr>
+                <w:rFonts w:ascii="Calibri" w:cs="Calibri" w:eastAsia="Calibri" w:hAnsi="Calibri"/>
+              </w:rPr>
+              <w:t xml:space="preserve"> menu, for staff system admins only, and they don't appear in the member menu. On a members-only install they're in the member </w:t>
+            </w:r>
+            <w:r>
+              <w:rPr>
+                <w:rFonts w:ascii="Calibri" w:cs="Calibri" w:eastAsia="Calibri" w:hAnsi="Calibri"/>
+                <w:b/>
+                <w:bCs/>
+              </w:rPr>
+              <w:t xml:space="preserve">System Admin</w:t>
+            </w:r>
+            <w:r>
+              <w:rPr>
+                <w:rFonts w:ascii="Calibri" w:cs="Calibri" w:eastAsia="Calibri" w:hAnsi="Calibri"/>
+              </w:rPr>
+              <w:t xml:space="preserve"> menu. Projects is part of the staff portal, so it isn't in the member menu.</w:t>
+            </w:r>
+          </w:p>
+        </w:tc>
+      </w:tr>
+    </w:tbl>
+    <w:p>
+      <w:pPr>
+        <w:spacing w:after="200"/>
+      </w:pPr>
+    </w:p>
+    <w:p>
+      <w:pPr>
+        <w:pStyle w:val="Heading3"/>
+        <w:spacing w:after="160" w:before="320"/>
+      </w:pPr>
+      <w:r>
+        <w:t xml:space="preserve">Member Permissions</w:t>
+      </w:r>
+    </w:p>
+    <w:p>
+      <w:pPr>
+        <w:spacing w:after="160"/>
+      </w:pPr>
+      <w:r>
+        <w:rPr>
+          <w:rFonts w:ascii="Calibri" w:cs="Calibri" w:eastAsia="Calibri" w:hAnsi="Calibri"/>
+        </w:rPr>
+        <w:t xml:space="preserve">Lists members with a checkbox for each admin role. It opens showing only members who hold a role; click </w:t>
+      </w:r>
+      <w:r>
+        <w:rPr>
+          <w:rFonts w:ascii="Calibri" w:cs="Calibri" w:eastAsia="Calibri" w:hAnsi="Calibri"/>
+          <w:b/>
+          <w:bCs/>
+        </w:rPr>
+        <w:t xml:space="preserve">Show all members</w:t>
+      </w:r>
+      <w:r>
+        <w:rPr>
+          <w:rFonts w:ascii="Calibri" w:cs="Calibri" w:eastAsia="Calibri" w:hAnsi="Calibri"/>
+        </w:rPr>
+        <w:t xml:space="preserve"> to give someone a role for the first time. Clicking a box saves straight away, shows a confirmation at the top and is recorded in the Auditlog. The member sees the change the next time they log in. Each box is a membership of a Security Group (Member System Admins, Member Admins, Chapter Admins, Student Admins), so the same change shows on the Security Groups page. If a member also gets a role from another group, the box can't be cleared here; the message says so.</w:t>
+      </w:r>
+    </w:p>
+    <w:p>
+      <w:pPr>
+        <w:spacing w:after="160"/>
+      </w:pPr>
+      <w:r>
+        <w:rPr>
+          <w:rFonts w:ascii="Calibri" w:cs="Calibri" w:eastAsia="Calibri" w:hAnsi="Calibri"/>
+        </w:rPr>
+        <w:t xml:space="preserve">You can't remove your own System Admin role, and there must always be at least one System Admin.</w:t>
+      </w:r>
     </w:p>
     <w:tbl>
       <w:tblPr>
@@ -12146,6 +13341,214 @@
         <w:spacing w:after="160" w:before="320"/>
       </w:pPr>
       <w:r>
+        <w:t xml:space="preserve">Security Groups</w:t>
+      </w:r>
+    </w:p>
+    <w:p>
+      <w:pPr>
+        <w:spacing w:after="160"/>
+      </w:pPr>
+      <w:r>
+        <w:rPr>
+          <w:rFonts w:ascii="Calibri" w:cs="Calibri" w:eastAsia="Calibri" w:hAnsi="Calibri"/>
+        </w:rPr>
+        <w:t xml:space="preserve">A group is a named set of people, such as "PM Admins", together with the functions they may use. Click </w:t>
+      </w:r>
+      <w:r>
+        <w:rPr>
+          <w:rFonts w:ascii="Calibri" w:cs="Calibri" w:eastAsia="Calibri" w:hAnsi="Calibri"/>
+          <w:b/>
+          <w:bCs/>
+        </w:rPr>
+        <w:t xml:space="preserve">New group</w:t>
+      </w:r>
+      <w:r>
+        <w:rPr>
+          <w:rFonts w:ascii="Calibri" w:cs="Calibri" w:eastAsia="Calibri" w:hAnsi="Calibri"/>
+        </w:rPr>
+        <w:t xml:space="preserve"> to create one, then use its </w:t>
+      </w:r>
+      <w:r>
+        <w:rPr>
+          <w:rFonts w:ascii="Calibri" w:cs="Calibri" w:eastAsia="Calibri" w:hAnsi="Calibri"/>
+          <w:b/>
+          <w:bCs/>
+        </w:rPr>
+        <w:t xml:space="preserve">Privileges</w:t>
+      </w:r>
+      <w:r>
+        <w:rPr>
+          <w:rFonts w:ascii="Calibri" w:cs="Calibri" w:eastAsia="Calibri" w:hAnsi="Calibri"/>
+        </w:rPr>
+        <w:t xml:space="preserve"> button to tick its functions (one panel per module, with </w:t>
+      </w:r>
+      <w:r>
+        <w:rPr>
+          <w:rFonts w:ascii="Calibri" w:cs="Calibri" w:eastAsia="Calibri" w:hAnsi="Calibri"/>
+          <w:b/>
+          <w:bCs/>
+        </w:rPr>
+        <w:t xml:space="preserve">Select all</w:t>
+      </w:r>
+      <w:r>
+        <w:rPr>
+          <w:rFonts w:ascii="Calibri" w:cs="Calibri" w:eastAsia="Calibri" w:hAnsi="Calibri"/>
+        </w:rPr>
+        <w:t xml:space="preserve">) and its </w:t>
+      </w:r>
+      <w:r>
+        <w:rPr>
+          <w:rFonts w:ascii="Calibri" w:cs="Calibri" w:eastAsia="Calibri" w:hAnsi="Calibri"/>
+          <w:b/>
+          <w:bCs/>
+        </w:rPr>
+        <w:t xml:space="preserve">Members</w:t>
+      </w:r>
+      <w:r>
+        <w:rPr>
+          <w:rFonts w:ascii="Calibri" w:cs="Calibri" w:eastAsia="Calibri" w:hAnsi="Calibri"/>
+        </w:rPr>
+        <w:t xml:space="preserve"> button to add people. Anyone with a login can be added; someone with both a member and a staff login appears twice. A person gets everything any of their groups allows, and a change works on their next click.</w:t>
+      </w:r>
+    </w:p>
+    <w:p>
+      <w:pPr>
+        <w:spacing w:after="160"/>
+      </w:pPr>
+      <w:r>
+        <w:rPr>
+          <w:rFonts w:ascii="Calibri" w:cs="Calibri" w:eastAsia="Calibri" w:hAnsi="Calibri"/>
+          <w:b/>
+          <w:bCs/>
+        </w:rPr>
+        <w:t xml:space="preserve">Effective access</w:t>
+      </w:r>
+      <w:r>
+        <w:rPr>
+          <w:rFonts w:ascii="Calibri" w:cs="Calibri" w:eastAsia="Calibri" w:hAnsi="Calibri"/>
+        </w:rPr>
+        <w:t xml:space="preserve"> shows one person's groups and every function they end up with. </w:t>
+      </w:r>
+      <w:r>
+        <w:rPr>
+          <w:rFonts w:ascii="Calibri" w:cs="Calibri" w:eastAsia="Calibri" w:hAnsi="Calibri"/>
+          <w:b/>
+          <w:bCs/>
+        </w:rPr>
+        <w:t xml:space="preserve">Deactivate</w:t>
+      </w:r>
+      <w:r>
+        <w:rPr>
+          <w:rFonts w:ascii="Calibri" w:cs="Calibri" w:eastAsia="Calibri" w:hAnsi="Calibri"/>
+        </w:rPr>
+        <w:t xml:space="preserve"> switches a group off without losing its settings. Every change is recorded in the Auditlog.</w:t>
+      </w:r>
+    </w:p>
+    <w:p>
+      <w:pPr>
+        <w:spacing w:after="160"/>
+      </w:pPr>
+      <w:r>
+        <w:rPr>
+          <w:rFonts w:ascii="Calibri" w:cs="Calibri" w:eastAsia="Calibri" w:hAnsi="Calibri"/>
+        </w:rPr>
+        <w:t xml:space="preserve">The </w:t>
+      </w:r>
+      <w:r>
+        <w:rPr>
+          <w:rFonts w:ascii="Calibri" w:cs="Calibri" w:eastAsia="Calibri" w:hAnsi="Calibri"/>
+          <w:b/>
+          <w:bCs/>
+        </w:rPr>
+        <w:t xml:space="preserve">Modules</w:t>
+      </w:r>
+      <w:r>
+        <w:rPr>
+          <w:rFonts w:ascii="Calibri" w:cs="Calibri" w:eastAsia="Calibri" w:hAnsi="Calibri"/>
+        </w:rPr>
+        <w:t xml:space="preserve"> panel on the same page switches an add-on, such as Projects, on or off for everyone. When Projects is off, its pages and its menu item disappear.</w:t>
+      </w:r>
+    </w:p>
+    <w:tbl>
+      <w:tblPr>
+        <w:tblW w:type="pct" w:w="5000"/>
+        <w:tblBorders>
+          <w:top w:val="single" w:color="5BC0DE" w:sz="4"/>
+          <w:left w:val="single" w:color="5BC0DE" w:sz="4"/>
+          <w:bottom w:val="single" w:color="5BC0DE" w:sz="4"/>
+          <w:right w:val="single" w:color="5BC0DE" w:sz="4"/>
+          <w:insideH w:val="single" w:color="auto" w:sz="4"/>
+          <w:insideV w:val="single" w:color="auto" w:sz="4"/>
+        </w:tblBorders>
+      </w:tblPr>
+      <w:tblGrid>
+        <w:gridCol w:w="9360"/>
+      </w:tblGrid>
+      <w:tr>
+        <w:tc>
+          <w:tcPr>
+            <w:tcW w:type="pct" w:w="5000"/>
+            <w:shd w:fill="D9EDF7" w:val="clear"/>
+            <w:tcMar>
+              <w:top w:type="dxa" w:w="160"/>
+              <w:left w:type="dxa" w:w="200"/>
+              <w:bottom w:type="dxa" w:w="160"/>
+              <w:right w:type="dxa" w:w="200"/>
+            </w:tcMar>
+          </w:tcPr>
+          <w:p>
+            <w:pPr>
+              <w:spacing w:after="0"/>
+            </w:pPr>
+            <w:r>
+              <w:rPr>
+                <w:rFonts w:ascii="Calibri" w:cs="Calibri" w:eastAsia="Calibri" w:hAnsi="Calibri"/>
+              </w:rPr>
+              <w:t xml:space="preserve">Security Groups are new (October 2026). The modules move over to them one at a time, starting with Projects, which already uses them: whoever is in </w:t>
+            </w:r>
+            <w:r>
+              <w:rPr>
+                <w:rFonts w:ascii="Calibri" w:cs="Calibri" w:eastAsia="Calibri" w:hAnsi="Calibri"/>
+                <w:b/>
+                <w:bCs/>
+              </w:rPr>
+              <w:t xml:space="preserve">PM Admins</w:t>
+            </w:r>
+            <w:r>
+              <w:rPr>
+                <w:rFonts w:ascii="Calibri" w:cs="Calibri" w:eastAsia="Calibri" w:hAnsi="Calibri"/>
+              </w:rPr>
+              <w:t xml:space="preserve"> or </w:t>
+            </w:r>
+            <w:r>
+              <w:rPr>
+                <w:rFonts w:ascii="Calibri" w:cs="Calibri" w:eastAsia="Calibri" w:hAnsi="Calibri"/>
+                <w:b/>
+                <w:bCs/>
+              </w:rPr>
+              <w:t xml:space="preserve">PM Users</w:t>
+            </w:r>
+            <w:r>
+              <w:rPr>
+                <w:rFonts w:ascii="Calibri" w:cs="Calibri" w:eastAsia="Calibri" w:hAnsi="Calibri"/>
+              </w:rPr>
+              <w:t xml:space="preserve"> can open Projects, and adding someone to a project team gives them PM User access. Until a module has moved, its own permission settings still decide who can do what.</w:t>
+            </w:r>
+          </w:p>
+        </w:tc>
+      </w:tr>
+    </w:tbl>
+    <w:p>
+      <w:pPr>
+        <w:spacing w:after="200"/>
+      </w:pPr>
+    </w:p>
+    <w:p>
+      <w:pPr>
+        <w:pStyle w:val="Heading3"/>
+        <w:spacing w:after="160" w:before="320"/>
+      </w:pPr>
+      <w:r>
         <w:t xml:space="preserve">Using the Audit Log</w:t>
       </w:r>
     </w:p>
@@ -12157,7 +13560,7 @@
         <w:rPr>
           <w:rFonts w:ascii="Calibri" w:cs="Calibri" w:eastAsia="Calibri" w:hAnsi="Calibri"/>
         </w:rPr>
-        <w:t xml:space="preserve">Each entry shows the date and time (UTC), the person, the action and the record it touched. Use the search box to find all changes to one member or one document.</w:t>
+        <w:t xml:space="preserve">Each entry shows the date and time (UTC), the person, the action and the record it touched. Use the search box to find all changes to one member or one document. The eye button opens one entry; the trash button deletes it (the deletion is itself logged).</w:t>
       </w:r>
     </w:p>
     <w:p>
@@ -12226,6 +13629,20 @@
           <w:b/>
           <w:bCs/>
         </w:rPr>
+        <w:t xml:space="preserve">PMS</w:t>
+      </w:r>
+      <w:r>
+        <w:rPr>
+          <w:rFonts w:ascii="Calibri" w:cs="Calibri" w:eastAsia="Calibri" w:hAnsi="Calibri"/>
+        </w:rPr>
+        <w:t xml:space="preserve"> (Projects), </w:t>
+      </w:r>
+      <w:r>
+        <w:rPr>
+          <w:rFonts w:ascii="Calibri" w:cs="Calibri" w:eastAsia="Calibri" w:hAnsi="Calibri"/>
+          <w:b/>
+          <w:bCs/>
+        </w:rPr>
         <w:t xml:space="preserve">CMS</w:t>
       </w:r>
       <w:r>
@@ -12302,7 +13719,63 @@
         <w:rPr>
           <w:rFonts w:ascii="Calibri" w:cs="Calibri" w:eastAsia="Calibri" w:hAnsi="Calibri"/>
         </w:rPr>
-        <w:t xml:space="preserve">.</w:t>
+        <w:t xml:space="preserve">. Staff system admins also get </w:t>
+      </w:r>
+      <w:r>
+        <w:rPr>
+          <w:rFonts w:ascii="Calibri" w:cs="Calibri" w:eastAsia="Calibri" w:hAnsi="Calibri"/>
+          <w:b/>
+          <w:bCs/>
+        </w:rPr>
+        <w:t xml:space="preserve">System Admin</w:t>
+      </w:r>
+      <w:r>
+        <w:rPr>
+          <w:rFonts w:ascii="Calibri" w:cs="Calibri" w:eastAsia="Calibri" w:hAnsi="Calibri"/>
+        </w:rPr>
+        <w:t xml:space="preserve">, with </w:t>
+      </w:r>
+      <w:r>
+        <w:rPr>
+          <w:rFonts w:ascii="Calibri" w:cs="Calibri" w:eastAsia="Calibri" w:hAnsi="Calibri"/>
+          <w:b/>
+          <w:bCs/>
+        </w:rPr>
+        <w:t xml:space="preserve">System Settings</w:t>
+      </w:r>
+      <w:r>
+        <w:rPr>
+          <w:rFonts w:ascii="Calibri" w:cs="Calibri" w:eastAsia="Calibri" w:hAnsi="Calibri"/>
+        </w:rPr>
+        <w:t xml:space="preserve">, the </w:t>
+      </w:r>
+      <w:r>
+        <w:rPr>
+          <w:rFonts w:ascii="Calibri" w:cs="Calibri" w:eastAsia="Calibri" w:hAnsi="Calibri"/>
+          <w:b/>
+          <w:bCs/>
+        </w:rPr>
+        <w:t xml:space="preserve">Auditlog</w:t>
+      </w:r>
+      <w:r>
+        <w:rPr>
+          <w:rFonts w:ascii="Calibri" w:cs="Calibri" w:eastAsia="Calibri" w:hAnsi="Calibri"/>
+        </w:rPr>
+        <w:t xml:space="preserve"> and </w:t>
+      </w:r>
+      <w:r>
+        <w:rPr>
+          <w:rFonts w:ascii="Calibri" w:cs="Calibri" w:eastAsia="Calibri" w:hAnsi="Calibri"/>
+          <w:b/>
+          <w:bCs/>
+        </w:rPr>
+        <w:t xml:space="preserve">Security Groups</w:t>
+      </w:r>
+      <w:r>
+        <w:rPr>
+          <w:rFonts w:ascii="Calibri" w:cs="Calibri" w:eastAsia="Calibri" w:hAnsi="Calibri"/>
+        </w:rPr>
+        <w:t xml:space="preserve"> (described in Chapter 8).</w:t>
       </w:r>
     </w:p>
     <w:p>
@@ -12322,20 +13795,6 @@
           <w:bCs/>
         </w:rPr>
         <w:t xml:space="preserve">Address Types</w:t>
-      </w:r>
-      <w:r>
-        <w:rPr>
-          <w:rFonts w:ascii="Calibri" w:cs="Calibri" w:eastAsia="Calibri" w:hAnsi="Calibri"/>
-        </w:rPr>
-        <w:t xml:space="preserve">, </w:t>
-      </w:r>
-      <w:r>
-        <w:rPr>
-          <w:rFonts w:ascii="Calibri" w:cs="Calibri" w:eastAsia="Calibri" w:hAnsi="Calibri"/>
-          <w:b/>
-          <w:bCs/>
-        </w:rPr>
-        <w:t xml:space="preserve">Financial Types</w:t>
       </w:r>
       <w:r>
         <w:rPr>
@@ -12638,6 +14097,21 @@
   <w:style w:type="paragraph" w:styleId="Normal" w:default="1">
     <w:name w:val="Normal"/>
     <w:qFormat/>
+  </w:style>
+  <w:style w:type="table" w:styleId="TableNormal" w:default="true">
+    <w:name w:val="Normal Table"/>
+    <w:uiPriority w:val="99"/>
+    <w:semiHidden/>
+    <w:unhideWhenUsed/>
+    <w:tblPr>
+      <w:tblInd w:type="dxa" w:w="0"/>
+      <w:tblCellMar>
+        <w:top w:type="dxa" w:w="0"/>
+        <w:left w:type="dxa" w:w="108"/>
+        <w:bottom w:type="dxa" w:w="0"/>
+        <w:right w:type="dxa" w:w="108"/>
+      </w:tblCellMar>
+    </w:tblPr>
   </w:style>
   <w:style w:type="paragraph" w:styleId="Title">
     <w:name w:val="Title"/>
@@ -12681,6 +14155,139 @@
     <w:name w:val="List Paragraph"/>
     <w:basedOn w:val="Normal"/>
     <w:qFormat/>
+  </w:style>
+  <w:style w:type="paragraph" w:styleId="Caption">
+    <w:name w:val="caption"/>
+    <w:basedOn w:val="Normal"/>
+    <w:next w:val="Normal"/>
+    <w:uiPriority w:val="35"/>
+    <w:semiHidden/>
+    <w:unhideWhenUsed/>
+    <w:qFormat/>
+    <w:pPr>
+      <w:spacing w:after="200"/>
+    </w:pPr>
+    <w:rPr>
+      <w:i/>
+      <w:iCs/>
+      <w:color w:val="44546A" w:themeColor="dark2"/>
+      <w:sz w:val="18"/>
+      <w:szCs w:val="18"/>
+    </w:rPr>
+  </w:style>
+  <w:style w:type="paragraph" w:styleId="Bibliography">
+    <w:name w:val="Bibliography"/>
+    <w:basedOn w:val="Normal"/>
+    <w:next w:val="Normal"/>
+    <w:uiPriority w:val="37"/>
+    <w:unhideWhenUsed/>
+  </w:style>
+  <w:style w:type="paragraph" w:styleId="TOC1">
+    <w:name w:val="toc 1"/>
+    <w:basedOn w:val="Normal"/>
+    <w:next w:val="Normal"/>
+    <w:uiPriority w:val="39"/>
+    <w:semiHidden/>
+    <w:unhideWhenUsed/>
+    <w:pPr>
+      <w:spacing w:after="100"/>
+    </w:pPr>
+  </w:style>
+  <w:style w:type="paragraph" w:styleId="TOC2">
+    <w:name w:val="toc 2"/>
+    <w:basedOn w:val="Normal"/>
+    <w:next w:val="Normal"/>
+    <w:uiPriority w:val="39"/>
+    <w:semiHidden/>
+    <w:unhideWhenUsed/>
+    <w:pPr>
+      <w:spacing w:after="100"/>
+      <w:ind w:left="220"/>
+    </w:pPr>
+  </w:style>
+  <w:style w:type="paragraph" w:styleId="TOC3">
+    <w:name w:val="toc 3"/>
+    <w:basedOn w:val="Normal"/>
+    <w:next w:val="Normal"/>
+    <w:uiPriority w:val="39"/>
+    <w:semiHidden/>
+    <w:unhideWhenUsed/>
+    <w:pPr>
+      <w:spacing w:after="100"/>
+      <w:ind w:left="440"/>
+    </w:pPr>
+  </w:style>
+  <w:style w:type="paragraph" w:styleId="TOC4">
+    <w:name w:val="toc 4"/>
+    <w:basedOn w:val="Normal"/>
+    <w:next w:val="Normal"/>
+    <w:uiPriority w:val="39"/>
+    <w:semiHidden/>
+    <w:unhideWhenUsed/>
+    <w:pPr>
+      <w:spacing w:after="100"/>
+      <w:ind w:left="660"/>
+    </w:pPr>
+  </w:style>
+  <w:style w:type="paragraph" w:styleId="TOC5">
+    <w:name w:val="toc 5"/>
+    <w:basedOn w:val="Normal"/>
+    <w:next w:val="Normal"/>
+    <w:uiPriority w:val="39"/>
+    <w:semiHidden/>
+    <w:unhideWhenUsed/>
+    <w:pPr>
+      <w:spacing w:after="100"/>
+      <w:ind w:left="880"/>
+    </w:pPr>
+  </w:style>
+  <w:style w:type="paragraph" w:styleId="TOC6">
+    <w:name w:val="toc 6"/>
+    <w:basedOn w:val="Normal"/>
+    <w:next w:val="Normal"/>
+    <w:uiPriority w:val="39"/>
+    <w:semiHidden/>
+    <w:unhideWhenUsed/>
+    <w:pPr>
+      <w:spacing w:after="100"/>
+      <w:ind w:left="1100"/>
+    </w:pPr>
+  </w:style>
+  <w:style w:type="paragraph" w:styleId="TOC7">
+    <w:name w:val="toc 7"/>
+    <w:basedOn w:val="Normal"/>
+    <w:next w:val="Normal"/>
+    <w:uiPriority w:val="39"/>
+    <w:semiHidden/>
+    <w:unhideWhenUsed/>
+    <w:pPr>
+      <w:spacing w:after="100"/>
+      <w:ind w:left="1320"/>
+    </w:pPr>
+  </w:style>
+  <w:style w:type="paragraph" w:styleId="TOC8">
+    <w:name w:val="toc 8"/>
+    <w:basedOn w:val="Normal"/>
+    <w:next w:val="Normal"/>
+    <w:uiPriority w:val="39"/>
+    <w:semiHidden/>
+    <w:unhideWhenUsed/>
+    <w:pPr>
+      <w:spacing w:after="100"/>
+      <w:ind w:left="1540"/>
+    </w:pPr>
+  </w:style>
+  <w:style w:type="paragraph" w:styleId="TOC9">
+    <w:name w:val="toc 9"/>
+    <w:basedOn w:val="Normal"/>
+    <w:next w:val="Normal"/>
+    <w:uiPriority w:val="39"/>
+    <w:semiHidden/>
+    <w:unhideWhenUsed/>
+    <w:pPr>
+      <w:spacing w:after="100"/>
+      <w:ind w:left="1760"/>
+    </w:pPr>
   </w:style>
   <w:style w:type="character" w:styleId="Hyperlink">
     <w:name w:val="Hyperlink"/>
@@ -12765,6 +14372,13 @@
       <w:sz w:val="20"/>
       <w:szCs w:val="20"/>
     </w:rPr>
+  </w:style>
+  <w:style w:type="character" w:styleId="LineNumber">
+    <w:name w:val="line number"/>
+    <w:basedOn w:val="DefaultParagraphFont"/>
+    <w:uiPriority w:val="99"/>
+    <w:semiHidden/>
+    <w:unhideWhenUsed/>
   </w:style>
   <w:style w:type="paragraph" w:styleId="Heading1">
     <w:name w:val="Heading 1"/>

--- a/docs/users-guide/Honcho_Users_Guide.docx
+++ b/docs/users-guide/Honcho_Users_Guide.docx
@@ -940,7 +940,7 @@
                 <w:sz w:val="19"/>
                 <w:szCs w:val="19"/>
               </w:rPr>
-              <w:t xml:space="preserve">Document Library user or admin</w:t>
+              <w:t xml:space="preserve">Financial Admin</w:t>
             </w:r>
           </w:p>
         </w:tc>
@@ -965,7 +965,7 @@
                 <w:sz w:val="19"/>
                 <w:szCs w:val="19"/>
               </w:rPr>
-              <w:t xml:space="preserve">Members and staff given library access</w:t>
+              <w:t xml:space="preserve">The Treasurer, and anyone else they choose</w:t>
             </w:r>
           </w:p>
         </w:tc>
@@ -990,7 +990,7 @@
                 <w:sz w:val="19"/>
                 <w:szCs w:val="19"/>
               </w:rPr>
-              <w:t xml:space="preserve">Find, add, review and approve documents</w:t>
+              <w:t xml:space="preserve">Financial Settings: the current membership year, the grace period, the dues payment year and new-member dues</w:t>
             </w:r>
           </w:p>
         </w:tc>
@@ -1015,7 +1015,7 @@
                 <w:sz w:val="19"/>
                 <w:szCs w:val="19"/>
               </w:rPr>
-              <w:t xml:space="preserve">6</w:t>
+              <w:t xml:space="preserve">8</w:t>
             </w:r>
           </w:p>
         </w:tc>
@@ -1044,7 +1044,7 @@
                 <w:sz w:val="19"/>
                 <w:szCs w:val="19"/>
               </w:rPr>
-              <w:t xml:space="preserve">Projects user or admin</w:t>
+              <w:t xml:space="preserve">Document Library user or admin</w:t>
             </w:r>
           </w:p>
         </w:tc>
@@ -1069,7 +1069,7 @@
                 <w:sz w:val="19"/>
                 <w:szCs w:val="19"/>
               </w:rPr>
-              <w:t xml:space="preserve">Staff and members on project teams (add-on)</w:t>
+              <w:t xml:space="preserve">Members and staff given library access</w:t>
             </w:r>
           </w:p>
         </w:tc>
@@ -1094,7 +1094,7 @@
                 <w:sz w:val="19"/>
                 <w:szCs w:val="19"/>
               </w:rPr>
-              <w:t xml:space="preserve">Teams and projects</w:t>
+              <w:t xml:space="preserve">Find, add, review and approve documents</w:t>
             </w:r>
           </w:p>
         </w:tc>
@@ -1119,7 +1119,7 @@
                 <w:sz w:val="19"/>
                 <w:szCs w:val="19"/>
               </w:rPr>
-              <w:t xml:space="preserve">7</w:t>
+              <w:t xml:space="preserve">6</w:t>
             </w:r>
           </w:p>
         </w:tc>
@@ -1148,7 +1148,7 @@
                 <w:sz w:val="19"/>
                 <w:szCs w:val="19"/>
               </w:rPr>
-              <w:t xml:space="preserve">System Admin</w:t>
+              <w:t xml:space="preserve">Projects user or admin</w:t>
             </w:r>
           </w:p>
         </w:tc>
@@ -1173,7 +1173,7 @@
                 <w:sz w:val="19"/>
                 <w:szCs w:val="19"/>
               </w:rPr>
-              <w:t xml:space="preserve">A few trusted people</w:t>
+              <w:t xml:space="preserve">Staff and members on project teams (add-on)</w:t>
             </w:r>
           </w:p>
         </w:tc>
@@ -1198,7 +1198,7 @@
                 <w:sz w:val="19"/>
                 <w:szCs w:val="19"/>
               </w:rPr>
-              <w:t xml:space="preserve">Member permissions, chapters, settings and audit log (see Chapter 8), everything above</w:t>
+              <w:t xml:space="preserve">Teams and projects</w:t>
             </w:r>
           </w:p>
         </w:tc>
@@ -1223,7 +1223,7 @@
                 <w:sz w:val="19"/>
                 <w:szCs w:val="19"/>
               </w:rPr>
-              <w:t xml:space="preserve">8</w:t>
+              <w:t xml:space="preserve">7</w:t>
             </w:r>
           </w:p>
         </w:tc>
@@ -1252,7 +1252,7 @@
                 <w:sz w:val="19"/>
                 <w:szCs w:val="19"/>
               </w:rPr>
-              <w:t xml:space="preserve">Staff</w:t>
+              <w:t xml:space="preserve">System Admin</w:t>
             </w:r>
           </w:p>
         </w:tc>
@@ -1277,7 +1277,7 @@
                 <w:sz w:val="19"/>
                 <w:szCs w:val="19"/>
               </w:rPr>
-              <w:t xml:space="preserve">Employees using the separate staff login</w:t>
+              <w:t xml:space="preserve">A few trusted people</w:t>
             </w:r>
           </w:p>
         </w:tc>
@@ -1302,7 +1302,7 @@
                 <w:sz w:val="19"/>
                 <w:szCs w:val="19"/>
               </w:rPr>
-              <w:t xml:space="preserve">The Honcho staff portal</w:t>
+              <w:t xml:space="preserve">Member permissions, chapters, System Settings (names, wording, colors, logos, website switches, financial settings) and the audit log, everything above</w:t>
             </w:r>
           </w:p>
         </w:tc>
@@ -1310,6 +1310,110 @@
           <w:tcPr>
             <w:tcW w:type="dxa" w:w="2340"/>
             <w:shd w:fill="F7F9FA" w:val="clear"/>
+            <w:tcMar>
+              <w:top w:type="dxa" w:w="100"/>
+              <w:left w:type="dxa" w:w="120"/>
+              <w:bottom w:type="dxa" w:w="100"/>
+              <w:right w:type="dxa" w:w="120"/>
+            </w:tcMar>
+          </w:tcPr>
+          <w:p>
+            <w:pPr>
+              <w:spacing w:after="0"/>
+            </w:pPr>
+            <w:r>
+              <w:rPr>
+                <w:rFonts w:ascii="Calibri" w:cs="Calibri" w:eastAsia="Calibri" w:hAnsi="Calibri"/>
+                <w:sz w:val="19"/>
+                <w:szCs w:val="19"/>
+              </w:rPr>
+              <w:t xml:space="preserve">8</w:t>
+            </w:r>
+          </w:p>
+        </w:tc>
+      </w:tr>
+      <w:tr>
+        <w:tc>
+          <w:tcPr>
+            <w:tcW w:type="dxa" w:w="2340"/>
+            <w:shd w:fill="FFFFFF" w:val="clear"/>
+            <w:tcMar>
+              <w:top w:type="dxa" w:w="100"/>
+              <w:left w:type="dxa" w:w="120"/>
+              <w:bottom w:type="dxa" w:w="100"/>
+              <w:right w:type="dxa" w:w="120"/>
+            </w:tcMar>
+          </w:tcPr>
+          <w:p>
+            <w:pPr>
+              <w:spacing w:after="0"/>
+            </w:pPr>
+            <w:r>
+              <w:rPr>
+                <w:rFonts w:ascii="Calibri" w:cs="Calibri" w:eastAsia="Calibri" w:hAnsi="Calibri"/>
+                <w:b/>
+                <w:bCs/>
+                <w:sz w:val="19"/>
+                <w:szCs w:val="19"/>
+              </w:rPr>
+              <w:t xml:space="preserve">Staff</w:t>
+            </w:r>
+          </w:p>
+        </w:tc>
+        <w:tc>
+          <w:tcPr>
+            <w:tcW w:type="dxa" w:w="2340"/>
+            <w:shd w:fill="FFFFFF" w:val="clear"/>
+            <w:tcMar>
+              <w:top w:type="dxa" w:w="100"/>
+              <w:left w:type="dxa" w:w="120"/>
+              <w:bottom w:type="dxa" w:w="100"/>
+              <w:right w:type="dxa" w:w="120"/>
+            </w:tcMar>
+          </w:tcPr>
+          <w:p>
+            <w:pPr>
+              <w:spacing w:after="0"/>
+            </w:pPr>
+            <w:r>
+              <w:rPr>
+                <w:rFonts w:ascii="Calibri" w:cs="Calibri" w:eastAsia="Calibri" w:hAnsi="Calibri"/>
+                <w:sz w:val="19"/>
+                <w:szCs w:val="19"/>
+              </w:rPr>
+              <w:t xml:space="preserve">Employees using the separate staff login</w:t>
+            </w:r>
+          </w:p>
+        </w:tc>
+        <w:tc>
+          <w:tcPr>
+            <w:tcW w:type="dxa" w:w="2340"/>
+            <w:shd w:fill="FFFFFF" w:val="clear"/>
+            <w:tcMar>
+              <w:top w:type="dxa" w:w="100"/>
+              <w:left w:type="dxa" w:w="120"/>
+              <w:bottom w:type="dxa" w:w="100"/>
+              <w:right w:type="dxa" w:w="120"/>
+            </w:tcMar>
+          </w:tcPr>
+          <w:p>
+            <w:pPr>
+              <w:spacing w:after="0"/>
+            </w:pPr>
+            <w:r>
+              <w:rPr>
+                <w:rFonts w:ascii="Calibri" w:cs="Calibri" w:eastAsia="Calibri" w:hAnsi="Calibri"/>
+                <w:sz w:val="19"/>
+                <w:szCs w:val="19"/>
+              </w:rPr>
+              <w:t xml:space="preserve">The Honcho staff portal</w:t>
+            </w:r>
+          </w:p>
+        </w:tc>
+        <w:tc>
+          <w:tcPr>
+            <w:tcW w:type="dxa" w:w="2340"/>
+            <w:shd w:fill="FFFFFF" w:val="clear"/>
             <w:tcMar>
               <w:top w:type="dxa" w:w="100"/>
               <w:left w:type="dxa" w:w="120"/>
@@ -4180,6 +4284,39 @@
       <w:r>
         <w:rPr>
           <w:rFonts w:ascii="Calibri" w:cs="Calibri" w:eastAsia="Calibri" w:hAnsi="Calibri"/>
+          <w:b/>
+          <w:bCs/>
+        </w:rPr>
+        <w:t xml:space="preserve">Lifetime members</w:t>
+      </w:r>
+      <w:r>
+        <w:rPr>
+          <w:rFonts w:ascii="Calibri" w:cs="Calibri" w:eastAsia="Calibri" w:hAnsi="Calibri"/>
+        </w:rPr>
+        <w:t xml:space="preserve"> have the year </w:t>
+      </w:r>
+      <w:r>
+        <w:rPr>
+          <w:rFonts w:ascii="Calibri" w:cs="Calibri" w:eastAsia="Calibri" w:hAnsi="Calibri"/>
+          <w:b/>
+          <w:bCs/>
+        </w:rPr>
+        <w:t xml:space="preserve">2099</w:t>
+      </w:r>
+      <w:r>
+        <w:rPr>
+          <w:rFonts w:ascii="Calibri" w:cs="Calibri" w:eastAsia="Calibri" w:hAnsi="Calibri"/>
+        </w:rPr>
+        <w:t xml:space="preserve"> on their Membership tab and are always Current.</w:t>
+      </w:r>
+    </w:p>
+    <w:p>
+      <w:pPr>
+        <w:spacing w:after="160"/>
+      </w:pPr>
+      <w:r>
+        <w:rPr>
+          <w:rFonts w:ascii="Calibri" w:cs="Calibri" w:eastAsia="Calibri" w:hAnsi="Calibri"/>
         </w:rPr>
         <w:t xml:space="preserve">If your status looks wrong after paying, contact your Chapter Admin or the membership officer.</w:t>
       </w:r>
@@ -8319,7 +8456,46 @@
         <w:rPr>
           <w:rFonts w:ascii="Calibri" w:cs="Calibri" w:eastAsia="Calibri" w:hAnsi="Calibri"/>
         </w:rPr>
-        <w:t xml:space="preserve"> bulk action on members who have paid.</w:t>
+        <w:t xml:space="preserve"> bulk action on members who have paid. The current year itself and the grace period are set by a Financial Admin or System Admin (Financial Settings, Chapter 8).</w:t>
+      </w:r>
+    </w:p>
+    <w:p>
+      <w:pPr>
+        <w:spacing w:after="160"/>
+      </w:pPr>
+      <w:r>
+        <w:rPr>
+          <w:rFonts w:ascii="Calibri" w:cs="Calibri" w:eastAsia="Calibri" w:hAnsi="Calibri"/>
+        </w:rPr>
+        <w:t xml:space="preserve">To make someone a </w:t>
+      </w:r>
+      <w:r>
+        <w:rPr>
+          <w:rFonts w:ascii="Calibri" w:cs="Calibri" w:eastAsia="Calibri" w:hAnsi="Calibri"/>
+          <w:b/>
+          <w:bCs/>
+        </w:rPr>
+        <w:t xml:space="preserve">lifetime member</w:t>
+      </w:r>
+      <w:r>
+        <w:rPr>
+          <w:rFonts w:ascii="Calibri" w:cs="Calibri" w:eastAsia="Calibri" w:hAnsi="Calibri"/>
+        </w:rPr>
+        <w:t xml:space="preserve">, enter </w:t>
+      </w:r>
+      <w:r>
+        <w:rPr>
+          <w:rFonts w:ascii="Calibri" w:cs="Calibri" w:eastAsia="Calibri" w:hAnsi="Calibri"/>
+          <w:b/>
+          <w:bCs/>
+        </w:rPr>
+        <w:t xml:space="preserve">2099</w:t>
+      </w:r>
+      <w:r>
+        <w:rPr>
+          <w:rFonts w:ascii="Calibri" w:cs="Calibri" w:eastAsia="Calibri" w:hAnsi="Calibri"/>
+        </w:rPr>
+        <w:t xml:space="preserve"> as their Current Year and save. Lifetime members are always Current, whatever the dues year.</w:t>
       </w:r>
     </w:p>
     <w:p>
@@ -8367,7 +8543,7 @@
         <w:rPr>
           <w:rFonts w:ascii="Calibri" w:cs="Calibri" w:eastAsia="Calibri" w:hAnsi="Calibri"/>
         </w:rPr>
-        <w:t xml:space="preserve">, tick the roles they should have (for example Chapter Admin or Content Admin) and save. They see the new menus the next time they log in. System, Member, Chapter and Student Admin are kept in Security Groups, so the change also shows there. System Admins can also set everyone's roles from one list: </w:t>
+        <w:t xml:space="preserve">, tick the roles they should have (for example Chapter Admin or Content Admin) and save. They see the new menus the next time they log in. System, Member, Chapter, Student, Content, Event and Financial Admin are kept in Security Groups, so the change also shows there. System Admins can also set everyone's roles from one list: </w:t>
       </w:r>
       <w:r>
         <w:rPr>
@@ -12719,7 +12895,7 @@
                 <w:sz w:val="19"/>
                 <w:szCs w:val="19"/>
               </w:rPr>
-              <w:t xml:space="preserve">Every member's admin roles in one list (System, Member, Chapter, Student, Content and Event Admin). Click a box to give or remove a role</w:t>
+              <w:t xml:space="preserve">Every member's admin roles in one list (System, Member, Chapter, Student, Content, Event and Financial Admin). Click a box to give or remove a role</w:t>
             </w:r>
           </w:p>
         </w:tc>
@@ -12773,7 +12949,7 @@
                 <w:sz w:val="19"/>
                 <w:szCs w:val="19"/>
               </w:rPr>
-              <w:t xml:space="preserve">Values that change how the system behaves, such as the current membership year, whether the Document Library shows its first and last kanban columns, and the colors and labels used across the site. Only on installs without the staff portal (see below)</w:t>
+              <w:t xml:space="preserve">How the system is set up for your organization, in tabs: Financial, Organization, Wording, Look, Features &amp; Policy and Document Library. See the next section. Only on installs without the staff portal (see below)</w:t>
             </w:r>
           </w:p>
         </w:tc>
@@ -13324,7 +13500,7 @@
               <w:rPr>
                 <w:rFonts w:ascii="Calibri" w:cs="Calibri" w:eastAsia="Calibri" w:hAnsi="Calibri"/>
               </w:rPr>
-              <w:t xml:space="preserve">Changes to System Settings take effect for everyone straight away. Note the old value before changing one.</w:t>
+              <w:t xml:space="preserve">Changes to System Settings take effect for everyone straight away. Note the old value before changing one. Every change is recorded in the Auditlog with its old and new value.</w:t>
             </w:r>
           </w:p>
         </w:tc>
@@ -13561,6 +13737,1167 @@
           <w:rFonts w:ascii="Calibri" w:cs="Calibri" w:eastAsia="Calibri" w:hAnsi="Calibri"/>
         </w:rPr>
         <w:t xml:space="preserve">Each entry shows the date and time (UTC), the person, the action and the record it touched. Use the search box to find all changes to one member or one document. The eye button opens one entry; the trash button deletes it (the deletion is itself logged).</w:t>
+      </w:r>
+    </w:p>
+    <w:p>
+      <w:pPr>
+        <w:pStyle w:val="Heading2"/>
+        <w:pBdr>
+          <w:bottom w:val="single" w:color="2C3E50" w:sz="6" w:space="8"/>
+        </w:pBdr>
+        <w:spacing w:after="240" w:before="500"/>
+      </w:pPr>
+      <w:r>
+        <w:t xml:space="preserve">System Settings</w:t>
+      </w:r>
+    </w:p>
+    <w:p>
+      <w:pPr>
+        <w:spacing w:after="160"/>
+      </w:pPr>
+      <w:r>
+        <w:rPr>
+          <w:rFonts w:ascii="Calibri" w:cs="Calibri" w:eastAsia="Calibri" w:hAnsi="Calibri"/>
+          <w:b/>
+          <w:bCs/>
+        </w:rPr>
+        <w:t xml:space="preserve">System Admin &gt; System Settings</w:t>
+      </w:r>
+      <w:r>
+        <w:rPr>
+          <w:rFonts w:ascii="Calibri" w:cs="Calibri" w:eastAsia="Calibri" w:hAnsi="Calibri"/>
+        </w:rPr>
+        <w:t xml:space="preserve"> has one tab per kind of setting. Change the values on a tab and click </w:t>
+      </w:r>
+      <w:r>
+        <w:rPr>
+          <w:rFonts w:ascii="Calibri" w:cs="Calibri" w:eastAsia="Calibri" w:hAnsi="Calibri"/>
+          <w:b/>
+          <w:bCs/>
+        </w:rPr>
+        <w:t xml:space="preserve">Save Changes</w:t>
+      </w:r>
+      <w:r>
+        <w:rPr>
+          <w:rFonts w:ascii="Calibri" w:cs="Calibri" w:eastAsia="Calibri" w:hAnsi="Calibri"/>
+        </w:rPr>
+        <w:t xml:space="preserve">. Each setting has a line underneath saying what it does. If a value isn't allowed (for example a web address that doesn't start with https://), nothing is saved and the message at the top says what to fix.</w:t>
+      </w:r>
+    </w:p>
+    <w:tbl>
+      <w:tblPr>
+        <w:tblW w:type="dxa" w:w="9360"/>
+        <w:tblBorders>
+          <w:top w:val="single" w:color="auto" w:sz="4"/>
+          <w:left w:val="single" w:color="auto" w:sz="4"/>
+          <w:bottom w:val="single" w:color="auto" w:sz="4"/>
+          <w:right w:val="single" w:color="auto" w:sz="4"/>
+          <w:insideH w:val="single" w:color="auto" w:sz="4"/>
+          <w:insideV w:val="single" w:color="auto" w:sz="4"/>
+        </w:tblBorders>
+      </w:tblPr>
+      <w:tblGrid>
+        <w:gridCol w:w="4680"/>
+        <w:gridCol w:w="4680"/>
+      </w:tblGrid>
+      <w:tr>
+        <w:trPr>
+          <w:tblHeader/>
+        </w:trPr>
+        <w:tc>
+          <w:tcPr>
+            <w:tcW w:type="dxa" w:w="4680"/>
+            <w:shd w:fill="2C3E50" w:val="clear"/>
+            <w:tcMar>
+              <w:top w:type="dxa" w:w="100"/>
+              <w:left w:type="dxa" w:w="120"/>
+              <w:bottom w:type="dxa" w:w="100"/>
+              <w:right w:type="dxa" w:w="120"/>
+            </w:tcMar>
+          </w:tcPr>
+          <w:p>
+            <w:pPr>
+              <w:spacing w:after="0"/>
+            </w:pPr>
+            <w:r>
+              <w:rPr>
+                <w:rFonts w:ascii="Calibri" w:cs="Calibri" w:eastAsia="Calibri" w:hAnsi="Calibri"/>
+                <w:b/>
+                <w:bCs/>
+                <w:color w:val="FFFFFF"/>
+                <w:sz w:val="20"/>
+                <w:szCs w:val="20"/>
+              </w:rPr>
+              <w:t xml:space="preserve">Tab</w:t>
+            </w:r>
+          </w:p>
+        </w:tc>
+        <w:tc>
+          <w:tcPr>
+            <w:tcW w:type="dxa" w:w="4680"/>
+            <w:shd w:fill="2C3E50" w:val="clear"/>
+            <w:tcMar>
+              <w:top w:type="dxa" w:w="100"/>
+              <w:left w:type="dxa" w:w="120"/>
+              <w:bottom w:type="dxa" w:w="100"/>
+              <w:right w:type="dxa" w:w="120"/>
+            </w:tcMar>
+          </w:tcPr>
+          <w:p>
+            <w:pPr>
+              <w:spacing w:after="0"/>
+            </w:pPr>
+            <w:r>
+              <w:rPr>
+                <w:rFonts w:ascii="Calibri" w:cs="Calibri" w:eastAsia="Calibri" w:hAnsi="Calibri"/>
+                <w:b/>
+                <w:bCs/>
+                <w:color w:val="FFFFFF"/>
+                <w:sz w:val="20"/>
+                <w:szCs w:val="20"/>
+              </w:rPr>
+              <w:t xml:space="preserve">What it holds</w:t>
+            </w:r>
+          </w:p>
+        </w:tc>
+      </w:tr>
+      <w:tr>
+        <w:tc>
+          <w:tcPr>
+            <w:tcW w:type="dxa" w:w="4680"/>
+            <w:shd w:fill="FFFFFF" w:val="clear"/>
+            <w:tcMar>
+              <w:top w:type="dxa" w:w="100"/>
+              <w:left w:type="dxa" w:w="120"/>
+              <w:bottom w:type="dxa" w:w="100"/>
+              <w:right w:type="dxa" w:w="120"/>
+            </w:tcMar>
+          </w:tcPr>
+          <w:p>
+            <w:pPr>
+              <w:spacing w:after="0"/>
+            </w:pPr>
+            <w:r>
+              <w:rPr>
+                <w:rFonts w:ascii="Calibri" w:cs="Calibri" w:eastAsia="Calibri" w:hAnsi="Calibri"/>
+                <w:b/>
+                <w:bCs/>
+                <w:sz w:val="19"/>
+                <w:szCs w:val="19"/>
+              </w:rPr>
+              <w:t xml:space="preserve">Financial</w:t>
+            </w:r>
+          </w:p>
+        </w:tc>
+        <w:tc>
+          <w:tcPr>
+            <w:tcW w:type="dxa" w:w="4680"/>
+            <w:shd w:fill="FFFFFF" w:val="clear"/>
+            <w:tcMar>
+              <w:top w:type="dxa" w:w="100"/>
+              <w:left w:type="dxa" w:w="120"/>
+              <w:bottom w:type="dxa" w:w="100"/>
+              <w:right w:type="dxa" w:w="120"/>
+            </w:tcMar>
+          </w:tcPr>
+          <w:p>
+            <w:pPr>
+              <w:spacing w:after="0"/>
+            </w:pPr>
+            <w:r>
+              <w:rPr>
+                <w:rFonts w:ascii="Calibri" w:cs="Calibri" w:eastAsia="Calibri" w:hAnsi="Calibri"/>
+                <w:sz w:val="19"/>
+                <w:szCs w:val="19"/>
+              </w:rPr>
+              <w:t xml:space="preserve">Current membership year, grace period, dues payment year, new member dues proration. See Financial Settings below</w:t>
+            </w:r>
+          </w:p>
+        </w:tc>
+      </w:tr>
+      <w:tr>
+        <w:tc>
+          <w:tcPr>
+            <w:tcW w:type="dxa" w:w="4680"/>
+            <w:shd w:fill="F7F9FA" w:val="clear"/>
+            <w:tcMar>
+              <w:top w:type="dxa" w:w="100"/>
+              <w:left w:type="dxa" w:w="120"/>
+              <w:bottom w:type="dxa" w:w="100"/>
+              <w:right w:type="dxa" w:w="120"/>
+            </w:tcMar>
+          </w:tcPr>
+          <w:p>
+            <w:pPr>
+              <w:spacing w:after="0"/>
+            </w:pPr>
+            <w:r>
+              <w:rPr>
+                <w:rFonts w:ascii="Calibri" w:cs="Calibri" w:eastAsia="Calibri" w:hAnsi="Calibri"/>
+                <w:b/>
+                <w:bCs/>
+                <w:sz w:val="19"/>
+                <w:szCs w:val="19"/>
+              </w:rPr>
+              <w:t xml:space="preserve">Organization</w:t>
+            </w:r>
+          </w:p>
+        </w:tc>
+        <w:tc>
+          <w:tcPr>
+            <w:tcW w:type="dxa" w:w="4680"/>
+            <w:shd w:fill="F7F9FA" w:val="clear"/>
+            <w:tcMar>
+              <w:top w:type="dxa" w:w="100"/>
+              <w:left w:type="dxa" w:w="120"/>
+              <w:bottom w:type="dxa" w:w="100"/>
+              <w:right w:type="dxa" w:w="120"/>
+            </w:tcMar>
+          </w:tcPr>
+          <w:p>
+            <w:pPr>
+              <w:spacing w:after="0"/>
+            </w:pPr>
+            <w:r>
+              <w:rPr>
+                <w:rFonts w:ascii="Calibri" w:cs="Calibri" w:eastAsia="Calibri" w:hAnsi="Calibri"/>
+                <w:sz w:val="19"/>
+                <w:szCs w:val="19"/>
+              </w:rPr>
+              <w:t xml:space="preserve">The organization's name and short name, the system name, the headings on the member and staff login pages, the public website address, the support phone number, Facebook, X and YouTube pages</w:t>
+            </w:r>
+          </w:p>
+        </w:tc>
+      </w:tr>
+      <w:tr>
+        <w:tc>
+          <w:tcPr>
+            <w:tcW w:type="dxa" w:w="4680"/>
+            <w:shd w:fill="FFFFFF" w:val="clear"/>
+            <w:tcMar>
+              <w:top w:type="dxa" w:w="100"/>
+              <w:left w:type="dxa" w:w="120"/>
+              <w:bottom w:type="dxa" w:w="100"/>
+              <w:right w:type="dxa" w:w="120"/>
+            </w:tcMar>
+          </w:tcPr>
+          <w:p>
+            <w:pPr>
+              <w:spacing w:after="0"/>
+            </w:pPr>
+            <w:r>
+              <w:rPr>
+                <w:rFonts w:ascii="Calibri" w:cs="Calibri" w:eastAsia="Calibri" w:hAnsi="Calibri"/>
+                <w:b/>
+                <w:bCs/>
+                <w:sz w:val="19"/>
+                <w:szCs w:val="19"/>
+              </w:rPr>
+              <w:t xml:space="preserve">Wording</w:t>
+            </w:r>
+          </w:p>
+        </w:tc>
+        <w:tc>
+          <w:tcPr>
+            <w:tcW w:type="dxa" w:w="4680"/>
+            <w:shd w:fill="FFFFFF" w:val="clear"/>
+            <w:tcMar>
+              <w:top w:type="dxa" w:w="100"/>
+              <w:left w:type="dxa" w:w="120"/>
+              <w:bottom w:type="dxa" w:w="100"/>
+              <w:right w:type="dxa" w:w="120"/>
+            </w:tcMar>
+          </w:tcPr>
+          <w:p>
+            <w:pPr>
+              <w:spacing w:after="0"/>
+            </w:pPr>
+            <w:r>
+              <w:rPr>
+                <w:rFonts w:ascii="Calibri" w:cs="Calibri" w:eastAsia="Calibri" w:hAnsi="Calibri"/>
+                <w:sz w:val="19"/>
+                <w:szCs w:val="19"/>
+              </w:rPr>
+              <w:t xml:space="preserve">What the system calls a member, a chapter and a staff member (singular and plural), the name of the Website menu, and what people are asked for after their password</w:t>
+            </w:r>
+          </w:p>
+        </w:tc>
+      </w:tr>
+      <w:tr>
+        <w:tc>
+          <w:tcPr>
+            <w:tcW w:type="dxa" w:w="4680"/>
+            <w:shd w:fill="F7F9FA" w:val="clear"/>
+            <w:tcMar>
+              <w:top w:type="dxa" w:w="100"/>
+              <w:left w:type="dxa" w:w="120"/>
+              <w:bottom w:type="dxa" w:w="100"/>
+              <w:right w:type="dxa" w:w="120"/>
+            </w:tcMar>
+          </w:tcPr>
+          <w:p>
+            <w:pPr>
+              <w:spacing w:after="0"/>
+            </w:pPr>
+            <w:r>
+              <w:rPr>
+                <w:rFonts w:ascii="Calibri" w:cs="Calibri" w:eastAsia="Calibri" w:hAnsi="Calibri"/>
+                <w:b/>
+                <w:bCs/>
+                <w:sz w:val="19"/>
+                <w:szCs w:val="19"/>
+              </w:rPr>
+              <w:t xml:space="preserve">Look</w:t>
+            </w:r>
+          </w:p>
+        </w:tc>
+        <w:tc>
+          <w:tcPr>
+            <w:tcW w:type="dxa" w:w="4680"/>
+            <w:shd w:fill="F7F9FA" w:val="clear"/>
+            <w:tcMar>
+              <w:top w:type="dxa" w:w="100"/>
+              <w:left w:type="dxa" w:w="120"/>
+              <w:bottom w:type="dxa" w:w="100"/>
+              <w:right w:type="dxa" w:w="120"/>
+            </w:tcMar>
+          </w:tcPr>
+          <w:p>
+            <w:pPr>
+              <w:spacing w:after="0"/>
+            </w:pPr>
+            <w:r>
+              <w:rPr>
+                <w:rFonts w:ascii="Calibri" w:cs="Calibri" w:eastAsia="Calibri" w:hAnsi="Calibri"/>
+                <w:sz w:val="19"/>
+                <w:szCs w:val="19"/>
+              </w:rPr>
+              <w:t xml:space="preserve">The color scheme, the logo and header logo, and the extra button in the member home's top menu (for example a registration link)</w:t>
+            </w:r>
+          </w:p>
+        </w:tc>
+      </w:tr>
+      <w:tr>
+        <w:tc>
+          <w:tcPr>
+            <w:tcW w:type="dxa" w:w="4680"/>
+            <w:shd w:fill="FFFFFF" w:val="clear"/>
+            <w:tcMar>
+              <w:top w:type="dxa" w:w="100"/>
+              <w:left w:type="dxa" w:w="120"/>
+              <w:bottom w:type="dxa" w:w="100"/>
+              <w:right w:type="dxa" w:w="120"/>
+            </w:tcMar>
+          </w:tcPr>
+          <w:p>
+            <w:pPr>
+              <w:spacing w:after="0"/>
+            </w:pPr>
+            <w:r>
+              <w:rPr>
+                <w:rFonts w:ascii="Calibri" w:cs="Calibri" w:eastAsia="Calibri" w:hAnsi="Calibri"/>
+                <w:b/>
+                <w:bCs/>
+                <w:sz w:val="19"/>
+                <w:szCs w:val="19"/>
+              </w:rPr>
+              <w:t xml:space="preserve">Features &amp; Policy</w:t>
+            </w:r>
+          </w:p>
+        </w:tc>
+        <w:tc>
+          <w:tcPr>
+            <w:tcW w:type="dxa" w:w="4680"/>
+            <w:shd w:fill="FFFFFF" w:val="clear"/>
+            <w:tcMar>
+              <w:top w:type="dxa" w:w="100"/>
+              <w:left w:type="dxa" w:w="120"/>
+              <w:bottom w:type="dxa" w:w="100"/>
+              <w:right w:type="dxa" w:w="120"/>
+            </w:tcMar>
+          </w:tcPr>
+          <w:p>
+            <w:pPr>
+              <w:spacing w:after="0"/>
+            </w:pPr>
+            <w:r>
+              <w:rPr>
+                <w:rFonts w:ascii="Calibri" w:cs="Calibri" w:eastAsia="Calibri" w:hAnsi="Calibri"/>
+                <w:sz w:val="19"/>
+                <w:szCs w:val="19"/>
+              </w:rPr>
+              <w:t xml:space="preserve">Whether the site's front address shows the public website, whether members may post Bulletin Board sticky notes, the minimum password length, and whether new members must change their password the first time they log in</w:t>
+            </w:r>
+          </w:p>
+        </w:tc>
+      </w:tr>
+      <w:tr>
+        <w:tc>
+          <w:tcPr>
+            <w:tcW w:type="dxa" w:w="4680"/>
+            <w:shd w:fill="F7F9FA" w:val="clear"/>
+            <w:tcMar>
+              <w:top w:type="dxa" w:w="100"/>
+              <w:left w:type="dxa" w:w="120"/>
+              <w:bottom w:type="dxa" w:w="100"/>
+              <w:right w:type="dxa" w:w="120"/>
+            </w:tcMar>
+          </w:tcPr>
+          <w:p>
+            <w:pPr>
+              <w:spacing w:after="0"/>
+            </w:pPr>
+            <w:r>
+              <w:rPr>
+                <w:rFonts w:ascii="Calibri" w:cs="Calibri" w:eastAsia="Calibri" w:hAnsi="Calibri"/>
+                <w:b/>
+                <w:bCs/>
+                <w:sz w:val="19"/>
+                <w:szCs w:val="19"/>
+              </w:rPr>
+              <w:t xml:space="preserve">DMS</w:t>
+            </w:r>
+          </w:p>
+        </w:tc>
+        <w:tc>
+          <w:tcPr>
+            <w:tcW w:type="dxa" w:w="4680"/>
+            <w:shd w:fill="F7F9FA" w:val="clear"/>
+            <w:tcMar>
+              <w:top w:type="dxa" w:w="100"/>
+              <w:left w:type="dxa" w:w="120"/>
+              <w:bottom w:type="dxa" w:w="100"/>
+              <w:right w:type="dxa" w:w="120"/>
+            </w:tcMar>
+          </w:tcPr>
+          <w:p>
+            <w:pPr>
+              <w:spacing w:after="0"/>
+            </w:pPr>
+            <w:r>
+              <w:rPr>
+                <w:rFonts w:ascii="Calibri" w:cs="Calibri" w:eastAsia="Calibri" w:hAnsi="Calibri"/>
+                <w:sz w:val="19"/>
+                <w:szCs w:val="19"/>
+              </w:rPr>
+              <w:t xml:space="preserve">Document Library labels: the organization and tag names, the Kanban column headings, which columns show, and when the editing page opens</w:t>
+            </w:r>
+          </w:p>
+        </w:tc>
+      </w:tr>
+    </w:tbl>
+    <w:p>
+      <w:pPr>
+        <w:spacing w:after="240"/>
+      </w:pPr>
+    </w:p>
+    <w:p>
+      <w:pPr>
+        <w:pStyle w:val="Heading3"/>
+        <w:spacing w:after="160" w:before="320"/>
+      </w:pPr>
+      <w:r>
+        <w:t xml:space="preserve">Color Scheme and Logos</w:t>
+      </w:r>
+    </w:p>
+    <w:p>
+      <w:pPr>
+        <w:spacing w:after="160"/>
+      </w:pPr>
+      <w:r>
+        <w:rPr>
+          <w:rFonts w:ascii="Calibri" w:cs="Calibri" w:eastAsia="Calibri" w:hAnsi="Calibri"/>
+        </w:rPr>
+        <w:t xml:space="preserve">On the </w:t>
+      </w:r>
+      <w:r>
+        <w:rPr>
+          <w:rFonts w:ascii="Calibri" w:cs="Calibri" w:eastAsia="Calibri" w:hAnsi="Calibri"/>
+          <w:b/>
+          <w:bCs/>
+        </w:rPr>
+        <w:t xml:space="preserve">Look</w:t>
+      </w:r>
+      <w:r>
+        <w:rPr>
+          <w:rFonts w:ascii="Calibri" w:cs="Calibri" w:eastAsia="Calibri" w:hAnsi="Calibri"/>
+        </w:rPr>
+        <w:t xml:space="preserve"> tab, each color scheme is a card showing its six colors. Click a card and save, and every screen changes to those colors. </w:t>
+      </w:r>
+      <w:r>
+        <w:rPr>
+          <w:rFonts w:ascii="Calibri" w:cs="Calibri" w:eastAsia="Calibri" w:hAnsi="Calibri"/>
+          <w:b/>
+          <w:bCs/>
+        </w:rPr>
+        <w:t xml:space="preserve">Classic</w:t>
+      </w:r>
+      <w:r>
+        <w:rPr>
+          <w:rFonts w:ascii="Calibri" w:cs="Calibri" w:eastAsia="Calibri" w:hAnsi="Calibri"/>
+        </w:rPr>
+        <w:t xml:space="preserve"> is the colors the site has always had. </w:t>
+      </w:r>
+      <w:r>
+        <w:rPr>
+          <w:rFonts w:ascii="Calibri" w:cs="Calibri" w:eastAsia="Calibri" w:hAnsi="Calibri"/>
+          <w:b/>
+          <w:bCs/>
+        </w:rPr>
+        <w:t xml:space="preserve">Custom</w:t>
+      </w:r>
+      <w:r>
+        <w:rPr>
+          <w:rFonts w:ascii="Calibri" w:cs="Calibri" w:eastAsia="Calibri" w:hAnsi="Calibri"/>
+        </w:rPr>
+        <w:t xml:space="preserve"> lets you choose the six colors yourself: click a color box on the Custom card to open a color picker.</w:t>
+      </w:r>
+    </w:p>
+    <w:p>
+      <w:pPr>
+        <w:spacing w:after="160"/>
+      </w:pPr>
+      <w:r>
+        <w:rPr>
+          <w:rFonts w:ascii="Calibri" w:cs="Calibri" w:eastAsia="Calibri" w:hAnsi="Calibri"/>
+        </w:rPr>
+        <w:t xml:space="preserve">The six colors, left to right: </w:t>
+      </w:r>
+      <w:r>
+        <w:rPr>
+          <w:rFonts w:ascii="Calibri" w:cs="Calibri" w:eastAsia="Calibri" w:hAnsi="Calibri"/>
+          <w:b/>
+          <w:bCs/>
+        </w:rPr>
+        <w:t xml:space="preserve">Primary</w:t>
+      </w:r>
+      <w:r>
+        <w:rPr>
+          <w:rFonts w:ascii="Calibri" w:cs="Calibri" w:eastAsia="Calibri" w:hAnsi="Calibri"/>
+        </w:rPr>
+        <w:t xml:space="preserve"> (site name, headings, member names), </w:t>
+      </w:r>
+      <w:r>
+        <w:rPr>
+          <w:rFonts w:ascii="Calibri" w:cs="Calibri" w:eastAsia="Calibri" w:hAnsi="Calibri"/>
+          <w:b/>
+          <w:bCs/>
+        </w:rPr>
+        <w:t xml:space="preserve">Accent</w:t>
+      </w:r>
+      <w:r>
+        <w:rPr>
+          <w:rFonts w:ascii="Calibri" w:cs="Calibri" w:eastAsia="Calibri" w:hAnsi="Calibri"/>
+        </w:rPr>
+        <w:t xml:space="preserve"> (record box headers), </w:t>
+      </w:r>
+      <w:r>
+        <w:rPr>
+          <w:rFonts w:ascii="Calibri" w:cs="Calibri" w:eastAsia="Calibri" w:hAnsi="Calibri"/>
+          <w:b/>
+          <w:bCs/>
+        </w:rPr>
+        <w:t xml:space="preserve">Highlight</w:t>
+      </w:r>
+      <w:r>
+        <w:rPr>
+          <w:rFonts w:ascii="Calibri" w:cs="Calibri" w:eastAsia="Calibri" w:hAnsi="Calibri"/>
+        </w:rPr>
+        <w:t xml:space="preserve"> (icons), </w:t>
+      </w:r>
+      <w:r>
+        <w:rPr>
+          <w:rFonts w:ascii="Calibri" w:cs="Calibri" w:eastAsia="Calibri" w:hAnsi="Calibri"/>
+          <w:b/>
+          <w:bCs/>
+        </w:rPr>
+        <w:t xml:space="preserve">Label</w:t>
+      </w:r>
+      <w:r>
+        <w:rPr>
+          <w:rFonts w:ascii="Calibri" w:cs="Calibri" w:eastAsia="Calibri" w:hAnsi="Calibri"/>
+        </w:rPr>
+        <w:t xml:space="preserve"> (form labels, Back buttons), </w:t>
+      </w:r>
+      <w:r>
+        <w:rPr>
+          <w:rFonts w:ascii="Calibri" w:cs="Calibri" w:eastAsia="Calibri" w:hAnsi="Calibri"/>
+          <w:b/>
+          <w:bCs/>
+        </w:rPr>
+        <w:t xml:space="preserve">Value</w:t>
+      </w:r>
+      <w:r>
+        <w:rPr>
+          <w:rFonts w:ascii="Calibri" w:cs="Calibri" w:eastAsia="Calibri" w:hAnsi="Calibri"/>
+        </w:rPr>
+        <w:t xml:space="preserve"> (the information beside labels) and </w:t>
+      </w:r>
+      <w:r>
+        <w:rPr>
+          <w:rFonts w:ascii="Calibri" w:cs="Calibri" w:eastAsia="Calibri" w:hAnsi="Calibri"/>
+          <w:b/>
+          <w:bCs/>
+        </w:rPr>
+        <w:t xml:space="preserve">Menu</w:t>
+      </w:r>
+      <w:r>
+        <w:rPr>
+          <w:rFonts w:ascii="Calibri" w:cs="Calibri" w:eastAsia="Calibri" w:hAnsi="Calibri"/>
+        </w:rPr>
+        <w:t xml:space="preserve"> (the side menu).</w:t>
+      </w:r>
+    </w:p>
+    <w:p>
+      <w:pPr>
+        <w:spacing w:after="160"/>
+      </w:pPr>
+      <w:r>
+        <w:rPr>
+          <w:rFonts w:ascii="Calibri" w:cs="Calibri" w:eastAsia="Calibri" w:hAnsi="Calibri"/>
+        </w:rPr>
+        <w:t xml:space="preserve">For a new logo, first upload the picture under </w:t>
+      </w:r>
+      <w:r>
+        <w:rPr>
+          <w:rFonts w:ascii="Calibri" w:cs="Calibri" w:eastAsia="Calibri" w:hAnsi="Calibri"/>
+          <w:b/>
+          <w:bCs/>
+        </w:rPr>
+        <w:t xml:space="preserve">Website &gt; Pictures</w:t>
+      </w:r>
+      <w:r>
+        <w:rPr>
+          <w:rFonts w:ascii="Calibri" w:cs="Calibri" w:eastAsia="Calibri" w:hAnsi="Calibri"/>
+        </w:rPr>
+        <w:t xml:space="preserve"> (about 100 x 82 pixels looks best). Then choose it as </w:t>
+      </w:r>
+      <w:r>
+        <w:rPr>
+          <w:rFonts w:ascii="Calibri" w:cs="Calibri" w:eastAsia="Calibri" w:hAnsi="Calibri"/>
+          <w:b/>
+          <w:bCs/>
+        </w:rPr>
+        <w:t xml:space="preserve">Logo</w:t>
+      </w:r>
+      <w:r>
+        <w:rPr>
+          <w:rFonts w:ascii="Calibri" w:cs="Calibri" w:eastAsia="Calibri" w:hAnsi="Calibri"/>
+        </w:rPr>
+        <w:t xml:space="preserve"> on the Look tab; a preview shows under the list. </w:t>
+      </w:r>
+      <w:r>
+        <w:rPr>
+          <w:rFonts w:ascii="Calibri" w:cs="Calibri" w:eastAsia="Calibri" w:hAnsi="Calibri"/>
+          <w:b/>
+          <w:bCs/>
+        </w:rPr>
+        <w:t xml:space="preserve">Default logo</w:t>
+      </w:r>
+      <w:r>
+        <w:rPr>
+          <w:rFonts w:ascii="Calibri" w:cs="Calibri" w:eastAsia="Calibri" w:hAnsi="Calibri"/>
+        </w:rPr>
+        <w:t xml:space="preserve"> puts the original back.</w:t>
+      </w:r>
+    </w:p>
+    <w:tbl>
+      <w:tblPr>
+        <w:tblW w:type="pct" w:w="5000"/>
+        <w:tblBorders>
+          <w:top w:val="single" w:color="5BC0DE" w:sz="4"/>
+          <w:left w:val="single" w:color="5BC0DE" w:sz="4"/>
+          <w:bottom w:val="single" w:color="5BC0DE" w:sz="4"/>
+          <w:right w:val="single" w:color="5BC0DE" w:sz="4"/>
+          <w:insideH w:val="single" w:color="auto" w:sz="4"/>
+          <w:insideV w:val="single" w:color="auto" w:sz="4"/>
+        </w:tblBorders>
+      </w:tblPr>
+      <w:tblGrid>
+        <w:gridCol w:w="9360"/>
+      </w:tblGrid>
+      <w:tr>
+        <w:tc>
+          <w:tcPr>
+            <w:tcW w:type="pct" w:w="5000"/>
+            <w:shd w:fill="D9EDF7" w:val="clear"/>
+            <w:tcMar>
+              <w:top w:type="dxa" w:w="160"/>
+              <w:left w:type="dxa" w:w="200"/>
+              <w:bottom w:type="dxa" w:w="160"/>
+              <w:right w:type="dxa" w:w="200"/>
+            </w:tcMar>
+          </w:tcPr>
+          <w:p>
+            <w:pPr>
+              <w:spacing w:after="0"/>
+            </w:pPr>
+            <w:r>
+              <w:rPr>
+                <w:rFonts w:ascii="Calibri" w:cs="Calibri" w:eastAsia="Calibri" w:hAnsi="Calibri"/>
+              </w:rPr>
+              <w:t xml:space="preserve">Try a new scheme, look around a few screens, and switch back to Classic if you don't like it. Some older screens have colors of their own and don't follow the scheme yet.</w:t>
+            </w:r>
+          </w:p>
+        </w:tc>
+      </w:tr>
+    </w:tbl>
+    <w:p>
+      <w:pPr>
+        <w:spacing w:after="200"/>
+      </w:pPr>
+    </w:p>
+    <w:p>
+      <w:pPr>
+        <w:pStyle w:val="Heading3"/>
+        <w:spacing w:after="160" w:before="320"/>
+      </w:pPr>
+      <w:r>
+        <w:t xml:space="preserve">Financial Settings</w:t>
+      </w:r>
+    </w:p>
+    <w:p>
+      <w:pPr>
+        <w:spacing w:after="160"/>
+      </w:pPr>
+      <w:r>
+        <w:rPr>
+          <w:rFonts w:ascii="Calibri" w:cs="Calibri" w:eastAsia="Calibri" w:hAnsi="Calibri"/>
+        </w:rPr>
+        <w:t xml:space="preserve">Financial Admins see only this tab. They reach it from </w:t>
+      </w:r>
+      <w:r>
+        <w:rPr>
+          <w:rFonts w:ascii="Calibri" w:cs="Calibri" w:eastAsia="Calibri" w:hAnsi="Calibri"/>
+          <w:b/>
+          <w:bCs/>
+        </w:rPr>
+        <w:t xml:space="preserve">Financial Settings</w:t>
+      </w:r>
+      <w:r>
+        <w:rPr>
+          <w:rFonts w:ascii="Calibri" w:cs="Calibri" w:eastAsia="Calibri" w:hAnsi="Calibri"/>
+        </w:rPr>
+        <w:t xml:space="preserve"> in the Admin menu (members) or the side menu (staff). System Admins find it as the first tab of System Settings.</w:t>
+      </w:r>
+    </w:p>
+    <w:tbl>
+      <w:tblPr>
+        <w:tblW w:type="dxa" w:w="9360"/>
+        <w:tblBorders>
+          <w:top w:val="single" w:color="auto" w:sz="4"/>
+          <w:left w:val="single" w:color="auto" w:sz="4"/>
+          <w:bottom w:val="single" w:color="auto" w:sz="4"/>
+          <w:right w:val="single" w:color="auto" w:sz="4"/>
+          <w:insideH w:val="single" w:color="auto" w:sz="4"/>
+          <w:insideV w:val="single" w:color="auto" w:sz="4"/>
+        </w:tblBorders>
+      </w:tblPr>
+      <w:tblGrid>
+        <w:gridCol w:w="4680"/>
+        <w:gridCol w:w="4680"/>
+      </w:tblGrid>
+      <w:tr>
+        <w:trPr>
+          <w:tblHeader/>
+        </w:trPr>
+        <w:tc>
+          <w:tcPr>
+            <w:tcW w:type="dxa" w:w="4680"/>
+            <w:shd w:fill="2C3E50" w:val="clear"/>
+            <w:tcMar>
+              <w:top w:type="dxa" w:w="100"/>
+              <w:left w:type="dxa" w:w="120"/>
+              <w:bottom w:type="dxa" w:w="100"/>
+              <w:right w:type="dxa" w:w="120"/>
+            </w:tcMar>
+          </w:tcPr>
+          <w:p>
+            <w:pPr>
+              <w:spacing w:after="0"/>
+            </w:pPr>
+            <w:r>
+              <w:rPr>
+                <w:rFonts w:ascii="Calibri" w:cs="Calibri" w:eastAsia="Calibri" w:hAnsi="Calibri"/>
+                <w:b/>
+                <w:bCs/>
+                <w:color w:val="FFFFFF"/>
+                <w:sz w:val="20"/>
+                <w:szCs w:val="20"/>
+              </w:rPr>
+              <w:t xml:space="preserve">Setting</w:t>
+            </w:r>
+          </w:p>
+        </w:tc>
+        <w:tc>
+          <w:tcPr>
+            <w:tcW w:type="dxa" w:w="4680"/>
+            <w:shd w:fill="2C3E50" w:val="clear"/>
+            <w:tcMar>
+              <w:top w:type="dxa" w:w="100"/>
+              <w:left w:type="dxa" w:w="120"/>
+              <w:bottom w:type="dxa" w:w="100"/>
+              <w:right w:type="dxa" w:w="120"/>
+            </w:tcMar>
+          </w:tcPr>
+          <w:p>
+            <w:pPr>
+              <w:spacing w:after="0"/>
+            </w:pPr>
+            <w:r>
+              <w:rPr>
+                <w:rFonts w:ascii="Calibri" w:cs="Calibri" w:eastAsia="Calibri" w:hAnsi="Calibri"/>
+                <w:b/>
+                <w:bCs/>
+                <w:color w:val="FFFFFF"/>
+                <w:sz w:val="20"/>
+                <w:szCs w:val="20"/>
+              </w:rPr>
+              <w:t xml:space="preserve">What it means</w:t>
+            </w:r>
+          </w:p>
+        </w:tc>
+      </w:tr>
+      <w:tr>
+        <w:tc>
+          <w:tcPr>
+            <w:tcW w:type="dxa" w:w="4680"/>
+            <w:shd w:fill="FFFFFF" w:val="clear"/>
+            <w:tcMar>
+              <w:top w:type="dxa" w:w="100"/>
+              <w:left w:type="dxa" w:w="120"/>
+              <w:bottom w:type="dxa" w:w="100"/>
+              <w:right w:type="dxa" w:w="120"/>
+            </w:tcMar>
+          </w:tcPr>
+          <w:p>
+            <w:pPr>
+              <w:spacing w:after="0"/>
+            </w:pPr>
+            <w:r>
+              <w:rPr>
+                <w:rFonts w:ascii="Calibri" w:cs="Calibri" w:eastAsia="Calibri" w:hAnsi="Calibri"/>
+                <w:b/>
+                <w:bCs/>
+                <w:sz w:val="19"/>
+                <w:szCs w:val="19"/>
+              </w:rPr>
+              <w:t xml:space="preserve">Current membership year</w:t>
+            </w:r>
+          </w:p>
+        </w:tc>
+        <w:tc>
+          <w:tcPr>
+            <w:tcW w:type="dxa" w:w="4680"/>
+            <w:shd w:fill="FFFFFF" w:val="clear"/>
+            <w:tcMar>
+              <w:top w:type="dxa" w:w="100"/>
+              <w:left w:type="dxa" w:w="120"/>
+              <w:bottom w:type="dxa" w:w="100"/>
+              <w:right w:type="dxa" w:w="120"/>
+            </w:tcMar>
+          </w:tcPr>
+          <w:p>
+            <w:pPr>
+              <w:spacing w:after="0"/>
+            </w:pPr>
+            <w:r>
+              <w:rPr>
+                <w:rFonts w:ascii="Calibri" w:cs="Calibri" w:eastAsia="Calibri" w:hAnsi="Calibri"/>
+                <w:sz w:val="19"/>
+                <w:szCs w:val="19"/>
+              </w:rPr>
+              <w:t xml:space="preserve">The year in force. Members last renewed for an earlier year are Past Due or Expired</w:t>
+            </w:r>
+          </w:p>
+        </w:tc>
+      </w:tr>
+      <w:tr>
+        <w:tc>
+          <w:tcPr>
+            <w:tcW w:type="dxa" w:w="4680"/>
+            <w:shd w:fill="F7F9FA" w:val="clear"/>
+            <w:tcMar>
+              <w:top w:type="dxa" w:w="100"/>
+              <w:left w:type="dxa" w:w="120"/>
+              <w:bottom w:type="dxa" w:w="100"/>
+              <w:right w:type="dxa" w:w="120"/>
+            </w:tcMar>
+          </w:tcPr>
+          <w:p>
+            <w:pPr>
+              <w:spacing w:after="0"/>
+            </w:pPr>
+            <w:r>
+              <w:rPr>
+                <w:rFonts w:ascii="Calibri" w:cs="Calibri" w:eastAsia="Calibri" w:hAnsi="Calibri"/>
+                <w:b/>
+                <w:bCs/>
+                <w:sz w:val="19"/>
+                <w:szCs w:val="19"/>
+              </w:rPr>
+              <w:t xml:space="preserve">Grace period</w:t>
+            </w:r>
+          </w:p>
+        </w:tc>
+        <w:tc>
+          <w:tcPr>
+            <w:tcW w:type="dxa" w:w="4680"/>
+            <w:shd w:fill="F7F9FA" w:val="clear"/>
+            <w:tcMar>
+              <w:top w:type="dxa" w:w="100"/>
+              <w:left w:type="dxa" w:w="120"/>
+              <w:bottom w:type="dxa" w:w="100"/>
+              <w:right w:type="dxa" w:w="120"/>
+            </w:tcMar>
+          </w:tcPr>
+          <w:p>
+            <w:pPr>
+              <w:spacing w:after="0"/>
+            </w:pPr>
+            <w:r>
+              <w:rPr>
+                <w:rFonts w:ascii="Calibri" w:cs="Calibri" w:eastAsia="Calibri" w:hAnsi="Calibri"/>
+                <w:sz w:val="19"/>
+                <w:szCs w:val="19"/>
+              </w:rPr>
+              <w:t xml:space="preserve">On: members behind on their dues show as </w:t>
+            </w:r>
+            <w:r>
+              <w:rPr>
+                <w:rFonts w:ascii="Calibri" w:cs="Calibri" w:eastAsia="Calibri" w:hAnsi="Calibri"/>
+                <w:b/>
+                <w:bCs/>
+                <w:sz w:val="19"/>
+                <w:szCs w:val="19"/>
+              </w:rPr>
+              <w:t xml:space="preserve">Past Due</w:t>
+            </w:r>
+            <w:r>
+              <w:rPr>
+                <w:rFonts w:ascii="Calibri" w:cs="Calibri" w:eastAsia="Calibri" w:hAnsi="Calibri"/>
+                <w:sz w:val="19"/>
+                <w:szCs w:val="19"/>
+              </w:rPr>
+              <w:t xml:space="preserve">. Off: they show as </w:t>
+            </w:r>
+            <w:r>
+              <w:rPr>
+                <w:rFonts w:ascii="Calibri" w:cs="Calibri" w:eastAsia="Calibri" w:hAnsi="Calibri"/>
+                <w:b/>
+                <w:bCs/>
+                <w:sz w:val="19"/>
+                <w:szCs w:val="19"/>
+              </w:rPr>
+              <w:t xml:space="preserve">Expired</w:t>
+            </w:r>
+          </w:p>
+        </w:tc>
+      </w:tr>
+      <w:tr>
+        <w:tc>
+          <w:tcPr>
+            <w:tcW w:type="dxa" w:w="4680"/>
+            <w:shd w:fill="FFFFFF" w:val="clear"/>
+            <w:tcMar>
+              <w:top w:type="dxa" w:w="100"/>
+              <w:left w:type="dxa" w:w="120"/>
+              <w:bottom w:type="dxa" w:w="100"/>
+              <w:right w:type="dxa" w:w="120"/>
+            </w:tcMar>
+          </w:tcPr>
+          <w:p>
+            <w:pPr>
+              <w:spacing w:after="0"/>
+            </w:pPr>
+            <w:r>
+              <w:rPr>
+                <w:rFonts w:ascii="Calibri" w:cs="Calibri" w:eastAsia="Calibri" w:hAnsi="Calibri"/>
+                <w:b/>
+                <w:bCs/>
+                <w:sz w:val="19"/>
+                <w:szCs w:val="19"/>
+              </w:rPr>
+              <w:t xml:space="preserve">Dues payment year</w:t>
+            </w:r>
+          </w:p>
+        </w:tc>
+        <w:tc>
+          <w:tcPr>
+            <w:tcW w:type="dxa" w:w="4680"/>
+            <w:shd w:fill="FFFFFF" w:val="clear"/>
+            <w:tcMar>
+              <w:top w:type="dxa" w:w="100"/>
+              <w:left w:type="dxa" w:w="120"/>
+              <w:bottom w:type="dxa" w:w="100"/>
+              <w:right w:type="dxa" w:w="120"/>
+            </w:tcMar>
+          </w:tcPr>
+          <w:p>
+            <w:pPr>
+              <w:spacing w:after="0"/>
+            </w:pPr>
+            <w:r>
+              <w:rPr>
+                <w:rFonts w:ascii="Calibri" w:cs="Calibri" w:eastAsia="Calibri" w:hAnsi="Calibri"/>
+                <w:sz w:val="19"/>
+                <w:szCs w:val="19"/>
+              </w:rPr>
+              <w:t xml:space="preserve">The only year members can pay dues for. Paying for more than one year goes through the Treasurer</w:t>
+            </w:r>
+          </w:p>
+        </w:tc>
+      </w:tr>
+      <w:tr>
+        <w:tc>
+          <w:tcPr>
+            <w:tcW w:type="dxa" w:w="4680"/>
+            <w:shd w:fill="F7F9FA" w:val="clear"/>
+            <w:tcMar>
+              <w:top w:type="dxa" w:w="100"/>
+              <w:left w:type="dxa" w:w="120"/>
+              <w:bottom w:type="dxa" w:w="100"/>
+              <w:right w:type="dxa" w:w="120"/>
+            </w:tcMar>
+          </w:tcPr>
+          <w:p>
+            <w:pPr>
+              <w:spacing w:after="0"/>
+            </w:pPr>
+            <w:r>
+              <w:rPr>
+                <w:rFonts w:ascii="Calibri" w:cs="Calibri" w:eastAsia="Calibri" w:hAnsi="Calibri"/>
+                <w:b/>
+                <w:bCs/>
+                <w:sz w:val="19"/>
+                <w:szCs w:val="19"/>
+              </w:rPr>
+              <w:t xml:space="preserve">New member dues proration</w:t>
+            </w:r>
+          </w:p>
+        </w:tc>
+        <w:tc>
+          <w:tcPr>
+            <w:tcW w:type="dxa" w:w="4680"/>
+            <w:shd w:fill="F7F9FA" w:val="clear"/>
+            <w:tcMar>
+              <w:top w:type="dxa" w:w="100"/>
+              <w:left w:type="dxa" w:w="120"/>
+              <w:bottom w:type="dxa" w:w="100"/>
+              <w:right w:type="dxa" w:w="120"/>
+            </w:tcMar>
+          </w:tcPr>
+          <w:p>
+            <w:pPr>
+              <w:spacing w:after="0"/>
+            </w:pPr>
+            <w:r>
+              <w:rPr>
+                <w:rFonts w:ascii="Calibri" w:cs="Calibri" w:eastAsia="Calibri" w:hAnsi="Calibri"/>
+                <w:sz w:val="19"/>
+                <w:szCs w:val="19"/>
+              </w:rPr>
+              <w:t xml:space="preserve">The share of full dues a new member pays: 1.0 = full dues, 0.75 = 25% off, 0 = free</w:t>
+            </w:r>
+          </w:p>
+        </w:tc>
+      </w:tr>
+    </w:tbl>
+    <w:p>
+      <w:pPr>
+        <w:spacing w:after="240"/>
+      </w:pPr>
+    </w:p>
+    <w:p>
+      <w:pPr>
+        <w:spacing w:after="160"/>
+      </w:pPr>
+      <w:r>
+        <w:rPr>
+          <w:rFonts w:ascii="Calibri" w:cs="Calibri" w:eastAsia="Calibri" w:hAnsi="Calibri"/>
+        </w:rPr>
+        <w:t xml:space="preserve">Changing the </w:t>
+      </w:r>
+      <w:r>
+        <w:rPr>
+          <w:rFonts w:ascii="Calibri" w:cs="Calibri" w:eastAsia="Calibri" w:hAnsi="Calibri"/>
+          <w:b/>
+          <w:bCs/>
+        </w:rPr>
+        <w:t xml:space="preserve">current membership year</w:t>
+      </w:r>
+      <w:r>
+        <w:rPr>
+          <w:rFonts w:ascii="Calibri" w:cs="Calibri" w:eastAsia="Calibri" w:hAnsi="Calibri"/>
+        </w:rPr>
+        <w:t xml:space="preserve"> or the </w:t>
+      </w:r>
+      <w:r>
+        <w:rPr>
+          <w:rFonts w:ascii="Calibri" w:cs="Calibri" w:eastAsia="Calibri" w:hAnsi="Calibri"/>
+          <w:b/>
+          <w:bCs/>
+        </w:rPr>
+        <w:t xml:space="preserve">grace period</w:t>
+      </w:r>
+      <w:r>
+        <w:rPr>
+          <w:rFonts w:ascii="Calibri" w:cs="Calibri" w:eastAsia="Calibri" w:hAnsi="Calibri"/>
+        </w:rPr>
+        <w:t xml:space="preserve"> changes members' statuses, so Honcho asks first. A page lists the changes and how many members will be re-checked; click </w:t>
+      </w:r>
+      <w:r>
+        <w:rPr>
+          <w:rFonts w:ascii="Calibri" w:cs="Calibri" w:eastAsia="Calibri" w:hAnsi="Calibri"/>
+          <w:b/>
+          <w:bCs/>
+        </w:rPr>
+        <w:t xml:space="preserve">Save and re-check</w:t>
+      </w:r>
+      <w:r>
+        <w:rPr>
+          <w:rFonts w:ascii="Calibri" w:cs="Calibri" w:eastAsia="Calibri" w:hAnsi="Calibri"/>
+        </w:rPr>
+        <w:t xml:space="preserve"> to go ahead or </w:t>
+      </w:r>
+      <w:r>
+        <w:rPr>
+          <w:rFonts w:ascii="Calibri" w:cs="Calibri" w:eastAsia="Calibri" w:hAnsi="Calibri"/>
+          <w:b/>
+          <w:bCs/>
+        </w:rPr>
+        <w:t xml:space="preserve">Cancel</w:t>
+      </w:r>
+      <w:r>
+        <w:rPr>
+          <w:rFonts w:ascii="Calibri" w:cs="Calibri" w:eastAsia="Calibri" w:hAnsi="Calibri"/>
+        </w:rPr>
+        <w:t xml:space="preserve"> to change nothing. When it's done, the message at the top says how many members' status changed.</w:t>
+      </w:r>
+    </w:p>
+    <w:p>
+      <w:pPr>
+        <w:spacing w:after="160"/>
+      </w:pPr>
+      <w:r>
+        <w:rPr>
+          <w:rFonts w:ascii="Calibri" w:cs="Calibri" w:eastAsia="Calibri" w:hAnsi="Calibri"/>
+        </w:rPr>
+        <w:t xml:space="preserve">Lifetime members (year 2099) always stay Current. To make someone a Financial Admin, tick </w:t>
+      </w:r>
+      <w:r>
+        <w:rPr>
+          <w:rFonts w:ascii="Calibri" w:cs="Calibri" w:eastAsia="Calibri" w:hAnsi="Calibri"/>
+          <w:b/>
+          <w:bCs/>
+        </w:rPr>
+        <w:t xml:space="preserve">Financial Admin</w:t>
+      </w:r>
+      <w:r>
+        <w:rPr>
+          <w:rFonts w:ascii="Calibri" w:cs="Calibri" w:eastAsia="Calibri" w:hAnsi="Calibri"/>
+        </w:rPr>
+        <w:t xml:space="preserve"> on their member record, or in Member Permissions.</w:t>
       </w:r>
     </w:p>
     <w:p>

--- a/docs/users-guide/Honcho_Users_Guide.docx
+++ b/docs/users-guide/Honcho_Users_Guide.docx
@@ -45,7 +45,7 @@
           <w:sz w:val="20"/>
           <w:szCs w:val="20"/>
         </w:rPr>
-        <w:t xml:space="preserve">Generated 2026-10-25</w:t>
+        <w:t xml:space="preserve">Generated 2026-10-26</w:t>
       </w:r>
     </w:p>
     <w:p>
@@ -3950,6 +3950,187 @@
         <w:spacing w:after="240" w:before="500"/>
       </w:pPr>
       <w:r>
+        <w:t xml:space="preserve">Your Membership Card</w:t>
+      </w:r>
+    </w:p>
+    <w:p>
+      <w:pPr>
+        <w:spacing w:after="160"/>
+      </w:pPr>
+      <w:r>
+        <w:rPr>
+          <w:rFonts w:ascii="Calibri" w:cs="Calibri" w:eastAsia="Calibri" w:hAnsi="Calibri"/>
+        </w:rPr>
+        <w:t xml:space="preserve">Click </w:t>
+      </w:r>
+      <w:r>
+        <w:rPr>
+          <w:rFonts w:ascii="Calibri" w:cs="Calibri" w:eastAsia="Calibri" w:hAnsi="Calibri"/>
+          <w:b/>
+          <w:bCs/>
+        </w:rPr>
+        <w:t xml:space="preserve">My Card</w:t>
+      </w:r>
+      <w:r>
+        <w:rPr>
+          <w:rFonts w:ascii="Calibri" w:cs="Calibri" w:eastAsia="Calibri" w:hAnsi="Calibri"/>
+        </w:rPr>
+        <w:t xml:space="preserve"> in the side menu (or the </w:t>
+      </w:r>
+      <w:r>
+        <w:rPr>
+          <w:rFonts w:ascii="Calibri" w:cs="Calibri" w:eastAsia="Calibri" w:hAnsi="Calibri"/>
+          <w:b/>
+          <w:bCs/>
+        </w:rPr>
+        <w:t xml:space="preserve">Card</w:t>
+      </w:r>
+      <w:r>
+        <w:rPr>
+          <w:rFonts w:ascii="Calibri" w:cs="Calibri" w:eastAsia="Calibri" w:hAnsi="Calibri"/>
+        </w:rPr>
+        <w:t xml:space="preserve"> tab in the phone app) to see your digital membership card: your name, member number, chapter, member type, the year your membership runs to, and a QR code.</w:t>
+      </w:r>
+    </w:p>
+    <w:p>
+      <w:pPr>
+        <w:spacing w:after="160"/>
+      </w:pPr>
+      <w:r>
+        <w:rPr>
+          <w:rFonts w:ascii="Calibri" w:cs="Calibri" w:eastAsia="Calibri" w:hAnsi="Calibri"/>
+        </w:rPr>
+        <w:t xml:space="preserve">Show the QR code at the door of BPA events and meetings. A volunteer scans it and the system checks, at that moment, that your membership is current. The code contains no personal information.</w:t>
+      </w:r>
+    </w:p>
+    <w:p>
+      <w:pPr>
+        <w:spacing w:after="160"/>
+      </w:pPr>
+      <w:r>
+        <w:rPr>
+          <w:rFonts w:ascii="Calibri" w:cs="Calibri" w:eastAsia="Calibri" w:hAnsi="Calibri"/>
+        </w:rPr>
+        <w:t xml:space="preserve">In the phone app the card also opens without signal, as long as you've opened it once before with signal.</w:t>
+      </w:r>
+    </w:p>
+    <w:p>
+      <w:pPr>
+        <w:pStyle w:val="Heading3"/>
+        <w:spacing w:after="160" w:before="320"/>
+      </w:pPr>
+      <w:r>
+        <w:t xml:space="preserve">Lost Your Phone?</w:t>
+      </w:r>
+    </w:p>
+    <w:p>
+      <w:pPr>
+        <w:spacing w:after="160"/>
+      </w:pPr>
+      <w:r>
+        <w:rPr>
+          <w:rFonts w:ascii="Calibri" w:cs="Calibri" w:eastAsia="Calibri" w:hAnsi="Calibri"/>
+        </w:rPr>
+        <w:t xml:space="preserve">Open My Card on another device, tick </w:t>
+      </w:r>
+      <w:r>
+        <w:rPr>
+          <w:rFonts w:ascii="Calibri" w:cs="Calibri" w:eastAsia="Calibri" w:hAnsi="Calibri"/>
+          <w:b/>
+          <w:bCs/>
+        </w:rPr>
+        <w:t xml:space="preserve">I understand the old card stops working</w:t>
+      </w:r>
+      <w:r>
+        <w:rPr>
+          <w:rFonts w:ascii="Calibri" w:cs="Calibri" w:eastAsia="Calibri" w:hAnsi="Calibri"/>
+        </w:rPr>
+        <w:t xml:space="preserve"> and click </w:t>
+      </w:r>
+      <w:r>
+        <w:rPr>
+          <w:rFonts w:ascii="Calibri" w:cs="Calibri" w:eastAsia="Calibri" w:hAnsi="Calibri"/>
+          <w:b/>
+          <w:bCs/>
+        </w:rPr>
+        <w:t xml:space="preserve">Cancel and issue a new card</w:t>
+      </w:r>
+      <w:r>
+        <w:rPr>
+          <w:rFonts w:ascii="Calibri" w:cs="Calibri" w:eastAsia="Calibri" w:hAnsi="Calibri"/>
+        </w:rPr>
+        <w:t xml:space="preserve">. The QR code on the lost phone stops working at once. Your Chapter Admin or a Member Admin can do this for you too.</w:t>
+      </w:r>
+    </w:p>
+    <w:tbl>
+      <w:tblPr>
+        <w:tblW w:type="pct" w:w="5000"/>
+        <w:tblBorders>
+          <w:top w:val="single" w:color="5BC0DE" w:sz="4"/>
+          <w:left w:val="single" w:color="5BC0DE" w:sz="4"/>
+          <w:bottom w:val="single" w:color="5BC0DE" w:sz="4"/>
+          <w:right w:val="single" w:color="5BC0DE" w:sz="4"/>
+          <w:insideH w:val="single" w:color="auto" w:sz="4"/>
+          <w:insideV w:val="single" w:color="auto" w:sz="4"/>
+        </w:tblBorders>
+      </w:tblPr>
+      <w:tblGrid>
+        <w:gridCol w:w="9360"/>
+      </w:tblGrid>
+      <w:tr>
+        <w:tc>
+          <w:tcPr>
+            <w:tcW w:type="pct" w:w="5000"/>
+            <w:shd w:fill="D9EDF7" w:val="clear"/>
+            <w:tcMar>
+              <w:top w:type="dxa" w:w="160"/>
+              <w:left w:type="dxa" w:w="200"/>
+              <w:bottom w:type="dxa" w:w="160"/>
+              <w:right w:type="dxa" w:w="200"/>
+            </w:tcMar>
+          </w:tcPr>
+          <w:p>
+            <w:pPr>
+              <w:spacing w:after="0"/>
+            </w:pPr>
+            <w:r>
+              <w:rPr>
+                <w:rFonts w:ascii="Calibri" w:cs="Calibri" w:eastAsia="Calibri" w:hAnsi="Calibri"/>
+              </w:rPr>
+              <w:t xml:space="preserve">Coming soon: </w:t>
+            </w:r>
+            <w:r>
+              <w:rPr>
+                <w:rFonts w:ascii="Calibri" w:cs="Calibri" w:eastAsia="Calibri" w:hAnsi="Calibri"/>
+                <w:b/>
+                <w:bCs/>
+              </w:rPr>
+              <w:t xml:space="preserve">Add to Google Wallet</w:t>
+            </w:r>
+            <w:r>
+              <w:rPr>
+                <w:rFonts w:ascii="Calibri" w:cs="Calibri" w:eastAsia="Calibri" w:hAnsi="Calibri"/>
+              </w:rPr>
+              <w:t xml:space="preserve">, so the card sits in your phone's wallet. Apple Wallet will follow.</w:t>
+            </w:r>
+          </w:p>
+        </w:tc>
+      </w:tr>
+    </w:tbl>
+    <w:p>
+      <w:pPr>
+        <w:spacing w:after="200"/>
+      </w:pPr>
+    </w:p>
+    <w:p>
+      <w:pPr>
+        <w:pStyle w:val="Heading2"/>
+        <w:pBdr>
+          <w:bottom w:val="single" w:color="2C3E50" w:sz="6" w:space="8"/>
+        </w:pBdr>
+        <w:spacing w:after="240" w:before="500"/>
+      </w:pPr>
+      <w:r>
         <w:t xml:space="preserve">Membership Status</w:t>
       </w:r>
     </w:p>
@@ -8496,6 +8677,54 @@
           <w:rFonts w:ascii="Calibri" w:cs="Calibri" w:eastAsia="Calibri" w:hAnsi="Calibri"/>
         </w:rPr>
         <w:t xml:space="preserve"> as their Current Year and save. Lifetime members are always Current, whatever the dues year.</w:t>
+      </w:r>
+    </w:p>
+    <w:p>
+      <w:pPr>
+        <w:pStyle w:val="Heading3"/>
+        <w:spacing w:after="160" w:before="320"/>
+      </w:pPr>
+      <w:r>
+        <w:t xml:space="preserve">Membership Cards</w:t>
+      </w:r>
+    </w:p>
+    <w:p>
+      <w:pPr>
+        <w:spacing w:after="160"/>
+      </w:pPr>
+      <w:r>
+        <w:rPr>
+          <w:rFonts w:ascii="Calibri" w:cs="Calibri" w:eastAsia="Calibri" w:hAnsi="Calibri"/>
+        </w:rPr>
+        <w:t xml:space="preserve">The </w:t>
+      </w:r>
+      <w:r>
+        <w:rPr>
+          <w:rFonts w:ascii="Calibri" w:cs="Calibri" w:eastAsia="Calibri" w:hAnsi="Calibri"/>
+          <w:b/>
+          <w:bCs/>
+        </w:rPr>
+        <w:t xml:space="preserve">Card</w:t>
+      </w:r>
+      <w:r>
+        <w:rPr>
+          <w:rFonts w:ascii="Calibri" w:cs="Calibri" w:eastAsia="Calibri" w:hAnsi="Calibri"/>
+        </w:rPr>
+        <w:t xml:space="preserve"> button on a member's record shows their digital membership card. If they've lost their phone, </w:t>
+      </w:r>
+      <w:r>
+        <w:rPr>
+          <w:rFonts w:ascii="Calibri" w:cs="Calibri" w:eastAsia="Calibri" w:hAnsi="Calibri"/>
+          <w:b/>
+          <w:bCs/>
+        </w:rPr>
+        <w:t xml:space="preserve">Cancel and issue a new card</w:t>
+      </w:r>
+      <w:r>
+        <w:rPr>
+          <w:rFonts w:ascii="Calibri" w:cs="Calibri" w:eastAsia="Calibri" w:hAnsi="Calibri"/>
+        </w:rPr>
+        <w:t xml:space="preserve"> stops the old QR code working at once. Chapter Admins can do this for their own chapter's members.</w:t>
       </w:r>
     </w:p>
     <w:p>

--- a/docs/users-guide/Honcho_Users_Guide.docx
+++ b/docs/users-guide/Honcho_Users_Guide.docx
@@ -45,7 +45,7 @@
           <w:sz w:val="20"/>
           <w:szCs w:val="20"/>
         </w:rPr>
-        <w:t xml:space="preserve">Generated 2026-10-26</w:t>
+        <w:t xml:space="preserve">Generated 2026-10-27</w:t>
       </w:r>
     </w:p>
     <w:p>
@@ -3405,7 +3405,7 @@
                 <w:sz w:val="19"/>
                 <w:szCs w:val="19"/>
               </w:rPr>
-              <w:t xml:space="preserve">Pilot Certificate &amp; Ratings</w:t>
+              <w:t xml:space="preserve">Certificates &amp; Ratings</w:t>
             </w:r>
           </w:p>
         </w:tc>
@@ -3804,6 +3804,68 @@
           <w:rFonts w:ascii="Calibri" w:cs="Calibri" w:eastAsia="Calibri" w:hAnsi="Calibri"/>
         </w:rPr>
         <w:t xml:space="preserve"> section each aircraft has its own row. Change a row to edit it, fill in a blank row to add one, or tick its delete box to remove it, then save.</w:t>
+      </w:r>
+    </w:p>
+    <w:p>
+      <w:pPr>
+        <w:pStyle w:val="Heading3"/>
+        <w:spacing w:after="160" w:before="320"/>
+      </w:pPr>
+      <w:r>
+        <w:t xml:space="preserve">Text Size</w:t>
+      </w:r>
+    </w:p>
+    <w:p>
+      <w:pPr>
+        <w:spacing w:after="160"/>
+      </w:pPr>
+      <w:r>
+        <w:rPr>
+          <w:rFonts w:ascii="Calibri" w:cs="Calibri" w:eastAsia="Calibri" w:hAnsi="Calibri"/>
+        </w:rPr>
+        <w:t xml:space="preserve">Click </w:t>
+      </w:r>
+      <w:r>
+        <w:rPr>
+          <w:rFonts w:ascii="Calibri" w:cs="Calibri" w:eastAsia="Calibri" w:hAnsi="Calibri"/>
+          <w:b/>
+          <w:bCs/>
+        </w:rPr>
+        <w:t xml:space="preserve">Font</w:t>
+      </w:r>
+      <w:r>
+        <w:rPr>
+          <w:rFonts w:ascii="Calibri" w:cs="Calibri" w:eastAsia="Calibri" w:hAnsi="Calibri"/>
+        </w:rPr>
+        <w:t xml:space="preserve"> in the top bar (next to Change Password) to choose how large text appears for you: tabs, headings, labels, values and buttons, each Small, Medium or Large. Click </w:t>
+      </w:r>
+      <w:r>
+        <w:rPr>
+          <w:rFonts w:ascii="Calibri" w:cs="Calibri" w:eastAsia="Calibri" w:hAnsi="Calibri"/>
+          <w:b/>
+          <w:bCs/>
+        </w:rPr>
+        <w:t xml:space="preserve">Save</w:t>
+      </w:r>
+      <w:r>
+        <w:rPr>
+          <w:rFonts w:ascii="Calibri" w:cs="Calibri" w:eastAsia="Calibri" w:hAnsi="Calibri"/>
+        </w:rPr>
+        <w:t xml:space="preserve"> and the page reloads with the new sizes. The same choices are under </w:t>
+      </w:r>
+      <w:r>
+        <w:rPr>
+          <w:rFonts w:ascii="Calibri" w:cs="Calibri" w:eastAsia="Calibri" w:hAnsi="Calibri"/>
+          <w:b/>
+          <w:bCs/>
+        </w:rPr>
+        <w:t xml:space="preserve">Preferences</w:t>
+      </w:r>
+      <w:r>
+        <w:rPr>
+          <w:rFonts w:ascii="Calibri" w:cs="Calibri" w:eastAsia="Calibri" w:hAnsi="Calibri"/>
+        </w:rPr>
+        <w:t xml:space="preserve"> on your profile.</w:t>
       </w:r>
     </w:p>
     <w:p>
@@ -13638,7 +13700,21 @@
               <w:rPr>
                 <w:rFonts w:ascii="Calibri" w:cs="Calibri" w:eastAsia="Calibri" w:hAnsi="Calibri"/>
               </w:rPr>
-              <w:t xml:space="preserve"> menu. Projects is part of the staff portal, so it isn't in the member menu.</w:t>
+              <w:t xml:space="preserve"> menu, for members with the System Admin role; an installation can have a dedicated account for this that isn't a person (BPA's is </w:t>
+            </w:r>
+            <w:r>
+              <w:rPr>
+                <w:rFonts w:ascii="Calibri" w:cs="Calibri" w:eastAsia="Calibri" w:hAnsi="Calibri"/>
+                <w:b/>
+                <w:bCs/>
+              </w:rPr>
+              <w:t xml:space="preserve">portaladmin</w:t>
+            </w:r>
+            <w:r>
+              <w:rPr>
+                <w:rFonts w:ascii="Calibri" w:cs="Calibri" w:eastAsia="Calibri" w:hAnsi="Calibri"/>
+              </w:rPr>
+              <w:t xml:space="preserve">). Staff accounts always sign in at the staff login, not the member portal. Projects is part of the staff portal, so it isn't in the member menu.</w:t>
             </w:r>
           </w:p>
         </w:tc>
@@ -14276,7 +14352,7 @@
                 <w:sz w:val="19"/>
                 <w:szCs w:val="19"/>
               </w:rPr>
-              <w:t xml:space="preserve">Look</w:t>
+              <w:t xml:space="preserve">Member Fields</w:t>
             </w:r>
           </w:p>
         </w:tc>
@@ -14301,7 +14377,7 @@
                 <w:sz w:val="19"/>
                 <w:szCs w:val="19"/>
               </w:rPr>
-              <w:t xml:space="preserve">The color scheme, the logo and header logo, and the extra button in the member home's top menu (for example a registration link)</w:t>
+              <w:t xml:space="preserve">Show or hide some fields of the member record (Department, Reports To and Lead Source so far). A hidden field disappears from the profile and the edit form; anything already stored in it is kept</w:t>
             </w:r>
           </w:p>
         </w:tc>
@@ -14330,7 +14406,7 @@
                 <w:sz w:val="19"/>
                 <w:szCs w:val="19"/>
               </w:rPr>
-              <w:t xml:space="preserve">Features &amp; Policy</w:t>
+              <w:t xml:space="preserve">Look</w:t>
             </w:r>
           </w:p>
         </w:tc>
@@ -14355,7 +14431,7 @@
                 <w:sz w:val="19"/>
                 <w:szCs w:val="19"/>
               </w:rPr>
-              <w:t xml:space="preserve">Whether the site's front address shows the public website, whether members may post Bulletin Board sticky notes, the minimum password length, and whether new members must change their password the first time they log in</w:t>
+              <w:t xml:space="preserve">The color scheme, the logo and header logo, and the extra button in the member home's top menu (for example a registration link)</w:t>
             </w:r>
           </w:p>
         </w:tc>
@@ -14384,6 +14460,60 @@
                 <w:sz w:val="19"/>
                 <w:szCs w:val="19"/>
               </w:rPr>
+              <w:t xml:space="preserve">Features &amp; Policy</w:t>
+            </w:r>
+          </w:p>
+        </w:tc>
+        <w:tc>
+          <w:tcPr>
+            <w:tcW w:type="dxa" w:w="4680"/>
+            <w:shd w:fill="F7F9FA" w:val="clear"/>
+            <w:tcMar>
+              <w:top w:type="dxa" w:w="100"/>
+              <w:left w:type="dxa" w:w="120"/>
+              <w:bottom w:type="dxa" w:w="100"/>
+              <w:right w:type="dxa" w:w="120"/>
+            </w:tcMar>
+          </w:tcPr>
+          <w:p>
+            <w:pPr>
+              <w:spacing w:after="0"/>
+            </w:pPr>
+            <w:r>
+              <w:rPr>
+                <w:rFonts w:ascii="Calibri" w:cs="Calibri" w:eastAsia="Calibri" w:hAnsi="Calibri"/>
+                <w:sz w:val="19"/>
+                <w:szCs w:val="19"/>
+              </w:rPr>
+              <w:t xml:space="preserve">Whether the site's front address shows the public website, whether members may post Bulletin Board sticky notes, the minimum password length, and whether new members must change their password the first time they log in</w:t>
+            </w:r>
+          </w:p>
+        </w:tc>
+      </w:tr>
+      <w:tr>
+        <w:tc>
+          <w:tcPr>
+            <w:tcW w:type="dxa" w:w="4680"/>
+            <w:shd w:fill="FFFFFF" w:val="clear"/>
+            <w:tcMar>
+              <w:top w:type="dxa" w:w="100"/>
+              <w:left w:type="dxa" w:w="120"/>
+              <w:bottom w:type="dxa" w:w="100"/>
+              <w:right w:type="dxa" w:w="120"/>
+            </w:tcMar>
+          </w:tcPr>
+          <w:p>
+            <w:pPr>
+              <w:spacing w:after="0"/>
+            </w:pPr>
+            <w:r>
+              <w:rPr>
+                <w:rFonts w:ascii="Calibri" w:cs="Calibri" w:eastAsia="Calibri" w:hAnsi="Calibri"/>
+                <w:b/>
+                <w:bCs/>
+                <w:sz w:val="19"/>
+                <w:szCs w:val="19"/>
+              </w:rPr>
               <w:t xml:space="preserve">DMS</w:t>
             </w:r>
           </w:p>
@@ -14391,7 +14521,7 @@
         <w:tc>
           <w:tcPr>
             <w:tcW w:type="dxa" w:w="4680"/>
-            <w:shd w:fill="F7F9FA" w:val="clear"/>
+            <w:shd w:fill="FFFFFF" w:val="clear"/>
             <w:tcMar>
               <w:top w:type="dxa" w:w="100"/>
               <w:left w:type="dxa" w:w="120"/>

--- a/docs/users-guide/Honcho_Users_Guide.docx
+++ b/docs/users-guide/Honcho_Users_Guide.docx
@@ -45,7 +45,7 @@
           <w:sz w:val="20"/>
           <w:szCs w:val="20"/>
         </w:rPr>
-        <w:t xml:space="preserve">Generated 2026-10-27</w:t>
+        <w:t xml:space="preserve">Generated 2026-10-28</w:t>
       </w:r>
     </w:p>
     <w:p>
@@ -2514,7 +2514,7 @@
           <w:b/>
           <w:bCs/>
         </w:rPr>
-        <w:t xml:space="preserve">Expand/Hide Menu</w:t>
+        <w:t xml:space="preserve">Expand/Hide</w:t>
       </w:r>
       <w:r>
         <w:rPr>

--- a/docs/users-guide/Honcho_Users_Guide.docx
+++ b/docs/users-guide/Honcho_Users_Guide.docx
@@ -2399,7 +2399,7 @@
                 <w:sz w:val="19"/>
                 <w:szCs w:val="19"/>
               </w:rPr>
-              <w:t xml:space="preserve">Admin</w:t>
+              <w:t xml:space="preserve">EMS</w:t>
             </w:r>
           </w:p>
         </w:tc>
@@ -2424,7 +2424,7 @@
                 <w:sz w:val="19"/>
                 <w:szCs w:val="19"/>
               </w:rPr>
-              <w:t xml:space="preserve">Admin pages, shown only if you have an admin role</w:t>
+              <w:t xml:space="preserve">Admin pages, shown only if you have an admin role (the name is set on System Settings &gt; Organization)</w:t>
             </w:r>
           </w:p>
         </w:tc>
@@ -5312,21 +5312,21 @@
         <w:rPr>
           <w:rFonts w:ascii="Calibri" w:cs="Calibri" w:eastAsia="Calibri" w:hAnsi="Calibri"/>
         </w:rPr>
-        <w:t xml:space="preserve"> section, and the home page's </w:t>
-      </w:r>
-      <w:r>
-        <w:rPr>
-          <w:rFonts w:ascii="Calibri" w:cs="Calibri" w:eastAsia="Calibri" w:hAnsi="Calibri"/>
-          <w:b/>
-          <w:bCs/>
-        </w:rPr>
-        <w:t xml:space="preserve">Admin</w:t>
-      </w:r>
-      <w:r>
-        <w:rPr>
-          <w:rFonts w:ascii="Calibri" w:cs="Calibri" w:eastAsia="Calibri" w:hAnsi="Calibri"/>
-        </w:rPr>
-        <w:t xml:space="preserve"> tile shows </w:t>
+        <w:t xml:space="preserve"> section, and the side menu's </w:t>
+      </w:r>
+      <w:r>
+        <w:rPr>
+          <w:rFonts w:ascii="Calibri" w:cs="Calibri" w:eastAsia="Calibri" w:hAnsi="Calibri"/>
+          <w:b/>
+          <w:bCs/>
+        </w:rPr>
+        <w:t xml:space="preserve">EMS</w:t>
+      </w:r>
+      <w:r>
+        <w:rPr>
+          <w:rFonts w:ascii="Calibri" w:cs="Calibri" w:eastAsia="Calibri" w:hAnsi="Calibri"/>
+        </w:rPr>
+        <w:t xml:space="preserve"> item shows </w:t>
       </w:r>
       <w:r>
         <w:rPr>

--- a/docs/users-guide/Honcho_Users_Guide.docx
+++ b/docs/users-guide/Honcho_Users_Guide.docx
@@ -10889,6 +10889,503 @@
           <w:rFonts w:ascii="Calibri" w:cs="Calibri" w:eastAsia="Calibri" w:hAnsi="Calibri"/>
         </w:rPr>
         <w:t xml:space="preserve">Each picture shows how many times it's used. A picture can only be deleted when nothing uses it.</w:t>
+      </w:r>
+    </w:p>
+    <w:p>
+      <w:pPr>
+        <w:spacing w:after="120"/>
+      </w:pPr>
+    </w:p>
+    <w:p>
+      <w:pPr>
+        <w:pStyle w:val="Heading3"/>
+        <w:spacing w:after="160" w:before="320"/>
+      </w:pPr>
+      <w:r>
+        <w:t xml:space="preserve">Pictures for the Slider</w:t>
+      </w:r>
+    </w:p>
+    <w:p>
+      <w:pPr>
+        <w:spacing w:after="160"/>
+      </w:pPr>
+      <w:r>
+        <w:rPr>
+          <w:rFonts w:ascii="Calibri" w:cs="Calibri" w:eastAsia="Calibri" w:hAnsi="Calibri"/>
+        </w:rPr>
+        <w:t xml:space="preserve">The slider on the member home and the public website is always </w:t>
+      </w:r>
+      <w:r>
+        <w:rPr>
+          <w:rFonts w:ascii="Calibri" w:cs="Calibri" w:eastAsia="Calibri" w:hAnsi="Calibri"/>
+          <w:b/>
+          <w:bCs/>
+        </w:rPr>
+        <w:t xml:space="preserve">470 pixels tall</w:t>
+      </w:r>
+      <w:r>
+        <w:rPr>
+          <w:rFonts w:ascii="Calibri" w:cs="Calibri" w:eastAsia="Calibri" w:hAnsi="Calibri"/>
+        </w:rPr>
+        <w:t xml:space="preserve">; its width follows the screen, so the picture is cropped to fit:</w:t>
+      </w:r>
+    </w:p>
+    <w:tbl>
+      <w:tblPr>
+        <w:tblW w:type="dxa" w:w="9360"/>
+        <w:tblBorders>
+          <w:top w:val="single" w:color="auto" w:sz="4"/>
+          <w:left w:val="single" w:color="auto" w:sz="4"/>
+          <w:bottom w:val="single" w:color="auto" w:sz="4"/>
+          <w:right w:val="single" w:color="auto" w:sz="4"/>
+          <w:insideH w:val="single" w:color="auto" w:sz="4"/>
+          <w:insideV w:val="single" w:color="auto" w:sz="4"/>
+        </w:tblBorders>
+      </w:tblPr>
+      <w:tblGrid>
+        <w:gridCol w:w="3120"/>
+        <w:gridCol w:w="3120"/>
+        <w:gridCol w:w="3120"/>
+      </w:tblGrid>
+      <w:tr>
+        <w:trPr>
+          <w:tblHeader/>
+        </w:trPr>
+        <w:tc>
+          <w:tcPr>
+            <w:tcW w:type="dxa" w:w="3120"/>
+            <w:shd w:fill="2C3E50" w:val="clear"/>
+            <w:tcMar>
+              <w:top w:type="dxa" w:w="100"/>
+              <w:left w:type="dxa" w:w="120"/>
+              <w:bottom w:type="dxa" w:w="100"/>
+              <w:right w:type="dxa" w:w="120"/>
+            </w:tcMar>
+          </w:tcPr>
+          <w:p>
+            <w:pPr>
+              <w:spacing w:after="0"/>
+            </w:pPr>
+            <w:r>
+              <w:rPr>
+                <w:rFonts w:ascii="Calibri" w:cs="Calibri" w:eastAsia="Calibri" w:hAnsi="Calibri"/>
+                <w:b/>
+                <w:bCs/>
+                <w:color w:val="FFFFFF"/>
+                <w:sz w:val="20"/>
+                <w:szCs w:val="20"/>
+              </w:rPr>
+              <w:t xml:space="preserve">Screen width</w:t>
+            </w:r>
+          </w:p>
+        </w:tc>
+        <w:tc>
+          <w:tcPr>
+            <w:tcW w:type="dxa" w:w="3120"/>
+            <w:shd w:fill="2C3E50" w:val="clear"/>
+            <w:tcMar>
+              <w:top w:type="dxa" w:w="100"/>
+              <w:left w:type="dxa" w:w="120"/>
+              <w:bottom w:type="dxa" w:w="100"/>
+              <w:right w:type="dxa" w:w="120"/>
+            </w:tcMar>
+          </w:tcPr>
+          <w:p>
+            <w:pPr>
+              <w:spacing w:after="0"/>
+            </w:pPr>
+            <w:r>
+              <w:rPr>
+                <w:rFonts w:ascii="Calibri" w:cs="Calibri" w:eastAsia="Calibri" w:hAnsi="Calibri"/>
+                <w:b/>
+                <w:bCs/>
+                <w:color w:val="FFFFFF"/>
+                <w:sz w:val="20"/>
+                <w:szCs w:val="20"/>
+              </w:rPr>
+              <w:t xml:space="preserve">Slide size</w:t>
+            </w:r>
+          </w:p>
+        </w:tc>
+        <w:tc>
+          <w:tcPr>
+            <w:tcW w:type="dxa" w:w="3120"/>
+            <w:shd w:fill="2C3E50" w:val="clear"/>
+            <w:tcMar>
+              <w:top w:type="dxa" w:w="100"/>
+              <w:left w:type="dxa" w:w="120"/>
+              <w:bottom w:type="dxa" w:w="100"/>
+              <w:right w:type="dxa" w:w="120"/>
+            </w:tcMar>
+          </w:tcPr>
+          <w:p>
+            <w:pPr>
+              <w:spacing w:after="0"/>
+            </w:pPr>
+            <w:r>
+              <w:rPr>
+                <w:rFonts w:ascii="Calibri" w:cs="Calibri" w:eastAsia="Calibri" w:hAnsi="Calibri"/>
+                <w:b/>
+                <w:bCs/>
+                <w:color w:val="FFFFFF"/>
+                <w:sz w:val="20"/>
+                <w:szCs w:val="20"/>
+              </w:rPr>
+              <w:t xml:space="preserve">Shape (width : height)</w:t>
+            </w:r>
+          </w:p>
+        </w:tc>
+      </w:tr>
+      <w:tr>
+        <w:tc>
+          <w:tcPr>
+            <w:tcW w:type="dxa" w:w="3120"/>
+            <w:shd w:fill="FFFFFF" w:val="clear"/>
+            <w:tcMar>
+              <w:top w:type="dxa" w:w="100"/>
+              <w:left w:type="dxa" w:w="120"/>
+              <w:bottom w:type="dxa" w:w="100"/>
+              <w:right w:type="dxa" w:w="120"/>
+            </w:tcMar>
+          </w:tcPr>
+          <w:p>
+            <w:pPr>
+              <w:spacing w:after="0"/>
+            </w:pPr>
+            <w:r>
+              <w:rPr>
+                <w:rFonts w:ascii="Calibri" w:cs="Calibri" w:eastAsia="Calibri" w:hAnsi="Calibri"/>
+                <w:sz w:val="19"/>
+                <w:szCs w:val="19"/>
+              </w:rPr>
+              <w:t xml:space="preserve">1280</w:t>
+            </w:r>
+          </w:p>
+        </w:tc>
+        <w:tc>
+          <w:tcPr>
+            <w:tcW w:type="dxa" w:w="3120"/>
+            <w:shd w:fill="FFFFFF" w:val="clear"/>
+            <w:tcMar>
+              <w:top w:type="dxa" w:w="100"/>
+              <w:left w:type="dxa" w:w="120"/>
+              <w:bottom w:type="dxa" w:w="100"/>
+              <w:right w:type="dxa" w:w="120"/>
+            </w:tcMar>
+          </w:tcPr>
+          <w:p>
+            <w:pPr>
+              <w:spacing w:after="0"/>
+            </w:pPr>
+            <w:r>
+              <w:rPr>
+                <w:rFonts w:ascii="Calibri" w:cs="Calibri" w:eastAsia="Calibri" w:hAnsi="Calibri"/>
+                <w:sz w:val="19"/>
+                <w:szCs w:val="19"/>
+              </w:rPr>
+              <w:t xml:space="preserve">about 990 x 470</w:t>
+            </w:r>
+          </w:p>
+        </w:tc>
+        <w:tc>
+          <w:tcPr>
+            <w:tcW w:type="dxa" w:w="3120"/>
+            <w:shd w:fill="FFFFFF" w:val="clear"/>
+            <w:tcMar>
+              <w:top w:type="dxa" w:w="100"/>
+              <w:left w:type="dxa" w:w="120"/>
+              <w:bottom w:type="dxa" w:w="100"/>
+              <w:right w:type="dxa" w:w="120"/>
+            </w:tcMar>
+          </w:tcPr>
+          <w:p>
+            <w:pPr>
+              <w:spacing w:after="0"/>
+            </w:pPr>
+            <w:r>
+              <w:rPr>
+                <w:rFonts w:ascii="Calibri" w:cs="Calibri" w:eastAsia="Calibri" w:hAnsi="Calibri"/>
+                <w:sz w:val="19"/>
+                <w:szCs w:val="19"/>
+              </w:rPr>
+              <w:t xml:space="preserve">2.1 : 1</w:t>
+            </w:r>
+          </w:p>
+        </w:tc>
+      </w:tr>
+      <w:tr>
+        <w:tc>
+          <w:tcPr>
+            <w:tcW w:type="dxa" w:w="3120"/>
+            <w:shd w:fill="F7F9FA" w:val="clear"/>
+            <w:tcMar>
+              <w:top w:type="dxa" w:w="100"/>
+              <w:left w:type="dxa" w:w="120"/>
+              <w:bottom w:type="dxa" w:w="100"/>
+              <w:right w:type="dxa" w:w="120"/>
+            </w:tcMar>
+          </w:tcPr>
+          <w:p>
+            <w:pPr>
+              <w:spacing w:after="0"/>
+            </w:pPr>
+            <w:r>
+              <w:rPr>
+                <w:rFonts w:ascii="Calibri" w:cs="Calibri" w:eastAsia="Calibri" w:hAnsi="Calibri"/>
+                <w:sz w:val="19"/>
+                <w:szCs w:val="19"/>
+              </w:rPr>
+              <w:t xml:space="preserve">1440</w:t>
+            </w:r>
+          </w:p>
+        </w:tc>
+        <w:tc>
+          <w:tcPr>
+            <w:tcW w:type="dxa" w:w="3120"/>
+            <w:shd w:fill="F7F9FA" w:val="clear"/>
+            <w:tcMar>
+              <w:top w:type="dxa" w:w="100"/>
+              <w:left w:type="dxa" w:w="120"/>
+              <w:bottom w:type="dxa" w:w="100"/>
+              <w:right w:type="dxa" w:w="120"/>
+            </w:tcMar>
+          </w:tcPr>
+          <w:p>
+            <w:pPr>
+              <w:spacing w:after="0"/>
+            </w:pPr>
+            <w:r>
+              <w:rPr>
+                <w:rFonts w:ascii="Calibri" w:cs="Calibri" w:eastAsia="Calibri" w:hAnsi="Calibri"/>
+                <w:sz w:val="19"/>
+                <w:szCs w:val="19"/>
+              </w:rPr>
+              <w:t xml:space="preserve">about 1150 x 470</w:t>
+            </w:r>
+          </w:p>
+        </w:tc>
+        <w:tc>
+          <w:tcPr>
+            <w:tcW w:type="dxa" w:w="3120"/>
+            <w:shd w:fill="F7F9FA" w:val="clear"/>
+            <w:tcMar>
+              <w:top w:type="dxa" w:w="100"/>
+              <w:left w:type="dxa" w:w="120"/>
+              <w:bottom w:type="dxa" w:w="100"/>
+              <w:right w:type="dxa" w:w="120"/>
+            </w:tcMar>
+          </w:tcPr>
+          <w:p>
+            <w:pPr>
+              <w:spacing w:after="0"/>
+            </w:pPr>
+            <w:r>
+              <w:rPr>
+                <w:rFonts w:ascii="Calibri" w:cs="Calibri" w:eastAsia="Calibri" w:hAnsi="Calibri"/>
+                <w:sz w:val="19"/>
+                <w:szCs w:val="19"/>
+              </w:rPr>
+              <w:t xml:space="preserve">2.4 : 1</w:t>
+            </w:r>
+          </w:p>
+        </w:tc>
+      </w:tr>
+      <w:tr>
+        <w:tc>
+          <w:tcPr>
+            <w:tcW w:type="dxa" w:w="3120"/>
+            <w:shd w:fill="FFFFFF" w:val="clear"/>
+            <w:tcMar>
+              <w:top w:type="dxa" w:w="100"/>
+              <w:left w:type="dxa" w:w="120"/>
+              <w:bottom w:type="dxa" w:w="100"/>
+              <w:right w:type="dxa" w:w="120"/>
+            </w:tcMar>
+          </w:tcPr>
+          <w:p>
+            <w:pPr>
+              <w:spacing w:after="0"/>
+            </w:pPr>
+            <w:r>
+              <w:rPr>
+                <w:rFonts w:ascii="Calibri" w:cs="Calibri" w:eastAsia="Calibri" w:hAnsi="Calibri"/>
+                <w:sz w:val="19"/>
+                <w:szCs w:val="19"/>
+              </w:rPr>
+              <w:t xml:space="preserve">1920</w:t>
+            </w:r>
+          </w:p>
+        </w:tc>
+        <w:tc>
+          <w:tcPr>
+            <w:tcW w:type="dxa" w:w="3120"/>
+            <w:shd w:fill="FFFFFF" w:val="clear"/>
+            <w:tcMar>
+              <w:top w:type="dxa" w:w="100"/>
+              <w:left w:type="dxa" w:w="120"/>
+              <w:bottom w:type="dxa" w:w="100"/>
+              <w:right w:type="dxa" w:w="120"/>
+            </w:tcMar>
+          </w:tcPr>
+          <w:p>
+            <w:pPr>
+              <w:spacing w:after="0"/>
+            </w:pPr>
+            <w:r>
+              <w:rPr>
+                <w:rFonts w:ascii="Calibri" w:cs="Calibri" w:eastAsia="Calibri" w:hAnsi="Calibri"/>
+                <w:sz w:val="19"/>
+                <w:szCs w:val="19"/>
+              </w:rPr>
+              <w:t xml:space="preserve">about 1630 x 470</w:t>
+            </w:r>
+          </w:p>
+        </w:tc>
+        <w:tc>
+          <w:tcPr>
+            <w:tcW w:type="dxa" w:w="3120"/>
+            <w:shd w:fill="FFFFFF" w:val="clear"/>
+            <w:tcMar>
+              <w:top w:type="dxa" w:w="100"/>
+              <w:left w:type="dxa" w:w="120"/>
+              <w:bottom w:type="dxa" w:w="100"/>
+              <w:right w:type="dxa" w:w="120"/>
+            </w:tcMar>
+          </w:tcPr>
+          <w:p>
+            <w:pPr>
+              <w:spacing w:after="0"/>
+            </w:pPr>
+            <w:r>
+              <w:rPr>
+                <w:rFonts w:ascii="Calibri" w:cs="Calibri" w:eastAsia="Calibri" w:hAnsi="Calibri"/>
+                <w:sz w:val="19"/>
+                <w:szCs w:val="19"/>
+              </w:rPr>
+              <w:t xml:space="preserve">3.5 : 1</w:t>
+            </w:r>
+          </w:p>
+        </w:tc>
+      </w:tr>
+    </w:tbl>
+    <w:p>
+      <w:pPr>
+        <w:spacing w:after="240"/>
+      </w:pPr>
+    </w:p>
+    <w:p>
+      <w:pPr>
+        <w:spacing w:after="160"/>
+      </w:pPr>
+      <w:r>
+        <w:rPr>
+          <w:rFonts w:ascii="Calibri" w:cs="Calibri" w:eastAsia="Calibri" w:hAnsi="Calibri"/>
+          <w:b/>
+          <w:bCs/>
+        </w:rPr>
+        <w:t xml:space="preserve">Best size: 1920 x 640 pixels</w:t>
+      </w:r>
+      <w:r>
+        <w:rPr>
+          <w:rFonts w:ascii="Calibri" w:cs="Calibri" w:eastAsia="Calibri" w:hAnsi="Calibri"/>
+        </w:rPr>
+        <w:t xml:space="preserve"> (3 : 1), a JPEG under about 400 KB. Uploads wider than 1920 pixels are made 1920 wide automatically, so a larger picture gains nothing.</w:t>
+      </w:r>
+    </w:p>
+    <w:p>
+      <w:pPr>
+        <w:pStyle w:val="ListParagraph"/>
+        <w:numPr>
+          <w:ilvl w:val="0"/>
+          <w:numId w:val="3"/>
+        </w:numPr>
+        <w:spacing w:after="100"/>
+      </w:pPr>
+      <w:r>
+        <w:rPr>
+          <w:rFonts w:ascii="Calibri" w:cs="Calibri" w:eastAsia="Calibri" w:hAnsi="Calibri"/>
+          <w:b/>
+          <w:bCs/>
+        </w:rPr>
+        <w:t xml:space="preserve">Keep people and key details in the middle</w:t>
+      </w:r>
+      <w:r>
+        <w:rPr>
+          <w:rFonts w:ascii="Calibri" w:cs="Calibri" w:eastAsia="Calibri" w:hAnsi="Calibri"/>
+        </w:rPr>
+        <w:t xml:space="preserve">, roughly the middle 60% of the width: the sides are cut off on narrower screens.</w:t>
+      </w:r>
+    </w:p>
+    <w:p>
+      <w:pPr>
+        <w:pStyle w:val="ListParagraph"/>
+        <w:numPr>
+          <w:ilvl w:val="0"/>
+          <w:numId w:val="3"/>
+        </w:numPr>
+        <w:spacing w:after="100"/>
+      </w:pPr>
+      <w:r>
+        <w:rPr>
+          <w:rFonts w:ascii="Calibri" w:cs="Calibri" w:eastAsia="Calibri" w:hAnsi="Calibri"/>
+          <w:b/>
+          <w:bCs/>
+        </w:rPr>
+        <w:t xml:space="preserve">Leave the left third fairly plain.</w:t>
+      </w:r>
+      <w:r>
+        <w:rPr>
+          <w:rFonts w:ascii="Calibri" w:cs="Calibri" w:eastAsia="Calibri" w:hAnsi="Calibri"/>
+        </w:rPr>
+        <w:t xml:space="preserve"> The slide's headline, text and button sit over it.</w:t>
+      </w:r>
+    </w:p>
+    <w:p>
+      <w:pPr>
+        <w:pStyle w:val="ListParagraph"/>
+        <w:numPr>
+          <w:ilvl w:val="0"/>
+          <w:numId w:val="3"/>
+        </w:numPr>
+        <w:spacing w:after="100"/>
+      </w:pPr>
+      <w:r>
+        <w:rPr>
+          <w:rFonts w:ascii="Calibri" w:cs="Calibri" w:eastAsia="Calibri" w:hAnsi="Calibri"/>
+          <w:b/>
+          <w:bCs/>
+        </w:rPr>
+        <w:t xml:space="preserve">Give heads room at the top.</w:t>
+      </w:r>
+      <w:r>
+        <w:rPr>
+          <w:rFonts w:ascii="Calibri" w:cs="Calibri" w:eastAsia="Calibri" w:hAnsi="Calibri"/>
+        </w:rPr>
+        <w:t xml:space="preserve"> The slider keeps the upper part of a picture, but a tall picture still loses some of its top and bottom.</w:t>
+      </w:r>
+    </w:p>
+    <w:p>
+      <w:pPr>
+        <w:pStyle w:val="ListParagraph"/>
+        <w:numPr>
+          <w:ilvl w:val="0"/>
+          <w:numId w:val="3"/>
+        </w:numPr>
+        <w:spacing w:after="100"/>
+      </w:pPr>
+      <w:r>
+        <w:rPr>
+          <w:rFonts w:ascii="Calibri" w:cs="Calibri" w:eastAsia="Calibri" w:hAnsi="Calibri"/>
+          <w:b/>
+          <w:bCs/>
+        </w:rPr>
+        <w:t xml:space="preserve">Avoid portrait and square pictures.</w:t>
+      </w:r>
+      <w:r>
+        <w:rPr>
+          <w:rFonts w:ascii="Calibri" w:cs="Calibri" w:eastAsia="Calibri" w:hAnsi="Calibri"/>
+        </w:rPr>
+        <w:t xml:space="preserve"> A 4 : 3 photo (for example 1024 x 768) is cropped heavily and looks soft stretched across a wide screen.</w:t>
       </w:r>
     </w:p>
     <w:p>

--- a/docs/users-guide/Honcho_Users_Guide.docx
+++ b/docs/users-guide/Honcho_Users_Guide.docx
@@ -11437,7 +11437,35 @@
         <w:rPr>
           <w:rFonts w:ascii="Calibri" w:cs="Calibri" w:eastAsia="Calibri" w:hAnsi="Calibri"/>
         </w:rPr>
-        <w:t xml:space="preserve"> tile or menu item.</w:t>
+        <w:t xml:space="preserve"> tile or menu item. The button at the top takes you back: </w:t>
+      </w:r>
+      <w:r>
+        <w:rPr>
+          <w:rFonts w:ascii="Calibri" w:cs="Calibri" w:eastAsia="Calibri" w:hAnsi="Calibri"/>
+          <w:b/>
+          <w:bCs/>
+        </w:rPr>
+        <w:t xml:space="preserve">Home</w:t>
+      </w:r>
+      <w:r>
+        <w:rPr>
+          <w:rFonts w:ascii="Calibri" w:cs="Calibri" w:eastAsia="Calibri" w:hAnsi="Calibri"/>
+        </w:rPr>
+        <w:t xml:space="preserve"> when you came from the member home, </w:t>
+      </w:r>
+      <w:r>
+        <w:rPr>
+          <w:rFonts w:ascii="Calibri" w:cs="Calibri" w:eastAsia="Calibri" w:hAnsi="Calibri"/>
+          <w:b/>
+          <w:bCs/>
+        </w:rPr>
+        <w:t xml:space="preserve">Dashboard</w:t>
+      </w:r>
+      <w:r>
+        <w:rPr>
+          <w:rFonts w:ascii="Calibri" w:cs="Calibri" w:eastAsia="Calibri" w:hAnsi="Calibri"/>
+        </w:rPr>
+        <w:t xml:space="preserve"> when you came from the EMS (admin) menu.</w:t>
       </w:r>
     </w:p>
     <w:p>

--- a/docs/users-guide/Honcho_Users_Guide.docx
+++ b/docs/users-guide/Honcho_Users_Guide.docx
@@ -45,7 +45,7 @@
           <w:sz w:val="20"/>
           <w:szCs w:val="20"/>
         </w:rPr>
-        <w:t xml:space="preserve">Generated 2026-10-28</w:t>
+        <w:t xml:space="preserve">Generated 2026-10-29</w:t>
       </w:r>
     </w:p>
     <w:p>
@@ -5726,6 +5726,60 @@
           </w:p>
         </w:tc>
       </w:tr>
+      <w:tr>
+        <w:tc>
+          <w:tcPr>
+            <w:tcW w:type="dxa" w:w="4680"/>
+            <w:shd w:fill="F7F9FA" w:val="clear"/>
+            <w:tcMar>
+              <w:top w:type="dxa" w:w="100"/>
+              <w:left w:type="dxa" w:w="120"/>
+              <w:bottom w:type="dxa" w:w="100"/>
+              <w:right w:type="dxa" w:w="120"/>
+            </w:tcMar>
+          </w:tcPr>
+          <w:p>
+            <w:pPr>
+              <w:spacing w:after="0"/>
+            </w:pPr>
+            <w:r>
+              <w:rPr>
+                <w:rFonts w:ascii="Calibri" w:cs="Calibri" w:eastAsia="Calibri" w:hAnsi="Calibri"/>
+                <w:b/>
+                <w:bCs/>
+                <w:sz w:val="19"/>
+                <w:szCs w:val="19"/>
+              </w:rPr>
+              <w:t xml:space="preserve">Chapter AI</w:t>
+            </w:r>
+          </w:p>
+        </w:tc>
+        <w:tc>
+          <w:tcPr>
+            <w:tcW w:type="dxa" w:w="4680"/>
+            <w:shd w:fill="F7F9FA" w:val="clear"/>
+            <w:tcMar>
+              <w:top w:type="dxa" w:w="100"/>
+              <w:left w:type="dxa" w:w="120"/>
+              <w:bottom w:type="dxa" w:w="100"/>
+              <w:right w:type="dxa" w:w="120"/>
+            </w:tcMar>
+          </w:tcPr>
+          <w:p>
+            <w:pPr>
+              <w:spacing w:after="0"/>
+            </w:pPr>
+            <w:r>
+              <w:rPr>
+                <w:rFonts w:ascii="Calibri" w:cs="Calibri" w:eastAsia="Calibri" w:hAnsi="Calibri"/>
+                <w:sz w:val="19"/>
+                <w:szCs w:val="19"/>
+              </w:rPr>
+              <w:t xml:space="preserve">When the AI module is switched on: your chapter's own AI provider account, if it wants one (API key, model, monthly limit, Test connection). Your chapter pays that provider directly. Without one, your chapter uses National's AI or none, as National decides</w:t>
+            </w:r>
+          </w:p>
+        </w:tc>
+      </w:tr>
     </w:tbl>
     <w:p>
       <w:pPr>
@@ -13902,7 +13956,7 @@
                 <w:sz w:val="19"/>
                 <w:szCs w:val="19"/>
               </w:rPr>
-              <w:t xml:space="preserve">Auditlog</w:t>
+              <w:t xml:space="preserve">AI Connections</w:t>
             </w:r>
           </w:p>
         </w:tc>
@@ -13927,7 +13981,43 @@
                 <w:sz w:val="19"/>
                 <w:szCs w:val="19"/>
               </w:rPr>
-              <w:t xml:space="preserve">A record of who did what and when: logins, changes, approvals and deletions. Only on installs without the staff portal (see below)</w:t>
+              <w:t xml:space="preserve">When the AI module is switched on: National's AI provider account (API key, model, on/off, monthly limit), a </w:t>
+            </w:r>
+            <w:r>
+              <w:rPr>
+                <w:rFonts w:ascii="Calibri" w:cs="Calibri" w:eastAsia="Calibri" w:hAnsi="Calibri"/>
+                <w:b/>
+                <w:bCs/>
+                <w:sz w:val="19"/>
+                <w:szCs w:val="19"/>
+              </w:rPr>
+              <w:t xml:space="preserve">Test connection</w:t>
+            </w:r>
+            <w:r>
+              <w:rPr>
+                <w:rFonts w:ascii="Calibri" w:cs="Calibri" w:eastAsia="Calibri" w:hAnsi="Calibri"/>
+                <w:sz w:val="19"/>
+                <w:szCs w:val="19"/>
+              </w:rPr>
+              <w:t xml:space="preserve"> button, which chapters have their own, and </w:t>
+            </w:r>
+            <w:r>
+              <w:rPr>
+                <w:rFonts w:ascii="Calibri" w:cs="Calibri" w:eastAsia="Calibri" w:hAnsi="Calibri"/>
+                <w:b/>
+                <w:bCs/>
+                <w:sz w:val="19"/>
+                <w:szCs w:val="19"/>
+              </w:rPr>
+              <w:t xml:space="preserve">Usage</w:t>
+            </w:r>
+            <w:r>
+              <w:rPr>
+                <w:rFonts w:ascii="Calibri" w:cs="Calibri" w:eastAsia="Calibri" w:hAnsi="Calibri"/>
+                <w:sz w:val="19"/>
+                <w:szCs w:val="19"/>
+              </w:rPr>
+              <w:t xml:space="preserve"> (requests and estimated cost by month). The key is stored encrypted and never shown again. A Claude or ChatGPT *subscription* can't be entered here; it takes an API key from the provider's console</w:t>
             </w:r>
           </w:p>
         </w:tc>
@@ -13956,7 +14046,7 @@
                 <w:sz w:val="19"/>
                 <w:szCs w:val="19"/>
               </w:rPr>
-              <w:t xml:space="preserve">Security Groups</w:t>
+              <w:t xml:space="preserve">Auditlog</w:t>
             </w:r>
           </w:p>
         </w:tc>
@@ -13981,7 +14071,7 @@
                 <w:sz w:val="19"/>
                 <w:szCs w:val="19"/>
               </w:rPr>
-              <w:t xml:space="preserve">Groups of people and the functions each group may use. Only on installs without the staff portal (see below)</w:t>
+              <w:t xml:space="preserve">A record of who did what and when: logins, changes, approvals and deletions. Only on installs without the staff portal (see below)</w:t>
             </w:r>
           </w:p>
         </w:tc>
@@ -14010,7 +14100,7 @@
                 <w:sz w:val="19"/>
                 <w:szCs w:val="19"/>
               </w:rPr>
-              <w:t xml:space="preserve">CCMPS Scopes</w:t>
+              <w:t xml:space="preserve">Security Groups</w:t>
             </w:r>
           </w:p>
         </w:tc>
@@ -14035,7 +14125,7 @@
                 <w:sz w:val="19"/>
                 <w:szCs w:val="19"/>
               </w:rPr>
-              <w:t xml:space="preserve">The "who can see it" choices for posts</w:t>
+              <w:t xml:space="preserve">Groups of people and the functions each group may use. Only on installs without the staff portal (see below)</w:t>
             </w:r>
           </w:p>
         </w:tc>
@@ -14064,7 +14154,7 @@
                 <w:sz w:val="19"/>
                 <w:szCs w:val="19"/>
               </w:rPr>
-              <w:t xml:space="preserve">Developer Guide</w:t>
+              <w:t xml:space="preserve">CCMPS Scopes</w:t>
             </w:r>
           </w:p>
         </w:tc>
@@ -14089,7 +14179,7 @@
                 <w:sz w:val="19"/>
                 <w:szCs w:val="19"/>
               </w:rPr>
-              <w:t xml:space="preserve">Technical documentation for whoever maintains Honcho</w:t>
+              <w:t xml:space="preserve">The "who can see it" choices for posts</w:t>
             </w:r>
           </w:p>
         </w:tc>
@@ -14118,6 +14208,60 @@
                 <w:sz w:val="19"/>
                 <w:szCs w:val="19"/>
               </w:rPr>
+              <w:t xml:space="preserve">Developer Guide</w:t>
+            </w:r>
+          </w:p>
+        </w:tc>
+        <w:tc>
+          <w:tcPr>
+            <w:tcW w:type="dxa" w:w="4680"/>
+            <w:shd w:fill="FFFFFF" w:val="clear"/>
+            <w:tcMar>
+              <w:top w:type="dxa" w:w="100"/>
+              <w:left w:type="dxa" w:w="120"/>
+              <w:bottom w:type="dxa" w:w="100"/>
+              <w:right w:type="dxa" w:w="120"/>
+            </w:tcMar>
+          </w:tcPr>
+          <w:p>
+            <w:pPr>
+              <w:spacing w:after="0"/>
+            </w:pPr>
+            <w:r>
+              <w:rPr>
+                <w:rFonts w:ascii="Calibri" w:cs="Calibri" w:eastAsia="Calibri" w:hAnsi="Calibri"/>
+                <w:sz w:val="19"/>
+                <w:szCs w:val="19"/>
+              </w:rPr>
+              <w:t xml:space="preserve">Technical documentation for whoever maintains Honcho</w:t>
+            </w:r>
+          </w:p>
+        </w:tc>
+      </w:tr>
+      <w:tr>
+        <w:tc>
+          <w:tcPr>
+            <w:tcW w:type="dxa" w:w="4680"/>
+            <w:shd w:fill="F7F9FA" w:val="clear"/>
+            <w:tcMar>
+              <w:top w:type="dxa" w:w="100"/>
+              <w:left w:type="dxa" w:w="120"/>
+              <w:bottom w:type="dxa" w:w="100"/>
+              <w:right w:type="dxa" w:w="120"/>
+            </w:tcMar>
+          </w:tcPr>
+          <w:p>
+            <w:pPr>
+              <w:spacing w:after="0"/>
+            </w:pPr>
+            <w:r>
+              <w:rPr>
+                <w:rFonts w:ascii="Calibri" w:cs="Calibri" w:eastAsia="Calibri" w:hAnsi="Calibri"/>
+                <w:b/>
+                <w:bCs/>
+                <w:sz w:val="19"/>
+                <w:szCs w:val="19"/>
+              </w:rPr>
               <w:t xml:space="preserve">Master Spreadsheet</w:t>
             </w:r>
           </w:p>
@@ -14125,7 +14269,7 @@
         <w:tc>
           <w:tcPr>
             <w:tcW w:type="dxa" w:w="4680"/>
-            <w:shd w:fill="FFFFFF" w:val="clear"/>
+            <w:shd w:fill="F7F9FA" w:val="clear"/>
             <w:tcMar>
               <w:top w:type="dxa" w:w="100"/>
               <w:left w:type="dxa" w:w="120"/>

--- a/docs/users-guide/Honcho_Users_Guide.docx
+++ b/docs/users-guide/Honcho_Users_Guide.docx
@@ -5750,6 +5750,60 @@
                 <w:sz w:val="19"/>
                 <w:szCs w:val="19"/>
               </w:rPr>
+              <w:t xml:space="preserve">Coffee Report</w:t>
+            </w:r>
+          </w:p>
+        </w:tc>
+        <w:tc>
+          <w:tcPr>
+            <w:tcW w:type="dxa" w:w="4680"/>
+            <w:shd w:fill="F7F9FA" w:val="clear"/>
+            <w:tcMar>
+              <w:top w:type="dxa" w:w="100"/>
+              <w:left w:type="dxa" w:w="120"/>
+              <w:bottom w:type="dxa" w:w="100"/>
+              <w:right w:type="dxa" w:w="120"/>
+            </w:tcMar>
+          </w:tcPr>
+          <w:p>
+            <w:pPr>
+              <w:spacing w:after="0"/>
+            </w:pPr>
+            <w:r>
+              <w:rPr>
+                <w:rFonts w:ascii="Calibri" w:cs="Calibri" w:eastAsia="Calibri" w:hAnsi="Calibri"/>
+                <w:sz w:val="19"/>
+                <w:szCs w:val="19"/>
+              </w:rPr>
+              <w:t xml:space="preserve">When the AI module is switched on: your chapter's own daily email for its Chapter Admins: your chapter's membership numbers, events, posts and documents, plus weather, news and YouTube sections you choose. Preview, Send me a test, and a list of what was sent</w:t>
+            </w:r>
+          </w:p>
+        </w:tc>
+      </w:tr>
+      <w:tr>
+        <w:tc>
+          <w:tcPr>
+            <w:tcW w:type="dxa" w:w="4680"/>
+            <w:shd w:fill="FFFFFF" w:val="clear"/>
+            <w:tcMar>
+              <w:top w:type="dxa" w:w="100"/>
+              <w:left w:type="dxa" w:w="120"/>
+              <w:bottom w:type="dxa" w:w="100"/>
+              <w:right w:type="dxa" w:w="120"/>
+            </w:tcMar>
+          </w:tcPr>
+          <w:p>
+            <w:pPr>
+              <w:spacing w:after="0"/>
+            </w:pPr>
+            <w:r>
+              <w:rPr>
+                <w:rFonts w:ascii="Calibri" w:cs="Calibri" w:eastAsia="Calibri" w:hAnsi="Calibri"/>
+                <w:b/>
+                <w:bCs/>
+                <w:sz w:val="19"/>
+                <w:szCs w:val="19"/>
+              </w:rPr>
               <w:t xml:space="preserve">Chapter AI</w:t>
             </w:r>
           </w:p>
@@ -5757,7 +5811,7 @@
         <w:tc>
           <w:tcPr>
             <w:tcW w:type="dxa" w:w="4680"/>
-            <w:shd w:fill="F7F9FA" w:val="clear"/>
+            <w:shd w:fill="FFFFFF" w:val="clear"/>
             <w:tcMar>
               <w:top w:type="dxa" w:w="100"/>
               <w:left w:type="dxa" w:w="120"/>
@@ -13956,7 +14010,7 @@
                 <w:sz w:val="19"/>
                 <w:szCs w:val="19"/>
               </w:rPr>
-              <w:t xml:space="preserve">AI Connections</w:t>
+              <w:t xml:space="preserve">Coffee Report</w:t>
             </w:r>
           </w:p>
         </w:tc>
@@ -13981,43 +14035,61 @@
                 <w:sz w:val="19"/>
                 <w:szCs w:val="19"/>
               </w:rPr>
-              <w:t xml:space="preserve">When the AI module is switched on: National's AI provider account (API key, model, on/off, monthly limit), a </w:t>
-            </w:r>
-            <w:r>
-              <w:rPr>
-                <w:rFonts w:ascii="Calibri" w:cs="Calibri" w:eastAsia="Calibri" w:hAnsi="Calibri"/>
-                <w:b/>
-                <w:bCs/>
-                <w:sz w:val="19"/>
-                <w:szCs w:val="19"/>
-              </w:rPr>
-              <w:t xml:space="preserve">Test connection</w:t>
-            </w:r>
-            <w:r>
-              <w:rPr>
-                <w:rFonts w:ascii="Calibri" w:cs="Calibri" w:eastAsia="Calibri" w:hAnsi="Calibri"/>
-                <w:sz w:val="19"/>
-                <w:szCs w:val="19"/>
-              </w:rPr>
-              <w:t xml:space="preserve"> button, which chapters have their own, and </w:t>
-            </w:r>
-            <w:r>
-              <w:rPr>
-                <w:rFonts w:ascii="Calibri" w:cs="Calibri" w:eastAsia="Calibri" w:hAnsi="Calibri"/>
-                <w:b/>
-                <w:bCs/>
-                <w:sz w:val="19"/>
-                <w:szCs w:val="19"/>
-              </w:rPr>
-              <w:t xml:space="preserve">Usage</w:t>
-            </w:r>
-            <w:r>
-              <w:rPr>
-                <w:rFonts w:ascii="Calibri" w:cs="Calibri" w:eastAsia="Calibri" w:hAnsi="Calibri"/>
-                <w:sz w:val="19"/>
-                <w:szCs w:val="19"/>
-              </w:rPr>
-              <w:t xml:space="preserve"> (requests and estimated cost by month). The key is stored encrypted and never shown again. A Claude or ChatGPT *subscription* can't be entered here; it takes an API key from the provider's console</w:t>
+              <w:t xml:space="preserve">When the AI module is switched on: a short daily email for National's admins with membership numbers, upcoming events, Sunshine and Bulletin Board posts, documents waiting for approval, and weather, news and YouTube sections you choose. Pick the days, time, recipients and tone; </w:t>
+            </w:r>
+            <w:r>
+              <w:rPr>
+                <w:rFonts w:ascii="Calibri" w:cs="Calibri" w:eastAsia="Calibri" w:hAnsi="Calibri"/>
+                <w:b/>
+                <w:bCs/>
+                <w:sz w:val="19"/>
+                <w:szCs w:val="19"/>
+              </w:rPr>
+              <w:t xml:space="preserve">Preview</w:t>
+            </w:r>
+            <w:r>
+              <w:rPr>
+                <w:rFonts w:ascii="Calibri" w:cs="Calibri" w:eastAsia="Calibri" w:hAnsi="Calibri"/>
+                <w:sz w:val="19"/>
+                <w:szCs w:val="19"/>
+              </w:rPr>
+              <w:t xml:space="preserve"> shows today's report without sending, </w:t>
+            </w:r>
+            <w:r>
+              <w:rPr>
+                <w:rFonts w:ascii="Calibri" w:cs="Calibri" w:eastAsia="Calibri" w:hAnsi="Calibri"/>
+                <w:b/>
+                <w:bCs/>
+                <w:sz w:val="19"/>
+                <w:szCs w:val="19"/>
+              </w:rPr>
+              <w:t xml:space="preserve">Send me a test</w:t>
+            </w:r>
+            <w:r>
+              <w:rPr>
+                <w:rFonts w:ascii="Calibri" w:cs="Calibri" w:eastAsia="Calibri" w:hAnsi="Calibri"/>
+                <w:sz w:val="19"/>
+                <w:szCs w:val="19"/>
+              </w:rPr>
+              <w:t xml:space="preserve"> emails it to you, and </w:t>
+            </w:r>
+            <w:r>
+              <w:rPr>
+                <w:rFonts w:ascii="Calibri" w:cs="Calibri" w:eastAsia="Calibri" w:hAnsi="Calibri"/>
+                <w:b/>
+                <w:bCs/>
+                <w:sz w:val="19"/>
+                <w:szCs w:val="19"/>
+              </w:rPr>
+              <w:t xml:space="preserve">Sent</w:t>
+            </w:r>
+            <w:r>
+              <w:rPr>
+                <w:rFonts w:ascii="Calibri" w:cs="Calibri" w:eastAsia="Calibri" w:hAnsi="Calibri"/>
+                <w:sz w:val="19"/>
+                <w:szCs w:val="19"/>
+              </w:rPr>
+              <w:t xml:space="preserve"> lists every report sent with the facts it was written from. With an AI connection the AI writes it up; without one the plain facts are sent</w:t>
             </w:r>
           </w:p>
         </w:tc>
@@ -14046,7 +14118,7 @@
                 <w:sz w:val="19"/>
                 <w:szCs w:val="19"/>
               </w:rPr>
-              <w:t xml:space="preserve">Auditlog</w:t>
+              <w:t xml:space="preserve">AI Connections</w:t>
             </w:r>
           </w:p>
         </w:tc>
@@ -14071,7 +14143,43 @@
                 <w:sz w:val="19"/>
                 <w:szCs w:val="19"/>
               </w:rPr>
-              <w:t xml:space="preserve">A record of who did what and when: logins, changes, approvals and deletions. Only on installs without the staff portal (see below)</w:t>
+              <w:t xml:space="preserve">When the AI module is switched on: National's AI provider account (API key, model, on/off, monthly limit), a </w:t>
+            </w:r>
+            <w:r>
+              <w:rPr>
+                <w:rFonts w:ascii="Calibri" w:cs="Calibri" w:eastAsia="Calibri" w:hAnsi="Calibri"/>
+                <w:b/>
+                <w:bCs/>
+                <w:sz w:val="19"/>
+                <w:szCs w:val="19"/>
+              </w:rPr>
+              <w:t xml:space="preserve">Test connection</w:t>
+            </w:r>
+            <w:r>
+              <w:rPr>
+                <w:rFonts w:ascii="Calibri" w:cs="Calibri" w:eastAsia="Calibri" w:hAnsi="Calibri"/>
+                <w:sz w:val="19"/>
+                <w:szCs w:val="19"/>
+              </w:rPr>
+              <w:t xml:space="preserve"> button, which chapters have their own, and </w:t>
+            </w:r>
+            <w:r>
+              <w:rPr>
+                <w:rFonts w:ascii="Calibri" w:cs="Calibri" w:eastAsia="Calibri" w:hAnsi="Calibri"/>
+                <w:b/>
+                <w:bCs/>
+                <w:sz w:val="19"/>
+                <w:szCs w:val="19"/>
+              </w:rPr>
+              <w:t xml:space="preserve">Usage</w:t>
+            </w:r>
+            <w:r>
+              <w:rPr>
+                <w:rFonts w:ascii="Calibri" w:cs="Calibri" w:eastAsia="Calibri" w:hAnsi="Calibri"/>
+                <w:sz w:val="19"/>
+                <w:szCs w:val="19"/>
+              </w:rPr>
+              <w:t xml:space="preserve"> (requests and estimated cost by month). The key is stored encrypted and never shown again. A Claude or ChatGPT *subscription* can't be entered here; it takes an API key from the provider's console</w:t>
             </w:r>
           </w:p>
         </w:tc>
@@ -14100,7 +14208,7 @@
                 <w:sz w:val="19"/>
                 <w:szCs w:val="19"/>
               </w:rPr>
-              <w:t xml:space="preserve">Security Groups</w:t>
+              <w:t xml:space="preserve">Auditlog</w:t>
             </w:r>
           </w:p>
         </w:tc>
@@ -14125,7 +14233,7 @@
                 <w:sz w:val="19"/>
                 <w:szCs w:val="19"/>
               </w:rPr>
-              <w:t xml:space="preserve">Groups of people and the functions each group may use. Only on installs without the staff portal (see below)</w:t>
+              <w:t xml:space="preserve">A record of who did what and when: logins, changes, approvals and deletions. Only on installs without the staff portal (see below)</w:t>
             </w:r>
           </w:p>
         </w:tc>
@@ -14154,7 +14262,7 @@
                 <w:sz w:val="19"/>
                 <w:szCs w:val="19"/>
               </w:rPr>
-              <w:t xml:space="preserve">CCMPS Scopes</w:t>
+              <w:t xml:space="preserve">Security Groups</w:t>
             </w:r>
           </w:p>
         </w:tc>
@@ -14179,7 +14287,7 @@
                 <w:sz w:val="19"/>
                 <w:szCs w:val="19"/>
               </w:rPr>
-              <w:t xml:space="preserve">The "who can see it" choices for posts</w:t>
+              <w:t xml:space="preserve">Groups of people and the functions each group may use. Only on installs without the staff portal (see below)</w:t>
             </w:r>
           </w:p>
         </w:tc>
@@ -14208,7 +14316,7 @@
                 <w:sz w:val="19"/>
                 <w:szCs w:val="19"/>
               </w:rPr>
-              <w:t xml:space="preserve">Developer Guide</w:t>
+              <w:t xml:space="preserve">CCMPS Scopes</w:t>
             </w:r>
           </w:p>
         </w:tc>
@@ -14233,7 +14341,7 @@
                 <w:sz w:val="19"/>
                 <w:szCs w:val="19"/>
               </w:rPr>
-              <w:t xml:space="preserve">Technical documentation for whoever maintains Honcho</w:t>
+              <w:t xml:space="preserve">The "who can see it" choices for posts</w:t>
             </w:r>
           </w:p>
         </w:tc>
@@ -14262,6 +14370,60 @@
                 <w:sz w:val="19"/>
                 <w:szCs w:val="19"/>
               </w:rPr>
+              <w:t xml:space="preserve">Developer Guide</w:t>
+            </w:r>
+          </w:p>
+        </w:tc>
+        <w:tc>
+          <w:tcPr>
+            <w:tcW w:type="dxa" w:w="4680"/>
+            <w:shd w:fill="F7F9FA" w:val="clear"/>
+            <w:tcMar>
+              <w:top w:type="dxa" w:w="100"/>
+              <w:left w:type="dxa" w:w="120"/>
+              <w:bottom w:type="dxa" w:w="100"/>
+              <w:right w:type="dxa" w:w="120"/>
+            </w:tcMar>
+          </w:tcPr>
+          <w:p>
+            <w:pPr>
+              <w:spacing w:after="0"/>
+            </w:pPr>
+            <w:r>
+              <w:rPr>
+                <w:rFonts w:ascii="Calibri" w:cs="Calibri" w:eastAsia="Calibri" w:hAnsi="Calibri"/>
+                <w:sz w:val="19"/>
+                <w:szCs w:val="19"/>
+              </w:rPr>
+              <w:t xml:space="preserve">Technical documentation for whoever maintains Honcho</w:t>
+            </w:r>
+          </w:p>
+        </w:tc>
+      </w:tr>
+      <w:tr>
+        <w:tc>
+          <w:tcPr>
+            <w:tcW w:type="dxa" w:w="4680"/>
+            <w:shd w:fill="FFFFFF" w:val="clear"/>
+            <w:tcMar>
+              <w:top w:type="dxa" w:w="100"/>
+              <w:left w:type="dxa" w:w="120"/>
+              <w:bottom w:type="dxa" w:w="100"/>
+              <w:right w:type="dxa" w:w="120"/>
+            </w:tcMar>
+          </w:tcPr>
+          <w:p>
+            <w:pPr>
+              <w:spacing w:after="0"/>
+            </w:pPr>
+            <w:r>
+              <w:rPr>
+                <w:rFonts w:ascii="Calibri" w:cs="Calibri" w:eastAsia="Calibri" w:hAnsi="Calibri"/>
+                <w:b/>
+                <w:bCs/>
+                <w:sz w:val="19"/>
+                <w:szCs w:val="19"/>
+              </w:rPr>
               <w:t xml:space="preserve">Master Spreadsheet</w:t>
             </w:r>
           </w:p>
@@ -14269,7 +14431,7 @@
         <w:tc>
           <w:tcPr>
             <w:tcW w:type="dxa" w:w="4680"/>
-            <w:shd w:fill="F7F9FA" w:val="clear"/>
+            <w:shd w:fill="FFFFFF" w:val="clear"/>
             <w:tcMar>
               <w:top w:type="dxa" w:w="100"/>
               <w:left w:type="dxa" w:w="120"/>

--- a/docs/users-guide/Honcho_Users_Guide.docx
+++ b/docs/users-guide/Honcho_Users_Guide.docx
@@ -5775,7 +5775,7 @@
                 <w:sz w:val="19"/>
                 <w:szCs w:val="19"/>
               </w:rPr>
-              <w:t xml:space="preserve">When the AI module is switched on: your chapter's own daily email for its Chapter Admins: your chapter's membership numbers, events, posts and documents, plus weather, news and YouTube sections you choose. Preview, Send me a test, and a list of what was sent</w:t>
+              <w:t xml:space="preserve">When the AI module is switched on: your chapter's own daily email for its Chapter Admins: your chapter's membership numbers, events, posts and documents, plus weather, news and YouTube sections you choose, by email and optionally to a Telegram chat. Preview, Send me a test, Telegram test, and a list of what was sent</w:t>
             </w:r>
           </w:p>
         </w:tc>
@@ -14035,7 +14035,25 @@
                 <w:sz w:val="19"/>
                 <w:szCs w:val="19"/>
               </w:rPr>
-              <w:t xml:space="preserve">When the AI module is switched on: a short daily email for National's admins with membership numbers, upcoming events, Sunshine and Bulletin Board posts, documents waiting for approval, and weather, news and YouTube sections you choose. Pick the days, time, recipients and tone; </w:t>
+              <w:t xml:space="preserve">When the AI module is switched on: a short daily email for National's admins with membership numbers, upcoming events, Sunshine and Bulletin Board posts, documents waiting for approval, and weather, news and YouTube sections you choose. Pick the days, time, recipients and tone, and optionally a Telegram chat to send it to as well (make a bot with @BotFather, paste its token, message the bot, then use </w:t>
+            </w:r>
+            <w:r>
+              <w:rPr>
+                <w:rFonts w:ascii="Calibri" w:cs="Calibri" w:eastAsia="Calibri" w:hAnsi="Calibri"/>
+                <w:b/>
+                <w:bCs/>
+                <w:sz w:val="19"/>
+                <w:szCs w:val="19"/>
+              </w:rPr>
+              <w:t xml:space="preserve">Find chat ID</w:t>
+            </w:r>
+            <w:r>
+              <w:rPr>
+                <w:rFonts w:ascii="Calibri" w:cs="Calibri" w:eastAsia="Calibri" w:hAnsi="Calibri"/>
+                <w:sz w:val="19"/>
+                <w:szCs w:val="19"/>
+              </w:rPr>
+              <w:t xml:space="preserve">); </w:t>
             </w:r>
             <w:r>
               <w:rPr>
